--- a/TS-Kramam/TS-1.7/TS 1.7 Tamil Krama Paatam Corrections.docx
+++ b/TS-Kramam/TS-1.7/TS 1.7 Tamil Krama Paatam Corrections.docx
@@ -355,7 +355,6 @@
                 <w:lang w:val="en-IN" w:eastAsia="en-IN" w:bidi="ml-IN"/>
               </w:rPr>
             </w:pPr>
-            <w:proofErr w:type="spellStart"/>
             <w:r>
               <w:rPr>
                 <w:rFonts w:cs="Arial"/>
@@ -365,19 +364,7 @@
                 <w:szCs w:val="36"/>
                 <w:lang w:bidi="ml-IN"/>
               </w:rPr>
-              <w:t>Panchaati</w:t>
-            </w:r>
-            <w:proofErr w:type="spellEnd"/>
-            <w:r>
-              <w:rPr>
-                <w:rFonts w:cs="Arial"/>
-                <w:b/>
-                <w:bCs/>
-                <w:sz w:val="28"/>
-                <w:szCs w:val="36"/>
-                <w:lang w:bidi="ml-IN"/>
-              </w:rPr>
-              <w:t xml:space="preserve"> No. </w:t>
+              <w:t xml:space="preserve">Panchaati No. </w:t>
             </w:r>
             <w:r>
               <w:rPr>
@@ -837,6 +824,506 @@
                 <w:lang w:bidi="ta-IN"/>
               </w:rPr>
               <w:t>|</w:t>
+            </w:r>
+          </w:p>
+        </w:tc>
+      </w:tr>
+      <w:tr>
+        <w:trPr>
+          <w:trHeight w:val="1393"/>
+        </w:trPr>
+        <w:tc>
+          <w:tcPr>
+            <w:tcW w:w="3686" w:type="dxa"/>
+          </w:tcPr>
+          <w:p>
+            <w:pPr>
+              <w:widowControl w:val="0"/>
+              <w:tabs>
+                <w:tab w:val="left" w:pos="993"/>
+              </w:tabs>
+              <w:autoSpaceDE w:val="0"/>
+              <w:autoSpaceDN w:val="0"/>
+              <w:adjustRightInd w:val="0"/>
+              <w:spacing w:before="0" w:line="240" w:lineRule="auto"/>
+              <w:rPr>
+                <w:rFonts w:eastAsia="Times New Roman" w:cs="Arial"/>
+                <w:b/>
+                <w:color w:val="EE0000"/>
+                <w:sz w:val="32"/>
+                <w:szCs w:val="32"/>
+                <w:lang w:val="en-IN" w:eastAsia="en-IN" w:bidi="ml-IN"/>
+              </w:rPr>
+            </w:pPr>
+            <w:r>
+              <w:rPr>
+                <w:rFonts w:eastAsia="Times New Roman" w:cs="Arial"/>
+                <w:b/>
+                <w:color w:val="EE0000"/>
+                <w:sz w:val="32"/>
+                <w:szCs w:val="32"/>
+                <w:lang w:val="en-IN" w:eastAsia="en-IN" w:bidi="ml-IN"/>
+              </w:rPr>
+              <w:t>T.S.1.7.1.2 - Kramam</w:t>
+            </w:r>
+          </w:p>
+          <w:p>
+            <w:pPr>
+              <w:widowControl w:val="0"/>
+              <w:autoSpaceDE w:val="0"/>
+              <w:autoSpaceDN w:val="0"/>
+              <w:adjustRightInd w:val="0"/>
+              <w:spacing w:before="0" w:line="240" w:lineRule="auto"/>
+              <w:rPr>
+                <w:rFonts w:cs="Arial"/>
+                <w:b/>
+                <w:bCs/>
+                <w:color w:val="EE0000"/>
+                <w:sz w:val="28"/>
+                <w:szCs w:val="36"/>
+                <w:lang w:val="en-IN" w:bidi="ml-IN"/>
+              </w:rPr>
+            </w:pPr>
+            <w:r>
+              <w:rPr>
+                <w:rFonts w:cs="Arial"/>
+                <w:b/>
+                <w:bCs/>
+                <w:color w:val="EE0000"/>
+                <w:sz w:val="28"/>
+                <w:szCs w:val="36"/>
+                <w:lang w:val="en-IN" w:bidi="ml-IN"/>
+              </w:rPr>
+              <w:t>Krama Vaakyam No. 36</w:t>
+            </w:r>
+          </w:p>
+          <w:p>
+            <w:pPr>
+              <w:widowControl w:val="0"/>
+              <w:tabs>
+                <w:tab w:val="left" w:pos="993"/>
+              </w:tabs>
+              <w:autoSpaceDE w:val="0"/>
+              <w:autoSpaceDN w:val="0"/>
+              <w:adjustRightInd w:val="0"/>
+              <w:spacing w:before="0" w:line="240" w:lineRule="auto"/>
+              <w:rPr>
+                <w:rFonts w:eastAsia="Times New Roman" w:cs="Arial"/>
+                <w:b/>
+                <w:color w:val="EE0000"/>
+                <w:sz w:val="32"/>
+                <w:szCs w:val="32"/>
+                <w:lang w:val="it-IT" w:eastAsia="en-IN" w:bidi="ml-IN"/>
+              </w:rPr>
+            </w:pPr>
+            <w:r>
+              <w:rPr>
+                <w:rFonts w:cs="Arial"/>
+                <w:b/>
+                <w:bCs/>
+                <w:color w:val="EE0000"/>
+                <w:sz w:val="28"/>
+                <w:szCs w:val="36"/>
+                <w:lang w:val="it-IT" w:bidi="ml-IN"/>
+              </w:rPr>
+              <w:t>Panchaati No. 2</w:t>
+            </w:r>
+          </w:p>
+        </w:tc>
+        <w:tc>
+          <w:tcPr>
+            <w:tcW w:w="5196" w:type="dxa"/>
+          </w:tcPr>
+          <w:p>
+            <w:pPr>
+              <w:widowControl w:val="0"/>
+              <w:autoSpaceDE w:val="0"/>
+              <w:autoSpaceDN w:val="0"/>
+              <w:adjustRightInd w:val="0"/>
+              <w:spacing w:before="0" w:line="240" w:lineRule="auto"/>
+              <w:rPr>
+                <w:rFonts w:ascii="Latha" w:hAnsi="Latha" w:cs="Latha"/>
+                <w:color w:val="EE0000"/>
+                <w:sz w:val="28"/>
+                <w:szCs w:val="28"/>
+                <w:lang w:val="it-IT" w:bidi="ta-IN"/>
+              </w:rPr>
+            </w:pPr>
+            <w:r>
+              <w:rPr>
+                <w:rFonts w:ascii="Latha" w:hAnsi="Latha" w:cs="Latha"/>
+                <w:color w:val="EE0000"/>
+                <w:sz w:val="28"/>
+                <w:szCs w:val="28"/>
+                <w:cs/>
+                <w:lang w:bidi="ta-IN"/>
+              </w:rPr>
+              <w:t>இடோ</w:t>
+            </w:r>
+            <w:r>
+              <w:rPr>
+                <w:rFonts w:ascii="Latha" w:hAnsi="Latha" w:cs="Latha"/>
+                <w:b/>
+                <w:bCs/>
+                <w:color w:val="EE0000"/>
+                <w:position w:val="-12"/>
+                <w:sz w:val="28"/>
+                <w:szCs w:val="28"/>
+                <w:cs/>
+                <w:lang w:bidi="ta-IN"/>
+              </w:rPr>
+              <w:t>3</w:t>
+            </w:r>
+            <w:r>
+              <w:rPr>
+                <w:rFonts w:ascii="Latha" w:hAnsi="Latha" w:cs="Latha"/>
+                <w:color w:val="EE0000"/>
+                <w:sz w:val="28"/>
+                <w:szCs w:val="28"/>
+                <w:cs/>
+                <w:lang w:bidi="ta-IN"/>
+              </w:rPr>
+              <w:t>ப</w:t>
+            </w:r>
+            <w:r>
+              <w:rPr>
+                <w:rFonts w:ascii="BRH Tamil Tab Extra" w:hAnsi="BRH Tamil Tab Extra" w:cs="Latha"/>
+                <w:b/>
+                <w:color w:val="EE0000"/>
+                <w:sz w:val="36"/>
+                <w:szCs w:val="28"/>
+                <w:lang w:val="it-IT" w:bidi="ta-IN"/>
+              </w:rPr>
+              <w:t>†</w:t>
+            </w:r>
+            <w:r>
+              <w:rPr>
+                <w:rFonts w:ascii="Latha" w:hAnsi="Latha" w:cs="Latha"/>
+                <w:color w:val="EE0000"/>
+                <w:sz w:val="28"/>
+                <w:szCs w:val="28"/>
+                <w:highlight w:val="yellow"/>
+                <w:cs/>
+                <w:lang w:bidi="ta-IN"/>
+              </w:rPr>
+              <w:t>ஹூ</w:t>
+            </w:r>
+            <w:r>
+              <w:rPr>
+                <w:rFonts w:ascii="BRH Tamil Tab Extra" w:hAnsi="BRH Tamil Tab Extra" w:cs="Latha"/>
+                <w:b/>
+                <w:color w:val="EE0000"/>
+                <w:sz w:val="32"/>
+                <w:szCs w:val="28"/>
+                <w:lang w:val="it-IT" w:bidi="ta-IN"/>
+              </w:rPr>
+              <w:t>…</w:t>
+            </w:r>
+            <w:r>
+              <w:rPr>
+                <w:rFonts w:ascii="Latha" w:hAnsi="Latha" w:cs="Latha"/>
+                <w:color w:val="EE0000"/>
+                <w:sz w:val="28"/>
+                <w:szCs w:val="28"/>
+                <w:cs/>
+                <w:lang w:bidi="ta-IN"/>
+              </w:rPr>
+              <w:t xml:space="preserve">தா </w:t>
+            </w:r>
+            <w:r>
+              <w:rPr>
+                <w:rFonts w:ascii="Latha" w:hAnsi="Latha" w:cs="Latha"/>
+                <w:color w:val="EE0000"/>
+                <w:sz w:val="28"/>
+                <w:szCs w:val="28"/>
+                <w:lang w:val="it-IT" w:bidi="ta-IN"/>
+              </w:rPr>
+              <w:t xml:space="preserve">| </w:t>
+            </w:r>
+          </w:p>
+          <w:p>
+            <w:pPr>
+              <w:widowControl w:val="0"/>
+              <w:autoSpaceDE w:val="0"/>
+              <w:autoSpaceDN w:val="0"/>
+              <w:adjustRightInd w:val="0"/>
+              <w:spacing w:before="0" w:line="240" w:lineRule="auto"/>
+              <w:rPr>
+                <w:rFonts w:ascii="BRH Devanagari Extra" w:hAnsi="BRH Devanagari Extra" w:cs="BRH Devanagari Extra"/>
+                <w:color w:val="EE0000"/>
+                <w:sz w:val="40"/>
+                <w:szCs w:val="40"/>
+                <w:lang w:val="it-IT"/>
+              </w:rPr>
+            </w:pPr>
+            <w:r>
+              <w:rPr>
+                <w:rFonts w:ascii="Latha" w:hAnsi="Latha" w:cs="Latha"/>
+                <w:color w:val="EE0000"/>
+                <w:sz w:val="28"/>
+                <w:szCs w:val="28"/>
+                <w:cs/>
+                <w:lang w:bidi="ta-IN"/>
+              </w:rPr>
+              <w:t>உப</w:t>
+            </w:r>
+            <w:r>
+              <w:rPr>
+                <w:rFonts w:ascii="BRH Tamil Tab Extra" w:hAnsi="BRH Tamil Tab Extra" w:cs="Latha"/>
+                <w:b/>
+                <w:color w:val="EE0000"/>
+                <w:sz w:val="36"/>
+                <w:szCs w:val="28"/>
+                <w:lang w:val="it-IT" w:bidi="ta-IN"/>
+              </w:rPr>
+              <w:t>†</w:t>
+            </w:r>
+            <w:r>
+              <w:rPr>
+                <w:rFonts w:ascii="Latha" w:hAnsi="Latha" w:cs="Latha"/>
+                <w:color w:val="EE0000"/>
+                <w:sz w:val="28"/>
+                <w:szCs w:val="28"/>
+                <w:cs/>
+                <w:lang w:bidi="ta-IN"/>
+              </w:rPr>
+              <w:t>ஹூ</w:t>
+            </w:r>
+            <w:r>
+              <w:rPr>
+                <w:rFonts w:ascii="BRH Tamil Tab Extra" w:hAnsi="BRH Tamil Tab Extra" w:cs="Latha"/>
+                <w:b/>
+                <w:color w:val="EE0000"/>
+                <w:sz w:val="32"/>
+                <w:szCs w:val="28"/>
+                <w:lang w:val="it-IT" w:bidi="ta-IN"/>
+              </w:rPr>
+              <w:t>…</w:t>
+            </w:r>
+            <w:r>
+              <w:rPr>
+                <w:rFonts w:ascii="Latha" w:hAnsi="Latha" w:cs="Latha"/>
+                <w:color w:val="EE0000"/>
+                <w:sz w:val="28"/>
+                <w:szCs w:val="28"/>
+                <w:cs/>
+                <w:lang w:bidi="ta-IN"/>
+              </w:rPr>
+              <w:t>தேதி</w:t>
+            </w:r>
+            <w:r>
+              <w:rPr>
+                <w:rFonts w:ascii="BRH Tamil Tab Extra" w:hAnsi="BRH Tamil Tab Extra" w:cs="Latha"/>
+                <w:b/>
+                <w:color w:val="EE0000"/>
+                <w:sz w:val="36"/>
+                <w:szCs w:val="28"/>
+                <w:lang w:val="it-IT" w:bidi="ta-IN"/>
+              </w:rPr>
+              <w:t>†</w:t>
+            </w:r>
+            <w:r>
+              <w:rPr>
+                <w:rFonts w:ascii="Latha" w:hAnsi="Latha" w:cs="Latha"/>
+                <w:color w:val="EE0000"/>
+                <w:sz w:val="28"/>
+                <w:szCs w:val="28"/>
+                <w:lang w:val="it-IT" w:bidi="ta-IN"/>
+              </w:rPr>
+              <w:t xml:space="preserve"> |</w:t>
+            </w:r>
+          </w:p>
+        </w:tc>
+        <w:tc>
+          <w:tcPr>
+            <w:tcW w:w="5152" w:type="dxa"/>
+          </w:tcPr>
+          <w:p>
+            <w:pPr>
+              <w:widowControl w:val="0"/>
+              <w:autoSpaceDE w:val="0"/>
+              <w:autoSpaceDN w:val="0"/>
+              <w:adjustRightInd w:val="0"/>
+              <w:spacing w:before="0" w:line="240" w:lineRule="auto"/>
+              <w:rPr>
+                <w:rFonts w:ascii="Latha" w:hAnsi="Latha" w:cs="Latha"/>
+                <w:color w:val="EE0000"/>
+                <w:sz w:val="28"/>
+                <w:szCs w:val="28"/>
+                <w:lang w:val="it-IT" w:bidi="ta-IN"/>
+              </w:rPr>
+            </w:pPr>
+            <w:r>
+              <w:rPr>
+                <w:rFonts w:ascii="Latha" w:hAnsi="Latha" w:cs="Latha"/>
+                <w:color w:val="EE0000"/>
+                <w:sz w:val="28"/>
+                <w:szCs w:val="28"/>
+                <w:cs/>
+                <w:lang w:bidi="ta-IN"/>
+              </w:rPr>
+              <w:t>இடோ</w:t>
+            </w:r>
+            <w:r>
+              <w:rPr>
+                <w:rFonts w:ascii="Latha" w:hAnsi="Latha" w:cs="Latha"/>
+                <w:b/>
+                <w:bCs/>
+                <w:color w:val="EE0000"/>
+                <w:position w:val="-12"/>
+                <w:sz w:val="28"/>
+                <w:szCs w:val="28"/>
+                <w:cs/>
+                <w:lang w:bidi="ta-IN"/>
+              </w:rPr>
+              <w:t>3</w:t>
+            </w:r>
+            <w:r>
+              <w:rPr>
+                <w:rFonts w:ascii="Latha" w:hAnsi="Latha" w:cs="Latha"/>
+                <w:color w:val="EE0000"/>
+                <w:sz w:val="28"/>
+                <w:szCs w:val="28"/>
+                <w:cs/>
+                <w:lang w:bidi="ta-IN"/>
+              </w:rPr>
+              <w:t>ப</w:t>
+            </w:r>
+            <w:r>
+              <w:rPr>
+                <w:rFonts w:ascii="BRH Tamil Tab Extra" w:hAnsi="BRH Tamil Tab Extra" w:cs="Latha"/>
+                <w:b/>
+                <w:color w:val="EE0000"/>
+                <w:sz w:val="36"/>
+                <w:szCs w:val="28"/>
+                <w:lang w:val="it-IT" w:bidi="ta-IN"/>
+              </w:rPr>
+              <w:t>†</w:t>
+            </w:r>
+            <w:r>
+              <w:rPr>
+                <w:rFonts w:ascii="Latha" w:hAnsi="Latha" w:cs="Latha"/>
+                <w:color w:val="EE0000"/>
+                <w:sz w:val="28"/>
+                <w:szCs w:val="28"/>
+                <w:highlight w:val="green"/>
+                <w:cs/>
+                <w:lang w:bidi="ta-IN"/>
+              </w:rPr>
+              <w:t>ஹூ</w:t>
+            </w:r>
+            <w:r>
+              <w:rPr>
+                <w:rFonts w:ascii="Latha" w:hAnsi="Latha" w:cs="Latha"/>
+                <w:color w:val="EE0000"/>
+                <w:sz w:val="28"/>
+                <w:szCs w:val="28"/>
+                <w:cs/>
+                <w:lang w:bidi="ta-IN"/>
+              </w:rPr>
+              <w:t xml:space="preserve">தா </w:t>
+            </w:r>
+            <w:r>
+              <w:rPr>
+                <w:rFonts w:ascii="Latha" w:hAnsi="Latha" w:cs="Latha"/>
+                <w:color w:val="EE0000"/>
+                <w:sz w:val="28"/>
+                <w:szCs w:val="28"/>
+                <w:lang w:val="it-IT" w:bidi="ta-IN"/>
+              </w:rPr>
+              <w:t xml:space="preserve">| </w:t>
+            </w:r>
+          </w:p>
+          <w:p>
+            <w:pPr>
+              <w:widowControl w:val="0"/>
+              <w:autoSpaceDE w:val="0"/>
+              <w:autoSpaceDN w:val="0"/>
+              <w:adjustRightInd w:val="0"/>
+              <w:spacing w:before="0" w:line="240" w:lineRule="auto"/>
+              <w:rPr>
+                <w:rFonts w:ascii="BRH Devanagari Extra" w:hAnsi="BRH Devanagari Extra" w:cs="BRH Devanagari Extra"/>
+                <w:color w:val="EE0000"/>
+                <w:sz w:val="40"/>
+                <w:szCs w:val="40"/>
+                <w:lang w:val="it-IT"/>
+              </w:rPr>
+            </w:pPr>
+            <w:r>
+              <w:rPr>
+                <w:rFonts w:ascii="Latha" w:hAnsi="Latha" w:cs="Latha"/>
+                <w:color w:val="EE0000"/>
+                <w:sz w:val="28"/>
+                <w:szCs w:val="28"/>
+                <w:cs/>
+                <w:lang w:bidi="ta-IN"/>
+              </w:rPr>
+              <w:t>உப</w:t>
+            </w:r>
+            <w:r>
+              <w:rPr>
+                <w:rFonts w:ascii="BRH Tamil Tab Extra" w:hAnsi="BRH Tamil Tab Extra" w:cs="Latha"/>
+                <w:b/>
+                <w:color w:val="EE0000"/>
+                <w:sz w:val="36"/>
+                <w:szCs w:val="28"/>
+                <w:lang w:val="it-IT" w:bidi="ta-IN"/>
+              </w:rPr>
+              <w:t>†</w:t>
+            </w:r>
+            <w:r>
+              <w:rPr>
+                <w:rFonts w:ascii="Latha" w:hAnsi="Latha" w:cs="Latha"/>
+                <w:color w:val="EE0000"/>
+                <w:sz w:val="28"/>
+                <w:szCs w:val="28"/>
+                <w:cs/>
+                <w:lang w:bidi="ta-IN"/>
+              </w:rPr>
+              <w:t>ஹூ</w:t>
+            </w:r>
+            <w:r>
+              <w:rPr>
+                <w:rFonts w:ascii="BRH Tamil Tab Extra" w:hAnsi="BRH Tamil Tab Extra" w:cs="Latha"/>
+                <w:b/>
+                <w:color w:val="EE0000"/>
+                <w:sz w:val="32"/>
+                <w:szCs w:val="28"/>
+                <w:lang w:val="it-IT" w:bidi="ta-IN"/>
+              </w:rPr>
+              <w:t>…</w:t>
+            </w:r>
+            <w:r>
+              <w:rPr>
+                <w:rFonts w:ascii="Latha" w:hAnsi="Latha" w:cs="Latha"/>
+                <w:color w:val="EE0000"/>
+                <w:sz w:val="28"/>
+                <w:szCs w:val="28"/>
+                <w:cs/>
+                <w:lang w:bidi="ta-IN"/>
+              </w:rPr>
+              <w:t>தேதி</w:t>
+            </w:r>
+            <w:r>
+              <w:rPr>
+                <w:rFonts w:ascii="BRH Tamil Tab Extra" w:hAnsi="BRH Tamil Tab Extra" w:cs="Latha"/>
+                <w:b/>
+                <w:color w:val="EE0000"/>
+                <w:sz w:val="36"/>
+                <w:szCs w:val="28"/>
+                <w:lang w:val="it-IT" w:bidi="ta-IN"/>
+              </w:rPr>
+              <w:t>†</w:t>
+            </w:r>
+            <w:r>
+              <w:rPr>
+                <w:rFonts w:ascii="Latha" w:hAnsi="Latha" w:cs="Latha"/>
+                <w:color w:val="EE0000"/>
+                <w:sz w:val="28"/>
+                <w:szCs w:val="28"/>
+                <w:lang w:val="it-IT" w:bidi="ta-IN"/>
+              </w:rPr>
+              <w:t xml:space="preserve"> |</w:t>
             </w:r>
           </w:p>
         </w:tc>
@@ -2337,6 +2824,7 @@
                 <w:szCs w:val="32"/>
                 <w:lang w:val="en-IN" w:eastAsia="en-IN" w:bidi="ml-IN"/>
               </w:rPr>
+              <w:lastRenderedPageBreak/>
               <w:t>T.S.1.7.</w:t>
             </w:r>
             <w:r>
@@ -2416,7 +2904,6 @@
                 <w:lang w:val="en-IN" w:eastAsia="en-IN" w:bidi="ml-IN"/>
               </w:rPr>
             </w:pPr>
-            <w:proofErr w:type="spellStart"/>
             <w:r>
               <w:rPr>
                 <w:rFonts w:cs="Arial"/>
@@ -2426,19 +2913,7 @@
                 <w:szCs w:val="36"/>
                 <w:lang w:bidi="ml-IN"/>
               </w:rPr>
-              <w:t>Panchaati</w:t>
-            </w:r>
-            <w:proofErr w:type="spellEnd"/>
-            <w:r>
-              <w:rPr>
-                <w:rFonts w:cs="Arial"/>
-                <w:b/>
-                <w:bCs/>
-                <w:sz w:val="28"/>
-                <w:szCs w:val="36"/>
-                <w:lang w:bidi="ml-IN"/>
-              </w:rPr>
-              <w:t xml:space="preserve"> No. </w:t>
+              <w:t xml:space="preserve">Panchaati No. </w:t>
             </w:r>
             <w:r>
               <w:rPr>
@@ -3138,7 +3613,6 @@
                 <w:szCs w:val="32"/>
                 <w:lang w:val="en-IN" w:eastAsia="en-IN" w:bidi="ml-IN"/>
               </w:rPr>
-              <w:lastRenderedPageBreak/>
               <w:t>T.S.1.7.</w:t>
             </w:r>
             <w:r>
@@ -5070,6 +5544,7 @@
                 <w:szCs w:val="32"/>
                 <w:lang w:val="en-IN" w:eastAsia="en-IN" w:bidi="ml-IN"/>
               </w:rPr>
+              <w:lastRenderedPageBreak/>
               <w:t>T.S.1.7.</w:t>
             </w:r>
             <w:r>
@@ -5149,7 +5624,6 @@
                 <w:lang w:val="en-IN" w:eastAsia="en-IN" w:bidi="ml-IN"/>
               </w:rPr>
             </w:pPr>
-            <w:proofErr w:type="spellStart"/>
             <w:r>
               <w:rPr>
                 <w:rFonts w:cs="Arial"/>
@@ -5159,19 +5633,7 @@
                 <w:szCs w:val="36"/>
                 <w:lang w:bidi="ml-IN"/>
               </w:rPr>
-              <w:t>Panchaati</w:t>
-            </w:r>
-            <w:proofErr w:type="spellEnd"/>
-            <w:r>
-              <w:rPr>
-                <w:rFonts w:cs="Arial"/>
-                <w:b/>
-                <w:bCs/>
-                <w:sz w:val="28"/>
-                <w:szCs w:val="36"/>
-                <w:lang w:bidi="ml-IN"/>
-              </w:rPr>
-              <w:t xml:space="preserve"> No. </w:t>
+              <w:t xml:space="preserve">Panchaati No. </w:t>
             </w:r>
             <w:r>
               <w:rPr>
@@ -5729,7 +6191,6 @@
           <w:szCs w:val="32"/>
           <w:u w:val="single"/>
         </w:rPr>
-        <w:lastRenderedPageBreak/>
         <w:t xml:space="preserve">Krama </w:t>
       </w:r>
       <w:r>
@@ -6063,7 +6524,6 @@
                 <w:lang w:val="en-IN" w:eastAsia="en-IN" w:bidi="ml-IN"/>
               </w:rPr>
             </w:pPr>
-            <w:proofErr w:type="spellStart"/>
             <w:r>
               <w:rPr>
                 <w:rFonts w:cs="Arial"/>
@@ -6073,19 +6533,7 @@
                 <w:szCs w:val="36"/>
                 <w:lang w:bidi="ml-IN"/>
               </w:rPr>
-              <w:t>Panchaati</w:t>
-            </w:r>
-            <w:proofErr w:type="spellEnd"/>
-            <w:r>
-              <w:rPr>
-                <w:rFonts w:cs="Arial"/>
-                <w:b/>
-                <w:bCs/>
-                <w:sz w:val="28"/>
-                <w:szCs w:val="36"/>
-                <w:lang w:bidi="ml-IN"/>
-              </w:rPr>
-              <w:t xml:space="preserve"> No. </w:t>
+              <w:t xml:space="preserve">Panchaati No. </w:t>
             </w:r>
             <w:r>
               <w:rPr>
@@ -6767,7 +7215,6 @@
                 <w:lang w:val="en-IN" w:eastAsia="en-IN" w:bidi="ml-IN"/>
               </w:rPr>
             </w:pPr>
-            <w:proofErr w:type="spellStart"/>
             <w:r>
               <w:rPr>
                 <w:rFonts w:cs="Arial"/>
@@ -6777,19 +7224,7 @@
                 <w:szCs w:val="36"/>
                 <w:lang w:bidi="ml-IN"/>
               </w:rPr>
-              <w:t>Panchaati</w:t>
-            </w:r>
-            <w:proofErr w:type="spellEnd"/>
-            <w:r>
-              <w:rPr>
-                <w:rFonts w:cs="Arial"/>
-                <w:b/>
-                <w:bCs/>
-                <w:sz w:val="28"/>
-                <w:szCs w:val="36"/>
-                <w:lang w:bidi="ml-IN"/>
-              </w:rPr>
-              <w:t xml:space="preserve"> No. </w:t>
+              <w:t xml:space="preserve">Panchaati No. </w:t>
             </w:r>
             <w:r>
               <w:rPr>
@@ -7408,6 +7843,7 @@
                 <w:sz w:val="32"/>
                 <w:szCs w:val="32"/>
               </w:rPr>
+              <w:lastRenderedPageBreak/>
               <w:t>Reference</w:t>
             </w:r>
           </w:p>
@@ -7434,6 +7870,7 @@
                 <w:sz w:val="32"/>
                 <w:szCs w:val="32"/>
               </w:rPr>
+              <w:lastRenderedPageBreak/>
               <w:t>As Printed</w:t>
             </w:r>
           </w:p>
@@ -7551,7 +7988,6 @@
                 <w:lang w:val="en-IN" w:eastAsia="en-IN" w:bidi="ml-IN"/>
               </w:rPr>
             </w:pPr>
-            <w:proofErr w:type="spellStart"/>
             <w:r>
               <w:rPr>
                 <w:rFonts w:cs="Arial"/>
@@ -7561,19 +7997,7 @@
                 <w:szCs w:val="36"/>
                 <w:lang w:bidi="ml-IN"/>
               </w:rPr>
-              <w:t>Panchaati</w:t>
-            </w:r>
-            <w:proofErr w:type="spellEnd"/>
-            <w:r>
-              <w:rPr>
-                <w:rFonts w:cs="Arial"/>
-                <w:b/>
-                <w:bCs/>
-                <w:sz w:val="28"/>
-                <w:szCs w:val="36"/>
-                <w:lang w:bidi="ml-IN"/>
-              </w:rPr>
-              <w:t xml:space="preserve"> No. 4</w:t>
+              <w:t>Panchaati No. 4</w:t>
             </w:r>
           </w:p>
         </w:tc>
@@ -8043,7 +8467,6 @@
                 <w:szCs w:val="32"/>
                 <w:lang w:val="en-IN" w:eastAsia="en-IN" w:bidi="ml-IN"/>
               </w:rPr>
-              <w:lastRenderedPageBreak/>
               <w:t>T.S.1.7.1.6 - Kramam</w:t>
             </w:r>
           </w:p>
@@ -8094,7 +8517,6 @@
                 <w:lang w:val="en-IN" w:eastAsia="en-IN" w:bidi="ml-IN"/>
               </w:rPr>
             </w:pPr>
-            <w:proofErr w:type="spellStart"/>
             <w:r>
               <w:rPr>
                 <w:rFonts w:cs="Arial"/>
@@ -8104,19 +8526,7 @@
                 <w:szCs w:val="36"/>
                 <w:lang w:bidi="ml-IN"/>
               </w:rPr>
-              <w:t>Panchaati</w:t>
-            </w:r>
-            <w:proofErr w:type="spellEnd"/>
-            <w:r>
-              <w:rPr>
-                <w:rFonts w:cs="Arial"/>
-                <w:b/>
-                <w:bCs/>
-                <w:sz w:val="28"/>
-                <w:szCs w:val="36"/>
-                <w:lang w:bidi="ml-IN"/>
-              </w:rPr>
-              <w:t xml:space="preserve"> No. 6</w:t>
+              <w:t>Panchaati No. 6</w:t>
             </w:r>
           </w:p>
         </w:tc>
@@ -8621,7 +9031,6 @@
                 <w:lang w:val="en-IN" w:eastAsia="en-IN" w:bidi="ml-IN"/>
               </w:rPr>
             </w:pPr>
-            <w:proofErr w:type="spellStart"/>
             <w:r>
               <w:rPr>
                 <w:rFonts w:cs="Arial"/>
@@ -8631,19 +9040,7 @@
                 <w:szCs w:val="36"/>
                 <w:lang w:bidi="ml-IN"/>
               </w:rPr>
-              <w:t>Panchaati</w:t>
-            </w:r>
-            <w:proofErr w:type="spellEnd"/>
-            <w:r>
-              <w:rPr>
-                <w:rFonts w:cs="Arial"/>
-                <w:b/>
-                <w:bCs/>
-                <w:sz w:val="28"/>
-                <w:szCs w:val="36"/>
-                <w:lang w:bidi="ml-IN"/>
-              </w:rPr>
-              <w:t xml:space="preserve"> No. </w:t>
+              <w:t xml:space="preserve">Panchaati No. </w:t>
             </w:r>
             <w:r>
               <w:rPr>
@@ -8936,21 +9333,12 @@
               </w:rPr>
               <w:t xml:space="preserve"> </w:t>
             </w:r>
-            <w:proofErr w:type="spellStart"/>
-            <w:r>
-              <w:rPr>
-                <w:b/>
-                <w:bCs/>
-              </w:rPr>
-              <w:t>hraswam</w:t>
-            </w:r>
-            <w:proofErr w:type="spellEnd"/>
-            <w:r>
-              <w:rPr>
-                <w:b/>
-                <w:bCs/>
-              </w:rPr>
-              <w:t>)</w:t>
+            <w:r>
+              <w:rPr>
+                <w:b/>
+                <w:bCs/>
+              </w:rPr>
+              <w:t>hraswam)</w:t>
             </w:r>
           </w:p>
         </w:tc>
@@ -9045,7 +9433,6 @@
                 <w:lang w:val="en-IN" w:eastAsia="en-IN" w:bidi="ml-IN"/>
               </w:rPr>
             </w:pPr>
-            <w:proofErr w:type="spellStart"/>
             <w:r>
               <w:rPr>
                 <w:rFonts w:cs="Arial"/>
@@ -9055,19 +9442,7 @@
                 <w:szCs w:val="36"/>
                 <w:lang w:bidi="ml-IN"/>
               </w:rPr>
-              <w:t>Panchaati</w:t>
-            </w:r>
-            <w:proofErr w:type="spellEnd"/>
-            <w:r>
-              <w:rPr>
-                <w:rFonts w:cs="Arial"/>
-                <w:b/>
-                <w:bCs/>
-                <w:sz w:val="28"/>
-                <w:szCs w:val="36"/>
-                <w:lang w:bidi="ml-IN"/>
-              </w:rPr>
-              <w:t xml:space="preserve"> No. 7</w:t>
+              <w:t>Panchaati No. 7</w:t>
             </w:r>
           </w:p>
         </w:tc>
@@ -9691,7 +10066,6 @@
                 <w:lang w:val="en-IN" w:eastAsia="en-IN" w:bidi="ml-IN"/>
               </w:rPr>
             </w:pPr>
-            <w:proofErr w:type="spellStart"/>
             <w:r>
               <w:rPr>
                 <w:rFonts w:cs="Arial"/>
@@ -9701,19 +10075,7 @@
                 <w:szCs w:val="36"/>
                 <w:lang w:bidi="ml-IN"/>
               </w:rPr>
-              <w:t>Panchaati</w:t>
-            </w:r>
-            <w:proofErr w:type="spellEnd"/>
-            <w:r>
-              <w:rPr>
-                <w:rFonts w:cs="Arial"/>
-                <w:b/>
-                <w:bCs/>
-                <w:sz w:val="28"/>
-                <w:szCs w:val="36"/>
-                <w:lang w:bidi="ml-IN"/>
-              </w:rPr>
-              <w:t xml:space="preserve"> No. </w:t>
+              <w:t xml:space="preserve">Panchaati No. </w:t>
             </w:r>
             <w:r>
               <w:rPr>
@@ -10405,21 +10767,12 @@
               </w:rPr>
               <w:t xml:space="preserve"> </w:t>
             </w:r>
-            <w:proofErr w:type="spellStart"/>
-            <w:r>
-              <w:rPr>
-                <w:b/>
-                <w:bCs/>
-              </w:rPr>
-              <w:t>hraswam</w:t>
-            </w:r>
-            <w:proofErr w:type="spellEnd"/>
-            <w:r>
-              <w:rPr>
-                <w:b/>
-                <w:bCs/>
-              </w:rPr>
-              <w:t>)</w:t>
+            <w:r>
+              <w:rPr>
+                <w:b/>
+                <w:bCs/>
+              </w:rPr>
+              <w:t>hraswam)</w:t>
             </w:r>
           </w:p>
         </w:tc>
@@ -10511,7 +10864,6 @@
                 <w:lang w:val="en-IN" w:eastAsia="en-IN" w:bidi="ml-IN"/>
               </w:rPr>
             </w:pPr>
-            <w:proofErr w:type="spellStart"/>
             <w:r>
               <w:rPr>
                 <w:rFonts w:cs="Arial"/>
@@ -10521,19 +10873,7 @@
                 <w:szCs w:val="36"/>
                 <w:lang w:bidi="ml-IN"/>
               </w:rPr>
-              <w:t>Panchaati</w:t>
-            </w:r>
-            <w:proofErr w:type="spellEnd"/>
-            <w:r>
-              <w:rPr>
-                <w:rFonts w:cs="Arial"/>
-                <w:b/>
-                <w:bCs/>
-                <w:sz w:val="28"/>
-                <w:szCs w:val="36"/>
-                <w:lang w:bidi="ml-IN"/>
-              </w:rPr>
-              <w:t xml:space="preserve"> No. 14</w:t>
+              <w:t>Panchaati No. 14</w:t>
             </w:r>
           </w:p>
         </w:tc>
@@ -10979,6 +11319,7 @@
                 <w:szCs w:val="32"/>
                 <w:lang w:val="en-IN" w:eastAsia="en-IN" w:bidi="ml-IN"/>
               </w:rPr>
+              <w:lastRenderedPageBreak/>
               <w:t>T.S.1.7.8.3 - Kramam</w:t>
             </w:r>
           </w:p>
@@ -11026,7 +11367,6 @@
                 <w:lang w:val="en-IN" w:eastAsia="en-IN" w:bidi="ml-IN"/>
               </w:rPr>
             </w:pPr>
-            <w:proofErr w:type="spellStart"/>
             <w:r>
               <w:rPr>
                 <w:rFonts w:cs="Arial"/>
@@ -11036,19 +11376,7 @@
                 <w:szCs w:val="36"/>
                 <w:lang w:bidi="ml-IN"/>
               </w:rPr>
-              <w:t>Panchaati</w:t>
-            </w:r>
-            <w:proofErr w:type="spellEnd"/>
-            <w:r>
-              <w:rPr>
-                <w:rFonts w:cs="Arial"/>
-                <w:b/>
-                <w:bCs/>
-                <w:sz w:val="28"/>
-                <w:szCs w:val="36"/>
-                <w:lang w:bidi="ml-IN"/>
-              </w:rPr>
-              <w:t xml:space="preserve"> No. 36</w:t>
+              <w:t>Panchaati No. 36</w:t>
             </w:r>
           </w:p>
         </w:tc>
@@ -11878,7 +12206,6 @@
                 <w:lang w:val="en-IN" w:eastAsia="en-IN" w:bidi="ml-IN"/>
               </w:rPr>
             </w:pPr>
-            <w:proofErr w:type="spellStart"/>
             <w:r>
               <w:rPr>
                 <w:rFonts w:cs="Arial"/>
@@ -11888,19 +12215,7 @@
                 <w:szCs w:val="36"/>
                 <w:lang w:bidi="ml-IN"/>
               </w:rPr>
-              <w:t>Panchaati</w:t>
-            </w:r>
-            <w:proofErr w:type="spellEnd"/>
-            <w:r>
-              <w:rPr>
-                <w:rFonts w:cs="Arial"/>
-                <w:b/>
-                <w:bCs/>
-                <w:sz w:val="28"/>
-                <w:szCs w:val="36"/>
-                <w:lang w:bidi="ml-IN"/>
-              </w:rPr>
-              <w:t xml:space="preserve"> No. 42</w:t>
+              <w:t>Panchaati No. 42</w:t>
             </w:r>
           </w:p>
         </w:tc>
@@ -12364,7 +12679,6 @@
                 <w:szCs w:val="32"/>
                 <w:lang w:val="en-IN" w:eastAsia="en-IN" w:bidi="ml-IN"/>
               </w:rPr>
-              <w:lastRenderedPageBreak/>
               <w:t>T.S.1.7.</w:t>
             </w:r>
             <w:r>
@@ -12447,7 +12761,6 @@
                 <w:lang w:val="en-IN" w:eastAsia="en-IN" w:bidi="ml-IN"/>
               </w:rPr>
             </w:pPr>
-            <w:proofErr w:type="spellStart"/>
             <w:r>
               <w:rPr>
                 <w:rFonts w:cs="Arial"/>
@@ -12457,19 +12770,7 @@
                 <w:szCs w:val="36"/>
                 <w:lang w:bidi="ml-IN"/>
               </w:rPr>
-              <w:t>Panchaati</w:t>
-            </w:r>
-            <w:proofErr w:type="spellEnd"/>
-            <w:r>
-              <w:rPr>
-                <w:rFonts w:cs="Arial"/>
-                <w:b/>
-                <w:bCs/>
-                <w:sz w:val="28"/>
-                <w:szCs w:val="36"/>
-                <w:lang w:bidi="ml-IN"/>
-              </w:rPr>
-              <w:t xml:space="preserve"> No. </w:t>
+              <w:t xml:space="preserve">Panchaati No. </w:t>
             </w:r>
             <w:r>
               <w:rPr>
@@ -13402,7 +13703,6 @@
                 <w:szCs w:val="36"/>
               </w:rPr>
             </w:pPr>
-            <w:proofErr w:type="spellStart"/>
             <w:r>
               <w:rPr>
                 <w:rFonts w:cs="Arial"/>
@@ -13410,17 +13710,7 @@
                 <w:sz w:val="28"/>
                 <w:szCs w:val="28"/>
               </w:rPr>
-              <w:t>Panchaati</w:t>
-            </w:r>
-            <w:proofErr w:type="spellEnd"/>
-            <w:r>
-              <w:rPr>
-                <w:rFonts w:cs="Arial"/>
-                <w:b/>
-                <w:sz w:val="28"/>
-                <w:szCs w:val="28"/>
-              </w:rPr>
-              <w:t xml:space="preserve"> </w:t>
+              <w:t xml:space="preserve">Panchaati </w:t>
             </w:r>
             <w:r>
               <w:rPr>
@@ -14354,31 +14644,7 @@
                 <w:szCs w:val="28"/>
                 <w:lang w:bidi="ta-IN"/>
               </w:rPr>
-              <w:t xml:space="preserve">(add </w:t>
-            </w:r>
-            <w:proofErr w:type="spellStart"/>
-            <w:r>
-              <w:rPr>
-                <w:rFonts w:ascii="Latha" w:hAnsi="Latha" w:cs="Latha"/>
-                <w:b/>
-                <w:bCs/>
-                <w:sz w:val="28"/>
-                <w:szCs w:val="28"/>
-                <w:lang w:bidi="ta-IN"/>
-              </w:rPr>
-              <w:t>avagraha</w:t>
-            </w:r>
-            <w:proofErr w:type="spellEnd"/>
-            <w:r>
-              <w:rPr>
-                <w:rFonts w:ascii="Latha" w:hAnsi="Latha" w:cs="Latha"/>
-                <w:b/>
-                <w:bCs/>
-                <w:sz w:val="28"/>
-                <w:szCs w:val="28"/>
-                <w:lang w:bidi="ta-IN"/>
-              </w:rPr>
-              <w:t>)</w:t>
+              <w:t>(add avagraha)</w:t>
             </w:r>
           </w:p>
         </w:tc>
@@ -14473,7 +14739,6 @@
                 <w:szCs w:val="28"/>
               </w:rPr>
             </w:pPr>
-            <w:proofErr w:type="spellStart"/>
             <w:r>
               <w:rPr>
                 <w:rFonts w:cs="Arial"/>
@@ -14481,17 +14746,7 @@
                 <w:sz w:val="28"/>
                 <w:szCs w:val="28"/>
               </w:rPr>
-              <w:t>Panchaati</w:t>
-            </w:r>
-            <w:proofErr w:type="spellEnd"/>
-            <w:r>
-              <w:rPr>
-                <w:rFonts w:cs="Arial"/>
-                <w:b/>
-                <w:sz w:val="28"/>
-                <w:szCs w:val="28"/>
-              </w:rPr>
-              <w:t xml:space="preserve"> </w:t>
+              <w:t xml:space="preserve">Panchaati </w:t>
             </w:r>
             <w:r>
               <w:rPr>
@@ -16236,7 +16491,6 @@
                 <w:szCs w:val="28"/>
               </w:rPr>
             </w:pPr>
-            <w:proofErr w:type="spellStart"/>
             <w:r>
               <w:rPr>
                 <w:rFonts w:cs="Arial"/>
@@ -16244,17 +16498,7 @@
                 <w:sz w:val="28"/>
                 <w:szCs w:val="28"/>
               </w:rPr>
-              <w:t>KramaVaakyam</w:t>
-            </w:r>
-            <w:proofErr w:type="spellEnd"/>
-            <w:r>
-              <w:rPr>
-                <w:rFonts w:cs="Arial"/>
-                <w:b/>
-                <w:sz w:val="28"/>
-                <w:szCs w:val="28"/>
-              </w:rPr>
-              <w:t xml:space="preserve"> No. 7</w:t>
+              <w:t>KramaVaakyam No. 7</w:t>
             </w:r>
             <w:r>
               <w:rPr>
@@ -16281,7 +16525,6 @@
                 <w:szCs w:val="28"/>
               </w:rPr>
             </w:pPr>
-            <w:proofErr w:type="spellStart"/>
             <w:r>
               <w:rPr>
                 <w:rFonts w:cs="Arial"/>
@@ -16289,17 +16532,7 @@
                 <w:sz w:val="28"/>
                 <w:szCs w:val="28"/>
               </w:rPr>
-              <w:t>Panchaati</w:t>
-            </w:r>
-            <w:proofErr w:type="spellEnd"/>
-            <w:r>
-              <w:rPr>
-                <w:rFonts w:cs="Arial"/>
-                <w:b/>
-                <w:sz w:val="28"/>
-                <w:szCs w:val="28"/>
-              </w:rPr>
-              <w:t xml:space="preserve"> No. 27</w:t>
+              <w:t>Panchaati No. 27</w:t>
             </w:r>
           </w:p>
         </w:tc>
@@ -18551,7 +18784,6 @@
                 <w:szCs w:val="28"/>
               </w:rPr>
             </w:pPr>
-            <w:proofErr w:type="spellStart"/>
             <w:r>
               <w:rPr>
                 <w:rFonts w:cs="Arial"/>
@@ -18559,17 +18791,7 @@
                 <w:sz w:val="28"/>
                 <w:szCs w:val="28"/>
               </w:rPr>
-              <w:t>Panchaati</w:t>
-            </w:r>
-            <w:proofErr w:type="spellEnd"/>
-            <w:r>
-              <w:rPr>
-                <w:rFonts w:cs="Arial"/>
-                <w:b/>
-                <w:sz w:val="28"/>
-                <w:szCs w:val="28"/>
-              </w:rPr>
-              <w:t xml:space="preserve"> No. 49</w:t>
+              <w:t>Panchaati No. 49</w:t>
             </w:r>
           </w:p>
         </w:tc>

--- a/TS-Kramam/TS-1.7/TS 1.7 Tamil Krama Paatam Corrections.docx
+++ b/TS-Kramam/TS-1.7/TS 1.7 Tamil Krama Paatam Corrections.docx
@@ -2792,6 +2792,722 @@
       </w:tr>
       <w:tr>
         <w:trPr>
+          <w:trHeight w:val="1266"/>
+        </w:trPr>
+        <w:tc>
+          <w:tcPr>
+            <w:tcW w:w="3686" w:type="dxa"/>
+          </w:tcPr>
+          <w:p>
+            <w:pPr>
+              <w:widowControl w:val="0"/>
+              <w:tabs>
+                <w:tab w:val="left" w:pos="993"/>
+              </w:tabs>
+              <w:autoSpaceDE w:val="0"/>
+              <w:autoSpaceDN w:val="0"/>
+              <w:adjustRightInd w:val="0"/>
+              <w:spacing w:before="0" w:line="240" w:lineRule="auto"/>
+              <w:rPr>
+                <w:rFonts w:eastAsia="Times New Roman" w:cs="Arial"/>
+                <w:b/>
+                <w:color w:val="EE0000"/>
+                <w:sz w:val="32"/>
+                <w:szCs w:val="32"/>
+                <w:lang w:val="en-IN" w:eastAsia="en-IN" w:bidi="ml-IN"/>
+              </w:rPr>
+            </w:pPr>
+            <w:r>
+              <w:rPr>
+                <w:rFonts w:eastAsia="Times New Roman" w:cs="Arial"/>
+                <w:b/>
+                <w:color w:val="EE0000"/>
+                <w:sz w:val="32"/>
+                <w:szCs w:val="32"/>
+                <w:lang w:val="en-IN" w:eastAsia="en-IN" w:bidi="ml-IN"/>
+              </w:rPr>
+              <w:lastRenderedPageBreak/>
+              <w:t>T.S.1.7.6.7 - Kramam</w:t>
+            </w:r>
+          </w:p>
+          <w:p>
+            <w:pPr>
+              <w:widowControl w:val="0"/>
+              <w:autoSpaceDE w:val="0"/>
+              <w:autoSpaceDN w:val="0"/>
+              <w:adjustRightInd w:val="0"/>
+              <w:spacing w:before="0" w:line="240" w:lineRule="auto"/>
+              <w:rPr>
+                <w:rFonts w:cs="Arial"/>
+                <w:b/>
+                <w:bCs/>
+                <w:color w:val="EE0000"/>
+                <w:sz w:val="28"/>
+                <w:szCs w:val="36"/>
+                <w:lang w:val="en-IN" w:bidi="ml-IN"/>
+              </w:rPr>
+            </w:pPr>
+            <w:r>
+              <w:rPr>
+                <w:rFonts w:cs="Arial"/>
+                <w:b/>
+                <w:bCs/>
+                <w:color w:val="EE0000"/>
+                <w:sz w:val="28"/>
+                <w:szCs w:val="36"/>
+                <w:lang w:val="en-IN" w:bidi="ml-IN"/>
+              </w:rPr>
+              <w:t>Krama Vaakyam No. 42</w:t>
+            </w:r>
+          </w:p>
+          <w:p>
+            <w:pPr>
+              <w:widowControl w:val="0"/>
+              <w:tabs>
+                <w:tab w:val="left" w:pos="993"/>
+              </w:tabs>
+              <w:autoSpaceDE w:val="0"/>
+              <w:autoSpaceDN w:val="0"/>
+              <w:adjustRightInd w:val="0"/>
+              <w:spacing w:before="0" w:line="240" w:lineRule="auto"/>
+              <w:rPr>
+                <w:rFonts w:eastAsia="Times New Roman" w:cs="Arial"/>
+                <w:b/>
+                <w:color w:val="EE0000"/>
+                <w:sz w:val="32"/>
+                <w:szCs w:val="32"/>
+                <w:lang w:val="it-IT" w:eastAsia="en-IN" w:bidi="ml-IN"/>
+              </w:rPr>
+            </w:pPr>
+            <w:r>
+              <w:rPr>
+                <w:rFonts w:cs="Arial"/>
+                <w:b/>
+                <w:bCs/>
+                <w:color w:val="EE0000"/>
+                <w:sz w:val="28"/>
+                <w:szCs w:val="36"/>
+                <w:lang w:val="it-IT" w:bidi="ml-IN"/>
+              </w:rPr>
+              <w:t>Panchaati No. 31</w:t>
+            </w:r>
+          </w:p>
+        </w:tc>
+        <w:tc>
+          <w:tcPr>
+            <w:tcW w:w="5196" w:type="dxa"/>
+          </w:tcPr>
+          <w:p>
+            <w:pPr>
+              <w:widowControl w:val="0"/>
+              <w:autoSpaceDE w:val="0"/>
+              <w:autoSpaceDN w:val="0"/>
+              <w:adjustRightInd w:val="0"/>
+              <w:spacing w:before="0" w:line="240" w:lineRule="auto"/>
+              <w:rPr>
+                <w:rFonts w:ascii="BRH Malayalam Extra" w:hAnsi="BRH Malayalam Extra" w:cs="BRH Malayalam Extra"/>
+                <w:color w:val="EE0000"/>
+                <w:sz w:val="40"/>
+                <w:szCs w:val="40"/>
+                <w:lang w:val="it-IT"/>
+              </w:rPr>
+            </w:pPr>
+            <w:r>
+              <w:rPr>
+                <w:rFonts w:ascii="Latha" w:hAnsi="Latha" w:cs="Latha"/>
+                <w:color w:val="EE0000"/>
+                <w:sz w:val="28"/>
+                <w:szCs w:val="28"/>
+                <w:cs/>
+                <w:lang w:bidi="ta-IN"/>
+              </w:rPr>
+              <w:t>ல</w:t>
+            </w:r>
+            <w:r>
+              <w:rPr>
+                <w:rFonts w:ascii="BRH Tamil Tab Extra" w:hAnsi="BRH Tamil Tab Extra" w:cs="Latha"/>
+                <w:b/>
+                <w:color w:val="EE0000"/>
+                <w:sz w:val="32"/>
+                <w:szCs w:val="28"/>
+                <w:lang w:val="it-IT" w:bidi="ta-IN"/>
+              </w:rPr>
+              <w:t>…</w:t>
+            </w:r>
+            <w:r>
+              <w:rPr>
+                <w:rFonts w:ascii="Latha" w:hAnsi="Latha" w:cs="Latha"/>
+                <w:color w:val="EE0000"/>
+                <w:sz w:val="28"/>
+                <w:szCs w:val="28"/>
+                <w:cs/>
+                <w:lang w:bidi="ta-IN"/>
+              </w:rPr>
+              <w:t>ப</w:t>
+            </w:r>
+            <w:r>
+              <w:rPr>
+                <w:rFonts w:ascii="BRH Tamil Tab Extra" w:hAnsi="BRH Tamil Tab Extra" w:cs="Latha"/>
+                <w:b/>
+                <w:color w:val="EE0000"/>
+                <w:sz w:val="32"/>
+                <w:szCs w:val="28"/>
+                <w:lang w:val="it-IT" w:bidi="ta-IN"/>
+              </w:rPr>
+              <w:t>…</w:t>
+            </w:r>
+            <w:r>
+              <w:rPr>
+                <w:rFonts w:ascii="Latha" w:hAnsi="Latha" w:cs="Latha"/>
+                <w:b/>
+                <w:bCs/>
+                <w:color w:val="EE0000"/>
+                <w:position w:val="-12"/>
+                <w:sz w:val="28"/>
+                <w:szCs w:val="28"/>
+                <w:cs/>
+                <w:lang w:bidi="ta-IN"/>
+              </w:rPr>
+              <w:t>4</w:t>
+            </w:r>
+            <w:r>
+              <w:rPr>
+                <w:rFonts w:ascii="Latha" w:hAnsi="Latha" w:cs="Latha"/>
+                <w:color w:val="EE0000"/>
+                <w:sz w:val="28"/>
+                <w:szCs w:val="28"/>
+                <w:cs/>
+                <w:lang w:bidi="ta-IN"/>
+              </w:rPr>
+              <w:t>தே</w:t>
+            </w:r>
+            <w:r>
+              <w:rPr>
+                <w:rFonts w:ascii="BRH Devanagari Extra" w:hAnsi="BRH Devanagari Extra" w:cs="Latha"/>
+                <w:b/>
+                <w:color w:val="EE0000"/>
+                <w:sz w:val="36"/>
+                <w:szCs w:val="28"/>
+                <w:lang w:val="it-IT" w:bidi="ta-IN"/>
+              </w:rPr>
+              <w:t>Å</w:t>
+            </w:r>
+            <w:r>
+              <w:rPr>
+                <w:rFonts w:ascii="Latha" w:hAnsi="Latha" w:cs="Latha"/>
+                <w:color w:val="EE0000"/>
+                <w:sz w:val="28"/>
+                <w:szCs w:val="28"/>
+                <w:cs/>
+                <w:lang w:bidi="ta-IN"/>
+              </w:rPr>
+              <w:t>ன</w:t>
+            </w:r>
+            <w:r>
+              <w:rPr>
+                <w:rFonts w:ascii="BRH Tamil Tab Extra" w:hAnsi="BRH Tamil Tab Extra" w:cs="Latha"/>
+                <w:b/>
+                <w:color w:val="EE0000"/>
+                <w:sz w:val="36"/>
+                <w:szCs w:val="28"/>
+                <w:lang w:val="it-IT" w:bidi="ta-IN"/>
+              </w:rPr>
+              <w:t>†</w:t>
+            </w:r>
+            <w:r>
+              <w:rPr>
+                <w:rFonts w:ascii="Latha" w:hAnsi="Latha" w:cs="Latha"/>
+                <w:color w:val="EE0000"/>
+                <w:sz w:val="28"/>
+                <w:szCs w:val="28"/>
+                <w:cs/>
+                <w:lang w:bidi="ta-IN"/>
+              </w:rPr>
+              <w:t>வருத்</w:t>
+            </w:r>
+            <w:r>
+              <w:rPr>
+                <w:rFonts w:ascii="Latha" w:hAnsi="Latha" w:cs="Latha"/>
+                <w:b/>
+                <w:bCs/>
+                <w:color w:val="EE0000"/>
+                <w:position w:val="-12"/>
+                <w:sz w:val="28"/>
+                <w:szCs w:val="28"/>
+                <w:cs/>
+                <w:lang w:bidi="ta-IN"/>
+              </w:rPr>
+              <w:t>3</w:t>
+            </w:r>
+            <w:r>
+              <w:rPr>
+                <w:rFonts w:ascii="Latha" w:hAnsi="Latha" w:cs="Latha"/>
+                <w:color w:val="EE0000"/>
+                <w:sz w:val="28"/>
+                <w:szCs w:val="28"/>
+                <w:cs/>
+                <w:lang w:bidi="ta-IN"/>
+              </w:rPr>
+              <w:t>தா</w:t>
+            </w:r>
+            <w:r>
+              <w:rPr>
+                <w:rFonts w:ascii="Latha" w:hAnsi="Latha" w:cs="Latha"/>
+                <w:b/>
+                <w:bCs/>
+                <w:color w:val="EE0000"/>
+                <w:position w:val="-12"/>
+                <w:sz w:val="28"/>
+                <w:szCs w:val="28"/>
+                <w:cs/>
+                <w:lang w:bidi="ta-IN"/>
+              </w:rPr>
+              <w:t>4</w:t>
+            </w:r>
+            <w:r>
+              <w:rPr>
+                <w:rFonts w:ascii="Latha" w:hAnsi="Latha" w:cs="Latha"/>
+                <w:b/>
+                <w:bCs/>
+                <w:color w:val="EE0000"/>
+                <w:sz w:val="32"/>
+                <w:szCs w:val="32"/>
+                <w:highlight w:val="yellow"/>
+                <w:cs/>
+                <w:lang w:bidi="ta-IN"/>
+              </w:rPr>
+              <w:t>:</w:t>
+            </w:r>
+            <w:r>
+              <w:rPr>
+                <w:rFonts w:ascii="Latha" w:hAnsi="Latha" w:cs="Latha"/>
+                <w:color w:val="EE0000"/>
+                <w:sz w:val="28"/>
+                <w:szCs w:val="28"/>
+                <w:cs/>
+                <w:lang w:bidi="ta-IN"/>
+              </w:rPr>
+              <w:t xml:space="preserve"> </w:t>
+            </w:r>
+            <w:r>
+              <w:rPr>
+                <w:rFonts w:ascii="Latha" w:hAnsi="Latha" w:cs="Latha"/>
+                <w:color w:val="EE0000"/>
+                <w:sz w:val="28"/>
+                <w:szCs w:val="28"/>
+                <w:lang w:val="it-IT" w:bidi="ta-IN"/>
+              </w:rPr>
+              <w:t xml:space="preserve">| </w:t>
+            </w:r>
+            <w:r>
+              <w:rPr>
+                <w:rFonts w:ascii="Latha" w:hAnsi="Latha" w:cs="Latha"/>
+                <w:color w:val="EE0000"/>
+                <w:sz w:val="28"/>
+                <w:szCs w:val="28"/>
+                <w:cs/>
+                <w:lang w:bidi="ta-IN"/>
+              </w:rPr>
+              <w:t>அன</w:t>
+            </w:r>
+            <w:r>
+              <w:rPr>
+                <w:rFonts w:ascii="BRH Tamil Tab Extra" w:hAnsi="BRH Tamil Tab Extra" w:cs="Latha"/>
+                <w:b/>
+                <w:color w:val="EE0000"/>
+                <w:sz w:val="36"/>
+                <w:szCs w:val="28"/>
+                <w:lang w:val="it-IT" w:bidi="ta-IN"/>
+              </w:rPr>
+              <w:t>†</w:t>
+            </w:r>
+            <w:r>
+              <w:rPr>
+                <w:rFonts w:ascii="Latha" w:hAnsi="Latha" w:cs="Latha"/>
+                <w:color w:val="EE0000"/>
+                <w:sz w:val="28"/>
+                <w:szCs w:val="28"/>
+                <w:cs/>
+                <w:lang w:bidi="ta-IN"/>
+              </w:rPr>
+              <w:t>வருத்</w:t>
+            </w:r>
+            <w:r>
+              <w:rPr>
+                <w:rFonts w:ascii="Latha" w:hAnsi="Latha" w:cs="Latha"/>
+                <w:b/>
+                <w:bCs/>
+                <w:color w:val="EE0000"/>
+                <w:position w:val="-12"/>
+                <w:sz w:val="28"/>
+                <w:szCs w:val="28"/>
+                <w:cs/>
+                <w:lang w:bidi="ta-IN"/>
+              </w:rPr>
+              <w:t>3</w:t>
+            </w:r>
+            <w:r>
+              <w:rPr>
+                <w:rFonts w:ascii="Latha" w:hAnsi="Latha" w:cs="Latha"/>
+                <w:color w:val="EE0000"/>
+                <w:sz w:val="28"/>
+                <w:szCs w:val="28"/>
+                <w:cs/>
+                <w:lang w:bidi="ta-IN"/>
+              </w:rPr>
+              <w:t>தா</w:t>
+            </w:r>
+            <w:r>
+              <w:rPr>
+                <w:rFonts w:ascii="BRH Tamil Tab Extra" w:hAnsi="BRH Tamil Tab Extra" w:cs="Latha"/>
+                <w:b/>
+                <w:color w:val="EE0000"/>
+                <w:sz w:val="32"/>
+                <w:szCs w:val="28"/>
+                <w:lang w:val="it-IT" w:bidi="ta-IN"/>
+              </w:rPr>
+              <w:t>…</w:t>
+            </w:r>
+            <w:r>
+              <w:rPr>
+                <w:rFonts w:ascii="Latha" w:hAnsi="Latha" w:cs="Latha"/>
+                <w:b/>
+                <w:bCs/>
+                <w:color w:val="EE0000"/>
+                <w:position w:val="-12"/>
+                <w:sz w:val="28"/>
+                <w:szCs w:val="28"/>
+                <w:cs/>
+                <w:lang w:bidi="ta-IN"/>
+              </w:rPr>
+              <w:t>4</w:t>
+            </w:r>
+            <w:r>
+              <w:rPr>
+                <w:rFonts w:ascii="Latha" w:hAnsi="Latha" w:cs="Latha"/>
+                <w:color w:val="EE0000"/>
+                <w:sz w:val="28"/>
+                <w:szCs w:val="28"/>
+                <w:cs/>
+                <w:lang w:bidi="ta-IN"/>
+              </w:rPr>
+              <w:t xml:space="preserve"> வை </w:t>
+            </w:r>
+            <w:r>
+              <w:rPr>
+                <w:rFonts w:ascii="Latha" w:hAnsi="Latha" w:cs="Latha"/>
+                <w:color w:val="EE0000"/>
+                <w:sz w:val="28"/>
+                <w:szCs w:val="28"/>
+                <w:lang w:val="it-IT" w:bidi="ta-IN"/>
+              </w:rPr>
+              <w:t>|</w:t>
+            </w:r>
+          </w:p>
+        </w:tc>
+        <w:tc>
+          <w:tcPr>
+            <w:tcW w:w="5152" w:type="dxa"/>
+          </w:tcPr>
+          <w:p>
+            <w:pPr>
+              <w:widowControl w:val="0"/>
+              <w:autoSpaceDE w:val="0"/>
+              <w:autoSpaceDN w:val="0"/>
+              <w:adjustRightInd w:val="0"/>
+              <w:spacing w:line="252" w:lineRule="auto"/>
+              <w:rPr>
+                <w:rFonts w:ascii="BRH Malayalam Extra" w:hAnsi="BRH Malayalam Extra" w:cs="BRH Malayalam Extra"/>
+                <w:color w:val="EE0000"/>
+                <w:sz w:val="40"/>
+                <w:szCs w:val="40"/>
+                <w:lang w:val="it-IT"/>
+              </w:rPr>
+            </w:pPr>
+            <w:r>
+              <w:rPr>
+                <w:rFonts w:ascii="Latha" w:hAnsi="Latha" w:cs="Latha"/>
+                <w:color w:val="EE0000"/>
+                <w:sz w:val="28"/>
+                <w:szCs w:val="28"/>
+                <w:cs/>
+                <w:lang w:bidi="ta-IN"/>
+              </w:rPr>
+              <w:t>ல</w:t>
+            </w:r>
+            <w:r>
+              <w:rPr>
+                <w:rFonts w:ascii="BRH Tamil Tab Extra" w:hAnsi="BRH Tamil Tab Extra" w:cs="Latha"/>
+                <w:b/>
+                <w:color w:val="EE0000"/>
+                <w:sz w:val="32"/>
+                <w:szCs w:val="28"/>
+                <w:lang w:val="it-IT" w:bidi="ta-IN"/>
+              </w:rPr>
+              <w:t>…</w:t>
+            </w:r>
+            <w:r>
+              <w:rPr>
+                <w:rFonts w:ascii="Latha" w:hAnsi="Latha" w:cs="Latha"/>
+                <w:color w:val="EE0000"/>
+                <w:sz w:val="28"/>
+                <w:szCs w:val="28"/>
+                <w:cs/>
+                <w:lang w:bidi="ta-IN"/>
+              </w:rPr>
+              <w:t>ப</w:t>
+            </w:r>
+            <w:r>
+              <w:rPr>
+                <w:rFonts w:ascii="BRH Tamil Tab Extra" w:hAnsi="BRH Tamil Tab Extra" w:cs="Latha"/>
+                <w:b/>
+                <w:color w:val="EE0000"/>
+                <w:sz w:val="32"/>
+                <w:szCs w:val="28"/>
+                <w:lang w:val="it-IT" w:bidi="ta-IN"/>
+              </w:rPr>
+              <w:t>…</w:t>
+            </w:r>
+            <w:r>
+              <w:rPr>
+                <w:rFonts w:ascii="Latha" w:hAnsi="Latha" w:cs="Latha"/>
+                <w:b/>
+                <w:bCs/>
+                <w:color w:val="EE0000"/>
+                <w:position w:val="-12"/>
+                <w:sz w:val="28"/>
+                <w:szCs w:val="28"/>
+                <w:cs/>
+                <w:lang w:bidi="ta-IN"/>
+              </w:rPr>
+              <w:t>4</w:t>
+            </w:r>
+            <w:r>
+              <w:rPr>
+                <w:rFonts w:ascii="Latha" w:hAnsi="Latha" w:cs="Latha"/>
+                <w:color w:val="EE0000"/>
+                <w:sz w:val="28"/>
+                <w:szCs w:val="28"/>
+                <w:cs/>
+                <w:lang w:bidi="ta-IN"/>
+              </w:rPr>
+              <w:t>தே</w:t>
+            </w:r>
+            <w:r>
+              <w:rPr>
+                <w:rFonts w:ascii="BRH Devanagari Extra" w:hAnsi="BRH Devanagari Extra" w:cs="Latha"/>
+                <w:b/>
+                <w:color w:val="EE0000"/>
+                <w:sz w:val="36"/>
+                <w:szCs w:val="28"/>
+                <w:lang w:val="it-IT" w:bidi="ta-IN"/>
+              </w:rPr>
+              <w:t>Å</w:t>
+            </w:r>
+            <w:r>
+              <w:rPr>
+                <w:rFonts w:ascii="Latha" w:hAnsi="Latha" w:cs="Latha"/>
+                <w:color w:val="EE0000"/>
+                <w:sz w:val="28"/>
+                <w:szCs w:val="28"/>
+                <w:cs/>
+                <w:lang w:bidi="ta-IN"/>
+              </w:rPr>
+              <w:t>ன</w:t>
+            </w:r>
+            <w:r>
+              <w:rPr>
+                <w:rFonts w:ascii="BRH Tamil Tab Extra" w:hAnsi="BRH Tamil Tab Extra" w:cs="Latha"/>
+                <w:b/>
+                <w:color w:val="EE0000"/>
+                <w:sz w:val="36"/>
+                <w:szCs w:val="28"/>
+                <w:lang w:val="it-IT" w:bidi="ta-IN"/>
+              </w:rPr>
+              <w:t>†</w:t>
+            </w:r>
+            <w:r>
+              <w:rPr>
+                <w:rFonts w:ascii="Latha" w:hAnsi="Latha" w:cs="Latha"/>
+                <w:color w:val="EE0000"/>
+                <w:sz w:val="28"/>
+                <w:szCs w:val="28"/>
+                <w:cs/>
+                <w:lang w:bidi="ta-IN"/>
+              </w:rPr>
+              <w:t>வருத்</w:t>
+            </w:r>
+            <w:r>
+              <w:rPr>
+                <w:rFonts w:ascii="Latha" w:hAnsi="Latha" w:cs="Latha"/>
+                <w:b/>
+                <w:bCs/>
+                <w:color w:val="EE0000"/>
+                <w:position w:val="-12"/>
+                <w:sz w:val="28"/>
+                <w:szCs w:val="28"/>
+                <w:cs/>
+                <w:lang w:bidi="ta-IN"/>
+              </w:rPr>
+              <w:t>3</w:t>
+            </w:r>
+            <w:r>
+              <w:rPr>
+                <w:rFonts w:ascii="Latha" w:hAnsi="Latha" w:cs="Latha"/>
+                <w:color w:val="EE0000"/>
+                <w:sz w:val="28"/>
+                <w:szCs w:val="28"/>
+                <w:highlight w:val="green"/>
+                <w:cs/>
+                <w:lang w:bidi="ta-IN"/>
+              </w:rPr>
+              <w:t>தா</w:t>
+            </w:r>
+            <w:r>
+              <w:rPr>
+                <w:rFonts w:ascii="Latha" w:hAnsi="Latha" w:cs="Latha"/>
+                <w:b/>
+                <w:bCs/>
+                <w:color w:val="EE0000"/>
+                <w:position w:val="-12"/>
+                <w:sz w:val="28"/>
+                <w:szCs w:val="28"/>
+                <w:highlight w:val="green"/>
+                <w:cs/>
+                <w:lang w:bidi="ta-IN"/>
+              </w:rPr>
+              <w:t>4</w:t>
+            </w:r>
+            <w:r>
+              <w:rPr>
+                <w:rFonts w:ascii="Latha" w:hAnsi="Latha" w:cs="Latha"/>
+                <w:color w:val="EE0000"/>
+                <w:sz w:val="28"/>
+                <w:szCs w:val="28"/>
+                <w:cs/>
+                <w:lang w:bidi="ta-IN"/>
+              </w:rPr>
+              <w:t xml:space="preserve"> </w:t>
+            </w:r>
+            <w:r>
+              <w:rPr>
+                <w:rFonts w:ascii="Latha" w:hAnsi="Latha" w:cs="Latha"/>
+                <w:color w:val="EE0000"/>
+                <w:sz w:val="28"/>
+                <w:szCs w:val="28"/>
+                <w:lang w:val="it-IT" w:bidi="ta-IN"/>
+              </w:rPr>
+              <w:t xml:space="preserve">| </w:t>
+            </w:r>
+            <w:r>
+              <w:rPr>
+                <w:rFonts w:ascii="Latha" w:hAnsi="Latha" w:cs="Latha"/>
+                <w:color w:val="EE0000"/>
+                <w:sz w:val="28"/>
+                <w:szCs w:val="28"/>
+                <w:cs/>
+                <w:lang w:bidi="ta-IN"/>
+              </w:rPr>
+              <w:t>அன</w:t>
+            </w:r>
+            <w:r>
+              <w:rPr>
+                <w:rFonts w:ascii="BRH Tamil Tab Extra" w:hAnsi="BRH Tamil Tab Extra" w:cs="Latha"/>
+                <w:b/>
+                <w:color w:val="EE0000"/>
+                <w:sz w:val="36"/>
+                <w:szCs w:val="28"/>
+                <w:lang w:val="it-IT" w:bidi="ta-IN"/>
+              </w:rPr>
+              <w:t>†</w:t>
+            </w:r>
+            <w:r>
+              <w:rPr>
+                <w:rFonts w:ascii="Latha" w:hAnsi="Latha" w:cs="Latha"/>
+                <w:color w:val="EE0000"/>
+                <w:sz w:val="28"/>
+                <w:szCs w:val="28"/>
+                <w:cs/>
+                <w:lang w:bidi="ta-IN"/>
+              </w:rPr>
+              <w:t>வருத்</w:t>
+            </w:r>
+            <w:r>
+              <w:rPr>
+                <w:rFonts w:ascii="Latha" w:hAnsi="Latha" w:cs="Latha"/>
+                <w:b/>
+                <w:bCs/>
+                <w:color w:val="EE0000"/>
+                <w:position w:val="-12"/>
+                <w:sz w:val="28"/>
+                <w:szCs w:val="28"/>
+                <w:cs/>
+                <w:lang w:bidi="ta-IN"/>
+              </w:rPr>
+              <w:t>3</w:t>
+            </w:r>
+            <w:r>
+              <w:rPr>
+                <w:rFonts w:ascii="Latha" w:hAnsi="Latha" w:cs="Latha"/>
+                <w:color w:val="EE0000"/>
+                <w:sz w:val="28"/>
+                <w:szCs w:val="28"/>
+                <w:cs/>
+                <w:lang w:bidi="ta-IN"/>
+              </w:rPr>
+              <w:t>தா</w:t>
+            </w:r>
+            <w:r>
+              <w:rPr>
+                <w:rFonts w:ascii="BRH Tamil Tab Extra" w:hAnsi="BRH Tamil Tab Extra" w:cs="Latha"/>
+                <w:b/>
+                <w:color w:val="EE0000"/>
+                <w:sz w:val="32"/>
+                <w:szCs w:val="28"/>
+                <w:lang w:val="it-IT" w:bidi="ta-IN"/>
+              </w:rPr>
+              <w:t>…</w:t>
+            </w:r>
+            <w:r>
+              <w:rPr>
+                <w:rFonts w:ascii="Latha" w:hAnsi="Latha" w:cs="Latha"/>
+                <w:b/>
+                <w:bCs/>
+                <w:color w:val="EE0000"/>
+                <w:position w:val="-12"/>
+                <w:sz w:val="28"/>
+                <w:szCs w:val="28"/>
+                <w:cs/>
+                <w:lang w:bidi="ta-IN"/>
+              </w:rPr>
+              <w:t>4</w:t>
+            </w:r>
+            <w:r>
+              <w:rPr>
+                <w:rFonts w:ascii="Latha" w:hAnsi="Latha" w:cs="Latha"/>
+                <w:color w:val="EE0000"/>
+                <w:sz w:val="28"/>
+                <w:szCs w:val="28"/>
+                <w:cs/>
+                <w:lang w:bidi="ta-IN"/>
+              </w:rPr>
+              <w:t xml:space="preserve"> வை </w:t>
+            </w:r>
+            <w:r>
+              <w:rPr>
+                <w:rFonts w:ascii="Latha" w:hAnsi="Latha" w:cs="Latha"/>
+                <w:color w:val="EE0000"/>
+                <w:sz w:val="28"/>
+                <w:szCs w:val="28"/>
+                <w:lang w:val="it-IT" w:bidi="ta-IN"/>
+              </w:rPr>
+              <w:t>|</w:t>
+            </w:r>
+          </w:p>
+        </w:tc>
+      </w:tr>
+      <w:tr>
+        <w:trPr>
           <w:trHeight w:val="1247"/>
         </w:trPr>
         <w:tc>
@@ -2824,7 +3540,6 @@
                 <w:szCs w:val="32"/>
                 <w:lang w:val="en-IN" w:eastAsia="en-IN" w:bidi="ml-IN"/>
               </w:rPr>
-              <w:lastRenderedPageBreak/>
               <w:t>T.S.1.7.</w:t>
             </w:r>
             <w:r>
@@ -5431,6 +6146,7 @@
                 <w:sz w:val="32"/>
                 <w:szCs w:val="32"/>
               </w:rPr>
+              <w:lastRenderedPageBreak/>
               <w:t>Section, Paragraph</w:t>
             </w:r>
           </w:p>
@@ -5544,7 +6260,6 @@
                 <w:szCs w:val="32"/>
                 <w:lang w:val="en-IN" w:eastAsia="en-IN" w:bidi="ml-IN"/>
               </w:rPr>
-              <w:lastRenderedPageBreak/>
               <w:t>T.S.1.7.</w:t>
             </w:r>
             <w:r>
@@ -7777,6 +8492,7 @@
           <w:b/>
           <w:bCs/>
         </w:rPr>
+        <w:lastRenderedPageBreak/>
         <w:t>(ignore those which are already incorporated in your book’s version and date)</w:t>
       </w:r>
     </w:p>
@@ -7843,7 +8559,6 @@
                 <w:sz w:val="32"/>
                 <w:szCs w:val="32"/>
               </w:rPr>
-              <w:lastRenderedPageBreak/>
               <w:t>Reference</w:t>
             </w:r>
           </w:p>
@@ -7870,7 +8585,6 @@
                 <w:sz w:val="32"/>
                 <w:szCs w:val="32"/>
               </w:rPr>
-              <w:lastRenderedPageBreak/>
               <w:t>As Printed</w:t>
             </w:r>
           </w:p>

--- a/TS-Kramam/TS-1.7/TS 1.7 Tamil Krama Paatam Corrections.docx
+++ b/TS-Kramam/TS-1.7/TS 1.7 Tamil Krama Paatam Corrections.docx
@@ -4315,6 +4315,7 @@
               <w:rPr>
                 <w:rFonts w:eastAsia="Times New Roman" w:cs="Arial"/>
                 <w:b/>
+                <w:color w:val="EE0000"/>
                 <w:sz w:val="32"/>
                 <w:szCs w:val="32"/>
                 <w:lang w:val="en-IN" w:eastAsia="en-IN" w:bidi="ml-IN"/>
@@ -4324,31 +4325,12 @@
               <w:rPr>
                 <w:rFonts w:eastAsia="Times New Roman" w:cs="Arial"/>
                 <w:b/>
+                <w:color w:val="EE0000"/>
                 <w:sz w:val="32"/>
                 <w:szCs w:val="32"/>
                 <w:lang w:val="en-IN" w:eastAsia="en-IN" w:bidi="ml-IN"/>
               </w:rPr>
-              <w:t>T.S.1.7.</w:t>
-            </w:r>
-            <w:r>
-              <w:rPr>
-                <w:rFonts w:eastAsia="Times New Roman" w:cs="Arial"/>
-                <w:b/>
-                <w:sz w:val="32"/>
-                <w:szCs w:val="32"/>
-                <w:lang w:val="en-IN" w:eastAsia="en-IN" w:bidi="ml-IN"/>
-              </w:rPr>
-              <w:t>10.2</w:t>
-            </w:r>
-            <w:r>
-              <w:rPr>
-                <w:rFonts w:eastAsia="Times New Roman" w:cs="Arial"/>
-                <w:b/>
-                <w:sz w:val="32"/>
-                <w:szCs w:val="32"/>
-                <w:lang w:val="en-IN" w:eastAsia="en-IN" w:bidi="ml-IN"/>
-              </w:rPr>
-              <w:t xml:space="preserve"> - Kramam</w:t>
+              <w:t>T.S.1.7.8.4 - Kramam</w:t>
             </w:r>
           </w:p>
           <w:p>
@@ -4362,6 +4344,7 @@
                 <w:rFonts w:cs="Arial"/>
                 <w:b/>
                 <w:bCs/>
+                <w:color w:val="EE0000"/>
                 <w:sz w:val="28"/>
                 <w:szCs w:val="36"/>
                 <w:lang w:val="en-IN" w:bidi="ml-IN"/>
@@ -4372,11 +4355,12 @@
                 <w:rFonts w:cs="Arial"/>
                 <w:b/>
                 <w:bCs/>
+                <w:color w:val="EE0000"/>
                 <w:sz w:val="28"/>
                 <w:szCs w:val="36"/>
                 <w:lang w:val="en-IN" w:bidi="ml-IN"/>
               </w:rPr>
-              <w:t>Krama Vaakyam No. 49</w:t>
+              <w:t>Krama Vaakyam No. 41</w:t>
             </w:r>
           </w:p>
           <w:p>
@@ -4392,6 +4376,7 @@
               <w:rPr>
                 <w:rFonts w:eastAsia="Times New Roman" w:cs="Arial"/>
                 <w:b/>
+                <w:color w:val="EE0000"/>
                 <w:sz w:val="32"/>
                 <w:szCs w:val="32"/>
                 <w:lang w:val="it-IT" w:eastAsia="en-IN" w:bidi="ml-IN"/>
@@ -4402,22 +4387,12 @@
                 <w:rFonts w:cs="Arial"/>
                 <w:b/>
                 <w:bCs/>
+                <w:color w:val="EE0000"/>
                 <w:sz w:val="28"/>
                 <w:szCs w:val="36"/>
                 <w:lang w:val="it-IT" w:bidi="ml-IN"/>
               </w:rPr>
-              <w:t>Panchaati No. 4</w:t>
-            </w:r>
-            <w:r>
-              <w:rPr>
-                <w:rFonts w:cs="Arial"/>
-                <w:b/>
-                <w:bCs/>
-                <w:sz w:val="28"/>
-                <w:szCs w:val="36"/>
-                <w:lang w:val="it-IT" w:bidi="ml-IN"/>
-              </w:rPr>
-              <w:t>1</w:t>
+              <w:t>Panchaati No. 37</w:t>
             </w:r>
           </w:p>
         </w:tc>
@@ -4433,107 +4408,8 @@
               <w:adjustRightInd w:val="0"/>
               <w:spacing w:before="0" w:line="252" w:lineRule="auto"/>
               <w:rPr>
-                <w:rFonts w:ascii="Latha" w:hAnsi="Latha" w:cs="Latha"/>
-                <w:sz w:val="28"/>
-                <w:szCs w:val="28"/>
-                <w:lang w:val="it-IT" w:bidi="ta-IN"/>
-              </w:rPr>
-            </w:pPr>
-            <w:r>
-              <w:rPr>
-                <w:rFonts w:ascii="Latha" w:hAnsi="Latha" w:cs="Latha"/>
-                <w:sz w:val="28"/>
-                <w:szCs w:val="28"/>
-                <w:cs/>
-                <w:lang w:bidi="ta-IN"/>
-              </w:rPr>
-              <w:t>தா</w:t>
-            </w:r>
-            <w:r>
-              <w:rPr>
-                <w:rFonts w:ascii="Latha" w:hAnsi="Latha" w:cs="Latha"/>
-                <w:b/>
-                <w:bCs/>
-                <w:position w:val="-12"/>
-                <w:sz w:val="28"/>
-                <w:szCs w:val="28"/>
-                <w:cs/>
-                <w:lang w:bidi="ta-IN"/>
-              </w:rPr>
-              <w:t>3</w:t>
-            </w:r>
-            <w:r>
-              <w:rPr>
-                <w:rFonts w:ascii="Latha" w:hAnsi="Latha" w:cs="Latha"/>
-                <w:sz w:val="28"/>
-                <w:szCs w:val="28"/>
-                <w:cs/>
-                <w:lang w:bidi="ta-IN"/>
-              </w:rPr>
-              <w:t>னா</w:t>
-            </w:r>
-            <w:r>
-              <w:rPr>
-                <w:rFonts w:ascii="BRH Tamil Tab Extra" w:hAnsi="BRH Tamil Tab Extra" w:cs="Latha"/>
-                <w:b/>
-                <w:sz w:val="36"/>
-                <w:szCs w:val="28"/>
-                <w:lang w:val="it-IT" w:bidi="ta-IN"/>
-              </w:rPr>
-              <w:t>†</w:t>
-            </w:r>
-            <w:r>
-              <w:rPr>
-                <w:rFonts w:ascii="Latha" w:hAnsi="Latha" w:cs="Latha"/>
-                <w:sz w:val="28"/>
-                <w:szCs w:val="28"/>
-                <w:cs/>
-                <w:lang w:bidi="ta-IN"/>
-              </w:rPr>
-              <w:t>ய சோத</w:t>
-            </w:r>
-            <w:r>
-              <w:rPr>
-                <w:rFonts w:ascii="Latha" w:hAnsi="Latha" w:cs="Latha"/>
-                <w:b/>
-                <w:bCs/>
-                <w:position w:val="-12"/>
-                <w:sz w:val="28"/>
-                <w:szCs w:val="28"/>
-                <w:cs/>
-                <w:lang w:bidi="ta-IN"/>
-              </w:rPr>
-              <w:t>3</w:t>
-            </w:r>
-            <w:r>
-              <w:rPr>
-                <w:rFonts w:ascii="Latha" w:hAnsi="Latha" w:cs="Latha"/>
-                <w:sz w:val="28"/>
-                <w:szCs w:val="28"/>
-                <w:cs/>
-                <w:lang w:bidi="ta-IN"/>
-              </w:rPr>
-              <w:t xml:space="preserve">ய </w:t>
-            </w:r>
-            <w:r>
-              <w:rPr>
-                <w:rFonts w:ascii="Latha" w:hAnsi="Latha" w:cs="Latha"/>
-                <w:sz w:val="28"/>
-                <w:szCs w:val="28"/>
-                <w:lang w:val="it-IT" w:bidi="ta-IN"/>
-              </w:rPr>
-              <w:t xml:space="preserve">| </w:t>
-            </w:r>
-          </w:p>
-          <w:p>
-            <w:pPr>
-              <w:widowControl w:val="0"/>
-              <w:autoSpaceDE w:val="0"/>
-              <w:autoSpaceDN w:val="0"/>
-              <w:adjustRightInd w:val="0"/>
-              <w:spacing w:before="0" w:line="252" w:lineRule="auto"/>
-              <w:rPr>
                 <w:rFonts w:ascii="BRH Malayalam Extra" w:hAnsi="BRH Malayalam Extra" w:cs="BRH Malayalam Extra"/>
+                <w:color w:val="EE0000"/>
                 <w:sz w:val="40"/>
                 <w:szCs w:val="40"/>
                 <w:lang w:val="it-IT"/>
@@ -4542,17 +4418,19 @@
             <w:r>
               <w:rPr>
                 <w:rFonts w:ascii="Latha" w:hAnsi="Latha" w:cs="Latha"/>
-                <w:sz w:val="28"/>
-                <w:szCs w:val="28"/>
-                <w:cs/>
-                <w:lang w:bidi="ta-IN"/>
-              </w:rPr>
-              <w:t>சோ</w:t>
-            </w:r>
-            <w:r>
-              <w:rPr>
-                <w:rFonts w:ascii="BRH Tamil Tab Extra" w:hAnsi="BRH Tamil Tab Extra" w:cs="Latha"/>
-                <w:b/>
+                <w:color w:val="EE0000"/>
+                <w:sz w:val="28"/>
+                <w:szCs w:val="28"/>
+                <w:cs/>
+                <w:lang w:bidi="ta-IN"/>
+              </w:rPr>
+              <w:t>ஸ</w:t>
+            </w:r>
+            <w:r>
+              <w:rPr>
+                <w:rFonts w:ascii="BRH Tamil Tab Extra" w:hAnsi="BRH Tamil Tab Extra" w:cs="Latha"/>
+                <w:b/>
+                <w:color w:val="EE0000"/>
                 <w:sz w:val="32"/>
                 <w:szCs w:val="28"/>
                 <w:lang w:val="it-IT" w:bidi="ta-IN"/>
@@ -4562,127 +4440,271 @@
             <w:r>
               <w:rPr>
                 <w:rFonts w:ascii="Latha" w:hAnsi="Latha" w:cs="Latha"/>
-                <w:sz w:val="28"/>
-                <w:szCs w:val="28"/>
-                <w:cs/>
-                <w:lang w:bidi="ta-IN"/>
-              </w:rPr>
-              <w:t>த</w:t>
-            </w:r>
-            <w:r>
-              <w:rPr>
-                <w:rFonts w:ascii="BRH Tamil Tab Extra" w:hAnsi="BRH Tamil Tab Extra" w:cs="Latha"/>
-                <w:b/>
-                <w:sz w:val="32"/>
+                <w:color w:val="EE0000"/>
+                <w:sz w:val="28"/>
+                <w:szCs w:val="28"/>
+                <w:cs/>
+                <w:lang w:bidi="ta-IN"/>
+              </w:rPr>
+              <w:t>மத</w:t>
+            </w:r>
+            <w:r>
+              <w:rPr>
+                <w:rFonts w:ascii="BRH Tamil Tab Extra" w:hAnsi="BRH Tamil Tab Extra" w:cs="Latha"/>
+                <w:b/>
+                <w:color w:val="EE0000"/>
+                <w:sz w:val="36"/>
                 <w:szCs w:val="28"/>
                 <w:lang w:val="it-IT" w:bidi="ta-IN"/>
               </w:rPr>
-              <w:t>…</w:t>
-            </w:r>
-            <w:r>
-              <w:rPr>
-                <w:rFonts w:ascii="Latha" w:hAnsi="Latha" w:cs="Latha"/>
-                <w:b/>
-                <w:bCs/>
+              <w:t>†</w:t>
+            </w:r>
+            <w:r>
+              <w:rPr>
+                <w:rFonts w:ascii="Latha" w:hAnsi="Latha" w:cs="Latha"/>
+                <w:b/>
+                <w:bCs/>
+                <w:color w:val="EE0000"/>
                 <w:position w:val="-12"/>
                 <w:sz w:val="28"/>
                 <w:szCs w:val="28"/>
                 <w:cs/>
                 <w:lang w:bidi="ta-IN"/>
               </w:rPr>
+              <w:t>4</w:t>
+            </w:r>
+            <w:r>
+              <w:rPr>
+                <w:rFonts w:ascii="Latha" w:hAnsi="Latha" w:cs="Latha"/>
+                <w:color w:val="EE0000"/>
+                <w:sz w:val="28"/>
+                <w:szCs w:val="28"/>
+                <w:cs/>
+                <w:lang w:bidi="ta-IN"/>
+              </w:rPr>
+              <w:t>த்</w:t>
+            </w:r>
+            <w:r>
+              <w:rPr>
+                <w:rFonts w:ascii="Latha" w:hAnsi="Latha" w:cs="Latha"/>
+                <w:b/>
+                <w:bCs/>
+                <w:color w:val="EE0000"/>
+                <w:position w:val="-12"/>
+                <w:sz w:val="28"/>
+                <w:szCs w:val="28"/>
+                <w:cs/>
+                <w:lang w:bidi="ta-IN"/>
+              </w:rPr>
               <w:t>3</w:t>
             </w:r>
             <w:r>
               <w:rPr>
                 <w:rFonts w:ascii="Latha" w:hAnsi="Latha" w:cs="Latha"/>
+                <w:color w:val="EE0000"/>
+                <w:sz w:val="28"/>
+                <w:szCs w:val="28"/>
+                <w:cs/>
+                <w:lang w:bidi="ta-IN"/>
+              </w:rPr>
+              <w:t>த்</w:t>
+            </w:r>
+            <w:r>
+              <w:rPr>
+                <w:rFonts w:ascii="Latha" w:hAnsi="Latha" w:cs="Latha"/>
+                <w:b/>
+                <w:bCs/>
+                <w:color w:val="EE0000"/>
+                <w:position w:val="-12"/>
+                <w:sz w:val="28"/>
+                <w:szCs w:val="28"/>
+                <w:cs/>
+                <w:lang w:bidi="ta-IN"/>
+              </w:rPr>
+              <w:t>4</w:t>
+            </w:r>
+            <w:r>
+              <w:rPr>
+                <w:rFonts w:ascii="Latha" w:hAnsi="Latha" w:cs="Latha"/>
+                <w:color w:val="EE0000"/>
+                <w:sz w:val="28"/>
+                <w:szCs w:val="28"/>
+                <w:cs/>
+                <w:lang w:bidi="ta-IN"/>
+              </w:rPr>
+              <w:t>வ</w:t>
+            </w:r>
+            <w:r>
+              <w:rPr>
+                <w:rFonts w:ascii="BRH Tamil Tab Extra" w:hAnsi="BRH Tamil Tab Extra" w:cs="Latha"/>
+                <w:b/>
+                <w:color w:val="EE0000"/>
+                <w:sz w:val="32"/>
+                <w:szCs w:val="28"/>
+                <w:lang w:val="it-IT" w:bidi="ta-IN"/>
+              </w:rPr>
+              <w:t>…</w:t>
+            </w:r>
+            <w:r>
+              <w:rPr>
+                <w:rFonts w:ascii="Latha" w:hAnsi="Latha" w:cs="Latha"/>
+                <w:color w:val="EE0000"/>
+                <w:sz w:val="28"/>
+                <w:szCs w:val="28"/>
+                <w:cs/>
+                <w:lang w:bidi="ta-IN"/>
+              </w:rPr>
+              <w:t>மிதி</w:t>
+            </w:r>
+            <w:r>
+              <w:rPr>
+                <w:rFonts w:ascii="BRH Tamil Tab Extra" w:hAnsi="BRH Tamil Tab Extra" w:cs="Latha"/>
+                <w:b/>
+                <w:color w:val="EE0000"/>
+                <w:sz w:val="36"/>
+                <w:szCs w:val="28"/>
+                <w:lang w:val="it-IT" w:bidi="ta-IN"/>
+              </w:rPr>
+              <w:t>†</w:t>
+            </w:r>
+            <w:r>
+              <w:rPr>
+                <w:rFonts w:ascii="Latha" w:hAnsi="Latha" w:cs="Latha"/>
+                <w:color w:val="EE0000"/>
+                <w:sz w:val="28"/>
+                <w:szCs w:val="28"/>
+                <w:lang w:val="it-IT" w:bidi="ta-IN"/>
+              </w:rPr>
+              <w:t xml:space="preserve"> </w:t>
+            </w:r>
+            <w:r>
+              <w:rPr>
+                <w:rFonts w:ascii="Latha" w:hAnsi="Latha" w:cs="Latha"/>
+                <w:color w:val="EE0000"/>
+                <w:sz w:val="28"/>
+                <w:szCs w:val="28"/>
+                <w:cs/>
+                <w:lang w:bidi="ta-IN"/>
+              </w:rPr>
+              <w:t xml:space="preserve">ஸம் </w:t>
+            </w:r>
+            <w:r>
+              <w:rPr>
+                <w:rFonts w:ascii="Latha" w:hAnsi="Latha" w:cs="Latha"/>
+                <w:color w:val="EE0000"/>
+                <w:sz w:val="28"/>
+                <w:szCs w:val="28"/>
+                <w:lang w:val="it-IT" w:bidi="ta-IN"/>
+              </w:rPr>
+              <w:t xml:space="preserve">- </w:t>
+            </w:r>
+            <w:r>
+              <w:rPr>
+                <w:rFonts w:ascii="Latha" w:hAnsi="Latha" w:cs="Latha"/>
+                <w:color w:val="EE0000"/>
+                <w:sz w:val="28"/>
+                <w:szCs w:val="28"/>
+                <w:cs/>
+                <w:lang w:bidi="ta-IN"/>
+              </w:rPr>
+              <w:t>அத</w:t>
+            </w:r>
+            <w:r>
+              <w:rPr>
+                <w:rFonts w:ascii="BRH Tamil Tab Extra" w:hAnsi="BRH Tamil Tab Extra" w:cs="Latha"/>
+                <w:b/>
+                <w:color w:val="EE0000"/>
+                <w:sz w:val="36"/>
+                <w:szCs w:val="28"/>
+                <w:lang w:val="it-IT" w:bidi="ta-IN"/>
+              </w:rPr>
+              <w:t>†</w:t>
+            </w:r>
+            <w:r>
+              <w:rPr>
+                <w:rFonts w:ascii="Latha" w:hAnsi="Latha" w:cs="Latha"/>
+                <w:b/>
+                <w:bCs/>
+                <w:color w:val="EE0000"/>
+                <w:position w:val="-12"/>
                 <w:sz w:val="28"/>
                 <w:szCs w:val="28"/>
                 <w:highlight w:val="yellow"/>
                 <w:cs/>
                 <w:lang w:bidi="ta-IN"/>
               </w:rPr>
-              <w:t>யே</w:t>
-            </w:r>
-            <w:r>
-              <w:rPr>
-                <w:rFonts w:ascii="BRH Tamil Tab Extra" w:hAnsi="BRH Tamil Tab Extra" w:cs="Latha"/>
-                <w:b/>
-                <w:sz w:val="32"/>
+              <w:t>3</w:t>
+            </w:r>
+            <w:r>
+              <w:rPr>
+                <w:rFonts w:ascii="Latha" w:hAnsi="Latha" w:cs="Latha"/>
+                <w:color w:val="EE0000"/>
+                <w:sz w:val="28"/>
+                <w:szCs w:val="28"/>
+                <w:cs/>
+                <w:lang w:bidi="ta-IN"/>
+              </w:rPr>
+              <w:t>த்</w:t>
+            </w:r>
+            <w:r>
+              <w:rPr>
+                <w:rFonts w:ascii="Latha" w:hAnsi="Latha" w:cs="Latha"/>
+                <w:b/>
+                <w:bCs/>
+                <w:color w:val="EE0000"/>
+                <w:position w:val="-12"/>
+                <w:sz w:val="28"/>
+                <w:szCs w:val="28"/>
+                <w:cs/>
+                <w:lang w:bidi="ta-IN"/>
+              </w:rPr>
+              <w:t>3</w:t>
+            </w:r>
+            <w:r>
+              <w:rPr>
+                <w:rFonts w:ascii="Latha" w:hAnsi="Latha" w:cs="Latha"/>
+                <w:color w:val="EE0000"/>
+                <w:sz w:val="28"/>
+                <w:szCs w:val="28"/>
+                <w:cs/>
+                <w:lang w:bidi="ta-IN"/>
+              </w:rPr>
+              <w:t>த்</w:t>
+            </w:r>
+            <w:r>
+              <w:rPr>
+                <w:rFonts w:ascii="Latha" w:hAnsi="Latha" w:cs="Latha"/>
+                <w:b/>
+                <w:bCs/>
+                <w:color w:val="EE0000"/>
+                <w:position w:val="-12"/>
+                <w:sz w:val="28"/>
+                <w:szCs w:val="28"/>
+                <w:cs/>
+                <w:lang w:bidi="ta-IN"/>
+              </w:rPr>
+              <w:t>4</w:t>
+            </w:r>
+            <w:r>
+              <w:rPr>
+                <w:rFonts w:ascii="Latha" w:hAnsi="Latha" w:cs="Latha"/>
+                <w:color w:val="EE0000"/>
+                <w:sz w:val="28"/>
+                <w:szCs w:val="28"/>
+                <w:cs/>
+                <w:lang w:bidi="ta-IN"/>
+              </w:rPr>
+              <w:t xml:space="preserve">வம் </w:t>
+            </w:r>
+            <w:r>
+              <w:rPr>
+                <w:rFonts w:ascii="Latha" w:hAnsi="Latha" w:cs="Latha"/>
+                <w:color w:val="EE0000"/>
+                <w:sz w:val="28"/>
                 <w:szCs w:val="28"/>
                 <w:lang w:val="it-IT" w:bidi="ta-IN"/>
               </w:rPr>
-              <w:t>…</w:t>
-            </w:r>
-            <w:r>
-              <w:rPr>
-                <w:rFonts w:ascii="Latha" w:hAnsi="Latha" w:cs="Latha"/>
-                <w:sz w:val="28"/>
-                <w:szCs w:val="28"/>
-                <w:cs/>
-                <w:lang w:bidi="ta-IN"/>
-              </w:rPr>
-              <w:t>தி</w:t>
-            </w:r>
-            <w:r>
-              <w:rPr>
-                <w:rFonts w:ascii="BRH Tamil Tab Extra" w:hAnsi="BRH Tamil Tab Extra" w:cs="Latha"/>
-                <w:b/>
-                <w:sz w:val="36"/>
-                <w:szCs w:val="28"/>
-                <w:lang w:val="it-IT" w:bidi="ta-IN"/>
-              </w:rPr>
-              <w:t>†</w:t>
-            </w:r>
-            <w:r>
-              <w:rPr>
-                <w:rFonts w:ascii="Latha" w:hAnsi="Latha" w:cs="Latha"/>
-                <w:sz w:val="28"/>
-                <w:szCs w:val="28"/>
-                <w:lang w:val="it-IT" w:bidi="ta-IN"/>
-              </w:rPr>
-              <w:t xml:space="preserve"> </w:t>
-            </w:r>
-            <w:r>
-              <w:rPr>
-                <w:rFonts w:ascii="Latha" w:hAnsi="Latha" w:cs="Latha"/>
-                <w:sz w:val="28"/>
-                <w:szCs w:val="28"/>
-                <w:cs/>
-                <w:lang w:bidi="ta-IN"/>
-              </w:rPr>
-              <w:t>சோத</w:t>
-            </w:r>
-            <w:r>
-              <w:rPr>
-                <w:rFonts w:ascii="Latha" w:hAnsi="Latha" w:cs="Latha"/>
-                <w:b/>
-                <w:bCs/>
-                <w:position w:val="-12"/>
-                <w:sz w:val="28"/>
-                <w:szCs w:val="28"/>
-                <w:cs/>
-                <w:lang w:bidi="ta-IN"/>
-              </w:rPr>
-              <w:t>3</w:t>
-            </w:r>
-            <w:r>
-              <w:rPr>
-                <w:rFonts w:ascii="Latha" w:hAnsi="Latha" w:cs="Latha"/>
-                <w:sz w:val="28"/>
-                <w:szCs w:val="28"/>
-                <w:cs/>
-                <w:lang w:bidi="ta-IN"/>
-              </w:rPr>
-              <w:t xml:space="preserve">ய </w:t>
-            </w:r>
-            <w:r>
-              <w:rPr>
-                <w:rFonts w:ascii="Latha" w:hAnsi="Latha" w:cs="Latha"/>
-                <w:sz w:val="28"/>
-                <w:szCs w:val="28"/>
-                <w:lang w:val="it-IT" w:bidi="ta-IN"/>
-              </w:rPr>
-              <w:t xml:space="preserve">|| </w:t>
+              <w:t>|</w:t>
             </w:r>
           </w:p>
         </w:tc>
@@ -4699,6 +4721,7 @@
               <w:spacing w:before="0" w:line="252" w:lineRule="auto"/>
               <w:rPr>
                 <w:rFonts w:ascii="BRH Malayalam Extra" w:hAnsi="BRH Malayalam Extra" w:cs="BRH Malayalam Extra"/>
+                <w:color w:val="EE0000"/>
                 <w:sz w:val="40"/>
                 <w:szCs w:val="40"/>
                 <w:lang w:val="it-IT"/>
@@ -4707,40 +4730,149 @@
             <w:r>
               <w:rPr>
                 <w:rFonts w:ascii="Latha" w:hAnsi="Latha" w:cs="Latha"/>
-                <w:sz w:val="28"/>
-                <w:szCs w:val="28"/>
-                <w:cs/>
-                <w:lang w:bidi="ta-IN"/>
-              </w:rPr>
-              <w:t>தா</w:t>
-            </w:r>
-            <w:r>
-              <w:rPr>
-                <w:rFonts w:ascii="Latha" w:hAnsi="Latha" w:cs="Latha"/>
-                <w:b/>
-                <w:bCs/>
+                <w:color w:val="EE0000"/>
+                <w:sz w:val="28"/>
+                <w:szCs w:val="28"/>
+                <w:cs/>
+                <w:lang w:bidi="ta-IN"/>
+              </w:rPr>
+              <w:t>ஸ</w:t>
+            </w:r>
+            <w:r>
+              <w:rPr>
+                <w:rFonts w:ascii="BRH Tamil Tab Extra" w:hAnsi="BRH Tamil Tab Extra" w:cs="Latha"/>
+                <w:b/>
+                <w:color w:val="EE0000"/>
+                <w:sz w:val="32"/>
+                <w:szCs w:val="28"/>
+                <w:lang w:val="it-IT" w:bidi="ta-IN"/>
+              </w:rPr>
+              <w:t>…</w:t>
+            </w:r>
+            <w:r>
+              <w:rPr>
+                <w:rFonts w:ascii="Latha" w:hAnsi="Latha" w:cs="Latha"/>
+                <w:color w:val="EE0000"/>
+                <w:sz w:val="28"/>
+                <w:szCs w:val="28"/>
+                <w:cs/>
+                <w:lang w:bidi="ta-IN"/>
+              </w:rPr>
+              <w:t>மத</w:t>
+            </w:r>
+            <w:r>
+              <w:rPr>
+                <w:rFonts w:ascii="BRH Tamil Tab Extra" w:hAnsi="BRH Tamil Tab Extra" w:cs="Latha"/>
+                <w:b/>
+                <w:color w:val="EE0000"/>
+                <w:sz w:val="36"/>
+                <w:szCs w:val="28"/>
+                <w:lang w:val="it-IT" w:bidi="ta-IN"/>
+              </w:rPr>
+              <w:t>†</w:t>
+            </w:r>
+            <w:r>
+              <w:rPr>
+                <w:rFonts w:ascii="Latha" w:hAnsi="Latha" w:cs="Latha"/>
+                <w:b/>
+                <w:bCs/>
+                <w:color w:val="EE0000"/>
                 <w:position w:val="-12"/>
                 <w:sz w:val="28"/>
                 <w:szCs w:val="28"/>
                 <w:cs/>
                 <w:lang w:bidi="ta-IN"/>
               </w:rPr>
+              <w:t>4</w:t>
+            </w:r>
+            <w:r>
+              <w:rPr>
+                <w:rFonts w:ascii="Latha" w:hAnsi="Latha" w:cs="Latha"/>
+                <w:color w:val="EE0000"/>
+                <w:sz w:val="28"/>
+                <w:szCs w:val="28"/>
+                <w:cs/>
+                <w:lang w:bidi="ta-IN"/>
+              </w:rPr>
+              <w:t>த்</w:t>
+            </w:r>
+            <w:r>
+              <w:rPr>
+                <w:rFonts w:ascii="Latha" w:hAnsi="Latha" w:cs="Latha"/>
+                <w:b/>
+                <w:bCs/>
+                <w:color w:val="EE0000"/>
+                <w:position w:val="-12"/>
+                <w:sz w:val="28"/>
+                <w:szCs w:val="28"/>
+                <w:cs/>
+                <w:lang w:bidi="ta-IN"/>
+              </w:rPr>
               <w:t>3</w:t>
             </w:r>
             <w:r>
               <w:rPr>
                 <w:rFonts w:ascii="Latha" w:hAnsi="Latha" w:cs="Latha"/>
-                <w:sz w:val="28"/>
-                <w:szCs w:val="28"/>
-                <w:cs/>
-                <w:lang w:bidi="ta-IN"/>
-              </w:rPr>
-              <w:t>னா</w:t>
-            </w:r>
-            <w:r>
-              <w:rPr>
-                <w:rFonts w:ascii="BRH Tamil Tab Extra" w:hAnsi="BRH Tamil Tab Extra" w:cs="Latha"/>
-                <w:b/>
+                <w:color w:val="EE0000"/>
+                <w:sz w:val="28"/>
+                <w:szCs w:val="28"/>
+                <w:cs/>
+                <w:lang w:bidi="ta-IN"/>
+              </w:rPr>
+              <w:t>த்</w:t>
+            </w:r>
+            <w:r>
+              <w:rPr>
+                <w:rFonts w:ascii="Latha" w:hAnsi="Latha" w:cs="Latha"/>
+                <w:b/>
+                <w:bCs/>
+                <w:color w:val="EE0000"/>
+                <w:position w:val="-12"/>
+                <w:sz w:val="28"/>
+                <w:szCs w:val="28"/>
+                <w:cs/>
+                <w:lang w:bidi="ta-IN"/>
+              </w:rPr>
+              <w:t>4</w:t>
+            </w:r>
+            <w:r>
+              <w:rPr>
+                <w:rFonts w:ascii="Latha" w:hAnsi="Latha" w:cs="Latha"/>
+                <w:color w:val="EE0000"/>
+                <w:sz w:val="28"/>
+                <w:szCs w:val="28"/>
+                <w:cs/>
+                <w:lang w:bidi="ta-IN"/>
+              </w:rPr>
+              <w:t>வ</w:t>
+            </w:r>
+            <w:r>
+              <w:rPr>
+                <w:rFonts w:ascii="BRH Tamil Tab Extra" w:hAnsi="BRH Tamil Tab Extra" w:cs="Latha"/>
+                <w:b/>
+                <w:color w:val="EE0000"/>
+                <w:sz w:val="32"/>
+                <w:szCs w:val="28"/>
+                <w:lang w:val="it-IT" w:bidi="ta-IN"/>
+              </w:rPr>
+              <w:t>…</w:t>
+            </w:r>
+            <w:r>
+              <w:rPr>
+                <w:rFonts w:ascii="Latha" w:hAnsi="Latha" w:cs="Latha"/>
+                <w:color w:val="EE0000"/>
+                <w:sz w:val="28"/>
+                <w:szCs w:val="28"/>
+                <w:cs/>
+                <w:lang w:bidi="ta-IN"/>
+              </w:rPr>
+              <w:t>மிதி</w:t>
+            </w:r>
+            <w:r>
+              <w:rPr>
+                <w:rFonts w:ascii="BRH Tamil Tab Extra" w:hAnsi="BRH Tamil Tab Extra" w:cs="Latha"/>
+                <w:b/>
+                <w:color w:val="EE0000"/>
                 <w:sz w:val="36"/>
                 <w:szCs w:val="28"/>
                 <w:lang w:val="it-IT" w:bidi="ta-IN"/>
@@ -4750,21 +4882,91 @@
             <w:r>
               <w:rPr>
                 <w:rFonts w:ascii="Latha" w:hAnsi="Latha" w:cs="Latha"/>
-                <w:sz w:val="28"/>
-                <w:szCs w:val="28"/>
-                <w:cs/>
-                <w:lang w:bidi="ta-IN"/>
-              </w:rPr>
-              <w:t>ய சோத</w:t>
-            </w:r>
-            <w:r>
-              <w:rPr>
-                <w:rFonts w:ascii="Latha" w:hAnsi="Latha" w:cs="Latha"/>
-                <w:b/>
-                <w:bCs/>
+                <w:color w:val="EE0000"/>
+                <w:sz w:val="28"/>
+                <w:szCs w:val="28"/>
+                <w:lang w:val="it-IT" w:bidi="ta-IN"/>
+              </w:rPr>
+              <w:t xml:space="preserve"> </w:t>
+            </w:r>
+            <w:r>
+              <w:rPr>
+                <w:rFonts w:ascii="Latha" w:hAnsi="Latha" w:cs="Latha"/>
+                <w:color w:val="EE0000"/>
+                <w:sz w:val="28"/>
+                <w:szCs w:val="28"/>
+                <w:cs/>
+                <w:lang w:bidi="ta-IN"/>
+              </w:rPr>
+              <w:t xml:space="preserve">ஸம் </w:t>
+            </w:r>
+            <w:r>
+              <w:rPr>
+                <w:rFonts w:ascii="Latha" w:hAnsi="Latha" w:cs="Latha"/>
+                <w:color w:val="EE0000"/>
+                <w:sz w:val="28"/>
+                <w:szCs w:val="28"/>
+                <w:lang w:val="it-IT" w:bidi="ta-IN"/>
+              </w:rPr>
+              <w:t xml:space="preserve">- </w:t>
+            </w:r>
+            <w:r>
+              <w:rPr>
+                <w:rFonts w:ascii="Latha" w:hAnsi="Latha" w:cs="Latha"/>
+                <w:color w:val="EE0000"/>
+                <w:sz w:val="28"/>
+                <w:szCs w:val="28"/>
+                <w:cs/>
+                <w:lang w:bidi="ta-IN"/>
+              </w:rPr>
+              <w:t>அத</w:t>
+            </w:r>
+            <w:r>
+              <w:rPr>
+                <w:rFonts w:ascii="BRH Tamil Tab Extra" w:hAnsi="BRH Tamil Tab Extra" w:cs="Latha"/>
+                <w:b/>
+                <w:color w:val="EE0000"/>
+                <w:sz w:val="36"/>
+                <w:szCs w:val="28"/>
+                <w:highlight w:val="green"/>
+                <w:lang w:val="it-IT" w:bidi="ta-IN"/>
+              </w:rPr>
+              <w:t>†</w:t>
+            </w:r>
+            <w:r>
+              <w:rPr>
+                <w:rFonts w:ascii="Latha" w:hAnsi="Latha" w:cs="Latha"/>
+                <w:b/>
+                <w:bCs/>
+                <w:color w:val="EE0000"/>
                 <w:position w:val="-12"/>
                 <w:sz w:val="28"/>
                 <w:szCs w:val="28"/>
+                <w:highlight w:val="green"/>
+                <w:lang w:val="it-IT" w:bidi="ta-IN"/>
+              </w:rPr>
+              <w:t>4</w:t>
+            </w:r>
+            <w:r>
+              <w:rPr>
+                <w:rFonts w:ascii="Latha" w:hAnsi="Latha" w:cs="Latha"/>
+                <w:color w:val="EE0000"/>
+                <w:sz w:val="28"/>
+                <w:szCs w:val="28"/>
+                <w:cs/>
+                <w:lang w:bidi="ta-IN"/>
+              </w:rPr>
+              <w:t>த்</w:t>
+            </w:r>
+            <w:r>
+              <w:rPr>
+                <w:rFonts w:ascii="Latha" w:hAnsi="Latha" w:cs="Latha"/>
+                <w:b/>
+                <w:bCs/>
+                <w:color w:val="EE0000"/>
+                <w:position w:val="-12"/>
+                <w:sz w:val="28"/>
+                <w:szCs w:val="28"/>
                 <w:cs/>
                 <w:lang w:bidi="ta-IN"/>
               </w:rPr>
@@ -4773,156 +4975,48 @@
             <w:r>
               <w:rPr>
                 <w:rFonts w:ascii="Latha" w:hAnsi="Latha" w:cs="Latha"/>
-                <w:sz w:val="28"/>
-                <w:szCs w:val="28"/>
-                <w:cs/>
-                <w:lang w:bidi="ta-IN"/>
-              </w:rPr>
-              <w:t xml:space="preserve">ய </w:t>
-            </w:r>
-            <w:r>
-              <w:rPr>
-                <w:rFonts w:ascii="Latha" w:hAnsi="Latha" w:cs="Latha"/>
+                <w:color w:val="EE0000"/>
+                <w:sz w:val="28"/>
+                <w:szCs w:val="28"/>
+                <w:cs/>
+                <w:lang w:bidi="ta-IN"/>
+              </w:rPr>
+              <w:t>த்</w:t>
+            </w:r>
+            <w:r>
+              <w:rPr>
+                <w:rFonts w:ascii="Latha" w:hAnsi="Latha" w:cs="Latha"/>
+                <w:b/>
+                <w:bCs/>
+                <w:color w:val="EE0000"/>
+                <w:position w:val="-12"/>
+                <w:sz w:val="28"/>
+                <w:szCs w:val="28"/>
+                <w:cs/>
+                <w:lang w:bidi="ta-IN"/>
+              </w:rPr>
+              <w:t>4</w:t>
+            </w:r>
+            <w:r>
+              <w:rPr>
+                <w:rFonts w:ascii="Latha" w:hAnsi="Latha" w:cs="Latha"/>
+                <w:color w:val="EE0000"/>
+                <w:sz w:val="28"/>
+                <w:szCs w:val="28"/>
+                <w:cs/>
+                <w:lang w:bidi="ta-IN"/>
+              </w:rPr>
+              <w:t xml:space="preserve">வம் </w:t>
+            </w:r>
+            <w:r>
+              <w:rPr>
+                <w:rFonts w:ascii="Latha" w:hAnsi="Latha" w:cs="Latha"/>
+                <w:color w:val="EE0000"/>
                 <w:sz w:val="28"/>
                 <w:szCs w:val="28"/>
                 <w:lang w:val="it-IT" w:bidi="ta-IN"/>
               </w:rPr>
-              <w:t xml:space="preserve">| </w:t>
-            </w:r>
-            <w:r>
-              <w:rPr>
-                <w:rFonts w:ascii="Latha" w:hAnsi="Latha" w:cs="Latha"/>
-                <w:sz w:val="28"/>
-                <w:szCs w:val="28"/>
-                <w:cs/>
-                <w:lang w:bidi="ta-IN"/>
-              </w:rPr>
-              <w:t>சோ</w:t>
-            </w:r>
-            <w:r>
-              <w:rPr>
-                <w:rFonts w:ascii="BRH Tamil Tab Extra" w:hAnsi="BRH Tamil Tab Extra" w:cs="Latha"/>
-                <w:b/>
-                <w:sz w:val="32"/>
-                <w:szCs w:val="28"/>
-                <w:lang w:val="it-IT" w:bidi="ta-IN"/>
-              </w:rPr>
-              <w:t>…</w:t>
-            </w:r>
-            <w:r>
-              <w:rPr>
-                <w:rFonts w:ascii="Latha" w:hAnsi="Latha" w:cs="Latha"/>
-                <w:sz w:val="28"/>
-                <w:szCs w:val="28"/>
-                <w:cs/>
-                <w:lang w:bidi="ta-IN"/>
-              </w:rPr>
-              <w:t>த</w:t>
-            </w:r>
-            <w:r>
-              <w:rPr>
-                <w:rFonts w:ascii="BRH Tamil Tab Extra" w:hAnsi="BRH Tamil Tab Extra" w:cs="Latha"/>
-                <w:b/>
-                <w:sz w:val="32"/>
-                <w:szCs w:val="28"/>
-                <w:lang w:val="it-IT" w:bidi="ta-IN"/>
-              </w:rPr>
-              <w:t>…</w:t>
-            </w:r>
-            <w:r>
-              <w:rPr>
-                <w:rFonts w:ascii="Latha" w:hAnsi="Latha" w:cs="Latha"/>
-                <w:b/>
-                <w:bCs/>
-                <w:position w:val="-12"/>
-                <w:sz w:val="28"/>
-                <w:szCs w:val="28"/>
-                <w:cs/>
-                <w:lang w:bidi="ta-IN"/>
-              </w:rPr>
-              <w:t>3</w:t>
-            </w:r>
-            <w:r>
-              <w:rPr>
-                <w:rFonts w:ascii="Latha" w:hAnsi="Latha" w:cs="Latha"/>
-                <w:sz w:val="28"/>
-                <w:szCs w:val="28"/>
-                <w:highlight w:val="green"/>
-                <w:cs/>
-                <w:lang w:bidi="ta-IN"/>
-              </w:rPr>
-              <w:t>யே</w:t>
-            </w:r>
-            <w:r>
-              <w:rPr>
-                <w:rFonts w:ascii="Latha" w:hAnsi="Latha" w:cs="Latha"/>
-                <w:sz w:val="28"/>
-                <w:szCs w:val="28"/>
-                <w:cs/>
-                <w:lang w:bidi="ta-IN"/>
-              </w:rPr>
-              <w:t>தி</w:t>
-            </w:r>
-            <w:r>
-              <w:rPr>
-                <w:rFonts w:ascii="BRH Tamil Tab Extra" w:hAnsi="BRH Tamil Tab Extra" w:cs="Latha"/>
-                <w:b/>
-                <w:sz w:val="36"/>
-                <w:szCs w:val="28"/>
-                <w:lang w:val="it-IT" w:bidi="ta-IN"/>
-              </w:rPr>
-              <w:t>†</w:t>
-            </w:r>
-            <w:r>
-              <w:rPr>
-                <w:rFonts w:ascii="Latha" w:hAnsi="Latha" w:cs="Latha"/>
-                <w:sz w:val="28"/>
-                <w:szCs w:val="28"/>
-                <w:lang w:val="it-IT" w:bidi="ta-IN"/>
-              </w:rPr>
-              <w:t xml:space="preserve"> </w:t>
-            </w:r>
-            <w:r>
-              <w:rPr>
-                <w:rFonts w:ascii="Latha" w:hAnsi="Latha" w:cs="Latha"/>
-                <w:sz w:val="28"/>
-                <w:szCs w:val="28"/>
-                <w:cs/>
-                <w:lang w:bidi="ta-IN"/>
-              </w:rPr>
-              <w:t>சோத</w:t>
-            </w:r>
-            <w:r>
-              <w:rPr>
-                <w:rFonts w:ascii="Latha" w:hAnsi="Latha" w:cs="Latha"/>
-                <w:b/>
-                <w:bCs/>
-                <w:position w:val="-12"/>
-                <w:sz w:val="28"/>
-                <w:szCs w:val="28"/>
-                <w:cs/>
-                <w:lang w:bidi="ta-IN"/>
-              </w:rPr>
-              <w:t>3</w:t>
-            </w:r>
-            <w:r>
-              <w:rPr>
-                <w:rFonts w:ascii="Latha" w:hAnsi="Latha" w:cs="Latha"/>
-                <w:sz w:val="28"/>
-                <w:szCs w:val="28"/>
-                <w:cs/>
-                <w:lang w:bidi="ta-IN"/>
-              </w:rPr>
-              <w:t xml:space="preserve">ய </w:t>
-            </w:r>
-            <w:r>
-              <w:rPr>
-                <w:rFonts w:ascii="Latha" w:hAnsi="Latha" w:cs="Latha"/>
-                <w:sz w:val="28"/>
-                <w:szCs w:val="28"/>
-                <w:lang w:val="it-IT" w:bidi="ta-IN"/>
-              </w:rPr>
-              <w:t>||</w:t>
+              <w:t>|</w:t>
             </w:r>
           </w:p>
         </w:tc>
@@ -4971,7 +5065,7 @@
                 <w:szCs w:val="32"/>
                 <w:lang w:val="en-IN" w:eastAsia="en-IN" w:bidi="ml-IN"/>
               </w:rPr>
-              <w:t>11.2</w:t>
+              <w:t>10.2</w:t>
             </w:r>
             <w:r>
               <w:rPr>
@@ -5009,7 +5103,7 @@
                 <w:szCs w:val="36"/>
                 <w:lang w:val="en-IN" w:bidi="ml-IN"/>
               </w:rPr>
-              <w:t>Krama Vaakyam No. 60</w:t>
+              <w:t>Krama Vaakyam No. 49</w:t>
             </w:r>
           </w:p>
           <w:p>
@@ -5050,7 +5144,7 @@
                 <w:szCs w:val="36"/>
                 <w:lang w:val="it-IT" w:bidi="ml-IN"/>
               </w:rPr>
-              <w:t>4</w:t>
+              <w:t>1</w:t>
             </w:r>
           </w:p>
         </w:tc>
@@ -5066,6 +5160,106 @@
               <w:adjustRightInd w:val="0"/>
               <w:spacing w:before="0" w:line="252" w:lineRule="auto"/>
               <w:rPr>
+                <w:rFonts w:ascii="Latha" w:hAnsi="Latha" w:cs="Latha"/>
+                <w:sz w:val="28"/>
+                <w:szCs w:val="28"/>
+                <w:lang w:val="it-IT" w:bidi="ta-IN"/>
+              </w:rPr>
+            </w:pPr>
+            <w:r>
+              <w:rPr>
+                <w:rFonts w:ascii="Latha" w:hAnsi="Latha" w:cs="Latha"/>
+                <w:sz w:val="28"/>
+                <w:szCs w:val="28"/>
+                <w:cs/>
+                <w:lang w:bidi="ta-IN"/>
+              </w:rPr>
+              <w:t>தா</w:t>
+            </w:r>
+            <w:r>
+              <w:rPr>
+                <w:rFonts w:ascii="Latha" w:hAnsi="Latha" w:cs="Latha"/>
+                <w:b/>
+                <w:bCs/>
+                <w:position w:val="-12"/>
+                <w:sz w:val="28"/>
+                <w:szCs w:val="28"/>
+                <w:cs/>
+                <w:lang w:bidi="ta-IN"/>
+              </w:rPr>
+              <w:t>3</w:t>
+            </w:r>
+            <w:r>
+              <w:rPr>
+                <w:rFonts w:ascii="Latha" w:hAnsi="Latha" w:cs="Latha"/>
+                <w:sz w:val="28"/>
+                <w:szCs w:val="28"/>
+                <w:cs/>
+                <w:lang w:bidi="ta-IN"/>
+              </w:rPr>
+              <w:t>னா</w:t>
+            </w:r>
+            <w:r>
+              <w:rPr>
+                <w:rFonts w:ascii="BRH Tamil Tab Extra" w:hAnsi="BRH Tamil Tab Extra" w:cs="Latha"/>
+                <w:b/>
+                <w:sz w:val="36"/>
+                <w:szCs w:val="28"/>
+                <w:lang w:val="it-IT" w:bidi="ta-IN"/>
+              </w:rPr>
+              <w:t>†</w:t>
+            </w:r>
+            <w:r>
+              <w:rPr>
+                <w:rFonts w:ascii="Latha" w:hAnsi="Latha" w:cs="Latha"/>
+                <w:sz w:val="28"/>
+                <w:szCs w:val="28"/>
+                <w:cs/>
+                <w:lang w:bidi="ta-IN"/>
+              </w:rPr>
+              <w:t>ய சோத</w:t>
+            </w:r>
+            <w:r>
+              <w:rPr>
+                <w:rFonts w:ascii="Latha" w:hAnsi="Latha" w:cs="Latha"/>
+                <w:b/>
+                <w:bCs/>
+                <w:position w:val="-12"/>
+                <w:sz w:val="28"/>
+                <w:szCs w:val="28"/>
+                <w:cs/>
+                <w:lang w:bidi="ta-IN"/>
+              </w:rPr>
+              <w:t>3</w:t>
+            </w:r>
+            <w:r>
+              <w:rPr>
+                <w:rFonts w:ascii="Latha" w:hAnsi="Latha" w:cs="Latha"/>
+                <w:sz w:val="28"/>
+                <w:szCs w:val="28"/>
+                <w:cs/>
+                <w:lang w:bidi="ta-IN"/>
+              </w:rPr>
+              <w:t xml:space="preserve">ய </w:t>
+            </w:r>
+            <w:r>
+              <w:rPr>
+                <w:rFonts w:ascii="Latha" w:hAnsi="Latha" w:cs="Latha"/>
+                <w:sz w:val="28"/>
+                <w:szCs w:val="28"/>
+                <w:lang w:val="it-IT" w:bidi="ta-IN"/>
+              </w:rPr>
+              <w:t xml:space="preserve">| </w:t>
+            </w:r>
+          </w:p>
+          <w:p>
+            <w:pPr>
+              <w:widowControl w:val="0"/>
+              <w:autoSpaceDE w:val="0"/>
+              <w:autoSpaceDN w:val="0"/>
+              <w:adjustRightInd w:val="0"/>
+              <w:spacing w:before="0" w:line="252" w:lineRule="auto"/>
+              <w:rPr>
                 <w:rFonts w:ascii="BRH Malayalam Extra" w:hAnsi="BRH Malayalam Extra" w:cs="BRH Malayalam Extra"/>
                 <w:sz w:val="40"/>
                 <w:szCs w:val="40"/>
@@ -5080,7 +5274,81 @@
                 <w:cs/>
                 <w:lang w:bidi="ta-IN"/>
               </w:rPr>
-              <w:t>உத</w:t>
+              <w:t>சோ</w:t>
+            </w:r>
+            <w:r>
+              <w:rPr>
+                <w:rFonts w:ascii="BRH Tamil Tab Extra" w:hAnsi="BRH Tamil Tab Extra" w:cs="Latha"/>
+                <w:b/>
+                <w:sz w:val="32"/>
+                <w:szCs w:val="28"/>
+                <w:lang w:val="it-IT" w:bidi="ta-IN"/>
+              </w:rPr>
+              <w:t>…</w:t>
+            </w:r>
+            <w:r>
+              <w:rPr>
+                <w:rFonts w:ascii="Latha" w:hAnsi="Latha" w:cs="Latha"/>
+                <w:sz w:val="28"/>
+                <w:szCs w:val="28"/>
+                <w:cs/>
+                <w:lang w:bidi="ta-IN"/>
+              </w:rPr>
+              <w:t>த</w:t>
+            </w:r>
+            <w:r>
+              <w:rPr>
+                <w:rFonts w:ascii="BRH Tamil Tab Extra" w:hAnsi="BRH Tamil Tab Extra" w:cs="Latha"/>
+                <w:b/>
+                <w:sz w:val="32"/>
+                <w:szCs w:val="28"/>
+                <w:lang w:val="it-IT" w:bidi="ta-IN"/>
+              </w:rPr>
+              <w:t>…</w:t>
+            </w:r>
+            <w:r>
+              <w:rPr>
+                <w:rFonts w:ascii="Latha" w:hAnsi="Latha" w:cs="Latha"/>
+                <w:b/>
+                <w:bCs/>
+                <w:position w:val="-12"/>
+                <w:sz w:val="28"/>
+                <w:szCs w:val="28"/>
+                <w:cs/>
+                <w:lang w:bidi="ta-IN"/>
+              </w:rPr>
+              <w:t>3</w:t>
+            </w:r>
+            <w:r>
+              <w:rPr>
+                <w:rFonts w:ascii="Latha" w:hAnsi="Latha" w:cs="Latha"/>
+                <w:sz w:val="28"/>
+                <w:szCs w:val="28"/>
+                <w:highlight w:val="yellow"/>
+                <w:cs/>
+                <w:lang w:bidi="ta-IN"/>
+              </w:rPr>
+              <w:t>யே</w:t>
+            </w:r>
+            <w:r>
+              <w:rPr>
+                <w:rFonts w:ascii="BRH Tamil Tab Extra" w:hAnsi="BRH Tamil Tab Extra" w:cs="Latha"/>
+                <w:b/>
+                <w:sz w:val="32"/>
+                <w:szCs w:val="28"/>
+                <w:lang w:val="it-IT" w:bidi="ta-IN"/>
+              </w:rPr>
+              <w:t>…</w:t>
+            </w:r>
+            <w:r>
+              <w:rPr>
+                <w:rFonts w:ascii="Latha" w:hAnsi="Latha" w:cs="Latha"/>
+                <w:sz w:val="28"/>
+                <w:szCs w:val="28"/>
+                <w:cs/>
+                <w:lang w:bidi="ta-IN"/>
+              </w:rPr>
+              <w:t>தி</w:t>
             </w:r>
             <w:r>
               <w:rPr>
@@ -5095,6 +5363,25 @@
             <w:r>
               <w:rPr>
                 <w:rFonts w:ascii="Latha" w:hAnsi="Latha" w:cs="Latha"/>
+                <w:sz w:val="28"/>
+                <w:szCs w:val="28"/>
+                <w:lang w:val="it-IT" w:bidi="ta-IN"/>
+              </w:rPr>
+              <w:t xml:space="preserve"> </w:t>
+            </w:r>
+            <w:r>
+              <w:rPr>
+                <w:rFonts w:ascii="Latha" w:hAnsi="Latha" w:cs="Latha"/>
+                <w:sz w:val="28"/>
+                <w:szCs w:val="28"/>
+                <w:cs/>
+                <w:lang w:bidi="ta-IN"/>
+              </w:rPr>
+              <w:t>சோத</w:t>
+            </w:r>
+            <w:r>
+              <w:rPr>
+                <w:rFonts w:ascii="Latha" w:hAnsi="Latha" w:cs="Latha"/>
                 <w:b/>
                 <w:bCs/>
                 <w:position w:val="-12"/>
@@ -5113,7 +5400,7 @@
                 <w:cs/>
                 <w:lang w:bidi="ta-IN"/>
               </w:rPr>
-              <w:t xml:space="preserve">ஜயத் </w:t>
+              <w:t xml:space="preserve">ய </w:t>
             </w:r>
             <w:r>
               <w:rPr>
@@ -5122,140 +5409,7 @@
                 <w:szCs w:val="28"/>
                 <w:lang w:val="it-IT" w:bidi="ta-IN"/>
               </w:rPr>
-              <w:t xml:space="preserve">| </w:t>
-            </w:r>
-            <w:r>
-              <w:rPr>
-                <w:rFonts w:ascii="Latha" w:hAnsi="Latha" w:cs="Latha"/>
-                <w:sz w:val="28"/>
-                <w:szCs w:val="28"/>
-                <w:cs/>
-                <w:lang w:bidi="ta-IN"/>
-              </w:rPr>
-              <w:t>அ</w:t>
-            </w:r>
-            <w:r>
-              <w:rPr>
-                <w:rFonts w:ascii="BRH Tamil Tab Extra" w:hAnsi="BRH Tamil Tab Extra" w:cs="Latha"/>
-                <w:b/>
-                <w:sz w:val="32"/>
-                <w:szCs w:val="28"/>
-                <w:lang w:val="it-IT" w:bidi="ta-IN"/>
-              </w:rPr>
-              <w:t>…</w:t>
-            </w:r>
-            <w:r>
-              <w:rPr>
-                <w:rFonts w:ascii="Latha" w:hAnsi="Latha" w:cs="Latha"/>
-                <w:sz w:val="28"/>
-                <w:szCs w:val="28"/>
-                <w:cs/>
-                <w:lang w:bidi="ta-IN"/>
-              </w:rPr>
-              <w:t>ஜ</w:t>
-            </w:r>
-            <w:r>
-              <w:rPr>
-                <w:rFonts w:ascii="BRH Tamil Tab Extra" w:hAnsi="BRH Tamil Tab Extra" w:cs="Latha"/>
-                <w:b/>
-                <w:sz w:val="32"/>
-                <w:szCs w:val="28"/>
-                <w:lang w:val="it-IT" w:bidi="ta-IN"/>
-              </w:rPr>
-              <w:t>…</w:t>
-            </w:r>
-            <w:r>
-              <w:rPr>
-                <w:rFonts w:ascii="Latha" w:hAnsi="Latha" w:cs="Latha"/>
-                <w:sz w:val="28"/>
-                <w:szCs w:val="28"/>
-                <w:cs/>
-                <w:lang w:bidi="ta-IN"/>
-              </w:rPr>
-              <w:t>ய</w:t>
-            </w:r>
-            <w:r>
-              <w:rPr>
-                <w:rFonts w:ascii="BRH Tamil Tab Extra" w:hAnsi="BRH Tamil Tab Extra" w:cs="Latha"/>
-                <w:b/>
-                <w:sz w:val="32"/>
-                <w:szCs w:val="28"/>
-                <w:lang w:val="it-IT" w:bidi="ta-IN"/>
-              </w:rPr>
-              <w:t>…</w:t>
-            </w:r>
-            <w:r>
-              <w:rPr>
-                <w:rFonts w:ascii="Latha" w:hAnsi="Latha" w:cs="Latha"/>
-                <w:sz w:val="28"/>
-                <w:szCs w:val="28"/>
-                <w:highlight w:val="yellow"/>
-                <w:cs/>
-                <w:lang w:bidi="ta-IN"/>
-              </w:rPr>
-              <w:t>தி</w:t>
-            </w:r>
-            <w:r>
-              <w:rPr>
-                <w:rFonts w:ascii="BRH Tamil Tab Extra" w:hAnsi="BRH Tamil Tab Extra" w:cs="Latha"/>
-                <w:b/>
-                <w:sz w:val="32"/>
-                <w:szCs w:val="28"/>
-                <w:lang w:val="it-IT" w:bidi="ta-IN"/>
-              </w:rPr>
-              <w:t>…</w:t>
-            </w:r>
-            <w:r>
-              <w:rPr>
-                <w:rFonts w:ascii="Latha" w:hAnsi="Latha" w:cs="Latha"/>
-                <w:b/>
-                <w:bCs/>
-                <w:position w:val="-12"/>
-                <w:sz w:val="28"/>
-                <w:szCs w:val="28"/>
-                <w:cs/>
-                <w:lang w:bidi="ta-IN"/>
-              </w:rPr>
-              <w:t>3</w:t>
-            </w:r>
-            <w:r>
-              <w:rPr>
-                <w:rFonts w:ascii="Latha" w:hAnsi="Latha" w:cs="Latha"/>
-                <w:sz w:val="28"/>
-                <w:szCs w:val="28"/>
-                <w:cs/>
-                <w:lang w:bidi="ta-IN"/>
-              </w:rPr>
-              <w:t>த்ய</w:t>
-            </w:r>
-            <w:r>
-              <w:rPr>
-                <w:rFonts w:ascii="BRH Tamil Tab Extra" w:hAnsi="BRH Tamil Tab Extra" w:cs="Latha"/>
-                <w:b/>
-                <w:sz w:val="36"/>
-                <w:szCs w:val="28"/>
-                <w:lang w:val="it-IT" w:bidi="ta-IN"/>
-              </w:rPr>
-              <w:t>†</w:t>
-            </w:r>
-            <w:r>
-              <w:rPr>
-                <w:rFonts w:ascii="Latha" w:hAnsi="Latha" w:cs="Latha"/>
-                <w:sz w:val="28"/>
-                <w:szCs w:val="28"/>
-                <w:cs/>
-                <w:lang w:bidi="ta-IN"/>
-              </w:rPr>
-              <w:t xml:space="preserve">ஜயத் </w:t>
-            </w:r>
-            <w:r>
-              <w:rPr>
-                <w:rFonts w:ascii="Latha" w:hAnsi="Latha" w:cs="Latha"/>
-                <w:sz w:val="28"/>
-                <w:szCs w:val="28"/>
-                <w:lang w:val="it-IT" w:bidi="ta-IN"/>
-              </w:rPr>
-              <w:t>||</w:t>
+              <w:t xml:space="preserve">|| </w:t>
             </w:r>
           </w:p>
         </w:tc>
@@ -5285,6 +5439,374 @@
                 <w:cs/>
                 <w:lang w:bidi="ta-IN"/>
               </w:rPr>
+              <w:t>தா</w:t>
+            </w:r>
+            <w:r>
+              <w:rPr>
+                <w:rFonts w:ascii="Latha" w:hAnsi="Latha" w:cs="Latha"/>
+                <w:b/>
+                <w:bCs/>
+                <w:position w:val="-12"/>
+                <w:sz w:val="28"/>
+                <w:szCs w:val="28"/>
+                <w:cs/>
+                <w:lang w:bidi="ta-IN"/>
+              </w:rPr>
+              <w:t>3</w:t>
+            </w:r>
+            <w:r>
+              <w:rPr>
+                <w:rFonts w:ascii="Latha" w:hAnsi="Latha" w:cs="Latha"/>
+                <w:sz w:val="28"/>
+                <w:szCs w:val="28"/>
+                <w:cs/>
+                <w:lang w:bidi="ta-IN"/>
+              </w:rPr>
+              <w:t>னா</w:t>
+            </w:r>
+            <w:r>
+              <w:rPr>
+                <w:rFonts w:ascii="BRH Tamil Tab Extra" w:hAnsi="BRH Tamil Tab Extra" w:cs="Latha"/>
+                <w:b/>
+                <w:sz w:val="36"/>
+                <w:szCs w:val="28"/>
+                <w:lang w:val="it-IT" w:bidi="ta-IN"/>
+              </w:rPr>
+              <w:t>†</w:t>
+            </w:r>
+            <w:r>
+              <w:rPr>
+                <w:rFonts w:ascii="Latha" w:hAnsi="Latha" w:cs="Latha"/>
+                <w:sz w:val="28"/>
+                <w:szCs w:val="28"/>
+                <w:cs/>
+                <w:lang w:bidi="ta-IN"/>
+              </w:rPr>
+              <w:t>ய சோத</w:t>
+            </w:r>
+            <w:r>
+              <w:rPr>
+                <w:rFonts w:ascii="Latha" w:hAnsi="Latha" w:cs="Latha"/>
+                <w:b/>
+                <w:bCs/>
+                <w:position w:val="-12"/>
+                <w:sz w:val="28"/>
+                <w:szCs w:val="28"/>
+                <w:cs/>
+                <w:lang w:bidi="ta-IN"/>
+              </w:rPr>
+              <w:t>3</w:t>
+            </w:r>
+            <w:r>
+              <w:rPr>
+                <w:rFonts w:ascii="Latha" w:hAnsi="Latha" w:cs="Latha"/>
+                <w:sz w:val="28"/>
+                <w:szCs w:val="28"/>
+                <w:cs/>
+                <w:lang w:bidi="ta-IN"/>
+              </w:rPr>
+              <w:t xml:space="preserve">ய </w:t>
+            </w:r>
+            <w:r>
+              <w:rPr>
+                <w:rFonts w:ascii="Latha" w:hAnsi="Latha" w:cs="Latha"/>
+                <w:sz w:val="28"/>
+                <w:szCs w:val="28"/>
+                <w:lang w:val="it-IT" w:bidi="ta-IN"/>
+              </w:rPr>
+              <w:t xml:space="preserve">| </w:t>
+            </w:r>
+            <w:r>
+              <w:rPr>
+                <w:rFonts w:ascii="Latha" w:hAnsi="Latha" w:cs="Latha"/>
+                <w:sz w:val="28"/>
+                <w:szCs w:val="28"/>
+                <w:cs/>
+                <w:lang w:bidi="ta-IN"/>
+              </w:rPr>
+              <w:t>சோ</w:t>
+            </w:r>
+            <w:r>
+              <w:rPr>
+                <w:rFonts w:ascii="BRH Tamil Tab Extra" w:hAnsi="BRH Tamil Tab Extra" w:cs="Latha"/>
+                <w:b/>
+                <w:sz w:val="32"/>
+                <w:szCs w:val="28"/>
+                <w:lang w:val="it-IT" w:bidi="ta-IN"/>
+              </w:rPr>
+              <w:t>…</w:t>
+            </w:r>
+            <w:r>
+              <w:rPr>
+                <w:rFonts w:ascii="Latha" w:hAnsi="Latha" w:cs="Latha"/>
+                <w:sz w:val="28"/>
+                <w:szCs w:val="28"/>
+                <w:cs/>
+                <w:lang w:bidi="ta-IN"/>
+              </w:rPr>
+              <w:t>த</w:t>
+            </w:r>
+            <w:r>
+              <w:rPr>
+                <w:rFonts w:ascii="BRH Tamil Tab Extra" w:hAnsi="BRH Tamil Tab Extra" w:cs="Latha"/>
+                <w:b/>
+                <w:sz w:val="32"/>
+                <w:szCs w:val="28"/>
+                <w:lang w:val="it-IT" w:bidi="ta-IN"/>
+              </w:rPr>
+              <w:t>…</w:t>
+            </w:r>
+            <w:r>
+              <w:rPr>
+                <w:rFonts w:ascii="Latha" w:hAnsi="Latha" w:cs="Latha"/>
+                <w:b/>
+                <w:bCs/>
+                <w:position w:val="-12"/>
+                <w:sz w:val="28"/>
+                <w:szCs w:val="28"/>
+                <w:cs/>
+                <w:lang w:bidi="ta-IN"/>
+              </w:rPr>
+              <w:t>3</w:t>
+            </w:r>
+            <w:r>
+              <w:rPr>
+                <w:rFonts w:ascii="Latha" w:hAnsi="Latha" w:cs="Latha"/>
+                <w:sz w:val="28"/>
+                <w:szCs w:val="28"/>
+                <w:highlight w:val="green"/>
+                <w:cs/>
+                <w:lang w:bidi="ta-IN"/>
+              </w:rPr>
+              <w:t>யே</w:t>
+            </w:r>
+            <w:r>
+              <w:rPr>
+                <w:rFonts w:ascii="Latha" w:hAnsi="Latha" w:cs="Latha"/>
+                <w:sz w:val="28"/>
+                <w:szCs w:val="28"/>
+                <w:cs/>
+                <w:lang w:bidi="ta-IN"/>
+              </w:rPr>
+              <w:t>தி</w:t>
+            </w:r>
+            <w:r>
+              <w:rPr>
+                <w:rFonts w:ascii="BRH Tamil Tab Extra" w:hAnsi="BRH Tamil Tab Extra" w:cs="Latha"/>
+                <w:b/>
+                <w:sz w:val="36"/>
+                <w:szCs w:val="28"/>
+                <w:lang w:val="it-IT" w:bidi="ta-IN"/>
+              </w:rPr>
+              <w:t>†</w:t>
+            </w:r>
+            <w:r>
+              <w:rPr>
+                <w:rFonts w:ascii="Latha" w:hAnsi="Latha" w:cs="Latha"/>
+                <w:sz w:val="28"/>
+                <w:szCs w:val="28"/>
+                <w:lang w:val="it-IT" w:bidi="ta-IN"/>
+              </w:rPr>
+              <w:t xml:space="preserve"> </w:t>
+            </w:r>
+            <w:r>
+              <w:rPr>
+                <w:rFonts w:ascii="Latha" w:hAnsi="Latha" w:cs="Latha"/>
+                <w:sz w:val="28"/>
+                <w:szCs w:val="28"/>
+                <w:cs/>
+                <w:lang w:bidi="ta-IN"/>
+              </w:rPr>
+              <w:t>சோத</w:t>
+            </w:r>
+            <w:r>
+              <w:rPr>
+                <w:rFonts w:ascii="Latha" w:hAnsi="Latha" w:cs="Latha"/>
+                <w:b/>
+                <w:bCs/>
+                <w:position w:val="-12"/>
+                <w:sz w:val="28"/>
+                <w:szCs w:val="28"/>
+                <w:cs/>
+                <w:lang w:bidi="ta-IN"/>
+              </w:rPr>
+              <w:t>3</w:t>
+            </w:r>
+            <w:r>
+              <w:rPr>
+                <w:rFonts w:ascii="Latha" w:hAnsi="Latha" w:cs="Latha"/>
+                <w:sz w:val="28"/>
+                <w:szCs w:val="28"/>
+                <w:cs/>
+                <w:lang w:bidi="ta-IN"/>
+              </w:rPr>
+              <w:t xml:space="preserve">ய </w:t>
+            </w:r>
+            <w:r>
+              <w:rPr>
+                <w:rFonts w:ascii="Latha" w:hAnsi="Latha" w:cs="Latha"/>
+                <w:sz w:val="28"/>
+                <w:szCs w:val="28"/>
+                <w:lang w:val="it-IT" w:bidi="ta-IN"/>
+              </w:rPr>
+              <w:t>||</w:t>
+            </w:r>
+          </w:p>
+        </w:tc>
+      </w:tr>
+      <w:tr>
+        <w:trPr>
+          <w:trHeight w:val="1247"/>
+        </w:trPr>
+        <w:tc>
+          <w:tcPr>
+            <w:tcW w:w="3686" w:type="dxa"/>
+          </w:tcPr>
+          <w:p>
+            <w:pPr>
+              <w:widowControl w:val="0"/>
+              <w:tabs>
+                <w:tab w:val="left" w:pos="993"/>
+              </w:tabs>
+              <w:autoSpaceDE w:val="0"/>
+              <w:autoSpaceDN w:val="0"/>
+              <w:adjustRightInd w:val="0"/>
+              <w:spacing w:before="0" w:line="240" w:lineRule="auto"/>
+              <w:rPr>
+                <w:rFonts w:eastAsia="Times New Roman" w:cs="Arial"/>
+                <w:b/>
+                <w:sz w:val="32"/>
+                <w:szCs w:val="32"/>
+                <w:lang w:val="en-IN" w:eastAsia="en-IN" w:bidi="ml-IN"/>
+              </w:rPr>
+            </w:pPr>
+            <w:r>
+              <w:rPr>
+                <w:rFonts w:eastAsia="Times New Roman" w:cs="Arial"/>
+                <w:b/>
+                <w:sz w:val="32"/>
+                <w:szCs w:val="32"/>
+                <w:lang w:val="en-IN" w:eastAsia="en-IN" w:bidi="ml-IN"/>
+              </w:rPr>
+              <w:t>T.S.1.7.</w:t>
+            </w:r>
+            <w:r>
+              <w:rPr>
+                <w:rFonts w:eastAsia="Times New Roman" w:cs="Arial"/>
+                <w:b/>
+                <w:sz w:val="32"/>
+                <w:szCs w:val="32"/>
+                <w:lang w:val="en-IN" w:eastAsia="en-IN" w:bidi="ml-IN"/>
+              </w:rPr>
+              <w:t>11.2</w:t>
+            </w:r>
+            <w:r>
+              <w:rPr>
+                <w:rFonts w:eastAsia="Times New Roman" w:cs="Arial"/>
+                <w:b/>
+                <w:sz w:val="32"/>
+                <w:szCs w:val="32"/>
+                <w:lang w:val="en-IN" w:eastAsia="en-IN" w:bidi="ml-IN"/>
+              </w:rPr>
+              <w:t xml:space="preserve"> - Kramam</w:t>
+            </w:r>
+          </w:p>
+          <w:p>
+            <w:pPr>
+              <w:widowControl w:val="0"/>
+              <w:autoSpaceDE w:val="0"/>
+              <w:autoSpaceDN w:val="0"/>
+              <w:adjustRightInd w:val="0"/>
+              <w:spacing w:before="0" w:line="240" w:lineRule="auto"/>
+              <w:rPr>
+                <w:rFonts w:cs="Arial"/>
+                <w:b/>
+                <w:bCs/>
+                <w:sz w:val="28"/>
+                <w:szCs w:val="36"/>
+                <w:lang w:val="en-IN" w:bidi="ml-IN"/>
+              </w:rPr>
+            </w:pPr>
+            <w:r>
+              <w:rPr>
+                <w:rFonts w:cs="Arial"/>
+                <w:b/>
+                <w:bCs/>
+                <w:sz w:val="28"/>
+                <w:szCs w:val="36"/>
+                <w:lang w:val="en-IN" w:bidi="ml-IN"/>
+              </w:rPr>
+              <w:t>Krama Vaakyam No. 60</w:t>
+            </w:r>
+          </w:p>
+          <w:p>
+            <w:pPr>
+              <w:widowControl w:val="0"/>
+              <w:tabs>
+                <w:tab w:val="left" w:pos="993"/>
+              </w:tabs>
+              <w:autoSpaceDE w:val="0"/>
+              <w:autoSpaceDN w:val="0"/>
+              <w:adjustRightInd w:val="0"/>
+              <w:spacing w:before="0" w:line="240" w:lineRule="auto"/>
+              <w:rPr>
+                <w:rFonts w:eastAsia="Times New Roman" w:cs="Arial"/>
+                <w:b/>
+                <w:sz w:val="32"/>
+                <w:szCs w:val="32"/>
+                <w:lang w:val="it-IT" w:eastAsia="en-IN" w:bidi="ml-IN"/>
+              </w:rPr>
+            </w:pPr>
+            <w:r>
+              <w:rPr>
+                <w:rFonts w:cs="Arial"/>
+                <w:b/>
+                <w:bCs/>
+                <w:sz w:val="28"/>
+                <w:szCs w:val="36"/>
+                <w:lang w:val="it-IT" w:bidi="ml-IN"/>
+              </w:rPr>
+              <w:t>Panchaati No. 4</w:t>
+            </w:r>
+            <w:r>
+              <w:rPr>
+                <w:rFonts w:cs="Arial"/>
+                <w:b/>
+                <w:bCs/>
+                <w:sz w:val="28"/>
+                <w:szCs w:val="36"/>
+                <w:lang w:val="it-IT" w:bidi="ml-IN"/>
+              </w:rPr>
+              <w:t>4</w:t>
+            </w:r>
+          </w:p>
+        </w:tc>
+        <w:tc>
+          <w:tcPr>
+            <w:tcW w:w="5196" w:type="dxa"/>
+          </w:tcPr>
+          <w:p>
+            <w:pPr>
+              <w:widowControl w:val="0"/>
+              <w:autoSpaceDE w:val="0"/>
+              <w:autoSpaceDN w:val="0"/>
+              <w:adjustRightInd w:val="0"/>
+              <w:spacing w:before="0" w:line="252" w:lineRule="auto"/>
+              <w:rPr>
+                <w:rFonts w:ascii="BRH Malayalam Extra" w:hAnsi="BRH Malayalam Extra" w:cs="BRH Malayalam Extra"/>
+                <w:sz w:val="40"/>
+                <w:szCs w:val="40"/>
+                <w:lang w:val="it-IT"/>
+              </w:rPr>
+            </w:pPr>
+            <w:r>
+              <w:rPr>
+                <w:rFonts w:ascii="Latha" w:hAnsi="Latha" w:cs="Latha"/>
+                <w:sz w:val="28"/>
+                <w:szCs w:val="28"/>
+                <w:cs/>
+                <w:lang w:bidi="ta-IN"/>
+              </w:rPr>
               <w:t>உத</w:t>
             </w:r>
             <w:r>
@@ -5394,6 +5916,211 @@
                 <w:rFonts w:ascii="Latha" w:hAnsi="Latha" w:cs="Latha"/>
                 <w:sz w:val="28"/>
                 <w:szCs w:val="28"/>
+                <w:highlight w:val="yellow"/>
+                <w:cs/>
+                <w:lang w:bidi="ta-IN"/>
+              </w:rPr>
+              <w:t>தி</w:t>
+            </w:r>
+            <w:r>
+              <w:rPr>
+                <w:rFonts w:ascii="BRH Tamil Tab Extra" w:hAnsi="BRH Tamil Tab Extra" w:cs="Latha"/>
+                <w:b/>
+                <w:sz w:val="32"/>
+                <w:szCs w:val="28"/>
+                <w:lang w:val="it-IT" w:bidi="ta-IN"/>
+              </w:rPr>
+              <w:t>…</w:t>
+            </w:r>
+            <w:r>
+              <w:rPr>
+                <w:rFonts w:ascii="Latha" w:hAnsi="Latha" w:cs="Latha"/>
+                <w:b/>
+                <w:bCs/>
+                <w:position w:val="-12"/>
+                <w:sz w:val="28"/>
+                <w:szCs w:val="28"/>
+                <w:cs/>
+                <w:lang w:bidi="ta-IN"/>
+              </w:rPr>
+              <w:t>3</w:t>
+            </w:r>
+            <w:r>
+              <w:rPr>
+                <w:rFonts w:ascii="Latha" w:hAnsi="Latha" w:cs="Latha"/>
+                <w:sz w:val="28"/>
+                <w:szCs w:val="28"/>
+                <w:cs/>
+                <w:lang w:bidi="ta-IN"/>
+              </w:rPr>
+              <w:t>த்ய</w:t>
+            </w:r>
+            <w:r>
+              <w:rPr>
+                <w:rFonts w:ascii="BRH Tamil Tab Extra" w:hAnsi="BRH Tamil Tab Extra" w:cs="Latha"/>
+                <w:b/>
+                <w:sz w:val="36"/>
+                <w:szCs w:val="28"/>
+                <w:lang w:val="it-IT" w:bidi="ta-IN"/>
+              </w:rPr>
+              <w:t>†</w:t>
+            </w:r>
+            <w:r>
+              <w:rPr>
+                <w:rFonts w:ascii="Latha" w:hAnsi="Latha" w:cs="Latha"/>
+                <w:sz w:val="28"/>
+                <w:szCs w:val="28"/>
+                <w:cs/>
+                <w:lang w:bidi="ta-IN"/>
+              </w:rPr>
+              <w:t xml:space="preserve">ஜயத் </w:t>
+            </w:r>
+            <w:r>
+              <w:rPr>
+                <w:rFonts w:ascii="Latha" w:hAnsi="Latha" w:cs="Latha"/>
+                <w:sz w:val="28"/>
+                <w:szCs w:val="28"/>
+                <w:lang w:val="it-IT" w:bidi="ta-IN"/>
+              </w:rPr>
+              <w:t>||</w:t>
+            </w:r>
+          </w:p>
+        </w:tc>
+        <w:tc>
+          <w:tcPr>
+            <w:tcW w:w="5152" w:type="dxa"/>
+          </w:tcPr>
+          <w:p>
+            <w:pPr>
+              <w:widowControl w:val="0"/>
+              <w:autoSpaceDE w:val="0"/>
+              <w:autoSpaceDN w:val="0"/>
+              <w:adjustRightInd w:val="0"/>
+              <w:spacing w:before="0" w:line="252" w:lineRule="auto"/>
+              <w:rPr>
+                <w:rFonts w:ascii="BRH Malayalam Extra" w:hAnsi="BRH Malayalam Extra" w:cs="BRH Malayalam Extra"/>
+                <w:sz w:val="40"/>
+                <w:szCs w:val="40"/>
+                <w:lang w:val="it-IT"/>
+              </w:rPr>
+            </w:pPr>
+            <w:r>
+              <w:rPr>
+                <w:rFonts w:ascii="Latha" w:hAnsi="Latha" w:cs="Latha"/>
+                <w:sz w:val="28"/>
+                <w:szCs w:val="28"/>
+                <w:cs/>
+                <w:lang w:bidi="ta-IN"/>
+              </w:rPr>
+              <w:t>உத</w:t>
+            </w:r>
+            <w:r>
+              <w:rPr>
+                <w:rFonts w:ascii="BRH Tamil Tab Extra" w:hAnsi="BRH Tamil Tab Extra" w:cs="Latha"/>
+                <w:b/>
+                <w:sz w:val="36"/>
+                <w:szCs w:val="28"/>
+                <w:lang w:val="it-IT" w:bidi="ta-IN"/>
+              </w:rPr>
+              <w:t>†</w:t>
+            </w:r>
+            <w:r>
+              <w:rPr>
+                <w:rFonts w:ascii="Latha" w:hAnsi="Latha" w:cs="Latha"/>
+                <w:b/>
+                <w:bCs/>
+                <w:position w:val="-12"/>
+                <w:sz w:val="28"/>
+                <w:szCs w:val="28"/>
+                <w:cs/>
+                <w:lang w:bidi="ta-IN"/>
+              </w:rPr>
+              <w:t>3</w:t>
+            </w:r>
+            <w:r>
+              <w:rPr>
+                <w:rFonts w:ascii="Latha" w:hAnsi="Latha" w:cs="Latha"/>
+                <w:sz w:val="28"/>
+                <w:szCs w:val="28"/>
+                <w:cs/>
+                <w:lang w:bidi="ta-IN"/>
+              </w:rPr>
+              <w:t xml:space="preserve">ஜயத் </w:t>
+            </w:r>
+            <w:r>
+              <w:rPr>
+                <w:rFonts w:ascii="Latha" w:hAnsi="Latha" w:cs="Latha"/>
+                <w:sz w:val="28"/>
+                <w:szCs w:val="28"/>
+                <w:lang w:val="it-IT" w:bidi="ta-IN"/>
+              </w:rPr>
+              <w:t xml:space="preserve">| </w:t>
+            </w:r>
+            <w:r>
+              <w:rPr>
+                <w:rFonts w:ascii="Latha" w:hAnsi="Latha" w:cs="Latha"/>
+                <w:sz w:val="28"/>
+                <w:szCs w:val="28"/>
+                <w:cs/>
+                <w:lang w:bidi="ta-IN"/>
+              </w:rPr>
+              <w:t>அ</w:t>
+            </w:r>
+            <w:r>
+              <w:rPr>
+                <w:rFonts w:ascii="BRH Tamil Tab Extra" w:hAnsi="BRH Tamil Tab Extra" w:cs="Latha"/>
+                <w:b/>
+                <w:sz w:val="32"/>
+                <w:szCs w:val="28"/>
+                <w:lang w:val="it-IT" w:bidi="ta-IN"/>
+              </w:rPr>
+              <w:t>…</w:t>
+            </w:r>
+            <w:r>
+              <w:rPr>
+                <w:rFonts w:ascii="Latha" w:hAnsi="Latha" w:cs="Latha"/>
+                <w:sz w:val="28"/>
+                <w:szCs w:val="28"/>
+                <w:cs/>
+                <w:lang w:bidi="ta-IN"/>
+              </w:rPr>
+              <w:t>ஜ</w:t>
+            </w:r>
+            <w:r>
+              <w:rPr>
+                <w:rFonts w:ascii="BRH Tamil Tab Extra" w:hAnsi="BRH Tamil Tab Extra" w:cs="Latha"/>
+                <w:b/>
+                <w:sz w:val="32"/>
+                <w:szCs w:val="28"/>
+                <w:lang w:val="it-IT" w:bidi="ta-IN"/>
+              </w:rPr>
+              <w:t>…</w:t>
+            </w:r>
+            <w:r>
+              <w:rPr>
+                <w:rFonts w:ascii="Latha" w:hAnsi="Latha" w:cs="Latha"/>
+                <w:sz w:val="28"/>
+                <w:szCs w:val="28"/>
+                <w:cs/>
+                <w:lang w:bidi="ta-IN"/>
+              </w:rPr>
+              <w:t>ய</w:t>
+            </w:r>
+            <w:r>
+              <w:rPr>
+                <w:rFonts w:ascii="BRH Tamil Tab Extra" w:hAnsi="BRH Tamil Tab Extra" w:cs="Latha"/>
+                <w:b/>
+                <w:sz w:val="32"/>
+                <w:szCs w:val="28"/>
+                <w:lang w:val="it-IT" w:bidi="ta-IN"/>
+              </w:rPr>
+              <w:t>…</w:t>
+            </w:r>
+            <w:r>
+              <w:rPr>
+                <w:rFonts w:ascii="Latha" w:hAnsi="Latha" w:cs="Latha"/>
+                <w:sz w:val="28"/>
+                <w:szCs w:val="28"/>
                 <w:highlight w:val="green"/>
                 <w:cs/>
                 <w:lang w:bidi="ta-IN"/>
@@ -5451,6 +6178,808 @@
                 <w:lang w:val="it-IT" w:bidi="ta-IN"/>
               </w:rPr>
               <w:t>||</w:t>
+            </w:r>
+          </w:p>
+        </w:tc>
+      </w:tr>
+      <w:tr>
+        <w:trPr>
+          <w:trHeight w:val="1247"/>
+        </w:trPr>
+        <w:tc>
+          <w:tcPr>
+            <w:tcW w:w="3686" w:type="dxa"/>
+          </w:tcPr>
+          <w:p>
+            <w:pPr>
+              <w:widowControl w:val="0"/>
+              <w:tabs>
+                <w:tab w:val="left" w:pos="993"/>
+              </w:tabs>
+              <w:autoSpaceDE w:val="0"/>
+              <w:autoSpaceDN w:val="0"/>
+              <w:adjustRightInd w:val="0"/>
+              <w:spacing w:before="0" w:line="240" w:lineRule="auto"/>
+              <w:rPr>
+                <w:rFonts w:eastAsia="Times New Roman" w:cs="Arial"/>
+                <w:b/>
+                <w:color w:val="EE0000"/>
+                <w:sz w:val="32"/>
+                <w:szCs w:val="32"/>
+                <w:lang w:val="en-IN" w:eastAsia="en-IN" w:bidi="ml-IN"/>
+              </w:rPr>
+            </w:pPr>
+            <w:r>
+              <w:rPr>
+                <w:rFonts w:eastAsia="Times New Roman" w:cs="Arial"/>
+                <w:b/>
+                <w:color w:val="EE0000"/>
+                <w:sz w:val="32"/>
+                <w:szCs w:val="32"/>
+                <w:lang w:val="en-IN" w:eastAsia="en-IN" w:bidi="ml-IN"/>
+              </w:rPr>
+              <w:t>T.S.1.7.13.2 - Kramam</w:t>
+            </w:r>
+          </w:p>
+          <w:p>
+            <w:pPr>
+              <w:widowControl w:val="0"/>
+              <w:autoSpaceDE w:val="0"/>
+              <w:autoSpaceDN w:val="0"/>
+              <w:adjustRightInd w:val="0"/>
+              <w:spacing w:before="0" w:line="240" w:lineRule="auto"/>
+              <w:rPr>
+                <w:rFonts w:cs="Arial"/>
+                <w:b/>
+                <w:bCs/>
+                <w:color w:val="EE0000"/>
+                <w:sz w:val="28"/>
+                <w:szCs w:val="36"/>
+                <w:lang w:val="en-IN" w:bidi="ml-IN"/>
+              </w:rPr>
+            </w:pPr>
+            <w:r>
+              <w:rPr>
+                <w:rFonts w:cs="Arial"/>
+                <w:b/>
+                <w:bCs/>
+                <w:color w:val="EE0000"/>
+                <w:sz w:val="28"/>
+                <w:szCs w:val="36"/>
+                <w:lang w:val="en-IN" w:bidi="ml-IN"/>
+              </w:rPr>
+              <w:t>Krama Vaakyam No. 47</w:t>
+            </w:r>
+          </w:p>
+          <w:p>
+            <w:pPr>
+              <w:widowControl w:val="0"/>
+              <w:tabs>
+                <w:tab w:val="left" w:pos="993"/>
+              </w:tabs>
+              <w:autoSpaceDE w:val="0"/>
+              <w:autoSpaceDN w:val="0"/>
+              <w:adjustRightInd w:val="0"/>
+              <w:spacing w:before="0" w:line="240" w:lineRule="auto"/>
+              <w:rPr>
+                <w:rFonts w:eastAsia="Times New Roman" w:cs="Arial"/>
+                <w:b/>
+                <w:color w:val="EE0000"/>
+                <w:sz w:val="32"/>
+                <w:szCs w:val="32"/>
+                <w:lang w:val="it-IT" w:eastAsia="en-IN" w:bidi="ml-IN"/>
+              </w:rPr>
+            </w:pPr>
+            <w:r>
+              <w:rPr>
+                <w:rFonts w:cs="Arial"/>
+                <w:b/>
+                <w:bCs/>
+                <w:color w:val="EE0000"/>
+                <w:sz w:val="28"/>
+                <w:szCs w:val="36"/>
+                <w:lang w:val="it-IT" w:bidi="ml-IN"/>
+              </w:rPr>
+              <w:t>Panchaati No. 48</w:t>
+            </w:r>
+          </w:p>
+        </w:tc>
+        <w:tc>
+          <w:tcPr>
+            <w:tcW w:w="5196" w:type="dxa"/>
+          </w:tcPr>
+          <w:p>
+            <w:pPr>
+              <w:widowControl w:val="0"/>
+              <w:autoSpaceDE w:val="0"/>
+              <w:autoSpaceDN w:val="0"/>
+              <w:adjustRightInd w:val="0"/>
+              <w:spacing w:line="252" w:lineRule="auto"/>
+              <w:rPr>
+                <w:rFonts w:ascii="BRH Malayalam Extra" w:hAnsi="BRH Malayalam Extra" w:cs="BRH Malayalam Extra"/>
+                <w:color w:val="EE0000"/>
+                <w:sz w:val="40"/>
+                <w:szCs w:val="40"/>
+                <w:lang w:val="it-IT"/>
+              </w:rPr>
+            </w:pPr>
+            <w:r>
+              <w:rPr>
+                <w:rFonts w:ascii="Latha" w:hAnsi="Latha" w:cs="Latha"/>
+                <w:color w:val="EE0000"/>
+                <w:sz w:val="28"/>
+                <w:szCs w:val="28"/>
+                <w:cs/>
+                <w:lang w:bidi="ta-IN"/>
+              </w:rPr>
+              <w:t>ஸ</w:t>
+            </w:r>
+            <w:r>
+              <w:rPr>
+                <w:rFonts w:ascii="BRH Tamil Tab Extra" w:hAnsi="BRH Tamil Tab Extra" w:cs="Latha"/>
+                <w:b/>
+                <w:color w:val="EE0000"/>
+                <w:sz w:val="32"/>
+                <w:szCs w:val="28"/>
+                <w:lang w:val="it-IT" w:bidi="ta-IN"/>
+              </w:rPr>
+              <w:t>…</w:t>
+            </w:r>
+            <w:r>
+              <w:rPr>
+                <w:rFonts w:ascii="Latha" w:hAnsi="Latha" w:cs="Latha"/>
+                <w:color w:val="EE0000"/>
+                <w:sz w:val="28"/>
+                <w:szCs w:val="28"/>
+                <w:cs/>
+                <w:lang w:bidi="ta-IN"/>
+              </w:rPr>
+              <w:t>மர</w:t>
+            </w:r>
+            <w:r>
+              <w:rPr>
+                <w:rFonts w:ascii="BRH Tamil Tab Extra" w:hAnsi="BRH Tamil Tab Extra" w:cs="Latha"/>
+                <w:b/>
+                <w:color w:val="EE0000"/>
+                <w:sz w:val="32"/>
+                <w:szCs w:val="28"/>
+                <w:lang w:val="it-IT" w:bidi="ta-IN"/>
+              </w:rPr>
+              <w:t>…</w:t>
+            </w:r>
+            <w:r>
+              <w:rPr>
+                <w:rFonts w:ascii="Latha" w:hAnsi="Latha" w:cs="Latha"/>
+                <w:color w:val="EE0000"/>
+                <w:sz w:val="28"/>
+                <w:szCs w:val="28"/>
+                <w:cs/>
+                <w:lang w:bidi="ta-IN"/>
+              </w:rPr>
+              <w:t>ந்தேதி</w:t>
+            </w:r>
+            <w:r>
+              <w:rPr>
+                <w:rFonts w:ascii="BRH Tamil Tab Extra" w:hAnsi="BRH Tamil Tab Extra" w:cs="Latha"/>
+                <w:b/>
+                <w:color w:val="EE0000"/>
+                <w:sz w:val="36"/>
+                <w:szCs w:val="28"/>
+                <w:lang w:val="it-IT" w:bidi="ta-IN"/>
+              </w:rPr>
+              <w:t>†</w:t>
+            </w:r>
+            <w:r>
+              <w:rPr>
+                <w:rFonts w:ascii="Latha" w:hAnsi="Latha" w:cs="Latha"/>
+                <w:color w:val="EE0000"/>
+                <w:sz w:val="28"/>
+                <w:szCs w:val="28"/>
+                <w:lang w:val="it-IT" w:bidi="ta-IN"/>
+              </w:rPr>
+              <w:t xml:space="preserve"> </w:t>
+            </w:r>
+            <w:r>
+              <w:rPr>
+                <w:rFonts w:ascii="Latha" w:hAnsi="Latha" w:cs="Latha"/>
+                <w:color w:val="EE0000"/>
+                <w:sz w:val="28"/>
+                <w:szCs w:val="28"/>
+                <w:cs/>
+                <w:lang w:bidi="ta-IN"/>
+              </w:rPr>
+              <w:t xml:space="preserve">ஸம் </w:t>
+            </w:r>
+            <w:r>
+              <w:rPr>
+                <w:rFonts w:ascii="Latha" w:hAnsi="Latha" w:cs="Latha"/>
+                <w:color w:val="EE0000"/>
+                <w:sz w:val="28"/>
+                <w:szCs w:val="28"/>
+                <w:lang w:val="it-IT" w:bidi="ta-IN"/>
+              </w:rPr>
+              <w:t xml:space="preserve">- </w:t>
+            </w:r>
+            <w:r>
+              <w:rPr>
+                <w:rFonts w:ascii="Latha" w:hAnsi="Latha" w:cs="Latha"/>
+                <w:color w:val="EE0000"/>
+                <w:sz w:val="28"/>
+                <w:szCs w:val="28"/>
+                <w:cs/>
+                <w:lang w:bidi="ta-IN"/>
+              </w:rPr>
+              <w:t>அர</w:t>
+            </w:r>
+            <w:r>
+              <w:rPr>
+                <w:rFonts w:ascii="BRH Tamil Tab Extra" w:hAnsi="BRH Tamil Tab Extra" w:cs="Latha"/>
+                <w:b/>
+                <w:color w:val="EE0000"/>
+                <w:sz w:val="36"/>
+                <w:szCs w:val="28"/>
+                <w:lang w:val="it-IT" w:bidi="ta-IN"/>
+              </w:rPr>
+              <w:t>†</w:t>
+            </w:r>
+            <w:r>
+              <w:rPr>
+                <w:rFonts w:ascii="Latha" w:hAnsi="Latha" w:cs="Latha"/>
+                <w:color w:val="EE0000"/>
+                <w:sz w:val="28"/>
+                <w:szCs w:val="28"/>
+                <w:cs/>
+                <w:lang w:bidi="ta-IN"/>
+              </w:rPr>
+              <w:t>ந்த</w:t>
+            </w:r>
+            <w:r>
+              <w:rPr>
+                <w:rFonts w:ascii="Latha" w:hAnsi="Latha" w:cs="Latha"/>
+                <w:b/>
+                <w:bCs/>
+                <w:color w:val="EE0000"/>
+                <w:sz w:val="32"/>
+                <w:szCs w:val="32"/>
+                <w:highlight w:val="yellow"/>
+                <w:cs/>
+                <w:lang w:bidi="ta-IN"/>
+              </w:rPr>
+              <w:t>:</w:t>
+            </w:r>
+            <w:r>
+              <w:rPr>
+                <w:rFonts w:ascii="Latha" w:hAnsi="Latha" w:cs="Latha"/>
+                <w:color w:val="EE0000"/>
+                <w:sz w:val="28"/>
+                <w:szCs w:val="28"/>
+                <w:cs/>
+                <w:lang w:bidi="ta-IN"/>
+              </w:rPr>
+              <w:t xml:space="preserve"> </w:t>
+            </w:r>
+            <w:r>
+              <w:rPr>
+                <w:rFonts w:ascii="Latha" w:hAnsi="Latha" w:cs="Latha"/>
+                <w:color w:val="EE0000"/>
+                <w:sz w:val="28"/>
+                <w:szCs w:val="28"/>
+                <w:lang w:val="it-IT" w:bidi="ta-IN"/>
+              </w:rPr>
+              <w:t>|</w:t>
+            </w:r>
+          </w:p>
+        </w:tc>
+        <w:tc>
+          <w:tcPr>
+            <w:tcW w:w="5152" w:type="dxa"/>
+          </w:tcPr>
+          <w:p>
+            <w:pPr>
+              <w:widowControl w:val="0"/>
+              <w:autoSpaceDE w:val="0"/>
+              <w:autoSpaceDN w:val="0"/>
+              <w:adjustRightInd w:val="0"/>
+              <w:spacing w:line="252" w:lineRule="auto"/>
+              <w:rPr>
+                <w:rFonts w:ascii="BRH Malayalam Extra" w:hAnsi="BRH Malayalam Extra" w:cs="BRH Malayalam Extra"/>
+                <w:color w:val="EE0000"/>
+                <w:sz w:val="40"/>
+                <w:szCs w:val="40"/>
+                <w:lang w:val="it-IT"/>
+              </w:rPr>
+            </w:pPr>
+            <w:r>
+              <w:rPr>
+                <w:rFonts w:ascii="Latha" w:hAnsi="Latha" w:cs="Latha"/>
+                <w:color w:val="EE0000"/>
+                <w:sz w:val="28"/>
+                <w:szCs w:val="28"/>
+                <w:cs/>
+                <w:lang w:bidi="ta-IN"/>
+              </w:rPr>
+              <w:t>ஸ</w:t>
+            </w:r>
+            <w:r>
+              <w:rPr>
+                <w:rFonts w:ascii="BRH Tamil Tab Extra" w:hAnsi="BRH Tamil Tab Extra" w:cs="Latha"/>
+                <w:b/>
+                <w:color w:val="EE0000"/>
+                <w:sz w:val="32"/>
+                <w:szCs w:val="28"/>
+                <w:lang w:val="it-IT" w:bidi="ta-IN"/>
+              </w:rPr>
+              <w:t>…</w:t>
+            </w:r>
+            <w:r>
+              <w:rPr>
+                <w:rFonts w:ascii="Latha" w:hAnsi="Latha" w:cs="Latha"/>
+                <w:color w:val="EE0000"/>
+                <w:sz w:val="28"/>
+                <w:szCs w:val="28"/>
+                <w:cs/>
+                <w:lang w:bidi="ta-IN"/>
+              </w:rPr>
+              <w:t>மர</w:t>
+            </w:r>
+            <w:r>
+              <w:rPr>
+                <w:rFonts w:ascii="BRH Tamil Tab Extra" w:hAnsi="BRH Tamil Tab Extra" w:cs="Latha"/>
+                <w:b/>
+                <w:color w:val="EE0000"/>
+                <w:sz w:val="32"/>
+                <w:szCs w:val="28"/>
+                <w:lang w:val="it-IT" w:bidi="ta-IN"/>
+              </w:rPr>
+              <w:t>…</w:t>
+            </w:r>
+            <w:r>
+              <w:rPr>
+                <w:rFonts w:ascii="Latha" w:hAnsi="Latha" w:cs="Latha"/>
+                <w:color w:val="EE0000"/>
+                <w:sz w:val="28"/>
+                <w:szCs w:val="28"/>
+                <w:cs/>
+                <w:lang w:bidi="ta-IN"/>
+              </w:rPr>
+              <w:t>ந்தேதி</w:t>
+            </w:r>
+            <w:r>
+              <w:rPr>
+                <w:rFonts w:ascii="BRH Tamil Tab Extra" w:hAnsi="BRH Tamil Tab Extra" w:cs="Latha"/>
+                <w:b/>
+                <w:color w:val="EE0000"/>
+                <w:sz w:val="36"/>
+                <w:szCs w:val="28"/>
+                <w:lang w:val="it-IT" w:bidi="ta-IN"/>
+              </w:rPr>
+              <w:t>†</w:t>
+            </w:r>
+            <w:r>
+              <w:rPr>
+                <w:rFonts w:ascii="Latha" w:hAnsi="Latha" w:cs="Latha"/>
+                <w:color w:val="EE0000"/>
+                <w:sz w:val="28"/>
+                <w:szCs w:val="28"/>
+                <w:lang w:val="it-IT" w:bidi="ta-IN"/>
+              </w:rPr>
+              <w:t xml:space="preserve"> </w:t>
+            </w:r>
+            <w:r>
+              <w:rPr>
+                <w:rFonts w:ascii="Latha" w:hAnsi="Latha" w:cs="Latha"/>
+                <w:color w:val="EE0000"/>
+                <w:sz w:val="28"/>
+                <w:szCs w:val="28"/>
+                <w:cs/>
+                <w:lang w:bidi="ta-IN"/>
+              </w:rPr>
+              <w:t xml:space="preserve">ஸம் </w:t>
+            </w:r>
+            <w:r>
+              <w:rPr>
+                <w:rFonts w:ascii="Latha" w:hAnsi="Latha" w:cs="Latha"/>
+                <w:color w:val="EE0000"/>
+                <w:sz w:val="28"/>
+                <w:szCs w:val="28"/>
+                <w:lang w:val="it-IT" w:bidi="ta-IN"/>
+              </w:rPr>
+              <w:t xml:space="preserve">- </w:t>
+            </w:r>
+            <w:r>
+              <w:rPr>
+                <w:rFonts w:ascii="Latha" w:hAnsi="Latha" w:cs="Latha"/>
+                <w:color w:val="EE0000"/>
+                <w:sz w:val="28"/>
+                <w:szCs w:val="28"/>
+                <w:cs/>
+                <w:lang w:bidi="ta-IN"/>
+              </w:rPr>
+              <w:t>அர</w:t>
+            </w:r>
+            <w:r>
+              <w:rPr>
+                <w:rFonts w:ascii="BRH Tamil Tab Extra" w:hAnsi="BRH Tamil Tab Extra" w:cs="Latha"/>
+                <w:b/>
+                <w:color w:val="EE0000"/>
+                <w:sz w:val="36"/>
+                <w:szCs w:val="28"/>
+                <w:lang w:val="it-IT" w:bidi="ta-IN"/>
+              </w:rPr>
+              <w:t>†</w:t>
+            </w:r>
+            <w:r>
+              <w:rPr>
+                <w:rFonts w:ascii="Latha" w:hAnsi="Latha" w:cs="Latha"/>
+                <w:color w:val="EE0000"/>
+                <w:sz w:val="28"/>
+                <w:szCs w:val="28"/>
+                <w:cs/>
+                <w:lang w:bidi="ta-IN"/>
+              </w:rPr>
+              <w:t>ந்</w:t>
+            </w:r>
+            <w:r>
+              <w:rPr>
+                <w:rFonts w:ascii="Latha" w:hAnsi="Latha" w:cs="Latha"/>
+                <w:color w:val="EE0000"/>
+                <w:sz w:val="28"/>
+                <w:szCs w:val="28"/>
+                <w:highlight w:val="green"/>
+                <w:cs/>
+                <w:lang w:bidi="ta-IN"/>
+              </w:rPr>
+              <w:t>த</w:t>
+            </w:r>
+            <w:r>
+              <w:rPr>
+                <w:rFonts w:ascii="Latha" w:hAnsi="Latha" w:cs="Latha"/>
+                <w:color w:val="EE0000"/>
+                <w:sz w:val="28"/>
+                <w:szCs w:val="28"/>
+                <w:cs/>
+                <w:lang w:bidi="ta-IN"/>
+              </w:rPr>
+              <w:t xml:space="preserve"> </w:t>
+            </w:r>
+            <w:r>
+              <w:rPr>
+                <w:rFonts w:ascii="Latha" w:hAnsi="Latha" w:cs="Latha"/>
+                <w:color w:val="EE0000"/>
+                <w:sz w:val="28"/>
+                <w:szCs w:val="28"/>
+                <w:lang w:val="it-IT" w:bidi="ta-IN"/>
+              </w:rPr>
+              <w:t>|</w:t>
+            </w:r>
+          </w:p>
+        </w:tc>
+      </w:tr>
+      <w:tr>
+        <w:trPr>
+          <w:trHeight w:val="1247"/>
+        </w:trPr>
+        <w:tc>
+          <w:tcPr>
+            <w:tcW w:w="3686" w:type="dxa"/>
+          </w:tcPr>
+          <w:p>
+            <w:pPr>
+              <w:widowControl w:val="0"/>
+              <w:tabs>
+                <w:tab w:val="left" w:pos="993"/>
+              </w:tabs>
+              <w:autoSpaceDE w:val="0"/>
+              <w:autoSpaceDN w:val="0"/>
+              <w:adjustRightInd w:val="0"/>
+              <w:spacing w:before="0" w:line="240" w:lineRule="auto"/>
+              <w:rPr>
+                <w:rFonts w:eastAsia="Times New Roman" w:cs="Arial"/>
+                <w:b/>
+                <w:color w:val="EE0000"/>
+                <w:sz w:val="32"/>
+                <w:szCs w:val="32"/>
+                <w:lang w:val="en-IN" w:eastAsia="en-IN" w:bidi="ml-IN"/>
+              </w:rPr>
+            </w:pPr>
+            <w:r>
+              <w:rPr>
+                <w:rFonts w:eastAsia="Times New Roman" w:cs="Arial"/>
+                <w:b/>
+                <w:color w:val="EE0000"/>
+                <w:sz w:val="32"/>
+                <w:szCs w:val="32"/>
+                <w:lang w:val="en-IN" w:eastAsia="en-IN" w:bidi="ml-IN"/>
+              </w:rPr>
+              <w:lastRenderedPageBreak/>
+              <w:t>T.S.1.7.13.5 - Kramam</w:t>
+            </w:r>
+          </w:p>
+          <w:p>
+            <w:pPr>
+              <w:widowControl w:val="0"/>
+              <w:autoSpaceDE w:val="0"/>
+              <w:autoSpaceDN w:val="0"/>
+              <w:adjustRightInd w:val="0"/>
+              <w:spacing w:before="0" w:line="240" w:lineRule="auto"/>
+              <w:rPr>
+                <w:rFonts w:cs="Arial"/>
+                <w:b/>
+                <w:bCs/>
+                <w:color w:val="EE0000"/>
+                <w:sz w:val="28"/>
+                <w:szCs w:val="36"/>
+                <w:lang w:val="en-IN" w:bidi="ml-IN"/>
+              </w:rPr>
+            </w:pPr>
+            <w:r>
+              <w:rPr>
+                <w:rFonts w:cs="Arial"/>
+                <w:b/>
+                <w:bCs/>
+                <w:color w:val="EE0000"/>
+                <w:sz w:val="28"/>
+                <w:szCs w:val="36"/>
+                <w:lang w:val="en-IN" w:bidi="ml-IN"/>
+              </w:rPr>
+              <w:t>Krama Vaakyam No. 35</w:t>
+            </w:r>
+          </w:p>
+          <w:p>
+            <w:pPr>
+              <w:widowControl w:val="0"/>
+              <w:tabs>
+                <w:tab w:val="left" w:pos="993"/>
+              </w:tabs>
+              <w:autoSpaceDE w:val="0"/>
+              <w:autoSpaceDN w:val="0"/>
+              <w:adjustRightInd w:val="0"/>
+              <w:spacing w:before="0" w:line="240" w:lineRule="auto"/>
+              <w:rPr>
+                <w:rFonts w:eastAsia="Times New Roman" w:cs="Arial"/>
+                <w:b/>
+                <w:color w:val="EE0000"/>
+                <w:sz w:val="32"/>
+                <w:szCs w:val="32"/>
+                <w:lang w:val="it-IT" w:eastAsia="en-IN" w:bidi="ml-IN"/>
+              </w:rPr>
+            </w:pPr>
+            <w:r>
+              <w:rPr>
+                <w:rFonts w:cs="Arial"/>
+                <w:b/>
+                <w:bCs/>
+                <w:color w:val="EE0000"/>
+                <w:sz w:val="28"/>
+                <w:szCs w:val="36"/>
+                <w:lang w:val="it-IT" w:bidi="ml-IN"/>
+              </w:rPr>
+              <w:t>Panchaati No. 51</w:t>
+            </w:r>
+          </w:p>
+        </w:tc>
+        <w:tc>
+          <w:tcPr>
+            <w:tcW w:w="5196" w:type="dxa"/>
+          </w:tcPr>
+          <w:p>
+            <w:pPr>
+              <w:widowControl w:val="0"/>
+              <w:autoSpaceDE w:val="0"/>
+              <w:autoSpaceDN w:val="0"/>
+              <w:adjustRightInd w:val="0"/>
+              <w:spacing w:line="252" w:lineRule="auto"/>
+              <w:rPr>
+                <w:rFonts w:ascii="BRH Malayalam Extra" w:hAnsi="BRH Malayalam Extra" w:cs="BRH Malayalam Extra"/>
+                <w:color w:val="EE0000"/>
+                <w:sz w:val="40"/>
+                <w:szCs w:val="40"/>
+                <w:lang w:val="it-IT"/>
+              </w:rPr>
+            </w:pPr>
+            <w:r>
+              <w:rPr>
+                <w:rFonts w:ascii="Latha" w:hAnsi="Latha" w:cs="Latha"/>
+                <w:color w:val="EE0000"/>
+                <w:sz w:val="28"/>
+                <w:szCs w:val="28"/>
+                <w:cs/>
+                <w:lang w:bidi="ta-IN"/>
+              </w:rPr>
+              <w:t>ப்ரோ</w:t>
+            </w:r>
+            <w:r>
+              <w:rPr>
+                <w:rFonts w:ascii="Latha" w:hAnsi="Latha" w:cs="Latha"/>
+                <w:color w:val="EE0000"/>
+                <w:sz w:val="28"/>
+                <w:szCs w:val="28"/>
+                <w:highlight w:val="yellow"/>
+                <w:cs/>
+                <w:lang w:bidi="ta-IN"/>
+              </w:rPr>
+              <w:t>ஷு</w:t>
+            </w:r>
+            <w:r>
+              <w:rPr>
+                <w:rFonts w:ascii="BRH Tamil Tab Extra" w:hAnsi="BRH Tamil Tab Extra" w:cs="Latha"/>
+                <w:b/>
+                <w:color w:val="EE0000"/>
+                <w:sz w:val="36"/>
+                <w:szCs w:val="28"/>
+                <w:lang w:bidi="ta-IN"/>
+              </w:rPr>
+              <w:t>†</w:t>
+            </w:r>
+            <w:r>
+              <w:rPr>
+                <w:rFonts w:ascii="Latha" w:hAnsi="Latha" w:cs="Latha"/>
+                <w:color w:val="EE0000"/>
+                <w:sz w:val="28"/>
+                <w:szCs w:val="28"/>
+                <w:lang w:bidi="ta-IN"/>
+              </w:rPr>
+              <w:t xml:space="preserve"> | </w:t>
+            </w:r>
+            <w:r>
+              <w:rPr>
+                <w:rFonts w:ascii="Latha" w:hAnsi="Latha" w:cs="Latha"/>
+                <w:color w:val="EE0000"/>
+                <w:sz w:val="28"/>
+                <w:szCs w:val="28"/>
+                <w:cs/>
+                <w:lang w:bidi="ta-IN"/>
+              </w:rPr>
+              <w:t>ப்ரோ இதி</w:t>
+            </w:r>
+            <w:r>
+              <w:rPr>
+                <w:rFonts w:ascii="BRH Tamil Tab Extra" w:hAnsi="BRH Tamil Tab Extra" w:cs="Latha"/>
+                <w:b/>
+                <w:color w:val="EE0000"/>
+                <w:sz w:val="32"/>
+                <w:szCs w:val="28"/>
+                <w:lang w:bidi="ta-IN"/>
+              </w:rPr>
+              <w:t>…</w:t>
+            </w:r>
+            <w:r>
+              <w:rPr>
+                <w:rFonts w:ascii="Latha" w:hAnsi="Latha" w:cs="Latha"/>
+                <w:color w:val="EE0000"/>
+                <w:sz w:val="28"/>
+                <w:szCs w:val="28"/>
+                <w:lang w:bidi="ta-IN"/>
+              </w:rPr>
+              <w:t xml:space="preserve"> </w:t>
+            </w:r>
+            <w:r>
+              <w:rPr>
+                <w:rFonts w:ascii="Latha" w:hAnsi="Latha" w:cs="Latha"/>
+                <w:color w:val="EE0000"/>
+                <w:sz w:val="28"/>
+                <w:szCs w:val="28"/>
+                <w:cs/>
+                <w:lang w:bidi="ta-IN"/>
+              </w:rPr>
+              <w:t xml:space="preserve">ப்ரோ </w:t>
+            </w:r>
+            <w:r>
+              <w:rPr>
+                <w:rFonts w:ascii="Latha" w:hAnsi="Latha" w:cs="Latha"/>
+                <w:color w:val="EE0000"/>
+                <w:sz w:val="28"/>
+                <w:szCs w:val="28"/>
+                <w:lang w:bidi="ta-IN"/>
+              </w:rPr>
+              <w:t>|</w:t>
+            </w:r>
+          </w:p>
+        </w:tc>
+        <w:tc>
+          <w:tcPr>
+            <w:tcW w:w="5152" w:type="dxa"/>
+          </w:tcPr>
+          <w:p>
+            <w:pPr>
+              <w:widowControl w:val="0"/>
+              <w:autoSpaceDE w:val="0"/>
+              <w:autoSpaceDN w:val="0"/>
+              <w:adjustRightInd w:val="0"/>
+              <w:spacing w:line="252" w:lineRule="auto"/>
+              <w:rPr>
+                <w:rFonts w:ascii="BRH Malayalam Extra" w:hAnsi="BRH Malayalam Extra" w:cs="BRH Malayalam Extra"/>
+                <w:color w:val="EE0000"/>
+                <w:sz w:val="40"/>
+                <w:szCs w:val="40"/>
+                <w:lang w:val="it-IT"/>
+              </w:rPr>
+            </w:pPr>
+            <w:r>
+              <w:rPr>
+                <w:rFonts w:ascii="Latha" w:hAnsi="Latha" w:cs="Latha"/>
+                <w:color w:val="EE0000"/>
+                <w:sz w:val="28"/>
+                <w:szCs w:val="28"/>
+                <w:cs/>
+                <w:lang w:bidi="ta-IN"/>
+              </w:rPr>
+              <w:t>ப்ரோ</w:t>
+            </w:r>
+            <w:r>
+              <w:rPr>
+                <w:rFonts w:ascii="Latha" w:hAnsi="Latha" w:cs="Latha"/>
+                <w:color w:val="EE0000"/>
+                <w:sz w:val="28"/>
+                <w:szCs w:val="28"/>
+                <w:highlight w:val="green"/>
+                <w:cs/>
+                <w:lang w:bidi="ta-IN"/>
+              </w:rPr>
+              <w:t>ஷு</w:t>
+            </w:r>
+            <w:r>
+              <w:rPr>
+                <w:rFonts w:ascii="Latha" w:hAnsi="Latha" w:cs="Latha"/>
+                <w:color w:val="EE0000"/>
+                <w:sz w:val="28"/>
+                <w:szCs w:val="28"/>
+                <w:lang w:bidi="ta-IN"/>
+              </w:rPr>
+              <w:t xml:space="preserve"> | </w:t>
+            </w:r>
+            <w:r>
+              <w:rPr>
+                <w:rFonts w:ascii="Latha" w:hAnsi="Latha" w:cs="Latha"/>
+                <w:color w:val="EE0000"/>
+                <w:sz w:val="28"/>
+                <w:szCs w:val="28"/>
+                <w:cs/>
+                <w:lang w:bidi="ta-IN"/>
+              </w:rPr>
+              <w:t>ப்ரோ இதி</w:t>
+            </w:r>
+            <w:r>
+              <w:rPr>
+                <w:rFonts w:ascii="BRH Tamil Tab Extra" w:hAnsi="BRH Tamil Tab Extra" w:cs="Latha"/>
+                <w:b/>
+                <w:color w:val="EE0000"/>
+                <w:sz w:val="32"/>
+                <w:szCs w:val="28"/>
+                <w:lang w:bidi="ta-IN"/>
+              </w:rPr>
+              <w:t>…</w:t>
+            </w:r>
+            <w:r>
+              <w:rPr>
+                <w:rFonts w:ascii="Latha" w:hAnsi="Latha" w:cs="Latha"/>
+                <w:color w:val="EE0000"/>
+                <w:sz w:val="28"/>
+                <w:szCs w:val="28"/>
+                <w:lang w:bidi="ta-IN"/>
+              </w:rPr>
+              <w:t xml:space="preserve"> </w:t>
+            </w:r>
+            <w:r>
+              <w:rPr>
+                <w:rFonts w:ascii="Latha" w:hAnsi="Latha" w:cs="Latha"/>
+                <w:color w:val="EE0000"/>
+                <w:sz w:val="28"/>
+                <w:szCs w:val="28"/>
+                <w:cs/>
+                <w:lang w:bidi="ta-IN"/>
+              </w:rPr>
+              <w:t xml:space="preserve">ப்ரோ </w:t>
+            </w:r>
+            <w:r>
+              <w:rPr>
+                <w:rFonts w:ascii="Latha" w:hAnsi="Latha" w:cs="Latha"/>
+                <w:color w:val="EE0000"/>
+                <w:sz w:val="28"/>
+                <w:szCs w:val="28"/>
+                <w:lang w:bidi="ta-IN"/>
+              </w:rPr>
+              <w:t>|</w:t>
             </w:r>
           </w:p>
         </w:tc>
@@ -6146,7 +7675,6 @@
                 <w:sz w:val="32"/>
                 <w:szCs w:val="32"/>
               </w:rPr>
-              <w:lastRenderedPageBreak/>
               <w:t>Section, Paragraph</w:t>
             </w:r>
           </w:p>
@@ -7068,6 +8596,7 @@
                 <w:sz w:val="32"/>
                 <w:szCs w:val="32"/>
               </w:rPr>
+              <w:lastRenderedPageBreak/>
               <w:t>Reference</w:t>
             </w:r>
           </w:p>
@@ -7094,6 +8623,7 @@
                 <w:sz w:val="32"/>
                 <w:szCs w:val="32"/>
               </w:rPr>
+              <w:lastRenderedPageBreak/>
               <w:t>As Printed</w:t>
             </w:r>
           </w:p>
@@ -8492,7 +10022,6 @@
           <w:b/>
           <w:bCs/>
         </w:rPr>
-        <w:lastRenderedPageBreak/>
         <w:t>(ignore those which are already incorporated in your book’s version and date)</w:t>
       </w:r>
     </w:p>
@@ -9663,6 +11192,7 @@
                 <w:szCs w:val="32"/>
                 <w:lang w:val="en-IN" w:eastAsia="en-IN" w:bidi="ml-IN"/>
               </w:rPr>
+              <w:lastRenderedPageBreak/>
               <w:t>T.S.1.7.1.</w:t>
             </w:r>
             <w:r>
@@ -12033,7 +13563,6 @@
                 <w:szCs w:val="32"/>
                 <w:lang w:val="en-IN" w:eastAsia="en-IN" w:bidi="ml-IN"/>
               </w:rPr>
-              <w:lastRenderedPageBreak/>
               <w:t>T.S.1.7.8.3 - Kramam</w:t>
             </w:r>
           </w:p>
@@ -13933,6 +15462,7 @@
                 <w:szCs w:val="40"/>
                 <w:lang w:val="en-IN" w:eastAsia="en-IN"/>
               </w:rPr>
+              <w:lastRenderedPageBreak/>
               <w:t>"</w:t>
             </w:r>
             <w:r>

--- a/TS-Kramam/TS-1.7/TS 1.7 Tamil Krama Paatam Corrections.docx
+++ b/TS-Kramam/TS-1.7/TS 1.7 Tamil Krama Paatam Corrections.docx
@@ -1330,7 +1330,7 @@
       </w:tr>
       <w:tr>
         <w:trPr>
-          <w:trHeight w:val="1247"/>
+          <w:trHeight w:val="988"/>
         </w:trPr>
         <w:tc>
           <w:tcPr>
@@ -1707,6 +1707,544 @@
                 <w:lang w:bidi="ta-IN"/>
               </w:rPr>
               <w:t xml:space="preserve"> |</w:t>
+            </w:r>
+          </w:p>
+        </w:tc>
+      </w:tr>
+      <w:tr>
+        <w:trPr>
+          <w:trHeight w:val="1289"/>
+        </w:trPr>
+        <w:tc>
+          <w:tcPr>
+            <w:tcW w:w="3686" w:type="dxa"/>
+          </w:tcPr>
+          <w:p>
+            <w:pPr>
+              <w:widowControl w:val="0"/>
+              <w:tabs>
+                <w:tab w:val="left" w:pos="993"/>
+              </w:tabs>
+              <w:autoSpaceDE w:val="0"/>
+              <w:autoSpaceDN w:val="0"/>
+              <w:adjustRightInd w:val="0"/>
+              <w:spacing w:before="0" w:line="240" w:lineRule="auto"/>
+              <w:rPr>
+                <w:rFonts w:eastAsia="Times New Roman" w:cs="Arial"/>
+                <w:b/>
+                <w:sz w:val="32"/>
+                <w:szCs w:val="32"/>
+                <w:lang w:val="en-IN" w:eastAsia="en-IN" w:bidi="ml-IN"/>
+              </w:rPr>
+            </w:pPr>
+            <w:r>
+              <w:rPr>
+                <w:rFonts w:eastAsia="Times New Roman" w:cs="Arial"/>
+                <w:b/>
+                <w:sz w:val="32"/>
+                <w:szCs w:val="32"/>
+                <w:lang w:val="en-IN" w:eastAsia="en-IN" w:bidi="ml-IN"/>
+              </w:rPr>
+              <w:t>T.S.1.7.</w:t>
+            </w:r>
+            <w:r>
+              <w:rPr>
+                <w:rFonts w:eastAsia="Times New Roman" w:cs="Arial"/>
+                <w:b/>
+                <w:sz w:val="32"/>
+                <w:szCs w:val="32"/>
+                <w:lang w:val="en-IN" w:eastAsia="en-IN" w:bidi="ml-IN"/>
+              </w:rPr>
+              <w:t>3.3</w:t>
+            </w:r>
+            <w:r>
+              <w:rPr>
+                <w:rFonts w:eastAsia="Times New Roman" w:cs="Arial"/>
+                <w:b/>
+                <w:sz w:val="32"/>
+                <w:szCs w:val="32"/>
+                <w:lang w:val="en-IN" w:eastAsia="en-IN" w:bidi="ml-IN"/>
+              </w:rPr>
+              <w:t xml:space="preserve"> - Kramam</w:t>
+            </w:r>
+          </w:p>
+          <w:p>
+            <w:pPr>
+              <w:widowControl w:val="0"/>
+              <w:autoSpaceDE w:val="0"/>
+              <w:autoSpaceDN w:val="0"/>
+              <w:adjustRightInd w:val="0"/>
+              <w:spacing w:before="0" w:line="240" w:lineRule="auto"/>
+              <w:rPr>
+                <w:rFonts w:cs="Arial"/>
+                <w:b/>
+                <w:bCs/>
+                <w:sz w:val="28"/>
+                <w:szCs w:val="36"/>
+                <w:lang w:val="en-IN" w:bidi="ml-IN"/>
+              </w:rPr>
+            </w:pPr>
+            <w:r>
+              <w:rPr>
+                <w:rFonts w:cs="Arial"/>
+                <w:b/>
+                <w:bCs/>
+                <w:sz w:val="28"/>
+                <w:szCs w:val="36"/>
+                <w:lang w:val="en-IN" w:bidi="ml-IN"/>
+              </w:rPr>
+              <w:t>Krama Vaakyam No. 19</w:t>
+            </w:r>
+          </w:p>
+          <w:p>
+            <w:pPr>
+              <w:widowControl w:val="0"/>
+              <w:tabs>
+                <w:tab w:val="left" w:pos="993"/>
+              </w:tabs>
+              <w:autoSpaceDE w:val="0"/>
+              <w:autoSpaceDN w:val="0"/>
+              <w:adjustRightInd w:val="0"/>
+              <w:spacing w:before="0" w:line="240" w:lineRule="auto"/>
+              <w:rPr>
+                <w:rFonts w:eastAsia="Times New Roman" w:cs="Arial"/>
+                <w:b/>
+                <w:sz w:val="32"/>
+                <w:szCs w:val="32"/>
+                <w:lang w:val="it-IT" w:eastAsia="en-IN" w:bidi="ml-IN"/>
+              </w:rPr>
+            </w:pPr>
+            <w:r>
+              <w:rPr>
+                <w:rFonts w:cs="Arial"/>
+                <w:b/>
+                <w:bCs/>
+                <w:sz w:val="28"/>
+                <w:szCs w:val="36"/>
+                <w:lang w:val="it-IT" w:bidi="ml-IN"/>
+              </w:rPr>
+              <w:t xml:space="preserve">Panchaati No. </w:t>
+            </w:r>
+            <w:r>
+              <w:rPr>
+                <w:rFonts w:cs="Arial"/>
+                <w:b/>
+                <w:bCs/>
+                <w:sz w:val="28"/>
+                <w:szCs w:val="36"/>
+                <w:lang w:val="it-IT" w:bidi="ml-IN"/>
+              </w:rPr>
+              <w:t>13</w:t>
+            </w:r>
+          </w:p>
+        </w:tc>
+        <w:tc>
+          <w:tcPr>
+            <w:tcW w:w="5196" w:type="dxa"/>
+          </w:tcPr>
+          <w:p>
+            <w:pPr>
+              <w:widowControl w:val="0"/>
+              <w:autoSpaceDE w:val="0"/>
+              <w:autoSpaceDN w:val="0"/>
+              <w:adjustRightInd w:val="0"/>
+              <w:spacing w:before="0" w:line="240" w:lineRule="auto"/>
+              <w:rPr>
+                <w:rFonts w:ascii="BRH Malayalam Extra" w:hAnsi="BRH Malayalam Extra" w:cs="BRH Malayalam Extra"/>
+                <w:sz w:val="40"/>
+                <w:szCs w:val="40"/>
+                <w:lang w:val="it-IT"/>
+              </w:rPr>
+            </w:pPr>
+            <w:r>
+              <w:rPr>
+                <w:rFonts w:ascii="Latha" w:hAnsi="Latha" w:cs="Latha"/>
+                <w:sz w:val="28"/>
+                <w:szCs w:val="28"/>
+                <w:cs/>
+                <w:lang w:bidi="ta-IN"/>
+              </w:rPr>
+              <w:t>தம</w:t>
+            </w:r>
+            <w:r>
+              <w:rPr>
+                <w:rFonts w:ascii="BRH Tamil Tab Extra" w:hAnsi="BRH Tamil Tab Extra" w:cs="Latha"/>
+                <w:b/>
+                <w:sz w:val="32"/>
+                <w:szCs w:val="28"/>
+                <w:lang w:val="it-IT" w:bidi="ta-IN"/>
+              </w:rPr>
+              <w:t>…</w:t>
+            </w:r>
+            <w:r>
+              <w:rPr>
+                <w:rFonts w:ascii="Latha" w:hAnsi="Latha" w:cs="Latha"/>
+                <w:sz w:val="28"/>
+                <w:szCs w:val="28"/>
+                <w:cs/>
+                <w:lang w:bidi="ta-IN"/>
+              </w:rPr>
+              <w:t>ன்வாஹ</w:t>
+            </w:r>
+            <w:r>
+              <w:rPr>
+                <w:rFonts w:ascii="BRH Tamil Tab Extra" w:hAnsi="BRH Tamil Tab Extra" w:cs="Latha"/>
+                <w:b/>
+                <w:sz w:val="36"/>
+                <w:szCs w:val="28"/>
+                <w:lang w:val="it-IT" w:bidi="ta-IN"/>
+              </w:rPr>
+              <w:t>†</w:t>
+            </w:r>
+            <w:r>
+              <w:rPr>
+                <w:rFonts w:ascii="Latha" w:hAnsi="Latha" w:cs="Latha"/>
+                <w:sz w:val="28"/>
+                <w:szCs w:val="28"/>
+                <w:cs/>
+                <w:lang w:bidi="ta-IN"/>
+              </w:rPr>
+              <w:t xml:space="preserve">ரந்த </w:t>
+            </w:r>
+            <w:r>
+              <w:rPr>
+                <w:rFonts w:ascii="Latha" w:hAnsi="Latha" w:cs="Latha"/>
+                <w:sz w:val="28"/>
+                <w:szCs w:val="28"/>
+                <w:lang w:val="it-IT" w:bidi="ta-IN"/>
+              </w:rPr>
+              <w:t xml:space="preserve">| </w:t>
+            </w:r>
+            <w:r>
+              <w:rPr>
+                <w:rFonts w:ascii="Latha" w:hAnsi="Latha" w:cs="Latha"/>
+                <w:sz w:val="28"/>
+                <w:szCs w:val="28"/>
+                <w:cs/>
+                <w:lang w:bidi="ta-IN"/>
+              </w:rPr>
+              <w:t>அ</w:t>
+            </w:r>
+            <w:r>
+              <w:rPr>
+                <w:rFonts w:ascii="BRH Tamil Tab Extra" w:hAnsi="BRH Tamil Tab Extra" w:cs="Latha"/>
+                <w:b/>
+                <w:sz w:val="32"/>
+                <w:szCs w:val="28"/>
+                <w:lang w:val="it-IT" w:bidi="ta-IN"/>
+              </w:rPr>
+              <w:t>…</w:t>
+            </w:r>
+            <w:r>
+              <w:rPr>
+                <w:rFonts w:ascii="Latha" w:hAnsi="Latha" w:cs="Latha"/>
+                <w:sz w:val="28"/>
+                <w:szCs w:val="28"/>
+                <w:cs/>
+                <w:lang w:bidi="ta-IN"/>
+              </w:rPr>
+              <w:t>ன்வாஹ</w:t>
+            </w:r>
+            <w:r>
+              <w:rPr>
+                <w:rFonts w:ascii="BRH Tamil Tab Extra" w:hAnsi="BRH Tamil Tab Extra" w:cs="Latha"/>
+                <w:b/>
+                <w:sz w:val="36"/>
+                <w:szCs w:val="28"/>
+                <w:lang w:val="it-IT" w:bidi="ta-IN"/>
+              </w:rPr>
+              <w:t>†</w:t>
+            </w:r>
+            <w:r>
+              <w:rPr>
+                <w:rFonts w:ascii="Latha" w:hAnsi="Latha" w:cs="Latha"/>
+                <w:sz w:val="28"/>
+                <w:szCs w:val="28"/>
+                <w:cs/>
+                <w:lang w:bidi="ta-IN"/>
+              </w:rPr>
+              <w:t>ரந்த</w:t>
+            </w:r>
+            <w:r>
+              <w:rPr>
+                <w:rFonts w:ascii="BRH Tamil Tab Extra" w:hAnsi="BRH Tamil Tab Extra" w:cs="Latha"/>
+                <w:b/>
+                <w:sz w:val="32"/>
+                <w:szCs w:val="28"/>
+                <w:lang w:val="it-IT" w:bidi="ta-IN"/>
+              </w:rPr>
+              <w:t>…</w:t>
+            </w:r>
+            <w:r>
+              <w:rPr>
+                <w:rFonts w:ascii="Latha" w:hAnsi="Latha" w:cs="Latha"/>
+                <w:sz w:val="28"/>
+                <w:szCs w:val="28"/>
+                <w:lang w:val="it-IT" w:bidi="ta-IN"/>
+              </w:rPr>
+              <w:t xml:space="preserve"> </w:t>
+            </w:r>
+            <w:r>
+              <w:rPr>
+                <w:rFonts w:ascii="Latha" w:hAnsi="Latha" w:cs="Latha"/>
+                <w:sz w:val="28"/>
+                <w:szCs w:val="28"/>
+                <w:cs/>
+                <w:lang w:bidi="ta-IN"/>
+              </w:rPr>
+              <w:t>த</w:t>
+            </w:r>
+            <w:r>
+              <w:rPr>
+                <w:rFonts w:ascii="Latha" w:hAnsi="Latha" w:cs="Latha"/>
+                <w:sz w:val="28"/>
+                <w:szCs w:val="28"/>
+                <w:highlight w:val="yellow"/>
+                <w:cs/>
+                <w:lang w:bidi="ta-IN"/>
+              </w:rPr>
+              <w:t>த</w:t>
+            </w:r>
+            <w:r>
+              <w:rPr>
+                <w:rFonts w:ascii="Latha" w:hAnsi="Latha" w:cs="Latha"/>
+                <w:b/>
+                <w:bCs/>
+                <w:sz w:val="32"/>
+                <w:szCs w:val="32"/>
+                <w:cs/>
+                <w:lang w:bidi="ta-IN"/>
+              </w:rPr>
+              <w:t>:</w:t>
+            </w:r>
+            <w:r>
+              <w:rPr>
+                <w:rFonts w:ascii="Latha" w:hAnsi="Latha" w:cs="Latha"/>
+                <w:sz w:val="28"/>
+                <w:szCs w:val="28"/>
+                <w:cs/>
+                <w:lang w:bidi="ta-IN"/>
+              </w:rPr>
+              <w:t xml:space="preserve"> </w:t>
+            </w:r>
+            <w:r>
+              <w:rPr>
+                <w:rFonts w:ascii="Latha" w:hAnsi="Latha" w:cs="Latha"/>
+                <w:sz w:val="28"/>
+                <w:szCs w:val="28"/>
+                <w:lang w:val="it-IT" w:bidi="ta-IN"/>
+              </w:rPr>
+              <w:t>|</w:t>
+            </w:r>
+          </w:p>
+        </w:tc>
+        <w:tc>
+          <w:tcPr>
+            <w:tcW w:w="5152" w:type="dxa"/>
+          </w:tcPr>
+          <w:p>
+            <w:pPr>
+              <w:widowControl w:val="0"/>
+              <w:autoSpaceDE w:val="0"/>
+              <w:autoSpaceDN w:val="0"/>
+              <w:adjustRightInd w:val="0"/>
+              <w:spacing w:before="0" w:line="240" w:lineRule="auto"/>
+              <w:rPr>
+                <w:rFonts w:ascii="BRH Malayalam Extra" w:hAnsi="BRH Malayalam Extra" w:cs="BRH Malayalam Extra"/>
+                <w:sz w:val="40"/>
+                <w:szCs w:val="40"/>
+                <w:lang w:val="it-IT"/>
+              </w:rPr>
+            </w:pPr>
+            <w:r>
+              <w:rPr>
+                <w:rFonts w:ascii="Latha" w:hAnsi="Latha" w:cs="Latha"/>
+                <w:sz w:val="28"/>
+                <w:szCs w:val="28"/>
+                <w:cs/>
+                <w:lang w:bidi="ta-IN"/>
+              </w:rPr>
+              <w:t>தம</w:t>
+            </w:r>
+            <w:r>
+              <w:rPr>
+                <w:rFonts w:ascii="BRH Tamil Tab Extra" w:hAnsi="BRH Tamil Tab Extra" w:cs="Latha"/>
+                <w:b/>
+                <w:sz w:val="32"/>
+                <w:szCs w:val="28"/>
+                <w:lang w:val="it-IT" w:bidi="ta-IN"/>
+              </w:rPr>
+              <w:t>…</w:t>
+            </w:r>
+            <w:r>
+              <w:rPr>
+                <w:rFonts w:ascii="Latha" w:hAnsi="Latha" w:cs="Latha"/>
+                <w:sz w:val="28"/>
+                <w:szCs w:val="28"/>
+                <w:cs/>
+                <w:lang w:bidi="ta-IN"/>
+              </w:rPr>
+              <w:t>ன்வாஹ</w:t>
+            </w:r>
+            <w:r>
+              <w:rPr>
+                <w:rFonts w:ascii="BRH Tamil Tab Extra" w:hAnsi="BRH Tamil Tab Extra" w:cs="Latha"/>
+                <w:b/>
+                <w:sz w:val="36"/>
+                <w:szCs w:val="28"/>
+                <w:lang w:val="it-IT" w:bidi="ta-IN"/>
+              </w:rPr>
+              <w:t>†</w:t>
+            </w:r>
+            <w:r>
+              <w:rPr>
+                <w:rFonts w:ascii="Latha" w:hAnsi="Latha" w:cs="Latha"/>
+                <w:sz w:val="28"/>
+                <w:szCs w:val="28"/>
+                <w:cs/>
+                <w:lang w:bidi="ta-IN"/>
+              </w:rPr>
+              <w:t xml:space="preserve">ரந்த </w:t>
+            </w:r>
+            <w:r>
+              <w:rPr>
+                <w:rFonts w:ascii="Latha" w:hAnsi="Latha" w:cs="Latha"/>
+                <w:sz w:val="28"/>
+                <w:szCs w:val="28"/>
+                <w:lang w:val="it-IT" w:bidi="ta-IN"/>
+              </w:rPr>
+              <w:t xml:space="preserve">| </w:t>
+            </w:r>
+            <w:r>
+              <w:rPr>
+                <w:rFonts w:ascii="Latha" w:hAnsi="Latha" w:cs="Latha"/>
+                <w:sz w:val="28"/>
+                <w:szCs w:val="28"/>
+                <w:cs/>
+                <w:lang w:bidi="ta-IN"/>
+              </w:rPr>
+              <w:t>அ</w:t>
+            </w:r>
+            <w:r>
+              <w:rPr>
+                <w:rFonts w:ascii="BRH Tamil Tab Extra" w:hAnsi="BRH Tamil Tab Extra" w:cs="Latha"/>
+                <w:b/>
+                <w:sz w:val="32"/>
+                <w:szCs w:val="28"/>
+                <w:lang w:val="it-IT" w:bidi="ta-IN"/>
+              </w:rPr>
+              <w:t>…</w:t>
+            </w:r>
+            <w:r>
+              <w:rPr>
+                <w:rFonts w:ascii="Latha" w:hAnsi="Latha" w:cs="Latha"/>
+                <w:sz w:val="28"/>
+                <w:szCs w:val="28"/>
+                <w:cs/>
+                <w:lang w:bidi="ta-IN"/>
+              </w:rPr>
+              <w:t>ன்வாஹ</w:t>
+            </w:r>
+            <w:r>
+              <w:rPr>
+                <w:rFonts w:ascii="BRH Tamil Tab Extra" w:hAnsi="BRH Tamil Tab Extra" w:cs="Latha"/>
+                <w:b/>
+                <w:sz w:val="36"/>
+                <w:szCs w:val="28"/>
+                <w:lang w:val="it-IT" w:bidi="ta-IN"/>
+              </w:rPr>
+              <w:t>†</w:t>
+            </w:r>
+            <w:r>
+              <w:rPr>
+                <w:rFonts w:ascii="Latha" w:hAnsi="Latha" w:cs="Latha"/>
+                <w:sz w:val="28"/>
+                <w:szCs w:val="28"/>
+                <w:cs/>
+                <w:lang w:bidi="ta-IN"/>
+              </w:rPr>
+              <w:t>ரந்த</w:t>
+            </w:r>
+            <w:r>
+              <w:rPr>
+                <w:rFonts w:ascii="BRH Tamil Tab Extra" w:hAnsi="BRH Tamil Tab Extra" w:cs="Latha"/>
+                <w:b/>
+                <w:sz w:val="32"/>
+                <w:szCs w:val="28"/>
+                <w:lang w:val="it-IT" w:bidi="ta-IN"/>
+              </w:rPr>
+              <w:t>…</w:t>
+            </w:r>
+            <w:r>
+              <w:rPr>
+                <w:rFonts w:ascii="Latha" w:hAnsi="Latha" w:cs="Latha"/>
+                <w:sz w:val="28"/>
+                <w:szCs w:val="28"/>
+                <w:lang w:val="it-IT" w:bidi="ta-IN"/>
+              </w:rPr>
+              <w:t xml:space="preserve"> </w:t>
+            </w:r>
+            <w:r>
+              <w:rPr>
+                <w:rFonts w:ascii="Latha" w:hAnsi="Latha" w:cs="Latha"/>
+                <w:sz w:val="28"/>
+                <w:szCs w:val="28"/>
+                <w:cs/>
+                <w:lang w:bidi="ta-IN"/>
+              </w:rPr>
+              <w:t>த</w:t>
+            </w:r>
+            <w:r>
+              <w:rPr>
+                <w:rFonts w:ascii="Latha" w:hAnsi="Latha" w:cs="Latha"/>
+                <w:sz w:val="28"/>
+                <w:szCs w:val="28"/>
+                <w:highlight w:val="green"/>
+                <w:cs/>
+                <w:lang w:bidi="ta-IN"/>
+              </w:rPr>
+              <w:t>த</w:t>
+            </w:r>
+            <w:r>
+              <w:rPr>
+                <w:rFonts w:ascii="BRH Tamil Tab Extra" w:hAnsi="BRH Tamil Tab Extra" w:cs="Latha"/>
+                <w:b/>
+                <w:sz w:val="36"/>
+                <w:szCs w:val="28"/>
+                <w:lang w:val="it-IT" w:bidi="ta-IN"/>
+              </w:rPr>
+              <w:t>†</w:t>
+            </w:r>
+            <w:r>
+              <w:rPr>
+                <w:rFonts w:ascii="Latha" w:hAnsi="Latha" w:cs="Latha"/>
+                <w:b/>
+                <w:bCs/>
+                <w:sz w:val="32"/>
+                <w:szCs w:val="32"/>
+                <w:cs/>
+                <w:lang w:bidi="ta-IN"/>
+              </w:rPr>
+              <w:t>:</w:t>
+            </w:r>
+            <w:r>
+              <w:rPr>
+                <w:rFonts w:ascii="Latha" w:hAnsi="Latha" w:cs="Latha"/>
+                <w:sz w:val="28"/>
+                <w:szCs w:val="28"/>
+                <w:cs/>
+                <w:lang w:bidi="ta-IN"/>
+              </w:rPr>
+              <w:t xml:space="preserve"> </w:t>
+            </w:r>
+            <w:r>
+              <w:rPr>
+                <w:rFonts w:ascii="Latha" w:hAnsi="Latha" w:cs="Latha"/>
+                <w:sz w:val="28"/>
+                <w:szCs w:val="28"/>
+                <w:lang w:val="it-IT" w:bidi="ta-IN"/>
+              </w:rPr>
+              <w:t>|</w:t>
             </w:r>
           </w:p>
         </w:tc>
@@ -2247,7 +2785,7 @@
       </w:tr>
       <w:tr>
         <w:trPr>
-          <w:trHeight w:val="1179"/>
+          <w:trHeight w:val="699"/>
         </w:trPr>
         <w:tc>
           <w:tcPr>
@@ -2271,64 +2809,6 @@
                 <w:lang w:val="en-IN" w:eastAsia="en-IN" w:bidi="ml-IN"/>
               </w:rPr>
             </w:pPr>
-            <w:r>
-              <w:rPr>
-                <w:rFonts w:eastAsia="Times New Roman" w:cs="Arial"/>
-                <w:b/>
-                <w:sz w:val="32"/>
-                <w:szCs w:val="32"/>
-                <w:lang w:val="en-IN" w:eastAsia="en-IN" w:bidi="ml-IN"/>
-              </w:rPr>
-              <w:t>T.S.1.7.</w:t>
-            </w:r>
-            <w:r>
-              <w:rPr>
-                <w:rFonts w:eastAsia="Times New Roman" w:cs="Arial"/>
-                <w:b/>
-                <w:sz w:val="32"/>
-                <w:szCs w:val="32"/>
-                <w:lang w:val="en-IN" w:eastAsia="en-IN" w:bidi="ml-IN"/>
-              </w:rPr>
-              <w:t>5.2</w:t>
-            </w:r>
-            <w:r>
-              <w:rPr>
-                <w:rFonts w:eastAsia="Times New Roman" w:cs="Arial"/>
-                <w:b/>
-                <w:sz w:val="32"/>
-                <w:szCs w:val="32"/>
-                <w:lang w:val="en-IN" w:eastAsia="en-IN" w:bidi="ml-IN"/>
-              </w:rPr>
-              <w:t xml:space="preserve"> - Kramam</w:t>
-            </w:r>
-          </w:p>
-          <w:p>
-            <w:pPr>
-              <w:widowControl w:val="0"/>
-              <w:autoSpaceDE w:val="0"/>
-              <w:autoSpaceDN w:val="0"/>
-              <w:adjustRightInd w:val="0"/>
-              <w:spacing w:before="0" w:line="240" w:lineRule="auto"/>
-              <w:rPr>
-                <w:rFonts w:cs="Arial"/>
-                <w:b/>
-                <w:bCs/>
-                <w:sz w:val="28"/>
-                <w:szCs w:val="36"/>
-                <w:lang w:val="en-IN" w:bidi="ml-IN"/>
-              </w:rPr>
-            </w:pPr>
-            <w:r>
-              <w:rPr>
-                <w:rFonts w:cs="Arial"/>
-                <w:b/>
-                <w:bCs/>
-                <w:sz w:val="28"/>
-                <w:szCs w:val="36"/>
-                <w:lang w:val="en-IN" w:bidi="ml-IN"/>
-              </w:rPr>
-              <w:t>Krama Vaakyam No. 30</w:t>
-            </w:r>
           </w:p>
           <w:p>
             <w:pPr>
@@ -2345,6 +2825,122 @@
                 <w:b/>
                 <w:sz w:val="32"/>
                 <w:szCs w:val="32"/>
+                <w:lang w:val="en-IN" w:eastAsia="en-IN" w:bidi="ml-IN"/>
+              </w:rPr>
+            </w:pPr>
+          </w:p>
+          <w:p>
+            <w:pPr>
+              <w:widowControl w:val="0"/>
+              <w:tabs>
+                <w:tab w:val="left" w:pos="993"/>
+              </w:tabs>
+              <w:autoSpaceDE w:val="0"/>
+              <w:autoSpaceDN w:val="0"/>
+              <w:adjustRightInd w:val="0"/>
+              <w:spacing w:before="0" w:line="240" w:lineRule="auto"/>
+              <w:rPr>
+                <w:rFonts w:eastAsia="Times New Roman" w:cs="Arial"/>
+                <w:b/>
+                <w:sz w:val="32"/>
+                <w:szCs w:val="32"/>
+                <w:lang w:val="en-IN" w:eastAsia="en-IN" w:bidi="ml-IN"/>
+              </w:rPr>
+            </w:pPr>
+          </w:p>
+          <w:p>
+            <w:pPr>
+              <w:widowControl w:val="0"/>
+              <w:tabs>
+                <w:tab w:val="left" w:pos="993"/>
+              </w:tabs>
+              <w:autoSpaceDE w:val="0"/>
+              <w:autoSpaceDN w:val="0"/>
+              <w:adjustRightInd w:val="0"/>
+              <w:spacing w:before="0" w:line="240" w:lineRule="auto"/>
+              <w:rPr>
+                <w:rFonts w:eastAsia="Times New Roman" w:cs="Arial"/>
+                <w:b/>
+                <w:sz w:val="32"/>
+                <w:szCs w:val="32"/>
+                <w:lang w:val="en-IN" w:eastAsia="en-IN" w:bidi="ml-IN"/>
+              </w:rPr>
+            </w:pPr>
+            <w:r>
+              <w:rPr>
+                <w:rFonts w:eastAsia="Times New Roman" w:cs="Arial"/>
+                <w:b/>
+                <w:sz w:val="32"/>
+                <w:szCs w:val="32"/>
+                <w:lang w:val="en-IN" w:eastAsia="en-IN" w:bidi="ml-IN"/>
+              </w:rPr>
+              <w:lastRenderedPageBreak/>
+              <w:t>T.S.1.7.</w:t>
+            </w:r>
+            <w:r>
+              <w:rPr>
+                <w:rFonts w:eastAsia="Times New Roman" w:cs="Arial"/>
+                <w:b/>
+                <w:sz w:val="32"/>
+                <w:szCs w:val="32"/>
+                <w:lang w:val="en-IN" w:eastAsia="en-IN" w:bidi="ml-IN"/>
+              </w:rPr>
+              <w:t>4.1</w:t>
+            </w:r>
+            <w:r>
+              <w:rPr>
+                <w:rFonts w:eastAsia="Times New Roman" w:cs="Arial"/>
+                <w:b/>
+                <w:sz w:val="32"/>
+                <w:szCs w:val="32"/>
+                <w:lang w:val="en-IN" w:eastAsia="en-IN" w:bidi="ml-IN"/>
+              </w:rPr>
+              <w:t xml:space="preserve"> - Kramam</w:t>
+            </w:r>
+          </w:p>
+          <w:p>
+            <w:pPr>
+              <w:widowControl w:val="0"/>
+              <w:autoSpaceDE w:val="0"/>
+              <w:autoSpaceDN w:val="0"/>
+              <w:adjustRightInd w:val="0"/>
+              <w:spacing w:before="0" w:line="240" w:lineRule="auto"/>
+              <w:rPr>
+                <w:rFonts w:cs="Arial"/>
+                <w:b/>
+                <w:bCs/>
+                <w:sz w:val="28"/>
+                <w:szCs w:val="36"/>
+                <w:lang w:val="en-IN" w:bidi="ml-IN"/>
+              </w:rPr>
+            </w:pPr>
+            <w:r>
+              <w:rPr>
+                <w:rFonts w:cs="Arial"/>
+                <w:b/>
+                <w:bCs/>
+                <w:sz w:val="28"/>
+                <w:szCs w:val="36"/>
+                <w:lang w:val="en-IN" w:bidi="ml-IN"/>
+              </w:rPr>
+              <w:t>Krama Vaakyam No. 41</w:t>
+            </w:r>
+          </w:p>
+          <w:p>
+            <w:pPr>
+              <w:widowControl w:val="0"/>
+              <w:tabs>
+                <w:tab w:val="left" w:pos="993"/>
+              </w:tabs>
+              <w:autoSpaceDE w:val="0"/>
+              <w:autoSpaceDN w:val="0"/>
+              <w:adjustRightInd w:val="0"/>
+              <w:spacing w:before="0" w:line="240" w:lineRule="auto"/>
+              <w:rPr>
+                <w:rFonts w:eastAsia="Times New Roman" w:cs="Arial"/>
+                <w:b/>
+                <w:sz w:val="32"/>
+                <w:szCs w:val="32"/>
                 <w:lang w:val="it-IT" w:eastAsia="en-IN" w:bidi="ml-IN"/>
               </w:rPr>
             </w:pPr>
@@ -2368,7 +2964,7 @@
                 <w:szCs w:val="36"/>
                 <w:lang w:val="it-IT" w:bidi="ml-IN"/>
               </w:rPr>
-              <w:t>22</w:t>
+              <w:t>15</w:t>
             </w:r>
           </w:p>
         </w:tc>
@@ -2387,195 +2983,1091 @@
                 <w:rFonts w:ascii="Latha" w:hAnsi="Latha" w:cs="Latha"/>
                 <w:sz w:val="28"/>
                 <w:szCs w:val="28"/>
-                <w:lang w:val="it-IT" w:bidi="ta-IN"/>
+                <w:lang w:bidi="ta-IN"/>
               </w:rPr>
             </w:pPr>
-            <w:r>
-              <w:rPr>
-                <w:rFonts w:ascii="Latha" w:hAnsi="Latha" w:cs="Latha"/>
-                <w:sz w:val="28"/>
-                <w:szCs w:val="28"/>
-                <w:cs/>
-                <w:lang w:bidi="ta-IN"/>
-              </w:rPr>
-              <w:t>ப்ரீ</w:t>
-            </w:r>
-            <w:r>
-              <w:rPr>
-                <w:rFonts w:ascii="BRH Tamil Tab Extra" w:hAnsi="BRH Tamil Tab Extra" w:cs="Latha"/>
-                <w:b/>
-                <w:sz w:val="32"/>
-                <w:szCs w:val="28"/>
-                <w:lang w:val="it-IT" w:bidi="ta-IN"/>
-              </w:rPr>
-              <w:t>…</w:t>
-            </w:r>
-            <w:r>
-              <w:rPr>
-                <w:rFonts w:ascii="Latha" w:hAnsi="Latha" w:cs="Latha"/>
-                <w:sz w:val="28"/>
-                <w:szCs w:val="28"/>
-                <w:cs/>
-                <w:lang w:bidi="ta-IN"/>
-              </w:rPr>
-              <w:t>ணா</w:t>
-            </w:r>
-            <w:r>
-              <w:rPr>
-                <w:rFonts w:ascii="BRH Tamil Tab Extra" w:hAnsi="BRH Tamil Tab Extra" w:cs="Latha"/>
-                <w:b/>
-                <w:sz w:val="32"/>
-                <w:szCs w:val="28"/>
-                <w:lang w:val="it-IT" w:bidi="ta-IN"/>
-              </w:rPr>
-              <w:t>…</w:t>
-            </w:r>
-            <w:r>
-              <w:rPr>
-                <w:rFonts w:ascii="Latha" w:hAnsi="Latha" w:cs="Latha"/>
-                <w:sz w:val="28"/>
-                <w:szCs w:val="28"/>
-                <w:cs/>
-                <w:lang w:bidi="ta-IN"/>
-              </w:rPr>
-              <w:t>த்யே</w:t>
-            </w:r>
-            <w:r>
-              <w:rPr>
-                <w:rFonts w:ascii="BRH Tamil Tab Extra" w:hAnsi="BRH Tamil Tab Extra" w:cs="Latha"/>
-                <w:b/>
-                <w:sz w:val="32"/>
-                <w:szCs w:val="28"/>
-                <w:lang w:val="it-IT" w:bidi="ta-IN"/>
-              </w:rPr>
-              <w:t>…</w:t>
-            </w:r>
-            <w:r>
-              <w:rPr>
-                <w:rFonts w:ascii="Latha" w:hAnsi="Latha" w:cs="Latha"/>
-                <w:sz w:val="28"/>
-                <w:szCs w:val="28"/>
-                <w:cs/>
-                <w:lang w:bidi="ta-IN"/>
-              </w:rPr>
-              <w:t>தாவான்</w:t>
-            </w:r>
-            <w:r>
-              <w:rPr>
-                <w:rFonts w:ascii="BRH Tamil Tab Extra" w:hAnsi="BRH Tamil Tab Extra" w:cs="Latha"/>
-                <w:b/>
-                <w:sz w:val="36"/>
-                <w:szCs w:val="28"/>
-                <w:lang w:val="it-IT" w:bidi="ta-IN"/>
-              </w:rPr>
-              <w:t>†</w:t>
-            </w:r>
-            <w:r>
-              <w:rPr>
-                <w:rFonts w:ascii="Latha" w:hAnsi="Latha" w:cs="Latha"/>
-                <w:sz w:val="28"/>
-                <w:szCs w:val="28"/>
-                <w:lang w:val="it-IT" w:bidi="ta-IN"/>
-              </w:rPr>
-              <w:t xml:space="preserve"> | </w:t>
-            </w:r>
-            <w:r>
-              <w:rPr>
-                <w:rFonts w:ascii="Latha" w:hAnsi="Latha" w:cs="Latha"/>
-                <w:sz w:val="28"/>
-                <w:szCs w:val="28"/>
-                <w:cs/>
-                <w:lang w:bidi="ta-IN"/>
-              </w:rPr>
-              <w:t>ஏ</w:t>
-            </w:r>
-            <w:r>
-              <w:rPr>
-                <w:rFonts w:ascii="BRH Tamil Tab Extra" w:hAnsi="BRH Tamil Tab Extra" w:cs="Latha"/>
-                <w:b/>
-                <w:sz w:val="32"/>
-                <w:szCs w:val="28"/>
-                <w:lang w:val="it-IT" w:bidi="ta-IN"/>
-              </w:rPr>
-              <w:t>…</w:t>
-            </w:r>
-            <w:r>
-              <w:rPr>
-                <w:rFonts w:ascii="Latha" w:hAnsi="Latha" w:cs="Latha"/>
-                <w:sz w:val="28"/>
-                <w:szCs w:val="28"/>
-                <w:cs/>
-                <w:lang w:bidi="ta-IN"/>
-              </w:rPr>
-              <w:t>தாவா</w:t>
-            </w:r>
-            <w:r>
-              <w:rPr>
-                <w:rFonts w:ascii="BRH Tamil Tab Extra" w:hAnsi="BRH Tamil Tab Extra" w:cs="Latha"/>
-                <w:b/>
-                <w:sz w:val="32"/>
-                <w:szCs w:val="28"/>
-                <w:lang w:val="it-IT" w:bidi="ta-IN"/>
-              </w:rPr>
-              <w:t>…</w:t>
-            </w:r>
-            <w:r>
-              <w:rPr>
-                <w:rFonts w:ascii="Latha" w:hAnsi="Latha" w:cs="Latha"/>
-                <w:sz w:val="28"/>
-                <w:szCs w:val="28"/>
-                <w:cs/>
-                <w:lang w:bidi="ta-IN"/>
-              </w:rPr>
-              <w:t>ன்</w:t>
-            </w:r>
-            <w:r>
-              <w:rPr>
-                <w:rFonts w:ascii="Latha" w:hAnsi="Latha" w:cs="Latha"/>
-                <w:b/>
-                <w:bCs/>
-                <w:sz w:val="32"/>
-                <w:szCs w:val="32"/>
-                <w:lang w:val="it-IT" w:bidi="ta-IN"/>
-              </w:rPr>
-              <w:t>.</w:t>
-            </w:r>
-            <w:r>
-              <w:rPr>
-                <w:rFonts w:ascii="Latha" w:hAnsi="Latha" w:cs="Latha"/>
-                <w:sz w:val="28"/>
-                <w:szCs w:val="28"/>
-                <w:lang w:val="it-IT" w:bidi="ta-IN"/>
-              </w:rPr>
-              <w:t xml:space="preserve"> </w:t>
-            </w:r>
-            <w:r>
-              <w:rPr>
-                <w:rFonts w:ascii="Latha" w:hAnsi="Latha" w:cs="Latha"/>
-                <w:sz w:val="28"/>
-                <w:szCs w:val="28"/>
-                <w:cs/>
-                <w:lang w:bidi="ta-IN"/>
-              </w:rPr>
-              <w:t xml:space="preserve">வை </w:t>
-            </w:r>
-            <w:r>
-              <w:rPr>
-                <w:rFonts w:ascii="Latha" w:hAnsi="Latha" w:cs="Latha"/>
-                <w:sz w:val="28"/>
-                <w:szCs w:val="28"/>
-                <w:lang w:val="it-IT" w:bidi="ta-IN"/>
-              </w:rPr>
-              <w:t>|</w:t>
-            </w:r>
           </w:p>
           <w:p>
             <w:pPr>
-              <w:pStyle w:val="NoSpacing"/>
-              <w:rPr>
+              <w:widowControl w:val="0"/>
+              <w:autoSpaceDE w:val="0"/>
+              <w:autoSpaceDN w:val="0"/>
+              <w:adjustRightInd w:val="0"/>
+              <w:spacing w:before="0" w:line="252" w:lineRule="auto"/>
+              <w:rPr>
+                <w:rFonts w:ascii="Latha" w:hAnsi="Latha" w:cs="Latha"/>
+                <w:sz w:val="28"/>
+                <w:szCs w:val="28"/>
+                <w:lang w:bidi="ta-IN"/>
+              </w:rPr>
+            </w:pPr>
+          </w:p>
+          <w:p>
+            <w:pPr>
+              <w:widowControl w:val="0"/>
+              <w:autoSpaceDE w:val="0"/>
+              <w:autoSpaceDN w:val="0"/>
+              <w:adjustRightInd w:val="0"/>
+              <w:spacing w:before="0" w:line="252" w:lineRule="auto"/>
+              <w:rPr>
+                <w:rFonts w:ascii="Latha" w:hAnsi="Latha" w:cs="Latha"/>
+                <w:sz w:val="28"/>
+                <w:szCs w:val="28"/>
+                <w:lang w:val="it-IT" w:bidi="ta-IN"/>
+              </w:rPr>
+            </w:pPr>
+            <w:r>
+              <w:rPr>
+                <w:rFonts w:ascii="Latha" w:hAnsi="Latha" w:cs="Latha"/>
+                <w:sz w:val="28"/>
+                <w:szCs w:val="28"/>
+                <w:cs/>
+                <w:lang w:bidi="ta-IN"/>
+              </w:rPr>
+              <w:lastRenderedPageBreak/>
+              <w:t>ஸ்</w:t>
+            </w:r>
+            <w:r>
+              <w:rPr>
+                <w:rFonts w:ascii="Latha" w:hAnsi="Latha" w:cs="Latha"/>
+                <w:b/>
+                <w:bCs/>
+                <w:i/>
+                <w:iCs/>
+                <w:sz w:val="28"/>
+                <w:szCs w:val="28"/>
+                <w:cs/>
+                <w:lang w:bidi="ta-IN"/>
+              </w:rPr>
+              <w:t>ரு</w:t>
+            </w:r>
+            <w:r>
+              <w:rPr>
+                <w:rFonts w:ascii="BRH Tamil Tab Extra" w:hAnsi="BRH Tamil Tab Extra" w:cs="Latha"/>
+                <w:b/>
+                <w:sz w:val="32"/>
+                <w:szCs w:val="28"/>
+                <w:lang w:val="it-IT" w:bidi="ta-IN"/>
+              </w:rPr>
+              <w:t>…</w:t>
+            </w:r>
+            <w:r>
+              <w:rPr>
+                <w:rFonts w:ascii="Latha" w:hAnsi="Latha" w:cs="Latha"/>
+                <w:sz w:val="28"/>
+                <w:szCs w:val="28"/>
+                <w:cs/>
+                <w:lang w:bidi="ta-IN"/>
+              </w:rPr>
+              <w:t>ஜ</w:t>
+            </w:r>
+            <w:r>
+              <w:rPr>
+                <w:rFonts w:ascii="BRH Tamil Tab Extra" w:hAnsi="BRH Tamil Tab Extra" w:cs="Latha"/>
+                <w:b/>
+                <w:sz w:val="32"/>
+                <w:szCs w:val="28"/>
+                <w:lang w:val="it-IT" w:bidi="ta-IN"/>
+              </w:rPr>
+              <w:t>…</w:t>
+            </w:r>
+            <w:r>
+              <w:rPr>
+                <w:rFonts w:ascii="Latha" w:hAnsi="Latha" w:cs="Latha"/>
+                <w:sz w:val="28"/>
+                <w:szCs w:val="28"/>
+                <w:cs/>
+                <w:lang w:bidi="ta-IN"/>
+              </w:rPr>
+              <w:t>தே</w:t>
+            </w:r>
+            <w:r>
+              <w:rPr>
+                <w:rFonts w:ascii="BRH Tamil Tab Extra" w:hAnsi="BRH Tamil Tab Extra" w:cs="Latha"/>
+                <w:b/>
+                <w:sz w:val="32"/>
+                <w:szCs w:val="28"/>
+                <w:lang w:val="it-IT" w:bidi="ta-IN"/>
+              </w:rPr>
+              <w:t>…</w:t>
+            </w:r>
+            <w:r>
+              <w:rPr>
+                <w:rFonts w:ascii="BRH Devanagari Extra" w:hAnsi="BRH Devanagari Extra" w:cs="Latha"/>
+                <w:b/>
+                <w:sz w:val="36"/>
+                <w:szCs w:val="28"/>
+                <w:lang w:val="it-IT" w:bidi="ta-IN"/>
+              </w:rPr>
+              <w:t>Å</w:t>
+            </w:r>
+            <w:r>
+              <w:rPr>
+                <w:rFonts w:ascii="Latha" w:hAnsi="Latha" w:cs="Latha"/>
+                <w:sz w:val="28"/>
+                <w:szCs w:val="28"/>
+                <w:cs/>
+                <w:lang w:bidi="ta-IN"/>
+              </w:rPr>
+              <w:t>க்</w:t>
+            </w:r>
+            <w:r>
+              <w:rPr>
+                <w:rFonts w:ascii="Latha" w:hAnsi="Latha" w:cs="Latha"/>
+                <w:b/>
+                <w:bCs/>
+                <w:position w:val="-12"/>
+                <w:sz w:val="28"/>
+                <w:szCs w:val="28"/>
+                <w:cs/>
+                <w:lang w:bidi="ta-IN"/>
+              </w:rPr>
+              <w:t>3</w:t>
+            </w:r>
+            <w:r>
+              <w:rPr>
+                <w:rFonts w:ascii="Latha" w:hAnsi="Latha" w:cs="Latha"/>
+                <w:sz w:val="28"/>
+                <w:szCs w:val="28"/>
+                <w:cs/>
+                <w:lang w:bidi="ta-IN"/>
+              </w:rPr>
+              <w:t>னே</w:t>
+            </w:r>
+            <w:r>
+              <w:rPr>
+                <w:rFonts w:ascii="Latha" w:hAnsi="Latha" w:cs="Latha"/>
+                <w:b/>
+                <w:bCs/>
+                <w:sz w:val="32"/>
+                <w:szCs w:val="32"/>
+                <w:cs/>
+                <w:lang w:bidi="ta-IN"/>
+              </w:rPr>
+              <w:t>:</w:t>
+            </w:r>
+            <w:r>
+              <w:rPr>
+                <w:rFonts w:ascii="Latha" w:hAnsi="Latha" w:cs="Latha"/>
+                <w:sz w:val="28"/>
+                <w:szCs w:val="28"/>
+                <w:cs/>
+                <w:lang w:bidi="ta-IN"/>
+              </w:rPr>
+              <w:t xml:space="preserve"> </w:t>
+            </w:r>
+            <w:r>
+              <w:rPr>
+                <w:rFonts w:ascii="Latha" w:hAnsi="Latha" w:cs="Latha"/>
+                <w:sz w:val="28"/>
+                <w:szCs w:val="28"/>
+                <w:lang w:val="it-IT" w:bidi="ta-IN"/>
+              </w:rPr>
+              <w:t xml:space="preserve">| </w:t>
+            </w:r>
+          </w:p>
+          <w:p>
+            <w:pPr>
+              <w:widowControl w:val="0"/>
+              <w:autoSpaceDE w:val="0"/>
+              <w:autoSpaceDN w:val="0"/>
+              <w:adjustRightInd w:val="0"/>
+              <w:spacing w:before="0" w:line="252" w:lineRule="auto"/>
+              <w:rPr>
+                <w:rFonts w:ascii="BRH Malayalam Extra" w:hAnsi="BRH Malayalam Extra" w:cs="BRH Malayalam Extra"/>
+                <w:sz w:val="40"/>
+                <w:szCs w:val="40"/>
                 <w:lang w:val="it-IT"/>
               </w:rPr>
             </w:pPr>
+            <w:r>
+              <w:rPr>
+                <w:rFonts w:ascii="Latha" w:hAnsi="Latha" w:cs="Latha"/>
+                <w:sz w:val="28"/>
+                <w:szCs w:val="28"/>
+                <w:cs/>
+                <w:lang w:bidi="ta-IN"/>
+              </w:rPr>
+              <w:t>அ</w:t>
+            </w:r>
+            <w:r>
+              <w:rPr>
+                <w:rFonts w:ascii="BRH Tamil Tab Extra" w:hAnsi="BRH Tamil Tab Extra" w:cs="Latha"/>
+                <w:b/>
+                <w:sz w:val="32"/>
+                <w:szCs w:val="28"/>
+                <w:lang w:val="it-IT" w:bidi="ta-IN"/>
+              </w:rPr>
+              <w:t>…</w:t>
+            </w:r>
+            <w:r>
+              <w:rPr>
+                <w:rFonts w:ascii="Latha" w:hAnsi="Latha" w:cs="Latha"/>
+                <w:sz w:val="28"/>
+                <w:szCs w:val="28"/>
+                <w:cs/>
+                <w:lang w:bidi="ta-IN"/>
+              </w:rPr>
+              <w:t>க்</w:t>
+            </w:r>
+            <w:r>
+              <w:rPr>
+                <w:rFonts w:ascii="Latha" w:hAnsi="Latha" w:cs="Latha"/>
+                <w:b/>
+                <w:bCs/>
+                <w:position w:val="-12"/>
+                <w:sz w:val="28"/>
+                <w:szCs w:val="28"/>
+                <w:cs/>
+                <w:lang w:bidi="ta-IN"/>
+              </w:rPr>
+              <w:t>3</w:t>
+            </w:r>
+            <w:r>
+              <w:rPr>
+                <w:rFonts w:ascii="Latha" w:hAnsi="Latha" w:cs="Latha"/>
+                <w:sz w:val="28"/>
+                <w:szCs w:val="28"/>
+                <w:highlight w:val="yellow"/>
+                <w:cs/>
+                <w:lang w:bidi="ta-IN"/>
+              </w:rPr>
+              <w:t>னே</w:t>
+            </w:r>
+            <w:r>
+              <w:rPr>
+                <w:rFonts w:ascii="Latha" w:hAnsi="Latha" w:cs="Latha"/>
+                <w:sz w:val="28"/>
+                <w:szCs w:val="28"/>
+                <w:cs/>
+                <w:lang w:bidi="ta-IN"/>
+              </w:rPr>
+              <w:t xml:space="preserve"> ஸ்வி</w:t>
+            </w:r>
+            <w:r>
+              <w:rPr>
+                <w:rFonts w:ascii="BRH Tamil Tab Extra" w:hAnsi="BRH Tamil Tab Extra" w:cs="Latha"/>
+                <w:b/>
+                <w:sz w:val="36"/>
+                <w:szCs w:val="28"/>
+                <w:lang w:val="it-IT" w:bidi="ta-IN"/>
+              </w:rPr>
+              <w:t>†</w:t>
+            </w:r>
+            <w:r>
+              <w:rPr>
+                <w:rFonts w:ascii="Latha" w:hAnsi="Latha" w:cs="Latha"/>
+                <w:sz w:val="28"/>
+                <w:szCs w:val="28"/>
+                <w:cs/>
+                <w:lang w:bidi="ta-IN"/>
+              </w:rPr>
+              <w:t>ஷ்ட</w:t>
+            </w:r>
+            <w:r>
+              <w:rPr>
+                <w:rFonts w:ascii="BRH Tamil Tab Extra" w:hAnsi="BRH Tamil Tab Extra" w:cs="Latha"/>
+                <w:b/>
+                <w:sz w:val="32"/>
+                <w:szCs w:val="28"/>
+                <w:lang w:val="it-IT" w:bidi="ta-IN"/>
+              </w:rPr>
+              <w:t>…</w:t>
+            </w:r>
+            <w:r>
+              <w:rPr>
+                <w:rFonts w:ascii="Latha" w:hAnsi="Latha" w:cs="Latha"/>
+                <w:sz w:val="28"/>
+                <w:szCs w:val="28"/>
+                <w:cs/>
+                <w:lang w:bidi="ta-IN"/>
+              </w:rPr>
+              <w:t>க்</w:t>
+            </w:r>
+            <w:r>
+              <w:rPr>
+                <w:rFonts w:ascii="Latha" w:hAnsi="Latha" w:cs="Latha"/>
+                <w:b/>
+                <w:bCs/>
+                <w:i/>
+                <w:iCs/>
+                <w:sz w:val="28"/>
+                <w:szCs w:val="28"/>
+                <w:cs/>
+                <w:lang w:bidi="ta-IN"/>
+              </w:rPr>
+              <w:t>ரு</w:t>
+            </w:r>
+            <w:r>
+              <w:rPr>
+                <w:rFonts w:ascii="Latha" w:hAnsi="Latha" w:cs="Latha"/>
+                <w:sz w:val="28"/>
+                <w:szCs w:val="28"/>
+                <w:cs/>
+                <w:lang w:bidi="ta-IN"/>
+              </w:rPr>
+              <w:t>த</w:t>
+            </w:r>
+            <w:r>
+              <w:rPr>
+                <w:rFonts w:ascii="BRH Tamil Tab Extra" w:hAnsi="BRH Tamil Tab Extra" w:cs="Latha"/>
+                <w:b/>
+                <w:sz w:val="36"/>
+                <w:szCs w:val="28"/>
+                <w:lang w:val="it-IT" w:bidi="ta-IN"/>
+              </w:rPr>
+              <w:t>†</w:t>
+            </w:r>
+            <w:r>
+              <w:rPr>
+                <w:rFonts w:ascii="Latha" w:hAnsi="Latha" w:cs="Latha"/>
+                <w:b/>
+                <w:bCs/>
+                <w:sz w:val="32"/>
+                <w:szCs w:val="32"/>
+                <w:cs/>
+                <w:lang w:bidi="ta-IN"/>
+              </w:rPr>
+              <w:t>:</w:t>
+            </w:r>
+            <w:r>
+              <w:rPr>
+                <w:rFonts w:ascii="Latha" w:hAnsi="Latha" w:cs="Latha"/>
+                <w:sz w:val="28"/>
+                <w:szCs w:val="28"/>
+                <w:cs/>
+                <w:lang w:bidi="ta-IN"/>
+              </w:rPr>
+              <w:t xml:space="preserve"> </w:t>
+            </w:r>
+            <w:r>
+              <w:rPr>
+                <w:rFonts w:ascii="Latha" w:hAnsi="Latha" w:cs="Latha"/>
+                <w:sz w:val="28"/>
+                <w:szCs w:val="28"/>
+                <w:lang w:val="it-IT" w:bidi="ta-IN"/>
+              </w:rPr>
+              <w:t>|</w:t>
+            </w:r>
+          </w:p>
+        </w:tc>
+        <w:tc>
+          <w:tcPr>
+            <w:tcW w:w="5152" w:type="dxa"/>
+          </w:tcPr>
+          <w:p>
+            <w:pPr>
+              <w:widowControl w:val="0"/>
+              <w:autoSpaceDE w:val="0"/>
+              <w:autoSpaceDN w:val="0"/>
+              <w:adjustRightInd w:val="0"/>
+              <w:spacing w:before="0" w:line="252" w:lineRule="auto"/>
+              <w:rPr>
+                <w:rFonts w:ascii="Latha" w:hAnsi="Latha" w:cs="Latha"/>
+                <w:sz w:val="28"/>
+                <w:szCs w:val="28"/>
+                <w:lang w:bidi="ta-IN"/>
+              </w:rPr>
+            </w:pPr>
+          </w:p>
+          <w:p>
+            <w:pPr>
+              <w:widowControl w:val="0"/>
+              <w:autoSpaceDE w:val="0"/>
+              <w:autoSpaceDN w:val="0"/>
+              <w:adjustRightInd w:val="0"/>
+              <w:spacing w:before="0" w:line="252" w:lineRule="auto"/>
+              <w:rPr>
+                <w:rFonts w:ascii="Latha" w:hAnsi="Latha" w:cs="Latha"/>
+                <w:sz w:val="28"/>
+                <w:szCs w:val="28"/>
+                <w:lang w:bidi="ta-IN"/>
+              </w:rPr>
+            </w:pPr>
+          </w:p>
+          <w:p>
+            <w:pPr>
+              <w:widowControl w:val="0"/>
+              <w:autoSpaceDE w:val="0"/>
+              <w:autoSpaceDN w:val="0"/>
+              <w:adjustRightInd w:val="0"/>
+              <w:spacing w:before="0" w:line="252" w:lineRule="auto"/>
+              <w:rPr>
+                <w:rFonts w:ascii="Latha" w:hAnsi="Latha" w:cs="Latha"/>
+                <w:sz w:val="28"/>
+                <w:szCs w:val="28"/>
+                <w:lang w:val="it-IT" w:bidi="ta-IN"/>
+              </w:rPr>
+            </w:pPr>
+            <w:r>
+              <w:rPr>
+                <w:rFonts w:ascii="Latha" w:hAnsi="Latha" w:cs="Latha"/>
+                <w:sz w:val="28"/>
+                <w:szCs w:val="28"/>
+                <w:cs/>
+                <w:lang w:bidi="ta-IN"/>
+              </w:rPr>
+              <w:lastRenderedPageBreak/>
+              <w:t>ஸ்</w:t>
+            </w:r>
+            <w:r>
+              <w:rPr>
+                <w:rFonts w:ascii="Latha" w:hAnsi="Latha" w:cs="Latha"/>
+                <w:b/>
+                <w:bCs/>
+                <w:i/>
+                <w:iCs/>
+                <w:sz w:val="28"/>
+                <w:szCs w:val="28"/>
+                <w:cs/>
+                <w:lang w:bidi="ta-IN"/>
+              </w:rPr>
+              <w:t>ரு</w:t>
+            </w:r>
+            <w:r>
+              <w:rPr>
+                <w:rFonts w:ascii="BRH Tamil Tab Extra" w:hAnsi="BRH Tamil Tab Extra" w:cs="Latha"/>
+                <w:b/>
+                <w:sz w:val="32"/>
+                <w:szCs w:val="28"/>
+                <w:lang w:val="it-IT" w:bidi="ta-IN"/>
+              </w:rPr>
+              <w:t>…</w:t>
+            </w:r>
+            <w:r>
+              <w:rPr>
+                <w:rFonts w:ascii="Latha" w:hAnsi="Latha" w:cs="Latha"/>
+                <w:sz w:val="28"/>
+                <w:szCs w:val="28"/>
+                <w:cs/>
+                <w:lang w:bidi="ta-IN"/>
+              </w:rPr>
+              <w:t>ஜ</w:t>
+            </w:r>
+            <w:r>
+              <w:rPr>
+                <w:rFonts w:ascii="BRH Tamil Tab Extra" w:hAnsi="BRH Tamil Tab Extra" w:cs="Latha"/>
+                <w:b/>
+                <w:sz w:val="32"/>
+                <w:szCs w:val="28"/>
+                <w:lang w:val="it-IT" w:bidi="ta-IN"/>
+              </w:rPr>
+              <w:t>…</w:t>
+            </w:r>
+            <w:r>
+              <w:rPr>
+                <w:rFonts w:ascii="Latha" w:hAnsi="Latha" w:cs="Latha"/>
+                <w:sz w:val="28"/>
+                <w:szCs w:val="28"/>
+                <w:cs/>
+                <w:lang w:bidi="ta-IN"/>
+              </w:rPr>
+              <w:t>தே</w:t>
+            </w:r>
+            <w:r>
+              <w:rPr>
+                <w:rFonts w:ascii="BRH Tamil Tab Extra" w:hAnsi="BRH Tamil Tab Extra" w:cs="Latha"/>
+                <w:b/>
+                <w:sz w:val="32"/>
+                <w:szCs w:val="28"/>
+                <w:lang w:val="it-IT" w:bidi="ta-IN"/>
+              </w:rPr>
+              <w:t>…</w:t>
+            </w:r>
+            <w:r>
+              <w:rPr>
+                <w:rFonts w:ascii="BRH Devanagari Extra" w:hAnsi="BRH Devanagari Extra" w:cs="Latha"/>
+                <w:b/>
+                <w:sz w:val="36"/>
+                <w:szCs w:val="28"/>
+                <w:lang w:val="it-IT" w:bidi="ta-IN"/>
+              </w:rPr>
+              <w:t>Å</w:t>
+            </w:r>
+            <w:r>
+              <w:rPr>
+                <w:rFonts w:ascii="Latha" w:hAnsi="Latha" w:cs="Latha"/>
+                <w:sz w:val="28"/>
+                <w:szCs w:val="28"/>
+                <w:cs/>
+                <w:lang w:bidi="ta-IN"/>
+              </w:rPr>
+              <w:t>க்</w:t>
+            </w:r>
+            <w:r>
+              <w:rPr>
+                <w:rFonts w:ascii="Latha" w:hAnsi="Latha" w:cs="Latha"/>
+                <w:b/>
+                <w:bCs/>
+                <w:position w:val="-12"/>
+                <w:sz w:val="28"/>
+                <w:szCs w:val="28"/>
+                <w:cs/>
+                <w:lang w:bidi="ta-IN"/>
+              </w:rPr>
+              <w:t>3</w:t>
+            </w:r>
+            <w:r>
+              <w:rPr>
+                <w:rFonts w:ascii="Latha" w:hAnsi="Latha" w:cs="Latha"/>
+                <w:sz w:val="28"/>
+                <w:szCs w:val="28"/>
+                <w:cs/>
+                <w:lang w:bidi="ta-IN"/>
+              </w:rPr>
+              <w:t>னே</w:t>
+            </w:r>
+            <w:r>
+              <w:rPr>
+                <w:rFonts w:ascii="Latha" w:hAnsi="Latha" w:cs="Latha"/>
+                <w:b/>
+                <w:bCs/>
+                <w:sz w:val="32"/>
+                <w:szCs w:val="32"/>
+                <w:cs/>
+                <w:lang w:bidi="ta-IN"/>
+              </w:rPr>
+              <w:t>:</w:t>
+            </w:r>
+            <w:r>
+              <w:rPr>
+                <w:rFonts w:ascii="Latha" w:hAnsi="Latha" w:cs="Latha"/>
+                <w:sz w:val="28"/>
+                <w:szCs w:val="28"/>
+                <w:cs/>
+                <w:lang w:bidi="ta-IN"/>
+              </w:rPr>
+              <w:t xml:space="preserve"> </w:t>
+            </w:r>
+            <w:r>
+              <w:rPr>
+                <w:rFonts w:ascii="Latha" w:hAnsi="Latha" w:cs="Latha"/>
+                <w:sz w:val="28"/>
+                <w:szCs w:val="28"/>
+                <w:lang w:val="it-IT" w:bidi="ta-IN"/>
+              </w:rPr>
+              <w:t xml:space="preserve">| </w:t>
+            </w:r>
+          </w:p>
+          <w:p>
+            <w:pPr>
+              <w:widowControl w:val="0"/>
+              <w:autoSpaceDE w:val="0"/>
+              <w:autoSpaceDN w:val="0"/>
+              <w:adjustRightInd w:val="0"/>
+              <w:spacing w:before="0" w:line="252" w:lineRule="auto"/>
+              <w:rPr>
+                <w:rFonts w:ascii="BRH Malayalam Extra" w:hAnsi="BRH Malayalam Extra" w:cs="BRH Malayalam Extra"/>
+                <w:sz w:val="40"/>
+                <w:szCs w:val="40"/>
+                <w:lang w:val="it-IT"/>
+              </w:rPr>
+            </w:pPr>
+            <w:r>
+              <w:rPr>
+                <w:rFonts w:ascii="Latha" w:hAnsi="Latha" w:cs="Latha"/>
+                <w:sz w:val="28"/>
+                <w:szCs w:val="28"/>
+                <w:cs/>
+                <w:lang w:bidi="ta-IN"/>
+              </w:rPr>
+              <w:t>அ</w:t>
+            </w:r>
+            <w:r>
+              <w:rPr>
+                <w:rFonts w:ascii="BRH Tamil Tab Extra" w:hAnsi="BRH Tamil Tab Extra" w:cs="Latha"/>
+                <w:b/>
+                <w:sz w:val="32"/>
+                <w:szCs w:val="28"/>
+                <w:lang w:val="it-IT" w:bidi="ta-IN"/>
+              </w:rPr>
+              <w:t>…</w:t>
+            </w:r>
+            <w:r>
+              <w:rPr>
+                <w:rFonts w:ascii="Latha" w:hAnsi="Latha" w:cs="Latha"/>
+                <w:sz w:val="28"/>
+                <w:szCs w:val="28"/>
+                <w:cs/>
+                <w:lang w:bidi="ta-IN"/>
+              </w:rPr>
+              <w:t>க்</w:t>
+            </w:r>
+            <w:r>
+              <w:rPr>
+                <w:rFonts w:ascii="Latha" w:hAnsi="Latha" w:cs="Latha"/>
+                <w:b/>
+                <w:bCs/>
+                <w:position w:val="-12"/>
+                <w:sz w:val="28"/>
+                <w:szCs w:val="28"/>
+                <w:cs/>
+                <w:lang w:bidi="ta-IN"/>
+              </w:rPr>
+              <w:t>3</w:t>
+            </w:r>
+            <w:r>
+              <w:rPr>
+                <w:rFonts w:ascii="Latha" w:hAnsi="Latha" w:cs="Latha"/>
+                <w:sz w:val="28"/>
+                <w:szCs w:val="28"/>
+                <w:cs/>
+                <w:lang w:bidi="ta-IN"/>
+              </w:rPr>
+              <w:t>னே</w:t>
+            </w:r>
+            <w:r>
+              <w:rPr>
+                <w:rFonts w:ascii="Latha" w:hAnsi="Latha" w:cs="Latha"/>
+                <w:b/>
+                <w:bCs/>
+                <w:sz w:val="32"/>
+                <w:szCs w:val="32"/>
+                <w:highlight w:val="green"/>
+                <w:cs/>
+                <w:lang w:bidi="ta-IN"/>
+              </w:rPr>
+              <w:t>:</w:t>
+            </w:r>
+            <w:r>
+              <w:rPr>
+                <w:rFonts w:ascii="Latha" w:hAnsi="Latha" w:cs="Latha"/>
+                <w:sz w:val="28"/>
+                <w:szCs w:val="28"/>
+                <w:cs/>
+                <w:lang w:bidi="ta-IN"/>
+              </w:rPr>
+              <w:t xml:space="preserve"> ஸ்வி</w:t>
+            </w:r>
+            <w:r>
+              <w:rPr>
+                <w:rFonts w:ascii="BRH Tamil Tab Extra" w:hAnsi="BRH Tamil Tab Extra" w:cs="Latha"/>
+                <w:b/>
+                <w:sz w:val="36"/>
+                <w:szCs w:val="28"/>
+                <w:lang w:val="it-IT" w:bidi="ta-IN"/>
+              </w:rPr>
+              <w:t>†</w:t>
+            </w:r>
+            <w:r>
+              <w:rPr>
+                <w:rFonts w:ascii="Latha" w:hAnsi="Latha" w:cs="Latha"/>
+                <w:sz w:val="28"/>
+                <w:szCs w:val="28"/>
+                <w:cs/>
+                <w:lang w:bidi="ta-IN"/>
+              </w:rPr>
+              <w:t>ஷ்ட</w:t>
+            </w:r>
+            <w:r>
+              <w:rPr>
+                <w:rFonts w:ascii="BRH Tamil Tab Extra" w:hAnsi="BRH Tamil Tab Extra" w:cs="Latha"/>
+                <w:b/>
+                <w:sz w:val="32"/>
+                <w:szCs w:val="28"/>
+                <w:lang w:val="it-IT" w:bidi="ta-IN"/>
+              </w:rPr>
+              <w:t>…</w:t>
+            </w:r>
+            <w:r>
+              <w:rPr>
+                <w:rFonts w:ascii="Latha" w:hAnsi="Latha" w:cs="Latha"/>
+                <w:sz w:val="28"/>
+                <w:szCs w:val="28"/>
+                <w:cs/>
+                <w:lang w:bidi="ta-IN"/>
+              </w:rPr>
+              <w:t>க்</w:t>
+            </w:r>
+            <w:r>
+              <w:rPr>
+                <w:rFonts w:ascii="Latha" w:hAnsi="Latha" w:cs="Latha"/>
+                <w:b/>
+                <w:bCs/>
+                <w:i/>
+                <w:iCs/>
+                <w:sz w:val="28"/>
+                <w:szCs w:val="28"/>
+                <w:cs/>
+                <w:lang w:bidi="ta-IN"/>
+              </w:rPr>
+              <w:t>ரு</w:t>
+            </w:r>
+            <w:r>
+              <w:rPr>
+                <w:rFonts w:ascii="Latha" w:hAnsi="Latha" w:cs="Latha"/>
+                <w:sz w:val="28"/>
+                <w:szCs w:val="28"/>
+                <w:cs/>
+                <w:lang w:bidi="ta-IN"/>
+              </w:rPr>
+              <w:t>த</w:t>
+            </w:r>
+            <w:r>
+              <w:rPr>
+                <w:rFonts w:ascii="BRH Tamil Tab Extra" w:hAnsi="BRH Tamil Tab Extra" w:cs="Latha"/>
+                <w:b/>
+                <w:sz w:val="36"/>
+                <w:szCs w:val="28"/>
+                <w:lang w:val="it-IT" w:bidi="ta-IN"/>
+              </w:rPr>
+              <w:t>†</w:t>
+            </w:r>
+            <w:r>
+              <w:rPr>
+                <w:rFonts w:ascii="Latha" w:hAnsi="Latha" w:cs="Latha"/>
+                <w:b/>
+                <w:bCs/>
+                <w:sz w:val="32"/>
+                <w:szCs w:val="32"/>
+                <w:cs/>
+                <w:lang w:bidi="ta-IN"/>
+              </w:rPr>
+              <w:t>:</w:t>
+            </w:r>
+            <w:r>
+              <w:rPr>
+                <w:rFonts w:ascii="Latha" w:hAnsi="Latha" w:cs="Latha"/>
+                <w:sz w:val="28"/>
+                <w:szCs w:val="28"/>
+                <w:cs/>
+                <w:lang w:bidi="ta-IN"/>
+              </w:rPr>
+              <w:t xml:space="preserve"> </w:t>
+            </w:r>
+            <w:r>
+              <w:rPr>
+                <w:rFonts w:ascii="Latha" w:hAnsi="Latha" w:cs="Latha"/>
+                <w:sz w:val="28"/>
+                <w:szCs w:val="28"/>
+                <w:lang w:val="it-IT" w:bidi="ta-IN"/>
+              </w:rPr>
+              <w:t>|</w:t>
+            </w:r>
+          </w:p>
+        </w:tc>
+      </w:tr>
+      <w:tr>
+        <w:trPr>
+          <w:trHeight w:val="1344"/>
+        </w:trPr>
+        <w:tc>
+          <w:tcPr>
+            <w:tcW w:w="3686" w:type="dxa"/>
+          </w:tcPr>
+          <w:p>
+            <w:pPr>
+              <w:widowControl w:val="0"/>
+              <w:tabs>
+                <w:tab w:val="left" w:pos="993"/>
+              </w:tabs>
+              <w:autoSpaceDE w:val="0"/>
+              <w:autoSpaceDN w:val="0"/>
+              <w:adjustRightInd w:val="0"/>
+              <w:spacing w:before="0" w:line="240" w:lineRule="auto"/>
+              <w:rPr>
+                <w:rFonts w:eastAsia="Times New Roman" w:cs="Arial"/>
+                <w:b/>
+                <w:sz w:val="32"/>
+                <w:szCs w:val="32"/>
+                <w:lang w:val="en-IN" w:eastAsia="en-IN" w:bidi="ml-IN"/>
+              </w:rPr>
+            </w:pPr>
+            <w:r>
+              <w:rPr>
+                <w:rFonts w:eastAsia="Times New Roman" w:cs="Arial"/>
+                <w:b/>
+                <w:sz w:val="32"/>
+                <w:szCs w:val="32"/>
+                <w:lang w:val="en-IN" w:eastAsia="en-IN" w:bidi="ml-IN"/>
+              </w:rPr>
+              <w:lastRenderedPageBreak/>
+              <w:t>T.S.1.7.</w:t>
+            </w:r>
+            <w:r>
+              <w:rPr>
+                <w:rFonts w:eastAsia="Times New Roman" w:cs="Arial"/>
+                <w:b/>
+                <w:sz w:val="32"/>
+                <w:szCs w:val="32"/>
+                <w:lang w:val="en-IN" w:eastAsia="en-IN" w:bidi="ml-IN"/>
+              </w:rPr>
+              <w:t>5.2</w:t>
+            </w:r>
+            <w:r>
+              <w:rPr>
+                <w:rFonts w:eastAsia="Times New Roman" w:cs="Arial"/>
+                <w:b/>
+                <w:sz w:val="32"/>
+                <w:szCs w:val="32"/>
+                <w:lang w:val="en-IN" w:eastAsia="en-IN" w:bidi="ml-IN"/>
+              </w:rPr>
+              <w:t xml:space="preserve"> - Kramam</w:t>
+            </w:r>
+          </w:p>
+          <w:p>
+            <w:pPr>
+              <w:widowControl w:val="0"/>
+              <w:autoSpaceDE w:val="0"/>
+              <w:autoSpaceDN w:val="0"/>
+              <w:adjustRightInd w:val="0"/>
+              <w:spacing w:before="0" w:line="240" w:lineRule="auto"/>
+              <w:rPr>
+                <w:rFonts w:cs="Arial"/>
+                <w:b/>
+                <w:bCs/>
+                <w:sz w:val="28"/>
+                <w:szCs w:val="36"/>
+                <w:lang w:val="en-IN" w:bidi="ml-IN"/>
+              </w:rPr>
+            </w:pPr>
+            <w:r>
+              <w:rPr>
+                <w:rFonts w:cs="Arial"/>
+                <w:b/>
+                <w:bCs/>
+                <w:sz w:val="28"/>
+                <w:szCs w:val="36"/>
+                <w:lang w:val="en-IN" w:bidi="ml-IN"/>
+              </w:rPr>
+              <w:t>Krama Vaakyam No. 30</w:t>
+            </w:r>
+          </w:p>
+          <w:p>
+            <w:pPr>
+              <w:widowControl w:val="0"/>
+              <w:tabs>
+                <w:tab w:val="left" w:pos="993"/>
+              </w:tabs>
+              <w:autoSpaceDE w:val="0"/>
+              <w:autoSpaceDN w:val="0"/>
+              <w:adjustRightInd w:val="0"/>
+              <w:spacing w:before="0" w:line="240" w:lineRule="auto"/>
+              <w:rPr>
+                <w:rFonts w:eastAsia="Times New Roman" w:cs="Arial"/>
+                <w:b/>
+                <w:sz w:val="32"/>
+                <w:szCs w:val="32"/>
+                <w:lang w:val="it-IT" w:eastAsia="en-IN" w:bidi="ml-IN"/>
+              </w:rPr>
+            </w:pPr>
+            <w:r>
+              <w:rPr>
+                <w:rFonts w:cs="Arial"/>
+                <w:b/>
+                <w:bCs/>
+                <w:sz w:val="28"/>
+                <w:szCs w:val="36"/>
+                <w:lang w:val="it-IT" w:bidi="ml-IN"/>
+              </w:rPr>
+              <w:t xml:space="preserve">Panchaati No. </w:t>
+            </w:r>
+            <w:r>
+              <w:rPr>
+                <w:rFonts w:cs="Arial"/>
+                <w:b/>
+                <w:bCs/>
+                <w:sz w:val="28"/>
+                <w:szCs w:val="36"/>
+                <w:lang w:val="it-IT" w:bidi="ml-IN"/>
+              </w:rPr>
+              <w:t>22</w:t>
+            </w:r>
+          </w:p>
+        </w:tc>
+        <w:tc>
+          <w:tcPr>
+            <w:tcW w:w="5196" w:type="dxa"/>
+          </w:tcPr>
+          <w:p>
+            <w:pPr>
+              <w:widowControl w:val="0"/>
+              <w:autoSpaceDE w:val="0"/>
+              <w:autoSpaceDN w:val="0"/>
+              <w:adjustRightInd w:val="0"/>
+              <w:spacing w:before="0" w:line="252" w:lineRule="auto"/>
+              <w:rPr>
+                <w:lang w:val="it-IT"/>
+              </w:rPr>
+            </w:pPr>
+            <w:r>
+              <w:rPr>
+                <w:rFonts w:ascii="Latha" w:hAnsi="Latha" w:cs="Latha"/>
+                <w:sz w:val="28"/>
+                <w:szCs w:val="28"/>
+                <w:cs/>
+                <w:lang w:bidi="ta-IN"/>
+              </w:rPr>
+              <w:t>ப்ரீ</w:t>
+            </w:r>
+            <w:r>
+              <w:rPr>
+                <w:rFonts w:ascii="BRH Tamil Tab Extra" w:hAnsi="BRH Tamil Tab Extra" w:cs="Latha"/>
+                <w:b/>
+                <w:sz w:val="32"/>
+                <w:szCs w:val="28"/>
+                <w:lang w:val="it-IT" w:bidi="ta-IN"/>
+              </w:rPr>
+              <w:t>…</w:t>
+            </w:r>
+            <w:r>
+              <w:rPr>
+                <w:rFonts w:ascii="Latha" w:hAnsi="Latha" w:cs="Latha"/>
+                <w:sz w:val="28"/>
+                <w:szCs w:val="28"/>
+                <w:cs/>
+                <w:lang w:bidi="ta-IN"/>
+              </w:rPr>
+              <w:t>ணா</w:t>
+            </w:r>
+            <w:r>
+              <w:rPr>
+                <w:rFonts w:ascii="BRH Tamil Tab Extra" w:hAnsi="BRH Tamil Tab Extra" w:cs="Latha"/>
+                <w:b/>
+                <w:sz w:val="32"/>
+                <w:szCs w:val="28"/>
+                <w:lang w:val="it-IT" w:bidi="ta-IN"/>
+              </w:rPr>
+              <w:t>…</w:t>
+            </w:r>
+            <w:r>
+              <w:rPr>
+                <w:rFonts w:ascii="Latha" w:hAnsi="Latha" w:cs="Latha"/>
+                <w:sz w:val="28"/>
+                <w:szCs w:val="28"/>
+                <w:cs/>
+                <w:lang w:bidi="ta-IN"/>
+              </w:rPr>
+              <w:t>த்யே</w:t>
+            </w:r>
+            <w:r>
+              <w:rPr>
+                <w:rFonts w:ascii="BRH Tamil Tab Extra" w:hAnsi="BRH Tamil Tab Extra" w:cs="Latha"/>
+                <w:b/>
+                <w:sz w:val="32"/>
+                <w:szCs w:val="28"/>
+                <w:lang w:val="it-IT" w:bidi="ta-IN"/>
+              </w:rPr>
+              <w:t>…</w:t>
+            </w:r>
+            <w:r>
+              <w:rPr>
+                <w:rFonts w:ascii="Latha" w:hAnsi="Latha" w:cs="Latha"/>
+                <w:sz w:val="28"/>
+                <w:szCs w:val="28"/>
+                <w:cs/>
+                <w:lang w:bidi="ta-IN"/>
+              </w:rPr>
+              <w:t>தாவான்</w:t>
+            </w:r>
+            <w:r>
+              <w:rPr>
+                <w:rFonts w:ascii="BRH Tamil Tab Extra" w:hAnsi="BRH Tamil Tab Extra" w:cs="Latha"/>
+                <w:b/>
+                <w:sz w:val="36"/>
+                <w:szCs w:val="28"/>
+                <w:lang w:val="it-IT" w:bidi="ta-IN"/>
+              </w:rPr>
+              <w:t>†</w:t>
+            </w:r>
+            <w:r>
+              <w:rPr>
+                <w:rFonts w:ascii="Latha" w:hAnsi="Latha" w:cs="Latha"/>
+                <w:sz w:val="28"/>
+                <w:szCs w:val="28"/>
+                <w:lang w:val="it-IT" w:bidi="ta-IN"/>
+              </w:rPr>
+              <w:t xml:space="preserve"> | </w:t>
+            </w:r>
+            <w:r>
+              <w:rPr>
+                <w:rFonts w:ascii="Latha" w:hAnsi="Latha" w:cs="Latha"/>
+                <w:sz w:val="28"/>
+                <w:szCs w:val="28"/>
+                <w:cs/>
+                <w:lang w:bidi="ta-IN"/>
+              </w:rPr>
+              <w:t>ஏ</w:t>
+            </w:r>
+            <w:r>
+              <w:rPr>
+                <w:rFonts w:ascii="BRH Tamil Tab Extra" w:hAnsi="BRH Tamil Tab Extra" w:cs="Latha"/>
+                <w:b/>
+                <w:sz w:val="32"/>
+                <w:szCs w:val="28"/>
+                <w:lang w:val="it-IT" w:bidi="ta-IN"/>
+              </w:rPr>
+              <w:t>…</w:t>
+            </w:r>
+            <w:r>
+              <w:rPr>
+                <w:rFonts w:ascii="Latha" w:hAnsi="Latha" w:cs="Latha"/>
+                <w:sz w:val="28"/>
+                <w:szCs w:val="28"/>
+                <w:cs/>
+                <w:lang w:bidi="ta-IN"/>
+              </w:rPr>
+              <w:t>தாவா</w:t>
+            </w:r>
+            <w:r>
+              <w:rPr>
+                <w:rFonts w:ascii="BRH Tamil Tab Extra" w:hAnsi="BRH Tamil Tab Extra" w:cs="Latha"/>
+                <w:b/>
+                <w:sz w:val="32"/>
+                <w:szCs w:val="28"/>
+                <w:lang w:val="it-IT" w:bidi="ta-IN"/>
+              </w:rPr>
+              <w:t>…</w:t>
+            </w:r>
+            <w:r>
+              <w:rPr>
+                <w:rFonts w:ascii="Latha" w:hAnsi="Latha" w:cs="Latha"/>
+                <w:sz w:val="28"/>
+                <w:szCs w:val="28"/>
+                <w:cs/>
+                <w:lang w:bidi="ta-IN"/>
+              </w:rPr>
+              <w:t>ன்</w:t>
+            </w:r>
+            <w:r>
+              <w:rPr>
+                <w:rFonts w:ascii="Latha" w:hAnsi="Latha" w:cs="Latha"/>
+                <w:b/>
+                <w:bCs/>
+                <w:sz w:val="32"/>
+                <w:szCs w:val="32"/>
+                <w:lang w:val="it-IT" w:bidi="ta-IN"/>
+              </w:rPr>
+              <w:t>.</w:t>
+            </w:r>
+            <w:r>
+              <w:rPr>
+                <w:rFonts w:ascii="Latha" w:hAnsi="Latha" w:cs="Latha"/>
+                <w:sz w:val="28"/>
+                <w:szCs w:val="28"/>
+                <w:lang w:val="it-IT" w:bidi="ta-IN"/>
+              </w:rPr>
+              <w:t xml:space="preserve"> </w:t>
+            </w:r>
+            <w:r>
+              <w:rPr>
+                <w:rFonts w:ascii="Latha" w:hAnsi="Latha" w:cs="Latha"/>
+                <w:sz w:val="28"/>
+                <w:szCs w:val="28"/>
+                <w:cs/>
+                <w:lang w:bidi="ta-IN"/>
+              </w:rPr>
+              <w:t xml:space="preserve">வை </w:t>
+            </w:r>
+            <w:r>
+              <w:rPr>
+                <w:rFonts w:ascii="Latha" w:hAnsi="Latha" w:cs="Latha"/>
+                <w:sz w:val="28"/>
+                <w:szCs w:val="28"/>
+                <w:lang w:val="it-IT" w:bidi="ta-IN"/>
+              </w:rPr>
+              <w:t>|</w:t>
+            </w:r>
           </w:p>
         </w:tc>
         <w:tc>
@@ -2826,7 +4318,6 @@
                 <w:szCs w:val="32"/>
                 <w:lang w:val="en-IN" w:eastAsia="en-IN" w:bidi="ml-IN"/>
               </w:rPr>
-              <w:lastRenderedPageBreak/>
               <w:t>T.S.1.7.6.7 - Kramam</w:t>
             </w:r>
           </w:p>
@@ -5688,6 +7179,7 @@
                 <w:szCs w:val="32"/>
                 <w:lang w:val="en-IN" w:eastAsia="en-IN" w:bidi="ml-IN"/>
               </w:rPr>
+              <w:lastRenderedPageBreak/>
               <w:t>T.S.1.7.</w:t>
             </w:r>
             <w:r>
@@ -6691,7 +8183,6 @@
                 <w:szCs w:val="32"/>
                 <w:lang w:val="en-IN" w:eastAsia="en-IN" w:bidi="ml-IN"/>
               </w:rPr>
-              <w:lastRenderedPageBreak/>
               <w:t>T.S.1.7.13.5 - Kramam</w:t>
             </w:r>
           </w:p>
@@ -8400,6 +9891,7 @@
           <w:szCs w:val="32"/>
           <w:u w:val="single"/>
         </w:rPr>
+        <w:lastRenderedPageBreak/>
         <w:t>============</w:t>
       </w:r>
     </w:p>
@@ -8596,7 +10088,6 @@
                 <w:sz w:val="32"/>
                 <w:szCs w:val="32"/>
               </w:rPr>
-              <w:lastRenderedPageBreak/>
               <w:t>Reference</w:t>
             </w:r>
           </w:p>
@@ -8623,7 +10114,6 @@
                 <w:sz w:val="32"/>
                 <w:szCs w:val="32"/>
               </w:rPr>
-              <w:lastRenderedPageBreak/>
               <w:t>As Printed</w:t>
             </w:r>
           </w:p>
@@ -10182,6 +11672,7 @@
                 <w:szCs w:val="32"/>
                 <w:lang w:val="en-IN" w:eastAsia="en-IN" w:bidi="ml-IN"/>
               </w:rPr>
+              <w:lastRenderedPageBreak/>
               <w:t>T.S.1.7.1.4 - Kramam</w:t>
             </w:r>
           </w:p>
@@ -11192,7 +12683,6 @@
                 <w:szCs w:val="32"/>
                 <w:lang w:val="en-IN" w:eastAsia="en-IN" w:bidi="ml-IN"/>
               </w:rPr>
-              <w:lastRenderedPageBreak/>
               <w:t>T.S.1.7.1.</w:t>
             </w:r>
             <w:r>
@@ -13563,6 +15053,7 @@
                 <w:szCs w:val="32"/>
                 <w:lang w:val="en-IN" w:eastAsia="en-IN" w:bidi="ml-IN"/>
               </w:rPr>
+              <w:lastRenderedPageBreak/>
               <w:t>T.S.1.7.8.3 - Kramam</w:t>
             </w:r>
           </w:p>
@@ -15462,7 +16953,6 @@
                 <w:szCs w:val="40"/>
                 <w:lang w:val="en-IN" w:eastAsia="en-IN"/>
               </w:rPr>
-              <w:lastRenderedPageBreak/>
               <w:t>"</w:t>
             </w:r>
             <w:r>

--- a/TS-Kramam/TS-1.7/TS 1.7 Tamil Krama Paatam Corrections.docx
+++ b/TS-Kramam/TS-1.7/TS 1.7 Tamil Krama Paatam Corrections.docx
@@ -101,7 +101,17 @@
           <w:szCs w:val="32"/>
           <w:u w:val="single"/>
         </w:rPr>
-        <w:t>Jan 31, 2026</w:t>
+        <w:t>May</w:t>
+      </w:r>
+      <w:r>
+        <w:rPr>
+          <w:b/>
+          <w:bCs/>
+          <w:sz w:val="32"/>
+          <w:szCs w:val="32"/>
+          <w:u w:val="single"/>
+        </w:rPr>
+        <w:t xml:space="preserve"> 31, 2026</w:t>
       </w:r>
     </w:p>
     <w:p>
@@ -275,27 +285,7 @@
                 <w:szCs w:val="32"/>
                 <w:lang w:val="en-IN" w:eastAsia="en-IN" w:bidi="ml-IN"/>
               </w:rPr>
-              <w:t>T.S.1.7.</w:t>
-            </w:r>
-            <w:r>
-              <w:rPr>
-                <w:rFonts w:eastAsia="Times New Roman" w:cs="Arial"/>
-                <w:b/>
-                <w:sz w:val="32"/>
-                <w:szCs w:val="32"/>
-                <w:lang w:val="en-IN" w:eastAsia="en-IN" w:bidi="ml-IN"/>
-              </w:rPr>
-              <w:t>1.1</w:t>
-            </w:r>
-            <w:r>
-              <w:rPr>
-                <w:rFonts w:eastAsia="Times New Roman" w:cs="Arial"/>
-                <w:b/>
-                <w:sz w:val="32"/>
-                <w:szCs w:val="32"/>
-                <w:lang w:val="en-IN" w:eastAsia="en-IN" w:bidi="ml-IN"/>
-              </w:rPr>
-              <w:t xml:space="preserve"> - Kramam</w:t>
+              <w:t>T.S.1.7.1.1 - Kramam</w:t>
             </w:r>
           </w:p>
           <w:p>
@@ -323,18 +313,7 @@
                 <w:szCs w:val="36"/>
                 <w:lang w:bidi="ml-IN"/>
               </w:rPr>
-              <w:t xml:space="preserve">Krama Vaakyam No. </w:t>
-            </w:r>
-            <w:r>
-              <w:rPr>
-                <w:rFonts w:cs="Arial"/>
-                <w:b/>
-                <w:bCs/>
-                <w:sz w:val="28"/>
-                <w:szCs w:val="36"/>
-                <w:lang w:bidi="ml-IN"/>
-              </w:rPr>
-              <w:t>15</w:t>
+              <w:t>Krama Vaakyam No. 15</w:t>
             </w:r>
           </w:p>
           <w:p>
@@ -364,18 +343,7 @@
                 <w:szCs w:val="36"/>
                 <w:lang w:bidi="ml-IN"/>
               </w:rPr>
-              <w:t xml:space="preserve">Panchaati No. </w:t>
-            </w:r>
-            <w:r>
-              <w:rPr>
-                <w:rFonts w:cs="Arial"/>
-                <w:b/>
-                <w:bCs/>
-                <w:sz w:val="28"/>
-                <w:szCs w:val="36"/>
-                <w:lang w:bidi="ml-IN"/>
-              </w:rPr>
-              <w:t>1</w:t>
+              <w:t>Panchaati No. 1</w:t>
             </w:r>
           </w:p>
         </w:tc>
@@ -849,7 +817,6 @@
               <w:rPr>
                 <w:rFonts w:eastAsia="Times New Roman" w:cs="Arial"/>
                 <w:b/>
-                <w:color w:val="EE0000"/>
                 <w:sz w:val="32"/>
                 <w:szCs w:val="32"/>
                 <w:lang w:val="en-IN" w:eastAsia="en-IN" w:bidi="ml-IN"/>
@@ -859,7 +826,6 @@
               <w:rPr>
                 <w:rFonts w:eastAsia="Times New Roman" w:cs="Arial"/>
                 <w:b/>
-                <w:color w:val="EE0000"/>
                 <w:sz w:val="32"/>
                 <w:szCs w:val="32"/>
                 <w:lang w:val="en-IN" w:eastAsia="en-IN" w:bidi="ml-IN"/>
@@ -878,7 +844,6 @@
                 <w:rFonts w:cs="Arial"/>
                 <w:b/>
                 <w:bCs/>
-                <w:color w:val="EE0000"/>
                 <w:sz w:val="28"/>
                 <w:szCs w:val="36"/>
                 <w:lang w:val="en-IN" w:bidi="ml-IN"/>
@@ -889,7 +854,6 @@
                 <w:rFonts w:cs="Arial"/>
                 <w:b/>
                 <w:bCs/>
-                <w:color w:val="EE0000"/>
                 <w:sz w:val="28"/>
                 <w:szCs w:val="36"/>
                 <w:lang w:val="en-IN" w:bidi="ml-IN"/>
@@ -910,7 +874,6 @@
               <w:rPr>
                 <w:rFonts w:eastAsia="Times New Roman" w:cs="Arial"/>
                 <w:b/>
-                <w:color w:val="EE0000"/>
                 <w:sz w:val="32"/>
                 <w:szCs w:val="32"/>
                 <w:lang w:val="it-IT" w:eastAsia="en-IN" w:bidi="ml-IN"/>
@@ -921,7 +884,6 @@
                 <w:rFonts w:cs="Arial"/>
                 <w:b/>
                 <w:bCs/>
-                <w:color w:val="EE0000"/>
                 <w:sz w:val="28"/>
                 <w:szCs w:val="36"/>
                 <w:lang w:val="it-IT" w:bidi="ml-IN"/>
@@ -943,7 +905,6 @@
               <w:spacing w:before="0" w:line="240" w:lineRule="auto"/>
               <w:rPr>
                 <w:rFonts w:ascii="Latha" w:hAnsi="Latha" w:cs="Latha"/>
-                <w:color w:val="EE0000"/>
                 <w:sz w:val="28"/>
                 <w:szCs w:val="28"/>
                 <w:lang w:val="it-IT" w:bidi="ta-IN"/>
@@ -952,7 +913,6 @@
             <w:r>
               <w:rPr>
                 <w:rFonts w:ascii="Latha" w:hAnsi="Latha" w:cs="Latha"/>
-                <w:color w:val="EE0000"/>
                 <w:sz w:val="28"/>
                 <w:szCs w:val="28"/>
                 <w:cs/>
@@ -965,7 +925,6 @@
                 <w:rFonts w:ascii="Latha" w:hAnsi="Latha" w:cs="Latha"/>
                 <w:b/>
                 <w:bCs/>
-                <w:color w:val="EE0000"/>
                 <w:position w:val="-12"/>
                 <w:sz w:val="28"/>
                 <w:szCs w:val="28"/>
@@ -977,7 +936,6 @@
             <w:r>
               <w:rPr>
                 <w:rFonts w:ascii="Latha" w:hAnsi="Latha" w:cs="Latha"/>
-                <w:color w:val="EE0000"/>
                 <w:sz w:val="28"/>
                 <w:szCs w:val="28"/>
                 <w:cs/>
@@ -989,7 +947,6 @@
               <w:rPr>
                 <w:rFonts w:ascii="BRH Tamil Tab Extra" w:hAnsi="BRH Tamil Tab Extra" w:cs="Latha"/>
                 <w:b/>
-                <w:color w:val="EE0000"/>
                 <w:sz w:val="36"/>
                 <w:szCs w:val="28"/>
                 <w:lang w:val="it-IT" w:bidi="ta-IN"/>
@@ -999,7 +956,6 @@
             <w:r>
               <w:rPr>
                 <w:rFonts w:ascii="Latha" w:hAnsi="Latha" w:cs="Latha"/>
-                <w:color w:val="EE0000"/>
                 <w:sz w:val="28"/>
                 <w:szCs w:val="28"/>
                 <w:highlight w:val="yellow"/>
@@ -1012,17 +968,15 @@
               <w:rPr>
                 <w:rFonts w:ascii="BRH Tamil Tab Extra" w:hAnsi="BRH Tamil Tab Extra" w:cs="Latha"/>
                 <w:b/>
-                <w:color w:val="EE0000"/>
-                <w:sz w:val="32"/>
-                <w:szCs w:val="28"/>
-                <w:lang w:val="it-IT" w:bidi="ta-IN"/>
-              </w:rPr>
-              <w:t>…</w:t>
-            </w:r>
-            <w:r>
-              <w:rPr>
-                <w:rFonts w:ascii="Latha" w:hAnsi="Latha" w:cs="Latha"/>
-                <w:color w:val="EE0000"/>
+                <w:sz w:val="32"/>
+                <w:szCs w:val="28"/>
+                <w:lang w:val="it-IT" w:bidi="ta-IN"/>
+              </w:rPr>
+              <w:t>…</w:t>
+            </w:r>
+            <w:r>
+              <w:rPr>
+                <w:rFonts w:ascii="Latha" w:hAnsi="Latha" w:cs="Latha"/>
                 <w:sz w:val="28"/>
                 <w:szCs w:val="28"/>
                 <w:cs/>
@@ -1033,7 +987,6 @@
             <w:r>
               <w:rPr>
                 <w:rFonts w:ascii="Latha" w:hAnsi="Latha" w:cs="Latha"/>
-                <w:color w:val="EE0000"/>
                 <w:sz w:val="28"/>
                 <w:szCs w:val="28"/>
                 <w:lang w:val="it-IT" w:bidi="ta-IN"/>
@@ -1050,7 +1003,6 @@
               <w:spacing w:before="0" w:line="240" w:lineRule="auto"/>
               <w:rPr>
                 <w:rFonts w:ascii="BRH Devanagari Extra" w:hAnsi="BRH Devanagari Extra" w:cs="BRH Devanagari Extra"/>
-                <w:color w:val="EE0000"/>
                 <w:sz w:val="40"/>
                 <w:szCs w:val="40"/>
                 <w:lang w:val="it-IT"/>
@@ -1059,7 +1011,6 @@
             <w:r>
               <w:rPr>
                 <w:rFonts w:ascii="Latha" w:hAnsi="Latha" w:cs="Latha"/>
-                <w:color w:val="EE0000"/>
                 <w:sz w:val="28"/>
                 <w:szCs w:val="28"/>
                 <w:cs/>
@@ -1071,7 +1022,6 @@
               <w:rPr>
                 <w:rFonts w:ascii="BRH Tamil Tab Extra" w:hAnsi="BRH Tamil Tab Extra" w:cs="Latha"/>
                 <w:b/>
-                <w:color w:val="EE0000"/>
                 <w:sz w:val="36"/>
                 <w:szCs w:val="28"/>
                 <w:lang w:val="it-IT" w:bidi="ta-IN"/>
@@ -1081,7 +1031,6 @@
             <w:r>
               <w:rPr>
                 <w:rFonts w:ascii="Latha" w:hAnsi="Latha" w:cs="Latha"/>
-                <w:color w:val="EE0000"/>
                 <w:sz w:val="28"/>
                 <w:szCs w:val="28"/>
                 <w:cs/>
@@ -1093,17 +1042,15 @@
               <w:rPr>
                 <w:rFonts w:ascii="BRH Tamil Tab Extra" w:hAnsi="BRH Tamil Tab Extra" w:cs="Latha"/>
                 <w:b/>
-                <w:color w:val="EE0000"/>
-                <w:sz w:val="32"/>
-                <w:szCs w:val="28"/>
-                <w:lang w:val="it-IT" w:bidi="ta-IN"/>
-              </w:rPr>
-              <w:t>…</w:t>
-            </w:r>
-            <w:r>
-              <w:rPr>
-                <w:rFonts w:ascii="Latha" w:hAnsi="Latha" w:cs="Latha"/>
-                <w:color w:val="EE0000"/>
+                <w:sz w:val="32"/>
+                <w:szCs w:val="28"/>
+                <w:lang w:val="it-IT" w:bidi="ta-IN"/>
+              </w:rPr>
+              <w:t>…</w:t>
+            </w:r>
+            <w:r>
+              <w:rPr>
+                <w:rFonts w:ascii="Latha" w:hAnsi="Latha" w:cs="Latha"/>
                 <w:sz w:val="28"/>
                 <w:szCs w:val="28"/>
                 <w:cs/>
@@ -1115,7 +1062,6 @@
               <w:rPr>
                 <w:rFonts w:ascii="BRH Tamil Tab Extra" w:hAnsi="BRH Tamil Tab Extra" w:cs="Latha"/>
                 <w:b/>
-                <w:color w:val="EE0000"/>
                 <w:sz w:val="36"/>
                 <w:szCs w:val="28"/>
                 <w:lang w:val="it-IT" w:bidi="ta-IN"/>
@@ -1125,7 +1071,6 @@
             <w:r>
               <w:rPr>
                 <w:rFonts w:ascii="Latha" w:hAnsi="Latha" w:cs="Latha"/>
-                <w:color w:val="EE0000"/>
                 <w:sz w:val="28"/>
                 <w:szCs w:val="28"/>
                 <w:lang w:val="it-IT" w:bidi="ta-IN"/>
@@ -1147,7 +1092,6 @@
               <w:spacing w:before="0" w:line="240" w:lineRule="auto"/>
               <w:rPr>
                 <w:rFonts w:ascii="Latha" w:hAnsi="Latha" w:cs="Latha"/>
-                <w:color w:val="EE0000"/>
                 <w:sz w:val="28"/>
                 <w:szCs w:val="28"/>
                 <w:lang w:val="it-IT" w:bidi="ta-IN"/>
@@ -1156,7 +1100,6 @@
             <w:r>
               <w:rPr>
                 <w:rFonts w:ascii="Latha" w:hAnsi="Latha" w:cs="Latha"/>
-                <w:color w:val="EE0000"/>
                 <w:sz w:val="28"/>
                 <w:szCs w:val="28"/>
                 <w:cs/>
@@ -1169,7 +1112,6 @@
                 <w:rFonts w:ascii="Latha" w:hAnsi="Latha" w:cs="Latha"/>
                 <w:b/>
                 <w:bCs/>
-                <w:color w:val="EE0000"/>
                 <w:position w:val="-12"/>
                 <w:sz w:val="28"/>
                 <w:szCs w:val="28"/>
@@ -1181,7 +1123,6 @@
             <w:r>
               <w:rPr>
                 <w:rFonts w:ascii="Latha" w:hAnsi="Latha" w:cs="Latha"/>
-                <w:color w:val="EE0000"/>
                 <w:sz w:val="28"/>
                 <w:szCs w:val="28"/>
                 <w:cs/>
@@ -1193,7 +1134,6 @@
               <w:rPr>
                 <w:rFonts w:ascii="BRH Tamil Tab Extra" w:hAnsi="BRH Tamil Tab Extra" w:cs="Latha"/>
                 <w:b/>
-                <w:color w:val="EE0000"/>
                 <w:sz w:val="36"/>
                 <w:szCs w:val="28"/>
                 <w:lang w:val="it-IT" w:bidi="ta-IN"/>
@@ -1203,7 +1143,6 @@
             <w:r>
               <w:rPr>
                 <w:rFonts w:ascii="Latha" w:hAnsi="Latha" w:cs="Latha"/>
-                <w:color w:val="EE0000"/>
                 <w:sz w:val="28"/>
                 <w:szCs w:val="28"/>
                 <w:highlight w:val="green"/>
@@ -1215,7 +1154,6 @@
             <w:r>
               <w:rPr>
                 <w:rFonts w:ascii="Latha" w:hAnsi="Latha" w:cs="Latha"/>
-                <w:color w:val="EE0000"/>
                 <w:sz w:val="28"/>
                 <w:szCs w:val="28"/>
                 <w:cs/>
@@ -1226,7 +1164,6 @@
             <w:r>
               <w:rPr>
                 <w:rFonts w:ascii="Latha" w:hAnsi="Latha" w:cs="Latha"/>
-                <w:color w:val="EE0000"/>
                 <w:sz w:val="28"/>
                 <w:szCs w:val="28"/>
                 <w:lang w:val="it-IT" w:bidi="ta-IN"/>
@@ -1243,7 +1180,6 @@
               <w:spacing w:before="0" w:line="240" w:lineRule="auto"/>
               <w:rPr>
                 <w:rFonts w:ascii="BRH Devanagari Extra" w:hAnsi="BRH Devanagari Extra" w:cs="BRH Devanagari Extra"/>
-                <w:color w:val="EE0000"/>
                 <w:sz w:val="40"/>
                 <w:szCs w:val="40"/>
                 <w:lang w:val="it-IT"/>
@@ -1252,7 +1188,6 @@
             <w:r>
               <w:rPr>
                 <w:rFonts w:ascii="Latha" w:hAnsi="Latha" w:cs="Latha"/>
-                <w:color w:val="EE0000"/>
                 <w:sz w:val="28"/>
                 <w:szCs w:val="28"/>
                 <w:cs/>
@@ -1264,7 +1199,6 @@
               <w:rPr>
                 <w:rFonts w:ascii="BRH Tamil Tab Extra" w:hAnsi="BRH Tamil Tab Extra" w:cs="Latha"/>
                 <w:b/>
-                <w:color w:val="EE0000"/>
                 <w:sz w:val="36"/>
                 <w:szCs w:val="28"/>
                 <w:lang w:val="it-IT" w:bidi="ta-IN"/>
@@ -1274,7 +1208,6 @@
             <w:r>
               <w:rPr>
                 <w:rFonts w:ascii="Latha" w:hAnsi="Latha" w:cs="Latha"/>
-                <w:color w:val="EE0000"/>
                 <w:sz w:val="28"/>
                 <w:szCs w:val="28"/>
                 <w:cs/>
@@ -1286,17 +1219,15 @@
               <w:rPr>
                 <w:rFonts w:ascii="BRH Tamil Tab Extra" w:hAnsi="BRH Tamil Tab Extra" w:cs="Latha"/>
                 <w:b/>
-                <w:color w:val="EE0000"/>
-                <w:sz w:val="32"/>
-                <w:szCs w:val="28"/>
-                <w:lang w:val="it-IT" w:bidi="ta-IN"/>
-              </w:rPr>
-              <w:t>…</w:t>
-            </w:r>
-            <w:r>
-              <w:rPr>
-                <w:rFonts w:ascii="Latha" w:hAnsi="Latha" w:cs="Latha"/>
-                <w:color w:val="EE0000"/>
+                <w:sz w:val="32"/>
+                <w:szCs w:val="28"/>
+                <w:lang w:val="it-IT" w:bidi="ta-IN"/>
+              </w:rPr>
+              <w:t>…</w:t>
+            </w:r>
+            <w:r>
+              <w:rPr>
+                <w:rFonts w:ascii="Latha" w:hAnsi="Latha" w:cs="Latha"/>
                 <w:sz w:val="28"/>
                 <w:szCs w:val="28"/>
                 <w:cs/>
@@ -1308,7 +1239,6 @@
               <w:rPr>
                 <w:rFonts w:ascii="BRH Tamil Tab Extra" w:hAnsi="BRH Tamil Tab Extra" w:cs="Latha"/>
                 <w:b/>
-                <w:color w:val="EE0000"/>
                 <w:sz w:val="36"/>
                 <w:szCs w:val="28"/>
                 <w:lang w:val="it-IT" w:bidi="ta-IN"/>
@@ -1318,7 +1248,6 @@
             <w:r>
               <w:rPr>
                 <w:rFonts w:ascii="Latha" w:hAnsi="Latha" w:cs="Latha"/>
-                <w:color w:val="EE0000"/>
                 <w:sz w:val="28"/>
                 <w:szCs w:val="28"/>
                 <w:lang w:val="it-IT" w:bidi="ta-IN"/>
@@ -1362,27 +1291,7 @@
                 <w:szCs w:val="32"/>
                 <w:lang w:val="en-IN" w:eastAsia="en-IN" w:bidi="ml-IN"/>
               </w:rPr>
-              <w:t>T.S.1.7.</w:t>
-            </w:r>
-            <w:r>
-              <w:rPr>
-                <w:rFonts w:eastAsia="Times New Roman" w:cs="Arial"/>
-                <w:b/>
-                <w:sz w:val="32"/>
-                <w:szCs w:val="32"/>
-                <w:lang w:val="en-IN" w:eastAsia="en-IN" w:bidi="ml-IN"/>
-              </w:rPr>
-              <w:t>2.1</w:t>
-            </w:r>
-            <w:r>
-              <w:rPr>
-                <w:rFonts w:eastAsia="Times New Roman" w:cs="Arial"/>
-                <w:b/>
-                <w:sz w:val="32"/>
-                <w:szCs w:val="32"/>
-                <w:lang w:val="en-IN" w:eastAsia="en-IN" w:bidi="ml-IN"/>
-              </w:rPr>
-              <w:t xml:space="preserve"> - Kramam</w:t>
+              <w:t>T.S.1.7.2.1 - Kramam</w:t>
             </w:r>
           </w:p>
           <w:p>
@@ -1745,27 +1654,7 @@
                 <w:szCs w:val="32"/>
                 <w:lang w:val="en-IN" w:eastAsia="en-IN" w:bidi="ml-IN"/>
               </w:rPr>
-              <w:t>T.S.1.7.</w:t>
-            </w:r>
-            <w:r>
-              <w:rPr>
-                <w:rFonts w:eastAsia="Times New Roman" w:cs="Arial"/>
-                <w:b/>
-                <w:sz w:val="32"/>
-                <w:szCs w:val="32"/>
-                <w:lang w:val="en-IN" w:eastAsia="en-IN" w:bidi="ml-IN"/>
-              </w:rPr>
-              <w:t>3.3</w:t>
-            </w:r>
-            <w:r>
-              <w:rPr>
-                <w:rFonts w:eastAsia="Times New Roman" w:cs="Arial"/>
-                <w:b/>
-                <w:sz w:val="32"/>
-                <w:szCs w:val="32"/>
-                <w:lang w:val="en-IN" w:eastAsia="en-IN" w:bidi="ml-IN"/>
-              </w:rPr>
-              <w:t xml:space="preserve"> - Kramam</w:t>
+              <w:t>T.S.1.7.3.3 - Kramam</w:t>
             </w:r>
           </w:p>
           <w:p>
@@ -1823,18 +1712,7 @@
                 <w:szCs w:val="36"/>
                 <w:lang w:val="it-IT" w:bidi="ml-IN"/>
               </w:rPr>
-              <w:t xml:space="preserve">Panchaati No. </w:t>
-            </w:r>
-            <w:r>
-              <w:rPr>
-                <w:rFonts w:cs="Arial"/>
-                <w:b/>
-                <w:bCs/>
-                <w:sz w:val="28"/>
-                <w:szCs w:val="36"/>
-                <w:lang w:val="it-IT" w:bidi="ml-IN"/>
-              </w:rPr>
-              <w:t>13</w:t>
+              <w:t>Panchaati No. 13</w:t>
             </w:r>
           </w:p>
         </w:tc>
@@ -2283,27 +2161,7 @@
                 <w:szCs w:val="32"/>
                 <w:lang w:val="en-IN" w:eastAsia="en-IN" w:bidi="ml-IN"/>
               </w:rPr>
-              <w:t>T.S.1.7.</w:t>
-            </w:r>
-            <w:r>
-              <w:rPr>
-                <w:rFonts w:eastAsia="Times New Roman" w:cs="Arial"/>
-                <w:b/>
-                <w:sz w:val="32"/>
-                <w:szCs w:val="32"/>
-                <w:lang w:val="en-IN" w:eastAsia="en-IN" w:bidi="ml-IN"/>
-              </w:rPr>
-              <w:t>3.4</w:t>
-            </w:r>
-            <w:r>
-              <w:rPr>
-                <w:rFonts w:eastAsia="Times New Roman" w:cs="Arial"/>
-                <w:b/>
-                <w:sz w:val="32"/>
-                <w:szCs w:val="32"/>
-                <w:lang w:val="en-IN" w:eastAsia="en-IN" w:bidi="ml-IN"/>
-              </w:rPr>
-              <w:t xml:space="preserve"> - Kramam</w:t>
+              <w:t>T.S.1.7.3.4 - Kramam</w:t>
             </w:r>
           </w:p>
           <w:p>
@@ -2361,18 +2219,7 @@
                 <w:szCs w:val="36"/>
                 <w:lang w:val="it-IT" w:bidi="ml-IN"/>
               </w:rPr>
-              <w:t xml:space="preserve">Panchaati No. </w:t>
-            </w:r>
-            <w:r>
-              <w:rPr>
-                <w:rFonts w:cs="Arial"/>
-                <w:b/>
-                <w:bCs/>
-                <w:sz w:val="28"/>
-                <w:szCs w:val="36"/>
-                <w:lang w:val="it-IT" w:bidi="ml-IN"/>
-              </w:rPr>
-              <w:t>14</w:t>
+              <w:t>Panchaati No. 14</w:t>
             </w:r>
           </w:p>
         </w:tc>
@@ -2809,6 +2656,44 @@
                 <w:lang w:val="en-IN" w:eastAsia="en-IN" w:bidi="ml-IN"/>
               </w:rPr>
             </w:pPr>
+            <w:r>
+              <w:rPr>
+                <w:rFonts w:eastAsia="Times New Roman" w:cs="Arial"/>
+                <w:b/>
+                <w:sz w:val="32"/>
+                <w:szCs w:val="32"/>
+                <w:lang w:val="en-IN" w:eastAsia="en-IN" w:bidi="ml-IN"/>
+              </w:rPr>
+              <w:t>T.S.1.7.4.1 - Kramam</w:t>
+            </w:r>
+          </w:p>
+          <w:p>
+            <w:pPr>
+              <w:widowControl w:val="0"/>
+              <w:autoSpaceDE w:val="0"/>
+              <w:autoSpaceDN w:val="0"/>
+              <w:adjustRightInd w:val="0"/>
+              <w:spacing w:before="0" w:line="240" w:lineRule="auto"/>
+              <w:rPr>
+                <w:rFonts w:cs="Arial"/>
+                <w:b/>
+                <w:bCs/>
+                <w:sz w:val="28"/>
+                <w:szCs w:val="36"/>
+                <w:lang w:val="en-IN" w:bidi="ml-IN"/>
+              </w:rPr>
+            </w:pPr>
+            <w:r>
+              <w:rPr>
+                <w:rFonts w:cs="Arial"/>
+                <w:b/>
+                <w:bCs/>
+                <w:sz w:val="28"/>
+                <w:szCs w:val="36"/>
+                <w:lang w:val="en-IN" w:bidi="ml-IN"/>
+              </w:rPr>
+              <w:t>Krama Vaakyam No. 41</w:t>
+            </w:r>
           </w:p>
           <w:p>
             <w:pPr>
@@ -2825,122 +2710,6 @@
                 <w:b/>
                 <w:sz w:val="32"/>
                 <w:szCs w:val="32"/>
-                <w:lang w:val="en-IN" w:eastAsia="en-IN" w:bidi="ml-IN"/>
-              </w:rPr>
-            </w:pPr>
-          </w:p>
-          <w:p>
-            <w:pPr>
-              <w:widowControl w:val="0"/>
-              <w:tabs>
-                <w:tab w:val="left" w:pos="993"/>
-              </w:tabs>
-              <w:autoSpaceDE w:val="0"/>
-              <w:autoSpaceDN w:val="0"/>
-              <w:adjustRightInd w:val="0"/>
-              <w:spacing w:before="0" w:line="240" w:lineRule="auto"/>
-              <w:rPr>
-                <w:rFonts w:eastAsia="Times New Roman" w:cs="Arial"/>
-                <w:b/>
-                <w:sz w:val="32"/>
-                <w:szCs w:val="32"/>
-                <w:lang w:val="en-IN" w:eastAsia="en-IN" w:bidi="ml-IN"/>
-              </w:rPr>
-            </w:pPr>
-          </w:p>
-          <w:p>
-            <w:pPr>
-              <w:widowControl w:val="0"/>
-              <w:tabs>
-                <w:tab w:val="left" w:pos="993"/>
-              </w:tabs>
-              <w:autoSpaceDE w:val="0"/>
-              <w:autoSpaceDN w:val="0"/>
-              <w:adjustRightInd w:val="0"/>
-              <w:spacing w:before="0" w:line="240" w:lineRule="auto"/>
-              <w:rPr>
-                <w:rFonts w:eastAsia="Times New Roman" w:cs="Arial"/>
-                <w:b/>
-                <w:sz w:val="32"/>
-                <w:szCs w:val="32"/>
-                <w:lang w:val="en-IN" w:eastAsia="en-IN" w:bidi="ml-IN"/>
-              </w:rPr>
-            </w:pPr>
-            <w:r>
-              <w:rPr>
-                <w:rFonts w:eastAsia="Times New Roman" w:cs="Arial"/>
-                <w:b/>
-                <w:sz w:val="32"/>
-                <w:szCs w:val="32"/>
-                <w:lang w:val="en-IN" w:eastAsia="en-IN" w:bidi="ml-IN"/>
-              </w:rPr>
-              <w:lastRenderedPageBreak/>
-              <w:t>T.S.1.7.</w:t>
-            </w:r>
-            <w:r>
-              <w:rPr>
-                <w:rFonts w:eastAsia="Times New Roman" w:cs="Arial"/>
-                <w:b/>
-                <w:sz w:val="32"/>
-                <w:szCs w:val="32"/>
-                <w:lang w:val="en-IN" w:eastAsia="en-IN" w:bidi="ml-IN"/>
-              </w:rPr>
-              <w:t>4.1</w:t>
-            </w:r>
-            <w:r>
-              <w:rPr>
-                <w:rFonts w:eastAsia="Times New Roman" w:cs="Arial"/>
-                <w:b/>
-                <w:sz w:val="32"/>
-                <w:szCs w:val="32"/>
-                <w:lang w:val="en-IN" w:eastAsia="en-IN" w:bidi="ml-IN"/>
-              </w:rPr>
-              <w:t xml:space="preserve"> - Kramam</w:t>
-            </w:r>
-          </w:p>
-          <w:p>
-            <w:pPr>
-              <w:widowControl w:val="0"/>
-              <w:autoSpaceDE w:val="0"/>
-              <w:autoSpaceDN w:val="0"/>
-              <w:adjustRightInd w:val="0"/>
-              <w:spacing w:before="0" w:line="240" w:lineRule="auto"/>
-              <w:rPr>
-                <w:rFonts w:cs="Arial"/>
-                <w:b/>
-                <w:bCs/>
-                <w:sz w:val="28"/>
-                <w:szCs w:val="36"/>
-                <w:lang w:val="en-IN" w:bidi="ml-IN"/>
-              </w:rPr>
-            </w:pPr>
-            <w:r>
-              <w:rPr>
-                <w:rFonts w:cs="Arial"/>
-                <w:b/>
-                <w:bCs/>
-                <w:sz w:val="28"/>
-                <w:szCs w:val="36"/>
-                <w:lang w:val="en-IN" w:bidi="ml-IN"/>
-              </w:rPr>
-              <w:t>Krama Vaakyam No. 41</w:t>
-            </w:r>
-          </w:p>
-          <w:p>
-            <w:pPr>
-              <w:widowControl w:val="0"/>
-              <w:tabs>
-                <w:tab w:val="left" w:pos="993"/>
-              </w:tabs>
-              <w:autoSpaceDE w:val="0"/>
-              <w:autoSpaceDN w:val="0"/>
-              <w:adjustRightInd w:val="0"/>
-              <w:spacing w:before="0" w:line="240" w:lineRule="auto"/>
-              <w:rPr>
-                <w:rFonts w:eastAsia="Times New Roman" w:cs="Arial"/>
-                <w:b/>
-                <w:sz w:val="32"/>
-                <w:szCs w:val="32"/>
                 <w:lang w:val="it-IT" w:eastAsia="en-IN" w:bidi="ml-IN"/>
               </w:rPr>
             </w:pPr>
@@ -2953,18 +2722,7 @@
                 <w:szCs w:val="36"/>
                 <w:lang w:val="it-IT" w:bidi="ml-IN"/>
               </w:rPr>
-              <w:t xml:space="preserve">Panchaati No. </w:t>
-            </w:r>
-            <w:r>
-              <w:rPr>
-                <w:rFonts w:cs="Arial"/>
-                <w:b/>
-                <w:bCs/>
-                <w:sz w:val="28"/>
-                <w:szCs w:val="36"/>
-                <w:lang w:val="it-IT" w:bidi="ml-IN"/>
-              </w:rPr>
-              <w:t>15</w:t>
+              <w:t>Panchaati No. 15</w:t>
             </w:r>
           </w:p>
         </w:tc>
@@ -2983,9 +2741,157 @@
                 <w:rFonts w:ascii="Latha" w:hAnsi="Latha" w:cs="Latha"/>
                 <w:sz w:val="28"/>
                 <w:szCs w:val="28"/>
-                <w:lang w:bidi="ta-IN"/>
+                <w:lang w:val="it-IT" w:bidi="ta-IN"/>
               </w:rPr>
             </w:pPr>
+            <w:r>
+              <w:rPr>
+                <w:rFonts w:ascii="Latha" w:hAnsi="Latha" w:cs="Latha"/>
+                <w:sz w:val="28"/>
+                <w:szCs w:val="28"/>
+                <w:cs/>
+                <w:lang w:bidi="ta-IN"/>
+              </w:rPr>
+              <w:t>ஸ்</w:t>
+            </w:r>
+            <w:r>
+              <w:rPr>
+                <w:rFonts w:ascii="Latha" w:hAnsi="Latha" w:cs="Latha"/>
+                <w:b/>
+                <w:bCs/>
+                <w:i/>
+                <w:iCs/>
+                <w:sz w:val="28"/>
+                <w:szCs w:val="28"/>
+                <w:cs/>
+                <w:lang w:bidi="ta-IN"/>
+              </w:rPr>
+              <w:t>ரு</w:t>
+            </w:r>
+            <w:r>
+              <w:rPr>
+                <w:rFonts w:ascii="BRH Tamil Tab Extra" w:hAnsi="BRH Tamil Tab Extra" w:cs="Latha"/>
+                <w:b/>
+                <w:sz w:val="32"/>
+                <w:szCs w:val="28"/>
+                <w:lang w:val="it-IT" w:bidi="ta-IN"/>
+              </w:rPr>
+              <w:t>…</w:t>
+            </w:r>
+            <w:r>
+              <w:rPr>
+                <w:rFonts w:ascii="Latha" w:hAnsi="Latha" w:cs="Latha"/>
+                <w:sz w:val="28"/>
+                <w:szCs w:val="28"/>
+                <w:cs/>
+                <w:lang w:bidi="ta-IN"/>
+              </w:rPr>
+              <w:t>ஜ</w:t>
+            </w:r>
+            <w:r>
+              <w:rPr>
+                <w:rFonts w:ascii="BRH Tamil Tab Extra" w:hAnsi="BRH Tamil Tab Extra" w:cs="Latha"/>
+                <w:b/>
+                <w:sz w:val="32"/>
+                <w:szCs w:val="28"/>
+                <w:lang w:val="it-IT" w:bidi="ta-IN"/>
+              </w:rPr>
+              <w:t>…</w:t>
+            </w:r>
+            <w:r>
+              <w:rPr>
+                <w:rFonts w:ascii="Latha" w:hAnsi="Latha" w:cs="Latha"/>
+                <w:sz w:val="28"/>
+                <w:szCs w:val="28"/>
+                <w:cs/>
+                <w:lang w:bidi="ta-IN"/>
+              </w:rPr>
+              <w:t>தே</w:t>
+            </w:r>
+            <w:r>
+              <w:rPr>
+                <w:rFonts w:ascii="BRH Tamil Tab Extra" w:hAnsi="BRH Tamil Tab Extra" w:cs="Latha"/>
+                <w:b/>
+                <w:sz w:val="32"/>
+                <w:szCs w:val="28"/>
+                <w:lang w:val="it-IT" w:bidi="ta-IN"/>
+              </w:rPr>
+              <w:t>…</w:t>
+            </w:r>
+            <w:r>
+              <w:rPr>
+                <w:rFonts w:ascii="BRH Devanagari Extra" w:hAnsi="BRH Devanagari Extra" w:cs="Latha"/>
+                <w:b/>
+                <w:sz w:val="36"/>
+                <w:szCs w:val="28"/>
+                <w:lang w:val="it-IT" w:bidi="ta-IN"/>
+              </w:rPr>
+              <w:t>Å</w:t>
+            </w:r>
+            <w:r>
+              <w:rPr>
+                <w:rFonts w:ascii="Latha" w:hAnsi="Latha" w:cs="Latha"/>
+                <w:sz w:val="28"/>
+                <w:szCs w:val="28"/>
+                <w:cs/>
+                <w:lang w:bidi="ta-IN"/>
+              </w:rPr>
+              <w:t>க்</w:t>
+            </w:r>
+            <w:r>
+              <w:rPr>
+                <w:rFonts w:ascii="Latha" w:hAnsi="Latha" w:cs="Latha"/>
+                <w:b/>
+                <w:bCs/>
+                <w:position w:val="-12"/>
+                <w:sz w:val="28"/>
+                <w:szCs w:val="28"/>
+                <w:cs/>
+                <w:lang w:bidi="ta-IN"/>
+              </w:rPr>
+              <w:t>3</w:t>
+            </w:r>
+            <w:r>
+              <w:rPr>
+                <w:rFonts w:ascii="Latha" w:hAnsi="Latha" w:cs="Latha"/>
+                <w:sz w:val="28"/>
+                <w:szCs w:val="28"/>
+                <w:cs/>
+                <w:lang w:bidi="ta-IN"/>
+              </w:rPr>
+              <w:t>னே</w:t>
+            </w:r>
+            <w:r>
+              <w:rPr>
+                <w:rFonts w:ascii="Latha" w:hAnsi="Latha" w:cs="Latha"/>
+                <w:b/>
+                <w:bCs/>
+                <w:sz w:val="32"/>
+                <w:szCs w:val="32"/>
+                <w:cs/>
+                <w:lang w:bidi="ta-IN"/>
+              </w:rPr>
+              <w:t>:</w:t>
+            </w:r>
+            <w:r>
+              <w:rPr>
+                <w:rFonts w:ascii="Latha" w:hAnsi="Latha" w:cs="Latha"/>
+                <w:sz w:val="28"/>
+                <w:szCs w:val="28"/>
+                <w:cs/>
+                <w:lang w:bidi="ta-IN"/>
+              </w:rPr>
+              <w:t xml:space="preserve"> </w:t>
+            </w:r>
+            <w:r>
+              <w:rPr>
+                <w:rFonts w:ascii="Latha" w:hAnsi="Latha" w:cs="Latha"/>
+                <w:sz w:val="28"/>
+                <w:szCs w:val="28"/>
+                <w:lang w:val="it-IT" w:bidi="ta-IN"/>
+              </w:rPr>
+              <w:t xml:space="preserve">| </w:t>
+            </w:r>
           </w:p>
           <w:p>
             <w:pPr>
@@ -2995,185 +2901,6 @@
               <w:adjustRightInd w:val="0"/>
               <w:spacing w:before="0" w:line="252" w:lineRule="auto"/>
               <w:rPr>
-                <w:rFonts w:ascii="Latha" w:hAnsi="Latha" w:cs="Latha"/>
-                <w:sz w:val="28"/>
-                <w:szCs w:val="28"/>
-                <w:lang w:bidi="ta-IN"/>
-              </w:rPr>
-            </w:pPr>
-          </w:p>
-          <w:p>
-            <w:pPr>
-              <w:widowControl w:val="0"/>
-              <w:autoSpaceDE w:val="0"/>
-              <w:autoSpaceDN w:val="0"/>
-              <w:adjustRightInd w:val="0"/>
-              <w:spacing w:before="0" w:line="252" w:lineRule="auto"/>
-              <w:rPr>
-                <w:rFonts w:ascii="Latha" w:hAnsi="Latha" w:cs="Latha"/>
-                <w:sz w:val="28"/>
-                <w:szCs w:val="28"/>
-                <w:lang w:val="it-IT" w:bidi="ta-IN"/>
-              </w:rPr>
-            </w:pPr>
-            <w:r>
-              <w:rPr>
-                <w:rFonts w:ascii="Latha" w:hAnsi="Latha" w:cs="Latha"/>
-                <w:sz w:val="28"/>
-                <w:szCs w:val="28"/>
-                <w:cs/>
-                <w:lang w:bidi="ta-IN"/>
-              </w:rPr>
-              <w:lastRenderedPageBreak/>
-              <w:t>ஸ்</w:t>
-            </w:r>
-            <w:r>
-              <w:rPr>
-                <w:rFonts w:ascii="Latha" w:hAnsi="Latha" w:cs="Latha"/>
-                <w:b/>
-                <w:bCs/>
-                <w:i/>
-                <w:iCs/>
-                <w:sz w:val="28"/>
-                <w:szCs w:val="28"/>
-                <w:cs/>
-                <w:lang w:bidi="ta-IN"/>
-              </w:rPr>
-              <w:t>ரு</w:t>
-            </w:r>
-            <w:r>
-              <w:rPr>
-                <w:rFonts w:ascii="BRH Tamil Tab Extra" w:hAnsi="BRH Tamil Tab Extra" w:cs="Latha"/>
-                <w:b/>
-                <w:sz w:val="32"/>
-                <w:szCs w:val="28"/>
-                <w:lang w:val="it-IT" w:bidi="ta-IN"/>
-              </w:rPr>
-              <w:t>…</w:t>
-            </w:r>
-            <w:r>
-              <w:rPr>
-                <w:rFonts w:ascii="Latha" w:hAnsi="Latha" w:cs="Latha"/>
-                <w:sz w:val="28"/>
-                <w:szCs w:val="28"/>
-                <w:cs/>
-                <w:lang w:bidi="ta-IN"/>
-              </w:rPr>
-              <w:t>ஜ</w:t>
-            </w:r>
-            <w:r>
-              <w:rPr>
-                <w:rFonts w:ascii="BRH Tamil Tab Extra" w:hAnsi="BRH Tamil Tab Extra" w:cs="Latha"/>
-                <w:b/>
-                <w:sz w:val="32"/>
-                <w:szCs w:val="28"/>
-                <w:lang w:val="it-IT" w:bidi="ta-IN"/>
-              </w:rPr>
-              <w:t>…</w:t>
-            </w:r>
-            <w:r>
-              <w:rPr>
-                <w:rFonts w:ascii="Latha" w:hAnsi="Latha" w:cs="Latha"/>
-                <w:sz w:val="28"/>
-                <w:szCs w:val="28"/>
-                <w:cs/>
-                <w:lang w:bidi="ta-IN"/>
-              </w:rPr>
-              <w:t>தே</w:t>
-            </w:r>
-            <w:r>
-              <w:rPr>
-                <w:rFonts w:ascii="BRH Tamil Tab Extra" w:hAnsi="BRH Tamil Tab Extra" w:cs="Latha"/>
-                <w:b/>
-                <w:sz w:val="32"/>
-                <w:szCs w:val="28"/>
-                <w:lang w:val="it-IT" w:bidi="ta-IN"/>
-              </w:rPr>
-              <w:t>…</w:t>
-            </w:r>
-            <w:r>
-              <w:rPr>
-                <w:rFonts w:ascii="BRH Devanagari Extra" w:hAnsi="BRH Devanagari Extra" w:cs="Latha"/>
-                <w:b/>
-                <w:sz w:val="36"/>
-                <w:szCs w:val="28"/>
-                <w:lang w:val="it-IT" w:bidi="ta-IN"/>
-              </w:rPr>
-              <w:t>Å</w:t>
-            </w:r>
-            <w:r>
-              <w:rPr>
-                <w:rFonts w:ascii="Latha" w:hAnsi="Latha" w:cs="Latha"/>
-                <w:sz w:val="28"/>
-                <w:szCs w:val="28"/>
-                <w:cs/>
-                <w:lang w:bidi="ta-IN"/>
-              </w:rPr>
-              <w:t>க்</w:t>
-            </w:r>
-            <w:r>
-              <w:rPr>
-                <w:rFonts w:ascii="Latha" w:hAnsi="Latha" w:cs="Latha"/>
-                <w:b/>
-                <w:bCs/>
-                <w:position w:val="-12"/>
-                <w:sz w:val="28"/>
-                <w:szCs w:val="28"/>
-                <w:cs/>
-                <w:lang w:bidi="ta-IN"/>
-              </w:rPr>
-              <w:t>3</w:t>
-            </w:r>
-            <w:r>
-              <w:rPr>
-                <w:rFonts w:ascii="Latha" w:hAnsi="Latha" w:cs="Latha"/>
-                <w:sz w:val="28"/>
-                <w:szCs w:val="28"/>
-                <w:cs/>
-                <w:lang w:bidi="ta-IN"/>
-              </w:rPr>
-              <w:t>னே</w:t>
-            </w:r>
-            <w:r>
-              <w:rPr>
-                <w:rFonts w:ascii="Latha" w:hAnsi="Latha" w:cs="Latha"/>
-                <w:b/>
-                <w:bCs/>
-                <w:sz w:val="32"/>
-                <w:szCs w:val="32"/>
-                <w:cs/>
-                <w:lang w:bidi="ta-IN"/>
-              </w:rPr>
-              <w:t>:</w:t>
-            </w:r>
-            <w:r>
-              <w:rPr>
-                <w:rFonts w:ascii="Latha" w:hAnsi="Latha" w:cs="Latha"/>
-                <w:sz w:val="28"/>
-                <w:szCs w:val="28"/>
-                <w:cs/>
-                <w:lang w:bidi="ta-IN"/>
-              </w:rPr>
-              <w:t xml:space="preserve"> </w:t>
-            </w:r>
-            <w:r>
-              <w:rPr>
-                <w:rFonts w:ascii="Latha" w:hAnsi="Latha" w:cs="Latha"/>
-                <w:sz w:val="28"/>
-                <w:szCs w:val="28"/>
-                <w:lang w:val="it-IT" w:bidi="ta-IN"/>
-              </w:rPr>
-              <w:t xml:space="preserve">| </w:t>
-            </w:r>
-          </w:p>
-          <w:p>
-            <w:pPr>
-              <w:widowControl w:val="0"/>
-              <w:autoSpaceDE w:val="0"/>
-              <w:autoSpaceDN w:val="0"/>
-              <w:adjustRightInd w:val="0"/>
-              <w:spacing w:before="0" w:line="252" w:lineRule="auto"/>
-              <w:rPr>
                 <w:rFonts w:ascii="BRH Malayalam Extra" w:hAnsi="BRH Malayalam Extra" w:cs="BRH Malayalam Extra"/>
                 <w:sz w:val="40"/>
                 <w:szCs w:val="40"/>
@@ -3188,6 +2915,7 @@
                 <w:cs/>
                 <w:lang w:bidi="ta-IN"/>
               </w:rPr>
+              <w:lastRenderedPageBreak/>
               <w:t>அ</w:t>
             </w:r>
             <w:r>
@@ -3366,9 +3094,158 @@
                 <w:rFonts w:ascii="Latha" w:hAnsi="Latha" w:cs="Latha"/>
                 <w:sz w:val="28"/>
                 <w:szCs w:val="28"/>
-                <w:lang w:bidi="ta-IN"/>
+                <w:lang w:val="it-IT" w:bidi="ta-IN"/>
               </w:rPr>
             </w:pPr>
+            <w:r>
+              <w:rPr>
+                <w:rFonts w:ascii="Latha" w:hAnsi="Latha" w:cs="Latha"/>
+                <w:sz w:val="28"/>
+                <w:szCs w:val="28"/>
+                <w:cs/>
+                <w:lang w:bidi="ta-IN"/>
+              </w:rPr>
+              <w:lastRenderedPageBreak/>
+              <w:t>ஸ்</w:t>
+            </w:r>
+            <w:r>
+              <w:rPr>
+                <w:rFonts w:ascii="Latha" w:hAnsi="Latha" w:cs="Latha"/>
+                <w:b/>
+                <w:bCs/>
+                <w:i/>
+                <w:iCs/>
+                <w:sz w:val="28"/>
+                <w:szCs w:val="28"/>
+                <w:cs/>
+                <w:lang w:bidi="ta-IN"/>
+              </w:rPr>
+              <w:t>ரு</w:t>
+            </w:r>
+            <w:r>
+              <w:rPr>
+                <w:rFonts w:ascii="BRH Tamil Tab Extra" w:hAnsi="BRH Tamil Tab Extra" w:cs="Latha"/>
+                <w:b/>
+                <w:sz w:val="32"/>
+                <w:szCs w:val="28"/>
+                <w:lang w:val="it-IT" w:bidi="ta-IN"/>
+              </w:rPr>
+              <w:t>…</w:t>
+            </w:r>
+            <w:r>
+              <w:rPr>
+                <w:rFonts w:ascii="Latha" w:hAnsi="Latha" w:cs="Latha"/>
+                <w:sz w:val="28"/>
+                <w:szCs w:val="28"/>
+                <w:cs/>
+                <w:lang w:bidi="ta-IN"/>
+              </w:rPr>
+              <w:t>ஜ</w:t>
+            </w:r>
+            <w:r>
+              <w:rPr>
+                <w:rFonts w:ascii="BRH Tamil Tab Extra" w:hAnsi="BRH Tamil Tab Extra" w:cs="Latha"/>
+                <w:b/>
+                <w:sz w:val="32"/>
+                <w:szCs w:val="28"/>
+                <w:lang w:val="it-IT" w:bidi="ta-IN"/>
+              </w:rPr>
+              <w:t>…</w:t>
+            </w:r>
+            <w:r>
+              <w:rPr>
+                <w:rFonts w:ascii="Latha" w:hAnsi="Latha" w:cs="Latha"/>
+                <w:sz w:val="28"/>
+                <w:szCs w:val="28"/>
+                <w:cs/>
+                <w:lang w:bidi="ta-IN"/>
+              </w:rPr>
+              <w:t>தே</w:t>
+            </w:r>
+            <w:r>
+              <w:rPr>
+                <w:rFonts w:ascii="BRH Tamil Tab Extra" w:hAnsi="BRH Tamil Tab Extra" w:cs="Latha"/>
+                <w:b/>
+                <w:sz w:val="32"/>
+                <w:szCs w:val="28"/>
+                <w:lang w:val="it-IT" w:bidi="ta-IN"/>
+              </w:rPr>
+              <w:t>…</w:t>
+            </w:r>
+            <w:r>
+              <w:rPr>
+                <w:rFonts w:ascii="BRH Devanagari Extra" w:hAnsi="BRH Devanagari Extra" w:cs="Latha"/>
+                <w:b/>
+                <w:sz w:val="36"/>
+                <w:szCs w:val="28"/>
+                <w:lang w:val="it-IT" w:bidi="ta-IN"/>
+              </w:rPr>
+              <w:t>Å</w:t>
+            </w:r>
+            <w:r>
+              <w:rPr>
+                <w:rFonts w:ascii="Latha" w:hAnsi="Latha" w:cs="Latha"/>
+                <w:sz w:val="28"/>
+                <w:szCs w:val="28"/>
+                <w:cs/>
+                <w:lang w:bidi="ta-IN"/>
+              </w:rPr>
+              <w:t>க்</w:t>
+            </w:r>
+            <w:r>
+              <w:rPr>
+                <w:rFonts w:ascii="Latha" w:hAnsi="Latha" w:cs="Latha"/>
+                <w:b/>
+                <w:bCs/>
+                <w:position w:val="-12"/>
+                <w:sz w:val="28"/>
+                <w:szCs w:val="28"/>
+                <w:cs/>
+                <w:lang w:bidi="ta-IN"/>
+              </w:rPr>
+              <w:t>3</w:t>
+            </w:r>
+            <w:r>
+              <w:rPr>
+                <w:rFonts w:ascii="Latha" w:hAnsi="Latha" w:cs="Latha"/>
+                <w:sz w:val="28"/>
+                <w:szCs w:val="28"/>
+                <w:cs/>
+                <w:lang w:bidi="ta-IN"/>
+              </w:rPr>
+              <w:t>னே</w:t>
+            </w:r>
+            <w:r>
+              <w:rPr>
+                <w:rFonts w:ascii="Latha" w:hAnsi="Latha" w:cs="Latha"/>
+                <w:b/>
+                <w:bCs/>
+                <w:sz w:val="32"/>
+                <w:szCs w:val="32"/>
+                <w:cs/>
+                <w:lang w:bidi="ta-IN"/>
+              </w:rPr>
+              <w:t>:</w:t>
+            </w:r>
+            <w:r>
+              <w:rPr>
+                <w:rFonts w:ascii="Latha" w:hAnsi="Latha" w:cs="Latha"/>
+                <w:sz w:val="28"/>
+                <w:szCs w:val="28"/>
+                <w:cs/>
+                <w:lang w:bidi="ta-IN"/>
+              </w:rPr>
+              <w:t xml:space="preserve"> </w:t>
+            </w:r>
+            <w:r>
+              <w:rPr>
+                <w:rFonts w:ascii="Latha" w:hAnsi="Latha" w:cs="Latha"/>
+                <w:sz w:val="28"/>
+                <w:szCs w:val="28"/>
+                <w:lang w:val="it-IT" w:bidi="ta-IN"/>
+              </w:rPr>
+              <w:t xml:space="preserve">| </w:t>
+            </w:r>
           </w:p>
           <w:p>
             <w:pPr>
@@ -3378,185 +3255,6 @@
               <w:adjustRightInd w:val="0"/>
               <w:spacing w:before="0" w:line="252" w:lineRule="auto"/>
               <w:rPr>
-                <w:rFonts w:ascii="Latha" w:hAnsi="Latha" w:cs="Latha"/>
-                <w:sz w:val="28"/>
-                <w:szCs w:val="28"/>
-                <w:lang w:bidi="ta-IN"/>
-              </w:rPr>
-            </w:pPr>
-          </w:p>
-          <w:p>
-            <w:pPr>
-              <w:widowControl w:val="0"/>
-              <w:autoSpaceDE w:val="0"/>
-              <w:autoSpaceDN w:val="0"/>
-              <w:adjustRightInd w:val="0"/>
-              <w:spacing w:before="0" w:line="252" w:lineRule="auto"/>
-              <w:rPr>
-                <w:rFonts w:ascii="Latha" w:hAnsi="Latha" w:cs="Latha"/>
-                <w:sz w:val="28"/>
-                <w:szCs w:val="28"/>
-                <w:lang w:val="it-IT" w:bidi="ta-IN"/>
-              </w:rPr>
-            </w:pPr>
-            <w:r>
-              <w:rPr>
-                <w:rFonts w:ascii="Latha" w:hAnsi="Latha" w:cs="Latha"/>
-                <w:sz w:val="28"/>
-                <w:szCs w:val="28"/>
-                <w:cs/>
-                <w:lang w:bidi="ta-IN"/>
-              </w:rPr>
-              <w:lastRenderedPageBreak/>
-              <w:t>ஸ்</w:t>
-            </w:r>
-            <w:r>
-              <w:rPr>
-                <w:rFonts w:ascii="Latha" w:hAnsi="Latha" w:cs="Latha"/>
-                <w:b/>
-                <w:bCs/>
-                <w:i/>
-                <w:iCs/>
-                <w:sz w:val="28"/>
-                <w:szCs w:val="28"/>
-                <w:cs/>
-                <w:lang w:bidi="ta-IN"/>
-              </w:rPr>
-              <w:t>ரு</w:t>
-            </w:r>
-            <w:r>
-              <w:rPr>
-                <w:rFonts w:ascii="BRH Tamil Tab Extra" w:hAnsi="BRH Tamil Tab Extra" w:cs="Latha"/>
-                <w:b/>
-                <w:sz w:val="32"/>
-                <w:szCs w:val="28"/>
-                <w:lang w:val="it-IT" w:bidi="ta-IN"/>
-              </w:rPr>
-              <w:t>…</w:t>
-            </w:r>
-            <w:r>
-              <w:rPr>
-                <w:rFonts w:ascii="Latha" w:hAnsi="Latha" w:cs="Latha"/>
-                <w:sz w:val="28"/>
-                <w:szCs w:val="28"/>
-                <w:cs/>
-                <w:lang w:bidi="ta-IN"/>
-              </w:rPr>
-              <w:t>ஜ</w:t>
-            </w:r>
-            <w:r>
-              <w:rPr>
-                <w:rFonts w:ascii="BRH Tamil Tab Extra" w:hAnsi="BRH Tamil Tab Extra" w:cs="Latha"/>
-                <w:b/>
-                <w:sz w:val="32"/>
-                <w:szCs w:val="28"/>
-                <w:lang w:val="it-IT" w:bidi="ta-IN"/>
-              </w:rPr>
-              <w:t>…</w:t>
-            </w:r>
-            <w:r>
-              <w:rPr>
-                <w:rFonts w:ascii="Latha" w:hAnsi="Latha" w:cs="Latha"/>
-                <w:sz w:val="28"/>
-                <w:szCs w:val="28"/>
-                <w:cs/>
-                <w:lang w:bidi="ta-IN"/>
-              </w:rPr>
-              <w:t>தே</w:t>
-            </w:r>
-            <w:r>
-              <w:rPr>
-                <w:rFonts w:ascii="BRH Tamil Tab Extra" w:hAnsi="BRH Tamil Tab Extra" w:cs="Latha"/>
-                <w:b/>
-                <w:sz w:val="32"/>
-                <w:szCs w:val="28"/>
-                <w:lang w:val="it-IT" w:bidi="ta-IN"/>
-              </w:rPr>
-              <w:t>…</w:t>
-            </w:r>
-            <w:r>
-              <w:rPr>
-                <w:rFonts w:ascii="BRH Devanagari Extra" w:hAnsi="BRH Devanagari Extra" w:cs="Latha"/>
-                <w:b/>
-                <w:sz w:val="36"/>
-                <w:szCs w:val="28"/>
-                <w:lang w:val="it-IT" w:bidi="ta-IN"/>
-              </w:rPr>
-              <w:t>Å</w:t>
-            </w:r>
-            <w:r>
-              <w:rPr>
-                <w:rFonts w:ascii="Latha" w:hAnsi="Latha" w:cs="Latha"/>
-                <w:sz w:val="28"/>
-                <w:szCs w:val="28"/>
-                <w:cs/>
-                <w:lang w:bidi="ta-IN"/>
-              </w:rPr>
-              <w:t>க்</w:t>
-            </w:r>
-            <w:r>
-              <w:rPr>
-                <w:rFonts w:ascii="Latha" w:hAnsi="Latha" w:cs="Latha"/>
-                <w:b/>
-                <w:bCs/>
-                <w:position w:val="-12"/>
-                <w:sz w:val="28"/>
-                <w:szCs w:val="28"/>
-                <w:cs/>
-                <w:lang w:bidi="ta-IN"/>
-              </w:rPr>
-              <w:t>3</w:t>
-            </w:r>
-            <w:r>
-              <w:rPr>
-                <w:rFonts w:ascii="Latha" w:hAnsi="Latha" w:cs="Latha"/>
-                <w:sz w:val="28"/>
-                <w:szCs w:val="28"/>
-                <w:cs/>
-                <w:lang w:bidi="ta-IN"/>
-              </w:rPr>
-              <w:t>னே</w:t>
-            </w:r>
-            <w:r>
-              <w:rPr>
-                <w:rFonts w:ascii="Latha" w:hAnsi="Latha" w:cs="Latha"/>
-                <w:b/>
-                <w:bCs/>
-                <w:sz w:val="32"/>
-                <w:szCs w:val="32"/>
-                <w:cs/>
-                <w:lang w:bidi="ta-IN"/>
-              </w:rPr>
-              <w:t>:</w:t>
-            </w:r>
-            <w:r>
-              <w:rPr>
-                <w:rFonts w:ascii="Latha" w:hAnsi="Latha" w:cs="Latha"/>
-                <w:sz w:val="28"/>
-                <w:szCs w:val="28"/>
-                <w:cs/>
-                <w:lang w:bidi="ta-IN"/>
-              </w:rPr>
-              <w:t xml:space="preserve"> </w:t>
-            </w:r>
-            <w:r>
-              <w:rPr>
-                <w:rFonts w:ascii="Latha" w:hAnsi="Latha" w:cs="Latha"/>
-                <w:sz w:val="28"/>
-                <w:szCs w:val="28"/>
-                <w:lang w:val="it-IT" w:bidi="ta-IN"/>
-              </w:rPr>
-              <w:t xml:space="preserve">| </w:t>
-            </w:r>
-          </w:p>
-          <w:p>
-            <w:pPr>
-              <w:widowControl w:val="0"/>
-              <w:autoSpaceDE w:val="0"/>
-              <w:autoSpaceDN w:val="0"/>
-              <w:adjustRightInd w:val="0"/>
-              <w:spacing w:before="0" w:line="252" w:lineRule="auto"/>
-              <w:rPr>
                 <w:rFonts w:ascii="BRH Malayalam Extra" w:hAnsi="BRH Malayalam Extra" w:cs="BRH Malayalam Extra"/>
                 <w:sz w:val="40"/>
                 <w:szCs w:val="40"/>
@@ -3571,6 +3269,7 @@
                 <w:cs/>
                 <w:lang w:bidi="ta-IN"/>
               </w:rPr>
+              <w:lastRenderedPageBreak/>
               <w:t>அ</w:t>
             </w:r>
             <w:r>
@@ -3782,27 +3481,7 @@
                 <w:lang w:val="en-IN" w:eastAsia="en-IN" w:bidi="ml-IN"/>
               </w:rPr>
               <w:lastRenderedPageBreak/>
-              <w:t>T.S.1.7.</w:t>
-            </w:r>
-            <w:r>
-              <w:rPr>
-                <w:rFonts w:eastAsia="Times New Roman" w:cs="Arial"/>
-                <w:b/>
-                <w:sz w:val="32"/>
-                <w:szCs w:val="32"/>
-                <w:lang w:val="en-IN" w:eastAsia="en-IN" w:bidi="ml-IN"/>
-              </w:rPr>
-              <w:t>5.2</w:t>
-            </w:r>
-            <w:r>
-              <w:rPr>
-                <w:rFonts w:eastAsia="Times New Roman" w:cs="Arial"/>
-                <w:b/>
-                <w:sz w:val="32"/>
-                <w:szCs w:val="32"/>
-                <w:lang w:val="en-IN" w:eastAsia="en-IN" w:bidi="ml-IN"/>
-              </w:rPr>
-              <w:t xml:space="preserve"> - Kramam</w:t>
+              <w:t>T.S.1.7.5.2 - Kramam</w:t>
             </w:r>
           </w:p>
           <w:p>
@@ -3860,18 +3539,7 @@
                 <w:szCs w:val="36"/>
                 <w:lang w:val="it-IT" w:bidi="ml-IN"/>
               </w:rPr>
-              <w:t xml:space="preserve">Panchaati No. </w:t>
-            </w:r>
-            <w:r>
-              <w:rPr>
-                <w:rFonts w:cs="Arial"/>
-                <w:b/>
-                <w:bCs/>
-                <w:sz w:val="28"/>
-                <w:szCs w:val="36"/>
-                <w:lang w:val="it-IT" w:bidi="ml-IN"/>
-              </w:rPr>
-              <w:t>22</w:t>
+              <w:t>Panchaati No. 22</w:t>
             </w:r>
           </w:p>
         </w:tc>
@@ -4303,7 +3971,6 @@
               <w:rPr>
                 <w:rFonts w:eastAsia="Times New Roman" w:cs="Arial"/>
                 <w:b/>
-                <w:color w:val="EE0000"/>
                 <w:sz w:val="32"/>
                 <w:szCs w:val="32"/>
                 <w:lang w:val="en-IN" w:eastAsia="en-IN" w:bidi="ml-IN"/>
@@ -4313,7 +3980,6 @@
               <w:rPr>
                 <w:rFonts w:eastAsia="Times New Roman" w:cs="Arial"/>
                 <w:b/>
-                <w:color w:val="EE0000"/>
                 <w:sz w:val="32"/>
                 <w:szCs w:val="32"/>
                 <w:lang w:val="en-IN" w:eastAsia="en-IN" w:bidi="ml-IN"/>
@@ -4332,7 +3998,6 @@
                 <w:rFonts w:cs="Arial"/>
                 <w:b/>
                 <w:bCs/>
-                <w:color w:val="EE0000"/>
                 <w:sz w:val="28"/>
                 <w:szCs w:val="36"/>
                 <w:lang w:val="en-IN" w:bidi="ml-IN"/>
@@ -4343,7 +4008,6 @@
                 <w:rFonts w:cs="Arial"/>
                 <w:b/>
                 <w:bCs/>
-                <w:color w:val="EE0000"/>
                 <w:sz w:val="28"/>
                 <w:szCs w:val="36"/>
                 <w:lang w:val="en-IN" w:bidi="ml-IN"/>
@@ -4364,7 +4028,6 @@
               <w:rPr>
                 <w:rFonts w:eastAsia="Times New Roman" w:cs="Arial"/>
                 <w:b/>
-                <w:color w:val="EE0000"/>
                 <w:sz w:val="32"/>
                 <w:szCs w:val="32"/>
                 <w:lang w:val="it-IT" w:eastAsia="en-IN" w:bidi="ml-IN"/>
@@ -4375,7 +4038,6 @@
                 <w:rFonts w:cs="Arial"/>
                 <w:b/>
                 <w:bCs/>
-                <w:color w:val="EE0000"/>
                 <w:sz w:val="28"/>
                 <w:szCs w:val="36"/>
                 <w:lang w:val="it-IT" w:bidi="ml-IN"/>
@@ -4397,7 +4059,6 @@
               <w:spacing w:before="0" w:line="240" w:lineRule="auto"/>
               <w:rPr>
                 <w:rFonts w:ascii="BRH Malayalam Extra" w:hAnsi="BRH Malayalam Extra" w:cs="BRH Malayalam Extra"/>
-                <w:color w:val="EE0000"/>
                 <w:sz w:val="40"/>
                 <w:szCs w:val="40"/>
                 <w:lang w:val="it-IT"/>
@@ -4406,7 +4067,6 @@
             <w:r>
               <w:rPr>
                 <w:rFonts w:ascii="Latha" w:hAnsi="Latha" w:cs="Latha"/>
-                <w:color w:val="EE0000"/>
                 <w:sz w:val="28"/>
                 <w:szCs w:val="28"/>
                 <w:cs/>
@@ -4418,17 +4078,15 @@
               <w:rPr>
                 <w:rFonts w:ascii="BRH Tamil Tab Extra" w:hAnsi="BRH Tamil Tab Extra" w:cs="Latha"/>
                 <w:b/>
-                <w:color w:val="EE0000"/>
-                <w:sz w:val="32"/>
-                <w:szCs w:val="28"/>
-                <w:lang w:val="it-IT" w:bidi="ta-IN"/>
-              </w:rPr>
-              <w:t>…</w:t>
-            </w:r>
-            <w:r>
-              <w:rPr>
-                <w:rFonts w:ascii="Latha" w:hAnsi="Latha" w:cs="Latha"/>
-                <w:color w:val="EE0000"/>
+                <w:sz w:val="32"/>
+                <w:szCs w:val="28"/>
+                <w:lang w:val="it-IT" w:bidi="ta-IN"/>
+              </w:rPr>
+              <w:t>…</w:t>
+            </w:r>
+            <w:r>
+              <w:rPr>
+                <w:rFonts w:ascii="Latha" w:hAnsi="Latha" w:cs="Latha"/>
                 <w:sz w:val="28"/>
                 <w:szCs w:val="28"/>
                 <w:cs/>
@@ -4440,19 +4098,17 @@
               <w:rPr>
                 <w:rFonts w:ascii="BRH Tamil Tab Extra" w:hAnsi="BRH Tamil Tab Extra" w:cs="Latha"/>
                 <w:b/>
-                <w:color w:val="EE0000"/>
-                <w:sz w:val="32"/>
-                <w:szCs w:val="28"/>
-                <w:lang w:val="it-IT" w:bidi="ta-IN"/>
-              </w:rPr>
-              <w:t>…</w:t>
-            </w:r>
-            <w:r>
-              <w:rPr>
-                <w:rFonts w:ascii="Latha" w:hAnsi="Latha" w:cs="Latha"/>
-                <w:b/>
-                <w:bCs/>
-                <w:color w:val="EE0000"/>
+                <w:sz w:val="32"/>
+                <w:szCs w:val="28"/>
+                <w:lang w:val="it-IT" w:bidi="ta-IN"/>
+              </w:rPr>
+              <w:t>…</w:t>
+            </w:r>
+            <w:r>
+              <w:rPr>
+                <w:rFonts w:ascii="Latha" w:hAnsi="Latha" w:cs="Latha"/>
+                <w:b/>
+                <w:bCs/>
                 <w:position w:val="-12"/>
                 <w:sz w:val="28"/>
                 <w:szCs w:val="28"/>
@@ -4464,7 +4120,6 @@
             <w:r>
               <w:rPr>
                 <w:rFonts w:ascii="Latha" w:hAnsi="Latha" w:cs="Latha"/>
-                <w:color w:val="EE0000"/>
                 <w:sz w:val="28"/>
                 <w:szCs w:val="28"/>
                 <w:cs/>
@@ -4476,7 +4131,6 @@
               <w:rPr>
                 <w:rFonts w:ascii="BRH Devanagari Extra" w:hAnsi="BRH Devanagari Extra" w:cs="Latha"/>
                 <w:b/>
-                <w:color w:val="EE0000"/>
                 <w:sz w:val="36"/>
                 <w:szCs w:val="28"/>
                 <w:lang w:val="it-IT" w:bidi="ta-IN"/>
@@ -4486,7 +4140,6 @@
             <w:r>
               <w:rPr>
                 <w:rFonts w:ascii="Latha" w:hAnsi="Latha" w:cs="Latha"/>
-                <w:color w:val="EE0000"/>
                 <w:sz w:val="28"/>
                 <w:szCs w:val="28"/>
                 <w:cs/>
@@ -4498,7 +4151,6 @@
               <w:rPr>
                 <w:rFonts w:ascii="BRH Tamil Tab Extra" w:hAnsi="BRH Tamil Tab Extra" w:cs="Latha"/>
                 <w:b/>
-                <w:color w:val="EE0000"/>
                 <w:sz w:val="36"/>
                 <w:szCs w:val="28"/>
                 <w:lang w:val="it-IT" w:bidi="ta-IN"/>
@@ -4508,7 +4160,6 @@
             <w:r>
               <w:rPr>
                 <w:rFonts w:ascii="Latha" w:hAnsi="Latha" w:cs="Latha"/>
-                <w:color w:val="EE0000"/>
                 <w:sz w:val="28"/>
                 <w:szCs w:val="28"/>
                 <w:cs/>
@@ -4521,7 +4172,6 @@
                 <w:rFonts w:ascii="Latha" w:hAnsi="Latha" w:cs="Latha"/>
                 <w:b/>
                 <w:bCs/>
-                <w:color w:val="EE0000"/>
                 <w:position w:val="-12"/>
                 <w:sz w:val="28"/>
                 <w:szCs w:val="28"/>
@@ -4533,7 +4183,6 @@
             <w:r>
               <w:rPr>
                 <w:rFonts w:ascii="Latha" w:hAnsi="Latha" w:cs="Latha"/>
-                <w:color w:val="EE0000"/>
                 <w:sz w:val="28"/>
                 <w:szCs w:val="28"/>
                 <w:cs/>
@@ -4546,7 +4195,6 @@
                 <w:rFonts w:ascii="Latha" w:hAnsi="Latha" w:cs="Latha"/>
                 <w:b/>
                 <w:bCs/>
-                <w:color w:val="EE0000"/>
                 <w:position w:val="-12"/>
                 <w:sz w:val="28"/>
                 <w:szCs w:val="28"/>
@@ -4560,7 +4208,6 @@
                 <w:rFonts w:ascii="Latha" w:hAnsi="Latha" w:cs="Latha"/>
                 <w:b/>
                 <w:bCs/>
-                <w:color w:val="EE0000"/>
                 <w:sz w:val="32"/>
                 <w:szCs w:val="32"/>
                 <w:highlight w:val="yellow"/>
@@ -4572,7 +4219,6 @@
             <w:r>
               <w:rPr>
                 <w:rFonts w:ascii="Latha" w:hAnsi="Latha" w:cs="Latha"/>
-                <w:color w:val="EE0000"/>
                 <w:sz w:val="28"/>
                 <w:szCs w:val="28"/>
                 <w:cs/>
@@ -4583,7 +4229,6 @@
             <w:r>
               <w:rPr>
                 <w:rFonts w:ascii="Latha" w:hAnsi="Latha" w:cs="Latha"/>
-                <w:color w:val="EE0000"/>
                 <w:sz w:val="28"/>
                 <w:szCs w:val="28"/>
                 <w:lang w:val="it-IT" w:bidi="ta-IN"/>
@@ -4593,7 +4238,6 @@
             <w:r>
               <w:rPr>
                 <w:rFonts w:ascii="Latha" w:hAnsi="Latha" w:cs="Latha"/>
-                <w:color w:val="EE0000"/>
                 <w:sz w:val="28"/>
                 <w:szCs w:val="28"/>
                 <w:cs/>
@@ -4605,7 +4249,6 @@
               <w:rPr>
                 <w:rFonts w:ascii="BRH Tamil Tab Extra" w:hAnsi="BRH Tamil Tab Extra" w:cs="Latha"/>
                 <w:b/>
-                <w:color w:val="EE0000"/>
                 <w:sz w:val="36"/>
                 <w:szCs w:val="28"/>
                 <w:lang w:val="it-IT" w:bidi="ta-IN"/>
@@ -4615,7 +4258,6 @@
             <w:r>
               <w:rPr>
                 <w:rFonts w:ascii="Latha" w:hAnsi="Latha" w:cs="Latha"/>
-                <w:color w:val="EE0000"/>
                 <w:sz w:val="28"/>
                 <w:szCs w:val="28"/>
                 <w:cs/>
@@ -4628,7 +4270,6 @@
                 <w:rFonts w:ascii="Latha" w:hAnsi="Latha" w:cs="Latha"/>
                 <w:b/>
                 <w:bCs/>
-                <w:color w:val="EE0000"/>
                 <w:position w:val="-12"/>
                 <w:sz w:val="28"/>
                 <w:szCs w:val="28"/>
@@ -4640,7 +4281,6 @@
             <w:r>
               <w:rPr>
                 <w:rFonts w:ascii="Latha" w:hAnsi="Latha" w:cs="Latha"/>
-                <w:color w:val="EE0000"/>
                 <w:sz w:val="28"/>
                 <w:szCs w:val="28"/>
                 <w:cs/>
@@ -4652,19 +4292,17 @@
               <w:rPr>
                 <w:rFonts w:ascii="BRH Tamil Tab Extra" w:hAnsi="BRH Tamil Tab Extra" w:cs="Latha"/>
                 <w:b/>
-                <w:color w:val="EE0000"/>
-                <w:sz w:val="32"/>
-                <w:szCs w:val="28"/>
-                <w:lang w:val="it-IT" w:bidi="ta-IN"/>
-              </w:rPr>
-              <w:t>…</w:t>
-            </w:r>
-            <w:r>
-              <w:rPr>
-                <w:rFonts w:ascii="Latha" w:hAnsi="Latha" w:cs="Latha"/>
-                <w:b/>
-                <w:bCs/>
-                <w:color w:val="EE0000"/>
+                <w:sz w:val="32"/>
+                <w:szCs w:val="28"/>
+                <w:lang w:val="it-IT" w:bidi="ta-IN"/>
+              </w:rPr>
+              <w:t>…</w:t>
+            </w:r>
+            <w:r>
+              <w:rPr>
+                <w:rFonts w:ascii="Latha" w:hAnsi="Latha" w:cs="Latha"/>
+                <w:b/>
+                <w:bCs/>
                 <w:position w:val="-12"/>
                 <w:sz w:val="28"/>
                 <w:szCs w:val="28"/>
@@ -4676,7 +4314,6 @@
             <w:r>
               <w:rPr>
                 <w:rFonts w:ascii="Latha" w:hAnsi="Latha" w:cs="Latha"/>
-                <w:color w:val="EE0000"/>
                 <w:sz w:val="28"/>
                 <w:szCs w:val="28"/>
                 <w:cs/>
@@ -4687,7 +4324,6 @@
             <w:r>
               <w:rPr>
                 <w:rFonts w:ascii="Latha" w:hAnsi="Latha" w:cs="Latha"/>
-                <w:color w:val="EE0000"/>
                 <w:sz w:val="28"/>
                 <w:szCs w:val="28"/>
                 <w:lang w:val="it-IT" w:bidi="ta-IN"/>
@@ -4709,7 +4345,6 @@
               <w:spacing w:line="252" w:lineRule="auto"/>
               <w:rPr>
                 <w:rFonts w:ascii="BRH Malayalam Extra" w:hAnsi="BRH Malayalam Extra" w:cs="BRH Malayalam Extra"/>
-                <w:color w:val="EE0000"/>
                 <w:sz w:val="40"/>
                 <w:szCs w:val="40"/>
                 <w:lang w:val="it-IT"/>
@@ -4718,7 +4353,6 @@
             <w:r>
               <w:rPr>
                 <w:rFonts w:ascii="Latha" w:hAnsi="Latha" w:cs="Latha"/>
-                <w:color w:val="EE0000"/>
                 <w:sz w:val="28"/>
                 <w:szCs w:val="28"/>
                 <w:cs/>
@@ -4730,17 +4364,15 @@
               <w:rPr>
                 <w:rFonts w:ascii="BRH Tamil Tab Extra" w:hAnsi="BRH Tamil Tab Extra" w:cs="Latha"/>
                 <w:b/>
-                <w:color w:val="EE0000"/>
-                <w:sz w:val="32"/>
-                <w:szCs w:val="28"/>
-                <w:lang w:val="it-IT" w:bidi="ta-IN"/>
-              </w:rPr>
-              <w:t>…</w:t>
-            </w:r>
-            <w:r>
-              <w:rPr>
-                <w:rFonts w:ascii="Latha" w:hAnsi="Latha" w:cs="Latha"/>
-                <w:color w:val="EE0000"/>
+                <w:sz w:val="32"/>
+                <w:szCs w:val="28"/>
+                <w:lang w:val="it-IT" w:bidi="ta-IN"/>
+              </w:rPr>
+              <w:t>…</w:t>
+            </w:r>
+            <w:r>
+              <w:rPr>
+                <w:rFonts w:ascii="Latha" w:hAnsi="Latha" w:cs="Latha"/>
                 <w:sz w:val="28"/>
                 <w:szCs w:val="28"/>
                 <w:cs/>
@@ -4752,19 +4384,17 @@
               <w:rPr>
                 <w:rFonts w:ascii="BRH Tamil Tab Extra" w:hAnsi="BRH Tamil Tab Extra" w:cs="Latha"/>
                 <w:b/>
-                <w:color w:val="EE0000"/>
-                <w:sz w:val="32"/>
-                <w:szCs w:val="28"/>
-                <w:lang w:val="it-IT" w:bidi="ta-IN"/>
-              </w:rPr>
-              <w:t>…</w:t>
-            </w:r>
-            <w:r>
-              <w:rPr>
-                <w:rFonts w:ascii="Latha" w:hAnsi="Latha" w:cs="Latha"/>
-                <w:b/>
-                <w:bCs/>
-                <w:color w:val="EE0000"/>
+                <w:sz w:val="32"/>
+                <w:szCs w:val="28"/>
+                <w:lang w:val="it-IT" w:bidi="ta-IN"/>
+              </w:rPr>
+              <w:t>…</w:t>
+            </w:r>
+            <w:r>
+              <w:rPr>
+                <w:rFonts w:ascii="Latha" w:hAnsi="Latha" w:cs="Latha"/>
+                <w:b/>
+                <w:bCs/>
                 <w:position w:val="-12"/>
                 <w:sz w:val="28"/>
                 <w:szCs w:val="28"/>
@@ -4776,7 +4406,6 @@
             <w:r>
               <w:rPr>
                 <w:rFonts w:ascii="Latha" w:hAnsi="Latha" w:cs="Latha"/>
-                <w:color w:val="EE0000"/>
                 <w:sz w:val="28"/>
                 <w:szCs w:val="28"/>
                 <w:cs/>
@@ -4788,7 +4417,6 @@
               <w:rPr>
                 <w:rFonts w:ascii="BRH Devanagari Extra" w:hAnsi="BRH Devanagari Extra" w:cs="Latha"/>
                 <w:b/>
-                <w:color w:val="EE0000"/>
                 <w:sz w:val="36"/>
                 <w:szCs w:val="28"/>
                 <w:lang w:val="it-IT" w:bidi="ta-IN"/>
@@ -4798,7 +4426,6 @@
             <w:r>
               <w:rPr>
                 <w:rFonts w:ascii="Latha" w:hAnsi="Latha" w:cs="Latha"/>
-                <w:color w:val="EE0000"/>
                 <w:sz w:val="28"/>
                 <w:szCs w:val="28"/>
                 <w:cs/>
@@ -4810,7 +4437,6 @@
               <w:rPr>
                 <w:rFonts w:ascii="BRH Tamil Tab Extra" w:hAnsi="BRH Tamil Tab Extra" w:cs="Latha"/>
                 <w:b/>
-                <w:color w:val="EE0000"/>
                 <w:sz w:val="36"/>
                 <w:szCs w:val="28"/>
                 <w:lang w:val="it-IT" w:bidi="ta-IN"/>
@@ -4820,7 +4446,6 @@
             <w:r>
               <w:rPr>
                 <w:rFonts w:ascii="Latha" w:hAnsi="Latha" w:cs="Latha"/>
-                <w:color w:val="EE0000"/>
                 <w:sz w:val="28"/>
                 <w:szCs w:val="28"/>
                 <w:cs/>
@@ -4833,7 +4458,6 @@
                 <w:rFonts w:ascii="Latha" w:hAnsi="Latha" w:cs="Latha"/>
                 <w:b/>
                 <w:bCs/>
-                <w:color w:val="EE0000"/>
                 <w:position w:val="-12"/>
                 <w:sz w:val="28"/>
                 <w:szCs w:val="28"/>
@@ -4845,7 +4469,6 @@
             <w:r>
               <w:rPr>
                 <w:rFonts w:ascii="Latha" w:hAnsi="Latha" w:cs="Latha"/>
-                <w:color w:val="EE0000"/>
                 <w:sz w:val="28"/>
                 <w:szCs w:val="28"/>
                 <w:highlight w:val="green"/>
@@ -4859,7 +4482,6 @@
                 <w:rFonts w:ascii="Latha" w:hAnsi="Latha" w:cs="Latha"/>
                 <w:b/>
                 <w:bCs/>
-                <w:color w:val="EE0000"/>
                 <w:position w:val="-12"/>
                 <w:sz w:val="28"/>
                 <w:szCs w:val="28"/>
@@ -4872,7 +4494,6 @@
             <w:r>
               <w:rPr>
                 <w:rFonts w:ascii="Latha" w:hAnsi="Latha" w:cs="Latha"/>
-                <w:color w:val="EE0000"/>
                 <w:sz w:val="28"/>
                 <w:szCs w:val="28"/>
                 <w:cs/>
@@ -4883,7 +4504,6 @@
             <w:r>
               <w:rPr>
                 <w:rFonts w:ascii="Latha" w:hAnsi="Latha" w:cs="Latha"/>
-                <w:color w:val="EE0000"/>
                 <w:sz w:val="28"/>
                 <w:szCs w:val="28"/>
                 <w:lang w:val="it-IT" w:bidi="ta-IN"/>
@@ -4893,7 +4513,6 @@
             <w:r>
               <w:rPr>
                 <w:rFonts w:ascii="Latha" w:hAnsi="Latha" w:cs="Latha"/>
-                <w:color w:val="EE0000"/>
                 <w:sz w:val="28"/>
                 <w:szCs w:val="28"/>
                 <w:cs/>
@@ -4905,7 +4524,6 @@
               <w:rPr>
                 <w:rFonts w:ascii="BRH Tamil Tab Extra" w:hAnsi="BRH Tamil Tab Extra" w:cs="Latha"/>
                 <w:b/>
-                <w:color w:val="EE0000"/>
                 <w:sz w:val="36"/>
                 <w:szCs w:val="28"/>
                 <w:lang w:val="it-IT" w:bidi="ta-IN"/>
@@ -4915,7 +4533,6 @@
             <w:r>
               <w:rPr>
                 <w:rFonts w:ascii="Latha" w:hAnsi="Latha" w:cs="Latha"/>
-                <w:color w:val="EE0000"/>
                 <w:sz w:val="28"/>
                 <w:szCs w:val="28"/>
                 <w:cs/>
@@ -4928,7 +4545,6 @@
                 <w:rFonts w:ascii="Latha" w:hAnsi="Latha" w:cs="Latha"/>
                 <w:b/>
                 <w:bCs/>
-                <w:color w:val="EE0000"/>
                 <w:position w:val="-12"/>
                 <w:sz w:val="28"/>
                 <w:szCs w:val="28"/>
@@ -4940,7 +4556,6 @@
             <w:r>
               <w:rPr>
                 <w:rFonts w:ascii="Latha" w:hAnsi="Latha" w:cs="Latha"/>
-                <w:color w:val="EE0000"/>
                 <w:sz w:val="28"/>
                 <w:szCs w:val="28"/>
                 <w:cs/>
@@ -4952,19 +4567,17 @@
               <w:rPr>
                 <w:rFonts w:ascii="BRH Tamil Tab Extra" w:hAnsi="BRH Tamil Tab Extra" w:cs="Latha"/>
                 <w:b/>
-                <w:color w:val="EE0000"/>
-                <w:sz w:val="32"/>
-                <w:szCs w:val="28"/>
-                <w:lang w:val="it-IT" w:bidi="ta-IN"/>
-              </w:rPr>
-              <w:t>…</w:t>
-            </w:r>
-            <w:r>
-              <w:rPr>
-                <w:rFonts w:ascii="Latha" w:hAnsi="Latha" w:cs="Latha"/>
-                <w:b/>
-                <w:bCs/>
-                <w:color w:val="EE0000"/>
+                <w:sz w:val="32"/>
+                <w:szCs w:val="28"/>
+                <w:lang w:val="it-IT" w:bidi="ta-IN"/>
+              </w:rPr>
+              <w:t>…</w:t>
+            </w:r>
+            <w:r>
+              <w:rPr>
+                <w:rFonts w:ascii="Latha" w:hAnsi="Latha" w:cs="Latha"/>
+                <w:b/>
+                <w:bCs/>
                 <w:position w:val="-12"/>
                 <w:sz w:val="28"/>
                 <w:szCs w:val="28"/>
@@ -4976,7 +4589,6 @@
             <w:r>
               <w:rPr>
                 <w:rFonts w:ascii="Latha" w:hAnsi="Latha" w:cs="Latha"/>
-                <w:color w:val="EE0000"/>
                 <w:sz w:val="28"/>
                 <w:szCs w:val="28"/>
                 <w:cs/>
@@ -4987,7 +4599,6 @@
             <w:r>
               <w:rPr>
                 <w:rFonts w:ascii="Latha" w:hAnsi="Latha" w:cs="Latha"/>
-                <w:color w:val="EE0000"/>
                 <w:sz w:val="28"/>
                 <w:szCs w:val="28"/>
                 <w:lang w:val="it-IT" w:bidi="ta-IN"/>
@@ -5031,27 +4642,7 @@
                 <w:szCs w:val="32"/>
                 <w:lang w:val="en-IN" w:eastAsia="en-IN" w:bidi="ml-IN"/>
               </w:rPr>
-              <w:t>T.S.1.7.</w:t>
-            </w:r>
-            <w:r>
-              <w:rPr>
-                <w:rFonts w:eastAsia="Times New Roman" w:cs="Arial"/>
-                <w:b/>
-                <w:sz w:val="32"/>
-                <w:szCs w:val="32"/>
-                <w:lang w:val="en-IN" w:eastAsia="en-IN" w:bidi="ml-IN"/>
-              </w:rPr>
-              <w:t>6.7</w:t>
-            </w:r>
-            <w:r>
-              <w:rPr>
-                <w:rFonts w:eastAsia="Times New Roman" w:cs="Arial"/>
-                <w:b/>
-                <w:sz w:val="32"/>
-                <w:szCs w:val="32"/>
-                <w:lang w:val="en-IN" w:eastAsia="en-IN" w:bidi="ml-IN"/>
-              </w:rPr>
-              <w:t xml:space="preserve"> - Kramam</w:t>
+              <w:t>T.S.1.7.6.7 - Kramam</w:t>
             </w:r>
           </w:p>
           <w:p>
@@ -5079,18 +4670,7 @@
                 <w:szCs w:val="36"/>
                 <w:lang w:bidi="ml-IN"/>
               </w:rPr>
-              <w:t xml:space="preserve">Krama Vaakyam No. </w:t>
-            </w:r>
-            <w:r>
-              <w:rPr>
-                <w:rFonts w:cs="Arial"/>
-                <w:b/>
-                <w:bCs/>
-                <w:sz w:val="28"/>
-                <w:szCs w:val="36"/>
-                <w:lang w:bidi="ml-IN"/>
-              </w:rPr>
-              <w:t>51</w:t>
+              <w:t>Krama Vaakyam No. 51</w:t>
             </w:r>
           </w:p>
           <w:p>
@@ -5119,18 +4699,7 @@
                 <w:szCs w:val="36"/>
                 <w:lang w:bidi="ml-IN"/>
               </w:rPr>
-              <w:t xml:space="preserve">Panchaati No. </w:t>
-            </w:r>
-            <w:r>
-              <w:rPr>
-                <w:rFonts w:cs="Arial"/>
-                <w:b/>
-                <w:bCs/>
-                <w:sz w:val="28"/>
-                <w:szCs w:val="36"/>
-                <w:lang w:bidi="ml-IN"/>
-              </w:rPr>
-              <w:t>31</w:t>
+              <w:t>Panchaati No. 31</w:t>
             </w:r>
           </w:p>
         </w:tc>
@@ -5146,7 +4715,6 @@
               <w:spacing w:line="252" w:lineRule="auto"/>
               <w:rPr>
                 <w:rFonts w:ascii="BRH Malayalam Extra" w:hAnsi="BRH Malayalam Extra" w:cs="BRH Malayalam Extra"/>
-                <w:color w:val="000000"/>
                 <w:sz w:val="40"/>
                 <w:szCs w:val="40"/>
               </w:rPr>
@@ -5466,7 +5034,6 @@
               <w:spacing w:line="252" w:lineRule="auto"/>
               <w:rPr>
                 <w:rFonts w:ascii="BRH Malayalam Extra" w:hAnsi="BRH Malayalam Extra" w:cs="BRH Malayalam Extra"/>
-                <w:color w:val="000000"/>
                 <w:sz w:val="40"/>
                 <w:szCs w:val="40"/>
               </w:rPr>
@@ -5542,17 +5109,7 @@
                 <w:cs/>
                 <w:lang w:bidi="ta-IN"/>
               </w:rPr>
-              <w:t>ரித்</w:t>
-            </w:r>
-            <w:r>
-              <w:rPr>
-                <w:rFonts w:ascii="Latha" w:hAnsi="Latha" w:cs="Latha"/>
-                <w:sz w:val="28"/>
-                <w:szCs w:val="28"/>
-                <w:cs/>
-                <w:lang w:bidi="ta-IN"/>
-              </w:rPr>
-              <w:t>யா</w:t>
+              <w:t>ரித்யா</w:t>
             </w:r>
             <w:r>
               <w:rPr>
@@ -5806,7 +5363,6 @@
               <w:rPr>
                 <w:rFonts w:eastAsia="Times New Roman" w:cs="Arial"/>
                 <w:b/>
-                <w:color w:val="EE0000"/>
                 <w:sz w:val="32"/>
                 <w:szCs w:val="32"/>
                 <w:lang w:val="en-IN" w:eastAsia="en-IN" w:bidi="ml-IN"/>
@@ -5816,7 +5372,6 @@
               <w:rPr>
                 <w:rFonts w:eastAsia="Times New Roman" w:cs="Arial"/>
                 <w:b/>
-                <w:color w:val="EE0000"/>
                 <w:sz w:val="32"/>
                 <w:szCs w:val="32"/>
                 <w:lang w:val="en-IN" w:eastAsia="en-IN" w:bidi="ml-IN"/>
@@ -5835,7 +5390,6 @@
                 <w:rFonts w:cs="Arial"/>
                 <w:b/>
                 <w:bCs/>
-                <w:color w:val="EE0000"/>
                 <w:sz w:val="28"/>
                 <w:szCs w:val="36"/>
                 <w:lang w:val="en-IN" w:bidi="ml-IN"/>
@@ -5846,7 +5400,6 @@
                 <w:rFonts w:cs="Arial"/>
                 <w:b/>
                 <w:bCs/>
-                <w:color w:val="EE0000"/>
                 <w:sz w:val="28"/>
                 <w:szCs w:val="36"/>
                 <w:lang w:val="en-IN" w:bidi="ml-IN"/>
@@ -5867,7 +5420,6 @@
               <w:rPr>
                 <w:rFonts w:eastAsia="Times New Roman" w:cs="Arial"/>
                 <w:b/>
-                <w:color w:val="EE0000"/>
                 <w:sz w:val="32"/>
                 <w:szCs w:val="32"/>
                 <w:lang w:val="it-IT" w:eastAsia="en-IN" w:bidi="ml-IN"/>
@@ -5878,7 +5430,6 @@
                 <w:rFonts w:cs="Arial"/>
                 <w:b/>
                 <w:bCs/>
-                <w:color w:val="EE0000"/>
                 <w:sz w:val="28"/>
                 <w:szCs w:val="36"/>
                 <w:lang w:val="it-IT" w:bidi="ml-IN"/>
@@ -5900,7 +5451,6 @@
               <w:spacing w:before="0" w:line="252" w:lineRule="auto"/>
               <w:rPr>
                 <w:rFonts w:ascii="BRH Malayalam Extra" w:hAnsi="BRH Malayalam Extra" w:cs="BRH Malayalam Extra"/>
-                <w:color w:val="EE0000"/>
                 <w:sz w:val="40"/>
                 <w:szCs w:val="40"/>
                 <w:lang w:val="it-IT"/>
@@ -5909,7 +5459,6 @@
             <w:r>
               <w:rPr>
                 <w:rFonts w:ascii="Latha" w:hAnsi="Latha" w:cs="Latha"/>
-                <w:color w:val="EE0000"/>
                 <w:sz w:val="28"/>
                 <w:szCs w:val="28"/>
                 <w:cs/>
@@ -5921,17 +5470,15 @@
               <w:rPr>
                 <w:rFonts w:ascii="BRH Tamil Tab Extra" w:hAnsi="BRH Tamil Tab Extra" w:cs="Latha"/>
                 <w:b/>
-                <w:color w:val="EE0000"/>
-                <w:sz w:val="32"/>
-                <w:szCs w:val="28"/>
-                <w:lang w:val="it-IT" w:bidi="ta-IN"/>
-              </w:rPr>
-              <w:t>…</w:t>
-            </w:r>
-            <w:r>
-              <w:rPr>
-                <w:rFonts w:ascii="Latha" w:hAnsi="Latha" w:cs="Latha"/>
-                <w:color w:val="EE0000"/>
+                <w:sz w:val="32"/>
+                <w:szCs w:val="28"/>
+                <w:lang w:val="it-IT" w:bidi="ta-IN"/>
+              </w:rPr>
+              <w:t>…</w:t>
+            </w:r>
+            <w:r>
+              <w:rPr>
+                <w:rFonts w:ascii="Latha" w:hAnsi="Latha" w:cs="Latha"/>
                 <w:sz w:val="28"/>
                 <w:szCs w:val="28"/>
                 <w:cs/>
@@ -5943,7 +5490,6 @@
               <w:rPr>
                 <w:rFonts w:ascii="BRH Tamil Tab Extra" w:hAnsi="BRH Tamil Tab Extra" w:cs="Latha"/>
                 <w:b/>
-                <w:color w:val="EE0000"/>
                 <w:sz w:val="36"/>
                 <w:szCs w:val="28"/>
                 <w:lang w:val="it-IT" w:bidi="ta-IN"/>
@@ -5955,7 +5501,6 @@
                 <w:rFonts w:ascii="Latha" w:hAnsi="Latha" w:cs="Latha"/>
                 <w:b/>
                 <w:bCs/>
-                <w:color w:val="EE0000"/>
                 <w:position w:val="-12"/>
                 <w:sz w:val="28"/>
                 <w:szCs w:val="28"/>
@@ -5967,7 +5512,6 @@
             <w:r>
               <w:rPr>
                 <w:rFonts w:ascii="Latha" w:hAnsi="Latha" w:cs="Latha"/>
-                <w:color w:val="EE0000"/>
                 <w:sz w:val="28"/>
                 <w:szCs w:val="28"/>
                 <w:cs/>
@@ -5980,7 +5524,6 @@
                 <w:rFonts w:ascii="Latha" w:hAnsi="Latha" w:cs="Latha"/>
                 <w:b/>
                 <w:bCs/>
-                <w:color w:val="EE0000"/>
                 <w:position w:val="-12"/>
                 <w:sz w:val="28"/>
                 <w:szCs w:val="28"/>
@@ -5992,7 +5535,6 @@
             <w:r>
               <w:rPr>
                 <w:rFonts w:ascii="Latha" w:hAnsi="Latha" w:cs="Latha"/>
-                <w:color w:val="EE0000"/>
                 <w:sz w:val="28"/>
                 <w:szCs w:val="28"/>
                 <w:cs/>
@@ -6005,7 +5547,6 @@
                 <w:rFonts w:ascii="Latha" w:hAnsi="Latha" w:cs="Latha"/>
                 <w:b/>
                 <w:bCs/>
-                <w:color w:val="EE0000"/>
                 <w:position w:val="-12"/>
                 <w:sz w:val="28"/>
                 <w:szCs w:val="28"/>
@@ -6017,7 +5558,6 @@
             <w:r>
               <w:rPr>
                 <w:rFonts w:ascii="Latha" w:hAnsi="Latha" w:cs="Latha"/>
-                <w:color w:val="EE0000"/>
                 <w:sz w:val="28"/>
                 <w:szCs w:val="28"/>
                 <w:cs/>
@@ -6029,17 +5569,15 @@
               <w:rPr>
                 <w:rFonts w:ascii="BRH Tamil Tab Extra" w:hAnsi="BRH Tamil Tab Extra" w:cs="Latha"/>
                 <w:b/>
-                <w:color w:val="EE0000"/>
-                <w:sz w:val="32"/>
-                <w:szCs w:val="28"/>
-                <w:lang w:val="it-IT" w:bidi="ta-IN"/>
-              </w:rPr>
-              <w:t>…</w:t>
-            </w:r>
-            <w:r>
-              <w:rPr>
-                <w:rFonts w:ascii="Latha" w:hAnsi="Latha" w:cs="Latha"/>
-                <w:color w:val="EE0000"/>
+                <w:sz w:val="32"/>
+                <w:szCs w:val="28"/>
+                <w:lang w:val="it-IT" w:bidi="ta-IN"/>
+              </w:rPr>
+              <w:t>…</w:t>
+            </w:r>
+            <w:r>
+              <w:rPr>
+                <w:rFonts w:ascii="Latha" w:hAnsi="Latha" w:cs="Latha"/>
                 <w:sz w:val="28"/>
                 <w:szCs w:val="28"/>
                 <w:cs/>
@@ -6051,7 +5589,6 @@
               <w:rPr>
                 <w:rFonts w:ascii="BRH Tamil Tab Extra" w:hAnsi="BRH Tamil Tab Extra" w:cs="Latha"/>
                 <w:b/>
-                <w:color w:val="EE0000"/>
                 <w:sz w:val="36"/>
                 <w:szCs w:val="28"/>
                 <w:lang w:val="it-IT" w:bidi="ta-IN"/>
@@ -6061,7 +5598,6 @@
             <w:r>
               <w:rPr>
                 <w:rFonts w:ascii="Latha" w:hAnsi="Latha" w:cs="Latha"/>
-                <w:color w:val="EE0000"/>
                 <w:sz w:val="28"/>
                 <w:szCs w:val="28"/>
                 <w:lang w:val="it-IT" w:bidi="ta-IN"/>
@@ -6071,7 +5607,6 @@
             <w:r>
               <w:rPr>
                 <w:rFonts w:ascii="Latha" w:hAnsi="Latha" w:cs="Latha"/>
-                <w:color w:val="EE0000"/>
                 <w:sz w:val="28"/>
                 <w:szCs w:val="28"/>
                 <w:cs/>
@@ -6082,7 +5617,6 @@
             <w:r>
               <w:rPr>
                 <w:rFonts w:ascii="Latha" w:hAnsi="Latha" w:cs="Latha"/>
-                <w:color w:val="EE0000"/>
                 <w:sz w:val="28"/>
                 <w:szCs w:val="28"/>
                 <w:lang w:val="it-IT" w:bidi="ta-IN"/>
@@ -6092,7 +5626,6 @@
             <w:r>
               <w:rPr>
                 <w:rFonts w:ascii="Latha" w:hAnsi="Latha" w:cs="Latha"/>
-                <w:color w:val="EE0000"/>
                 <w:sz w:val="28"/>
                 <w:szCs w:val="28"/>
                 <w:cs/>
@@ -6104,7 +5637,6 @@
               <w:rPr>
                 <w:rFonts w:ascii="BRH Tamil Tab Extra" w:hAnsi="BRH Tamil Tab Extra" w:cs="Latha"/>
                 <w:b/>
-                <w:color w:val="EE0000"/>
                 <w:sz w:val="36"/>
                 <w:szCs w:val="28"/>
                 <w:lang w:val="it-IT" w:bidi="ta-IN"/>
@@ -6116,7 +5648,6 @@
                 <w:rFonts w:ascii="Latha" w:hAnsi="Latha" w:cs="Latha"/>
                 <w:b/>
                 <w:bCs/>
-                <w:color w:val="EE0000"/>
                 <w:position w:val="-12"/>
                 <w:sz w:val="28"/>
                 <w:szCs w:val="28"/>
@@ -6129,7 +5660,6 @@
             <w:r>
               <w:rPr>
                 <w:rFonts w:ascii="Latha" w:hAnsi="Latha" w:cs="Latha"/>
-                <w:color w:val="EE0000"/>
                 <w:sz w:val="28"/>
                 <w:szCs w:val="28"/>
                 <w:cs/>
@@ -6142,7 +5672,6 @@
                 <w:rFonts w:ascii="Latha" w:hAnsi="Latha" w:cs="Latha"/>
                 <w:b/>
                 <w:bCs/>
-                <w:color w:val="EE0000"/>
                 <w:position w:val="-12"/>
                 <w:sz w:val="28"/>
                 <w:szCs w:val="28"/>
@@ -6154,7 +5683,6 @@
             <w:r>
               <w:rPr>
                 <w:rFonts w:ascii="Latha" w:hAnsi="Latha" w:cs="Latha"/>
-                <w:color w:val="EE0000"/>
                 <w:sz w:val="28"/>
                 <w:szCs w:val="28"/>
                 <w:cs/>
@@ -6167,7 +5695,6 @@
                 <w:rFonts w:ascii="Latha" w:hAnsi="Latha" w:cs="Latha"/>
                 <w:b/>
                 <w:bCs/>
-                <w:color w:val="EE0000"/>
                 <w:position w:val="-12"/>
                 <w:sz w:val="28"/>
                 <w:szCs w:val="28"/>
@@ -6179,7 +5706,6 @@
             <w:r>
               <w:rPr>
                 <w:rFonts w:ascii="Latha" w:hAnsi="Latha" w:cs="Latha"/>
-                <w:color w:val="EE0000"/>
                 <w:sz w:val="28"/>
                 <w:szCs w:val="28"/>
                 <w:cs/>
@@ -6190,7 +5716,6 @@
             <w:r>
               <w:rPr>
                 <w:rFonts w:ascii="Latha" w:hAnsi="Latha" w:cs="Latha"/>
-                <w:color w:val="EE0000"/>
                 <w:sz w:val="28"/>
                 <w:szCs w:val="28"/>
                 <w:lang w:val="it-IT" w:bidi="ta-IN"/>
@@ -6212,7 +5737,6 @@
               <w:spacing w:before="0" w:line="252" w:lineRule="auto"/>
               <w:rPr>
                 <w:rFonts w:ascii="BRH Malayalam Extra" w:hAnsi="BRH Malayalam Extra" w:cs="BRH Malayalam Extra"/>
-                <w:color w:val="EE0000"/>
                 <w:sz w:val="40"/>
                 <w:szCs w:val="40"/>
                 <w:lang w:val="it-IT"/>
@@ -6221,7 +5745,6 @@
             <w:r>
               <w:rPr>
                 <w:rFonts w:ascii="Latha" w:hAnsi="Latha" w:cs="Latha"/>
-                <w:color w:val="EE0000"/>
                 <w:sz w:val="28"/>
                 <w:szCs w:val="28"/>
                 <w:cs/>
@@ -6233,17 +5756,15 @@
               <w:rPr>
                 <w:rFonts w:ascii="BRH Tamil Tab Extra" w:hAnsi="BRH Tamil Tab Extra" w:cs="Latha"/>
                 <w:b/>
-                <w:color w:val="EE0000"/>
-                <w:sz w:val="32"/>
-                <w:szCs w:val="28"/>
-                <w:lang w:val="it-IT" w:bidi="ta-IN"/>
-              </w:rPr>
-              <w:t>…</w:t>
-            </w:r>
-            <w:r>
-              <w:rPr>
-                <w:rFonts w:ascii="Latha" w:hAnsi="Latha" w:cs="Latha"/>
-                <w:color w:val="EE0000"/>
+                <w:sz w:val="32"/>
+                <w:szCs w:val="28"/>
+                <w:lang w:val="it-IT" w:bidi="ta-IN"/>
+              </w:rPr>
+              <w:t>…</w:t>
+            </w:r>
+            <w:r>
+              <w:rPr>
+                <w:rFonts w:ascii="Latha" w:hAnsi="Latha" w:cs="Latha"/>
                 <w:sz w:val="28"/>
                 <w:szCs w:val="28"/>
                 <w:cs/>
@@ -6255,7 +5776,6 @@
               <w:rPr>
                 <w:rFonts w:ascii="BRH Tamil Tab Extra" w:hAnsi="BRH Tamil Tab Extra" w:cs="Latha"/>
                 <w:b/>
-                <w:color w:val="EE0000"/>
                 <w:sz w:val="36"/>
                 <w:szCs w:val="28"/>
                 <w:lang w:val="it-IT" w:bidi="ta-IN"/>
@@ -6267,7 +5787,6 @@
                 <w:rFonts w:ascii="Latha" w:hAnsi="Latha" w:cs="Latha"/>
                 <w:b/>
                 <w:bCs/>
-                <w:color w:val="EE0000"/>
                 <w:position w:val="-12"/>
                 <w:sz w:val="28"/>
                 <w:szCs w:val="28"/>
@@ -6279,7 +5798,6 @@
             <w:r>
               <w:rPr>
                 <w:rFonts w:ascii="Latha" w:hAnsi="Latha" w:cs="Latha"/>
-                <w:color w:val="EE0000"/>
                 <w:sz w:val="28"/>
                 <w:szCs w:val="28"/>
                 <w:cs/>
@@ -6292,7 +5810,6 @@
                 <w:rFonts w:ascii="Latha" w:hAnsi="Latha" w:cs="Latha"/>
                 <w:b/>
                 <w:bCs/>
-                <w:color w:val="EE0000"/>
                 <w:position w:val="-12"/>
                 <w:sz w:val="28"/>
                 <w:szCs w:val="28"/>
@@ -6304,7 +5821,6 @@
             <w:r>
               <w:rPr>
                 <w:rFonts w:ascii="Latha" w:hAnsi="Latha" w:cs="Latha"/>
-                <w:color w:val="EE0000"/>
                 <w:sz w:val="28"/>
                 <w:szCs w:val="28"/>
                 <w:cs/>
@@ -6317,7 +5833,6 @@
                 <w:rFonts w:ascii="Latha" w:hAnsi="Latha" w:cs="Latha"/>
                 <w:b/>
                 <w:bCs/>
-                <w:color w:val="EE0000"/>
                 <w:position w:val="-12"/>
                 <w:sz w:val="28"/>
                 <w:szCs w:val="28"/>
@@ -6329,7 +5844,6 @@
             <w:r>
               <w:rPr>
                 <w:rFonts w:ascii="Latha" w:hAnsi="Latha" w:cs="Latha"/>
-                <w:color w:val="EE0000"/>
                 <w:sz w:val="28"/>
                 <w:szCs w:val="28"/>
                 <w:cs/>
@@ -6341,17 +5855,15 @@
               <w:rPr>
                 <w:rFonts w:ascii="BRH Tamil Tab Extra" w:hAnsi="BRH Tamil Tab Extra" w:cs="Latha"/>
                 <w:b/>
-                <w:color w:val="EE0000"/>
-                <w:sz w:val="32"/>
-                <w:szCs w:val="28"/>
-                <w:lang w:val="it-IT" w:bidi="ta-IN"/>
-              </w:rPr>
-              <w:t>…</w:t>
-            </w:r>
-            <w:r>
-              <w:rPr>
-                <w:rFonts w:ascii="Latha" w:hAnsi="Latha" w:cs="Latha"/>
-                <w:color w:val="EE0000"/>
+                <w:sz w:val="32"/>
+                <w:szCs w:val="28"/>
+                <w:lang w:val="it-IT" w:bidi="ta-IN"/>
+              </w:rPr>
+              <w:t>…</w:t>
+            </w:r>
+            <w:r>
+              <w:rPr>
+                <w:rFonts w:ascii="Latha" w:hAnsi="Latha" w:cs="Latha"/>
                 <w:sz w:val="28"/>
                 <w:szCs w:val="28"/>
                 <w:cs/>
@@ -6363,7 +5875,6 @@
               <w:rPr>
                 <w:rFonts w:ascii="BRH Tamil Tab Extra" w:hAnsi="BRH Tamil Tab Extra" w:cs="Latha"/>
                 <w:b/>
-                <w:color w:val="EE0000"/>
                 <w:sz w:val="36"/>
                 <w:szCs w:val="28"/>
                 <w:lang w:val="it-IT" w:bidi="ta-IN"/>
@@ -6373,7 +5884,6 @@
             <w:r>
               <w:rPr>
                 <w:rFonts w:ascii="Latha" w:hAnsi="Latha" w:cs="Latha"/>
-                <w:color w:val="EE0000"/>
                 <w:sz w:val="28"/>
                 <w:szCs w:val="28"/>
                 <w:lang w:val="it-IT" w:bidi="ta-IN"/>
@@ -6383,7 +5893,6 @@
             <w:r>
               <w:rPr>
                 <w:rFonts w:ascii="Latha" w:hAnsi="Latha" w:cs="Latha"/>
-                <w:color w:val="EE0000"/>
                 <w:sz w:val="28"/>
                 <w:szCs w:val="28"/>
                 <w:cs/>
@@ -6394,7 +5903,6 @@
             <w:r>
               <w:rPr>
                 <w:rFonts w:ascii="Latha" w:hAnsi="Latha" w:cs="Latha"/>
-                <w:color w:val="EE0000"/>
                 <w:sz w:val="28"/>
                 <w:szCs w:val="28"/>
                 <w:lang w:val="it-IT" w:bidi="ta-IN"/>
@@ -6404,7 +5912,6 @@
             <w:r>
               <w:rPr>
                 <w:rFonts w:ascii="Latha" w:hAnsi="Latha" w:cs="Latha"/>
-                <w:color w:val="EE0000"/>
                 <w:sz w:val="28"/>
                 <w:szCs w:val="28"/>
                 <w:cs/>
@@ -6416,7 +5923,6 @@
               <w:rPr>
                 <w:rFonts w:ascii="BRH Tamil Tab Extra" w:hAnsi="BRH Tamil Tab Extra" w:cs="Latha"/>
                 <w:b/>
-                <w:color w:val="EE0000"/>
                 <w:sz w:val="36"/>
                 <w:szCs w:val="28"/>
                 <w:highlight w:val="green"/>
@@ -6429,7 +5935,6 @@
                 <w:rFonts w:ascii="Latha" w:hAnsi="Latha" w:cs="Latha"/>
                 <w:b/>
                 <w:bCs/>
-                <w:color w:val="EE0000"/>
                 <w:position w:val="-12"/>
                 <w:sz w:val="28"/>
                 <w:szCs w:val="28"/>
@@ -6441,7 +5946,6 @@
             <w:r>
               <w:rPr>
                 <w:rFonts w:ascii="Latha" w:hAnsi="Latha" w:cs="Latha"/>
-                <w:color w:val="EE0000"/>
                 <w:sz w:val="28"/>
                 <w:szCs w:val="28"/>
                 <w:cs/>
@@ -6454,7 +5958,6 @@
                 <w:rFonts w:ascii="Latha" w:hAnsi="Latha" w:cs="Latha"/>
                 <w:b/>
                 <w:bCs/>
-                <w:color w:val="EE0000"/>
                 <w:position w:val="-12"/>
                 <w:sz w:val="28"/>
                 <w:szCs w:val="28"/>
@@ -6466,7 +5969,6 @@
             <w:r>
               <w:rPr>
                 <w:rFonts w:ascii="Latha" w:hAnsi="Latha" w:cs="Latha"/>
-                <w:color w:val="EE0000"/>
                 <w:sz w:val="28"/>
                 <w:szCs w:val="28"/>
                 <w:cs/>
@@ -6479,7 +5981,6 @@
                 <w:rFonts w:ascii="Latha" w:hAnsi="Latha" w:cs="Latha"/>
                 <w:b/>
                 <w:bCs/>
-                <w:color w:val="EE0000"/>
                 <w:position w:val="-12"/>
                 <w:sz w:val="28"/>
                 <w:szCs w:val="28"/>
@@ -6491,7 +5992,6 @@
             <w:r>
               <w:rPr>
                 <w:rFonts w:ascii="Latha" w:hAnsi="Latha" w:cs="Latha"/>
-                <w:color w:val="EE0000"/>
                 <w:sz w:val="28"/>
                 <w:szCs w:val="28"/>
                 <w:cs/>
@@ -6502,7 +6002,6 @@
             <w:r>
               <w:rPr>
                 <w:rFonts w:ascii="Latha" w:hAnsi="Latha" w:cs="Latha"/>
-                <w:color w:val="EE0000"/>
                 <w:sz w:val="28"/>
                 <w:szCs w:val="28"/>
                 <w:lang w:val="it-IT" w:bidi="ta-IN"/>
@@ -6546,27 +6045,7 @@
                 <w:szCs w:val="32"/>
                 <w:lang w:val="en-IN" w:eastAsia="en-IN" w:bidi="ml-IN"/>
               </w:rPr>
-              <w:t>T.S.1.7.</w:t>
-            </w:r>
-            <w:r>
-              <w:rPr>
-                <w:rFonts w:eastAsia="Times New Roman" w:cs="Arial"/>
-                <w:b/>
-                <w:sz w:val="32"/>
-                <w:szCs w:val="32"/>
-                <w:lang w:val="en-IN" w:eastAsia="en-IN" w:bidi="ml-IN"/>
-              </w:rPr>
-              <w:t>10.2</w:t>
-            </w:r>
-            <w:r>
-              <w:rPr>
-                <w:rFonts w:eastAsia="Times New Roman" w:cs="Arial"/>
-                <w:b/>
-                <w:sz w:val="32"/>
-                <w:szCs w:val="32"/>
-                <w:lang w:val="en-IN" w:eastAsia="en-IN" w:bidi="ml-IN"/>
-              </w:rPr>
-              <w:t xml:space="preserve"> - Kramam</w:t>
+              <w:t>T.S.1.7.10.2 - Kramam</w:t>
             </w:r>
           </w:p>
           <w:p>
@@ -6624,18 +6103,7 @@
                 <w:szCs w:val="36"/>
                 <w:lang w:val="it-IT" w:bidi="ml-IN"/>
               </w:rPr>
-              <w:t>Panchaati No. 4</w:t>
-            </w:r>
-            <w:r>
-              <w:rPr>
-                <w:rFonts w:cs="Arial"/>
-                <w:b/>
-                <w:bCs/>
-                <w:sz w:val="28"/>
-                <w:szCs w:val="36"/>
-                <w:lang w:val="it-IT" w:bidi="ml-IN"/>
-              </w:rPr>
-              <w:t>1</w:t>
+              <w:t>Panchaati No. 41</w:t>
             </w:r>
           </w:p>
         </w:tc>
@@ -7179,28 +6647,7 @@
                 <w:szCs w:val="32"/>
                 <w:lang w:val="en-IN" w:eastAsia="en-IN" w:bidi="ml-IN"/>
               </w:rPr>
-              <w:lastRenderedPageBreak/>
-              <w:t>T.S.1.7.</w:t>
-            </w:r>
-            <w:r>
-              <w:rPr>
-                <w:rFonts w:eastAsia="Times New Roman" w:cs="Arial"/>
-                <w:b/>
-                <w:sz w:val="32"/>
-                <w:szCs w:val="32"/>
-                <w:lang w:val="en-IN" w:eastAsia="en-IN" w:bidi="ml-IN"/>
-              </w:rPr>
-              <w:t>11.2</w:t>
-            </w:r>
-            <w:r>
-              <w:rPr>
-                <w:rFonts w:eastAsia="Times New Roman" w:cs="Arial"/>
-                <w:b/>
-                <w:sz w:val="32"/>
-                <w:szCs w:val="32"/>
-                <w:lang w:val="en-IN" w:eastAsia="en-IN" w:bidi="ml-IN"/>
-              </w:rPr>
-              <w:t xml:space="preserve"> - Kramam</w:t>
+              <w:t>T.S.1.7.11.2 - Kramam</w:t>
             </w:r>
           </w:p>
           <w:p>
@@ -7258,18 +6705,7 @@
                 <w:szCs w:val="36"/>
                 <w:lang w:val="it-IT" w:bidi="ml-IN"/>
               </w:rPr>
-              <w:t>Panchaati No. 4</w:t>
-            </w:r>
-            <w:r>
-              <w:rPr>
-                <w:rFonts w:cs="Arial"/>
-                <w:b/>
-                <w:bCs/>
-                <w:sz w:val="28"/>
-                <w:szCs w:val="36"/>
-                <w:lang w:val="it-IT" w:bidi="ml-IN"/>
-              </w:rPr>
-              <w:t>4</w:t>
+              <w:t>Panchaati No. 44</w:t>
             </w:r>
           </w:p>
         </w:tc>
@@ -7695,7 +7131,6 @@
               <w:rPr>
                 <w:rFonts w:eastAsia="Times New Roman" w:cs="Arial"/>
                 <w:b/>
-                <w:color w:val="EE0000"/>
                 <w:sz w:val="32"/>
                 <w:szCs w:val="32"/>
                 <w:lang w:val="en-IN" w:eastAsia="en-IN" w:bidi="ml-IN"/>
@@ -7705,11 +7140,11 @@
               <w:rPr>
                 <w:rFonts w:eastAsia="Times New Roman" w:cs="Arial"/>
                 <w:b/>
-                <w:color w:val="EE0000"/>
                 <w:sz w:val="32"/>
                 <w:szCs w:val="32"/>
                 <w:lang w:val="en-IN" w:eastAsia="en-IN" w:bidi="ml-IN"/>
               </w:rPr>
+              <w:lastRenderedPageBreak/>
               <w:t>T.S.1.7.13.2 - Kramam</w:t>
             </w:r>
           </w:p>
@@ -7724,7 +7159,6 @@
                 <w:rFonts w:cs="Arial"/>
                 <w:b/>
                 <w:bCs/>
-                <w:color w:val="EE0000"/>
                 <w:sz w:val="28"/>
                 <w:szCs w:val="36"/>
                 <w:lang w:val="en-IN" w:bidi="ml-IN"/>
@@ -7735,7 +7169,6 @@
                 <w:rFonts w:cs="Arial"/>
                 <w:b/>
                 <w:bCs/>
-                <w:color w:val="EE0000"/>
                 <w:sz w:val="28"/>
                 <w:szCs w:val="36"/>
                 <w:lang w:val="en-IN" w:bidi="ml-IN"/>
@@ -7756,7 +7189,6 @@
               <w:rPr>
                 <w:rFonts w:eastAsia="Times New Roman" w:cs="Arial"/>
                 <w:b/>
-                <w:color w:val="EE0000"/>
                 <w:sz w:val="32"/>
                 <w:szCs w:val="32"/>
                 <w:lang w:val="it-IT" w:eastAsia="en-IN" w:bidi="ml-IN"/>
@@ -7767,7 +7199,6 @@
                 <w:rFonts w:cs="Arial"/>
                 <w:b/>
                 <w:bCs/>
-                <w:color w:val="EE0000"/>
                 <w:sz w:val="28"/>
                 <w:szCs w:val="36"/>
                 <w:lang w:val="it-IT" w:bidi="ml-IN"/>
@@ -7789,7 +7220,6 @@
               <w:spacing w:line="252" w:lineRule="auto"/>
               <w:rPr>
                 <w:rFonts w:ascii="BRH Malayalam Extra" w:hAnsi="BRH Malayalam Extra" w:cs="BRH Malayalam Extra"/>
-                <w:color w:val="EE0000"/>
                 <w:sz w:val="40"/>
                 <w:szCs w:val="40"/>
                 <w:lang w:val="it-IT"/>
@@ -7798,7 +7228,6 @@
             <w:r>
               <w:rPr>
                 <w:rFonts w:ascii="Latha" w:hAnsi="Latha" w:cs="Latha"/>
-                <w:color w:val="EE0000"/>
                 <w:sz w:val="28"/>
                 <w:szCs w:val="28"/>
                 <w:cs/>
@@ -7810,17 +7239,15 @@
               <w:rPr>
                 <w:rFonts w:ascii="BRH Tamil Tab Extra" w:hAnsi="BRH Tamil Tab Extra" w:cs="Latha"/>
                 <w:b/>
-                <w:color w:val="EE0000"/>
-                <w:sz w:val="32"/>
-                <w:szCs w:val="28"/>
-                <w:lang w:val="it-IT" w:bidi="ta-IN"/>
-              </w:rPr>
-              <w:t>…</w:t>
-            </w:r>
-            <w:r>
-              <w:rPr>
-                <w:rFonts w:ascii="Latha" w:hAnsi="Latha" w:cs="Latha"/>
-                <w:color w:val="EE0000"/>
+                <w:sz w:val="32"/>
+                <w:szCs w:val="28"/>
+                <w:lang w:val="it-IT" w:bidi="ta-IN"/>
+              </w:rPr>
+              <w:t>…</w:t>
+            </w:r>
+            <w:r>
+              <w:rPr>
+                <w:rFonts w:ascii="Latha" w:hAnsi="Latha" w:cs="Latha"/>
                 <w:sz w:val="28"/>
                 <w:szCs w:val="28"/>
                 <w:cs/>
@@ -7832,17 +7259,15 @@
               <w:rPr>
                 <w:rFonts w:ascii="BRH Tamil Tab Extra" w:hAnsi="BRH Tamil Tab Extra" w:cs="Latha"/>
                 <w:b/>
-                <w:color w:val="EE0000"/>
-                <w:sz w:val="32"/>
-                <w:szCs w:val="28"/>
-                <w:lang w:val="it-IT" w:bidi="ta-IN"/>
-              </w:rPr>
-              <w:t>…</w:t>
-            </w:r>
-            <w:r>
-              <w:rPr>
-                <w:rFonts w:ascii="Latha" w:hAnsi="Latha" w:cs="Latha"/>
-                <w:color w:val="EE0000"/>
+                <w:sz w:val="32"/>
+                <w:szCs w:val="28"/>
+                <w:lang w:val="it-IT" w:bidi="ta-IN"/>
+              </w:rPr>
+              <w:t>…</w:t>
+            </w:r>
+            <w:r>
+              <w:rPr>
+                <w:rFonts w:ascii="Latha" w:hAnsi="Latha" w:cs="Latha"/>
                 <w:sz w:val="28"/>
                 <w:szCs w:val="28"/>
                 <w:cs/>
@@ -7854,7 +7279,6 @@
               <w:rPr>
                 <w:rFonts w:ascii="BRH Tamil Tab Extra" w:hAnsi="BRH Tamil Tab Extra" w:cs="Latha"/>
                 <w:b/>
-                <w:color w:val="EE0000"/>
                 <w:sz w:val="36"/>
                 <w:szCs w:val="28"/>
                 <w:lang w:val="it-IT" w:bidi="ta-IN"/>
@@ -7864,7 +7288,6 @@
             <w:r>
               <w:rPr>
                 <w:rFonts w:ascii="Latha" w:hAnsi="Latha" w:cs="Latha"/>
-                <w:color w:val="EE0000"/>
                 <w:sz w:val="28"/>
                 <w:szCs w:val="28"/>
                 <w:lang w:val="it-IT" w:bidi="ta-IN"/>
@@ -7874,7 +7297,6 @@
             <w:r>
               <w:rPr>
                 <w:rFonts w:ascii="Latha" w:hAnsi="Latha" w:cs="Latha"/>
-                <w:color w:val="EE0000"/>
                 <w:sz w:val="28"/>
                 <w:szCs w:val="28"/>
                 <w:cs/>
@@ -7885,7 +7307,6 @@
             <w:r>
               <w:rPr>
                 <w:rFonts w:ascii="Latha" w:hAnsi="Latha" w:cs="Latha"/>
-                <w:color w:val="EE0000"/>
                 <w:sz w:val="28"/>
                 <w:szCs w:val="28"/>
                 <w:lang w:val="it-IT" w:bidi="ta-IN"/>
@@ -7895,7 +7316,6 @@
             <w:r>
               <w:rPr>
                 <w:rFonts w:ascii="Latha" w:hAnsi="Latha" w:cs="Latha"/>
-                <w:color w:val="EE0000"/>
                 <w:sz w:val="28"/>
                 <w:szCs w:val="28"/>
                 <w:cs/>
@@ -7907,7 +7327,6 @@
               <w:rPr>
                 <w:rFonts w:ascii="BRH Tamil Tab Extra" w:hAnsi="BRH Tamil Tab Extra" w:cs="Latha"/>
                 <w:b/>
-                <w:color w:val="EE0000"/>
                 <w:sz w:val="36"/>
                 <w:szCs w:val="28"/>
                 <w:lang w:val="it-IT" w:bidi="ta-IN"/>
@@ -7917,7 +7336,6 @@
             <w:r>
               <w:rPr>
                 <w:rFonts w:ascii="Latha" w:hAnsi="Latha" w:cs="Latha"/>
-                <w:color w:val="EE0000"/>
                 <w:sz w:val="28"/>
                 <w:szCs w:val="28"/>
                 <w:cs/>
@@ -7930,7 +7348,6 @@
                 <w:rFonts w:ascii="Latha" w:hAnsi="Latha" w:cs="Latha"/>
                 <w:b/>
                 <w:bCs/>
-                <w:color w:val="EE0000"/>
                 <w:sz w:val="32"/>
                 <w:szCs w:val="32"/>
                 <w:highlight w:val="yellow"/>
@@ -7942,7 +7359,6 @@
             <w:r>
               <w:rPr>
                 <w:rFonts w:ascii="Latha" w:hAnsi="Latha" w:cs="Latha"/>
-                <w:color w:val="EE0000"/>
                 <w:sz w:val="28"/>
                 <w:szCs w:val="28"/>
                 <w:cs/>
@@ -7953,7 +7369,6 @@
             <w:r>
               <w:rPr>
                 <w:rFonts w:ascii="Latha" w:hAnsi="Latha" w:cs="Latha"/>
-                <w:color w:val="EE0000"/>
                 <w:sz w:val="28"/>
                 <w:szCs w:val="28"/>
                 <w:lang w:val="it-IT" w:bidi="ta-IN"/>
@@ -7975,7 +7390,6 @@
               <w:spacing w:line="252" w:lineRule="auto"/>
               <w:rPr>
                 <w:rFonts w:ascii="BRH Malayalam Extra" w:hAnsi="BRH Malayalam Extra" w:cs="BRH Malayalam Extra"/>
-                <w:color w:val="EE0000"/>
                 <w:sz w:val="40"/>
                 <w:szCs w:val="40"/>
                 <w:lang w:val="it-IT"/>
@@ -7984,7 +7398,6 @@
             <w:r>
               <w:rPr>
                 <w:rFonts w:ascii="Latha" w:hAnsi="Latha" w:cs="Latha"/>
-                <w:color w:val="EE0000"/>
                 <w:sz w:val="28"/>
                 <w:szCs w:val="28"/>
                 <w:cs/>
@@ -7996,17 +7409,15 @@
               <w:rPr>
                 <w:rFonts w:ascii="BRH Tamil Tab Extra" w:hAnsi="BRH Tamil Tab Extra" w:cs="Latha"/>
                 <w:b/>
-                <w:color w:val="EE0000"/>
-                <w:sz w:val="32"/>
-                <w:szCs w:val="28"/>
-                <w:lang w:val="it-IT" w:bidi="ta-IN"/>
-              </w:rPr>
-              <w:t>…</w:t>
-            </w:r>
-            <w:r>
-              <w:rPr>
-                <w:rFonts w:ascii="Latha" w:hAnsi="Latha" w:cs="Latha"/>
-                <w:color w:val="EE0000"/>
+                <w:sz w:val="32"/>
+                <w:szCs w:val="28"/>
+                <w:lang w:val="it-IT" w:bidi="ta-IN"/>
+              </w:rPr>
+              <w:t>…</w:t>
+            </w:r>
+            <w:r>
+              <w:rPr>
+                <w:rFonts w:ascii="Latha" w:hAnsi="Latha" w:cs="Latha"/>
                 <w:sz w:val="28"/>
                 <w:szCs w:val="28"/>
                 <w:cs/>
@@ -8018,17 +7429,15 @@
               <w:rPr>
                 <w:rFonts w:ascii="BRH Tamil Tab Extra" w:hAnsi="BRH Tamil Tab Extra" w:cs="Latha"/>
                 <w:b/>
-                <w:color w:val="EE0000"/>
-                <w:sz w:val="32"/>
-                <w:szCs w:val="28"/>
-                <w:lang w:val="it-IT" w:bidi="ta-IN"/>
-              </w:rPr>
-              <w:t>…</w:t>
-            </w:r>
-            <w:r>
-              <w:rPr>
-                <w:rFonts w:ascii="Latha" w:hAnsi="Latha" w:cs="Latha"/>
-                <w:color w:val="EE0000"/>
+                <w:sz w:val="32"/>
+                <w:szCs w:val="28"/>
+                <w:lang w:val="it-IT" w:bidi="ta-IN"/>
+              </w:rPr>
+              <w:t>…</w:t>
+            </w:r>
+            <w:r>
+              <w:rPr>
+                <w:rFonts w:ascii="Latha" w:hAnsi="Latha" w:cs="Latha"/>
                 <w:sz w:val="28"/>
                 <w:szCs w:val="28"/>
                 <w:cs/>
@@ -8040,7 +7449,6 @@
               <w:rPr>
                 <w:rFonts w:ascii="BRH Tamil Tab Extra" w:hAnsi="BRH Tamil Tab Extra" w:cs="Latha"/>
                 <w:b/>
-                <w:color w:val="EE0000"/>
                 <w:sz w:val="36"/>
                 <w:szCs w:val="28"/>
                 <w:lang w:val="it-IT" w:bidi="ta-IN"/>
@@ -8050,7 +7458,6 @@
             <w:r>
               <w:rPr>
                 <w:rFonts w:ascii="Latha" w:hAnsi="Latha" w:cs="Latha"/>
-                <w:color w:val="EE0000"/>
                 <w:sz w:val="28"/>
                 <w:szCs w:val="28"/>
                 <w:lang w:val="it-IT" w:bidi="ta-IN"/>
@@ -8060,7 +7467,6 @@
             <w:r>
               <w:rPr>
                 <w:rFonts w:ascii="Latha" w:hAnsi="Latha" w:cs="Latha"/>
-                <w:color w:val="EE0000"/>
                 <w:sz w:val="28"/>
                 <w:szCs w:val="28"/>
                 <w:cs/>
@@ -8071,7 +7477,6 @@
             <w:r>
               <w:rPr>
                 <w:rFonts w:ascii="Latha" w:hAnsi="Latha" w:cs="Latha"/>
-                <w:color w:val="EE0000"/>
                 <w:sz w:val="28"/>
                 <w:szCs w:val="28"/>
                 <w:lang w:val="it-IT" w:bidi="ta-IN"/>
@@ -8081,7 +7486,6 @@
             <w:r>
               <w:rPr>
                 <w:rFonts w:ascii="Latha" w:hAnsi="Latha" w:cs="Latha"/>
-                <w:color w:val="EE0000"/>
                 <w:sz w:val="28"/>
                 <w:szCs w:val="28"/>
                 <w:cs/>
@@ -8093,7 +7497,6 @@
               <w:rPr>
                 <w:rFonts w:ascii="BRH Tamil Tab Extra" w:hAnsi="BRH Tamil Tab Extra" w:cs="Latha"/>
                 <w:b/>
-                <w:color w:val="EE0000"/>
                 <w:sz w:val="36"/>
                 <w:szCs w:val="28"/>
                 <w:lang w:val="it-IT" w:bidi="ta-IN"/>
@@ -8103,7 +7506,6 @@
             <w:r>
               <w:rPr>
                 <w:rFonts w:ascii="Latha" w:hAnsi="Latha" w:cs="Latha"/>
-                <w:color w:val="EE0000"/>
                 <w:sz w:val="28"/>
                 <w:szCs w:val="28"/>
                 <w:cs/>
@@ -8114,7 +7516,6 @@
             <w:r>
               <w:rPr>
                 <w:rFonts w:ascii="Latha" w:hAnsi="Latha" w:cs="Latha"/>
-                <w:color w:val="EE0000"/>
                 <w:sz w:val="28"/>
                 <w:szCs w:val="28"/>
                 <w:highlight w:val="green"/>
@@ -8126,7 +7527,6 @@
             <w:r>
               <w:rPr>
                 <w:rFonts w:ascii="Latha" w:hAnsi="Latha" w:cs="Latha"/>
-                <w:color w:val="EE0000"/>
                 <w:sz w:val="28"/>
                 <w:szCs w:val="28"/>
                 <w:cs/>
@@ -8137,7 +7537,6 @@
             <w:r>
               <w:rPr>
                 <w:rFonts w:ascii="Latha" w:hAnsi="Latha" w:cs="Latha"/>
-                <w:color w:val="EE0000"/>
                 <w:sz w:val="28"/>
                 <w:szCs w:val="28"/>
                 <w:lang w:val="it-IT" w:bidi="ta-IN"/>
@@ -8168,7 +7567,6 @@
               <w:rPr>
                 <w:rFonts w:eastAsia="Times New Roman" w:cs="Arial"/>
                 <w:b/>
-                <w:color w:val="EE0000"/>
                 <w:sz w:val="32"/>
                 <w:szCs w:val="32"/>
                 <w:lang w:val="en-IN" w:eastAsia="en-IN" w:bidi="ml-IN"/>
@@ -8178,7 +7576,6 @@
               <w:rPr>
                 <w:rFonts w:eastAsia="Times New Roman" w:cs="Arial"/>
                 <w:b/>
-                <w:color w:val="EE0000"/>
                 <w:sz w:val="32"/>
                 <w:szCs w:val="32"/>
                 <w:lang w:val="en-IN" w:eastAsia="en-IN" w:bidi="ml-IN"/>
@@ -8197,7 +7594,6 @@
                 <w:rFonts w:cs="Arial"/>
                 <w:b/>
                 <w:bCs/>
-                <w:color w:val="EE0000"/>
                 <w:sz w:val="28"/>
                 <w:szCs w:val="36"/>
                 <w:lang w:val="en-IN" w:bidi="ml-IN"/>
@@ -8208,7 +7604,6 @@
                 <w:rFonts w:cs="Arial"/>
                 <w:b/>
                 <w:bCs/>
-                <w:color w:val="EE0000"/>
                 <w:sz w:val="28"/>
                 <w:szCs w:val="36"/>
                 <w:lang w:val="en-IN" w:bidi="ml-IN"/>
@@ -8229,7 +7624,6 @@
               <w:rPr>
                 <w:rFonts w:eastAsia="Times New Roman" w:cs="Arial"/>
                 <w:b/>
-                <w:color w:val="EE0000"/>
                 <w:sz w:val="32"/>
                 <w:szCs w:val="32"/>
                 <w:lang w:val="it-IT" w:eastAsia="en-IN" w:bidi="ml-IN"/>
@@ -8240,7 +7634,6 @@
                 <w:rFonts w:cs="Arial"/>
                 <w:b/>
                 <w:bCs/>
-                <w:color w:val="EE0000"/>
                 <w:sz w:val="28"/>
                 <w:szCs w:val="36"/>
                 <w:lang w:val="it-IT" w:bidi="ml-IN"/>
@@ -8262,7 +7655,6 @@
               <w:spacing w:line="252" w:lineRule="auto"/>
               <w:rPr>
                 <w:rFonts w:ascii="BRH Malayalam Extra" w:hAnsi="BRH Malayalam Extra" w:cs="BRH Malayalam Extra"/>
-                <w:color w:val="EE0000"/>
                 <w:sz w:val="40"/>
                 <w:szCs w:val="40"/>
                 <w:lang w:val="it-IT"/>
@@ -8271,7 +7663,6 @@
             <w:r>
               <w:rPr>
                 <w:rFonts w:ascii="Latha" w:hAnsi="Latha" w:cs="Latha"/>
-                <w:color w:val="EE0000"/>
                 <w:sz w:val="28"/>
                 <w:szCs w:val="28"/>
                 <w:cs/>
@@ -8282,7 +7673,6 @@
             <w:r>
               <w:rPr>
                 <w:rFonts w:ascii="Latha" w:hAnsi="Latha" w:cs="Latha"/>
-                <w:color w:val="EE0000"/>
                 <w:sz w:val="28"/>
                 <w:szCs w:val="28"/>
                 <w:highlight w:val="yellow"/>
@@ -8295,7 +7685,6 @@
               <w:rPr>
                 <w:rFonts w:ascii="BRH Tamil Tab Extra" w:hAnsi="BRH Tamil Tab Extra" w:cs="Latha"/>
                 <w:b/>
-                <w:color w:val="EE0000"/>
                 <w:sz w:val="36"/>
                 <w:szCs w:val="28"/>
                 <w:lang w:bidi="ta-IN"/>
@@ -8305,7 +7694,6 @@
             <w:r>
               <w:rPr>
                 <w:rFonts w:ascii="Latha" w:hAnsi="Latha" w:cs="Latha"/>
-                <w:color w:val="EE0000"/>
                 <w:sz w:val="28"/>
                 <w:szCs w:val="28"/>
                 <w:lang w:bidi="ta-IN"/>
@@ -8315,7 +7703,6 @@
             <w:r>
               <w:rPr>
                 <w:rFonts w:ascii="Latha" w:hAnsi="Latha" w:cs="Latha"/>
-                <w:color w:val="EE0000"/>
                 <w:sz w:val="28"/>
                 <w:szCs w:val="28"/>
                 <w:cs/>
@@ -8327,17 +7714,15 @@
               <w:rPr>
                 <w:rFonts w:ascii="BRH Tamil Tab Extra" w:hAnsi="BRH Tamil Tab Extra" w:cs="Latha"/>
                 <w:b/>
-                <w:color w:val="EE0000"/>
-                <w:sz w:val="32"/>
-                <w:szCs w:val="28"/>
-                <w:lang w:bidi="ta-IN"/>
-              </w:rPr>
-              <w:t>…</w:t>
-            </w:r>
-            <w:r>
-              <w:rPr>
-                <w:rFonts w:ascii="Latha" w:hAnsi="Latha" w:cs="Latha"/>
-                <w:color w:val="EE0000"/>
+                <w:sz w:val="32"/>
+                <w:szCs w:val="28"/>
+                <w:lang w:bidi="ta-IN"/>
+              </w:rPr>
+              <w:t>…</w:t>
+            </w:r>
+            <w:r>
+              <w:rPr>
+                <w:rFonts w:ascii="Latha" w:hAnsi="Latha" w:cs="Latha"/>
                 <w:sz w:val="28"/>
                 <w:szCs w:val="28"/>
                 <w:lang w:bidi="ta-IN"/>
@@ -8347,7 +7732,6 @@
             <w:r>
               <w:rPr>
                 <w:rFonts w:ascii="Latha" w:hAnsi="Latha" w:cs="Latha"/>
-                <w:color w:val="EE0000"/>
                 <w:sz w:val="28"/>
                 <w:szCs w:val="28"/>
                 <w:cs/>
@@ -8358,7 +7742,6 @@
             <w:r>
               <w:rPr>
                 <w:rFonts w:ascii="Latha" w:hAnsi="Latha" w:cs="Latha"/>
-                <w:color w:val="EE0000"/>
                 <w:sz w:val="28"/>
                 <w:szCs w:val="28"/>
                 <w:lang w:bidi="ta-IN"/>
@@ -8380,7 +7763,6 @@
               <w:spacing w:line="252" w:lineRule="auto"/>
               <w:rPr>
                 <w:rFonts w:ascii="BRH Malayalam Extra" w:hAnsi="BRH Malayalam Extra" w:cs="BRH Malayalam Extra"/>
-                <w:color w:val="EE0000"/>
                 <w:sz w:val="40"/>
                 <w:szCs w:val="40"/>
                 <w:lang w:val="it-IT"/>
@@ -8389,7 +7771,6 @@
             <w:r>
               <w:rPr>
                 <w:rFonts w:ascii="Latha" w:hAnsi="Latha" w:cs="Latha"/>
-                <w:color w:val="EE0000"/>
                 <w:sz w:val="28"/>
                 <w:szCs w:val="28"/>
                 <w:cs/>
@@ -8400,7 +7781,6 @@
             <w:r>
               <w:rPr>
                 <w:rFonts w:ascii="Latha" w:hAnsi="Latha" w:cs="Latha"/>
-                <w:color w:val="EE0000"/>
                 <w:sz w:val="28"/>
                 <w:szCs w:val="28"/>
                 <w:highlight w:val="green"/>
@@ -8412,7 +7792,6 @@
             <w:r>
               <w:rPr>
                 <w:rFonts w:ascii="Latha" w:hAnsi="Latha" w:cs="Latha"/>
-                <w:color w:val="EE0000"/>
                 <w:sz w:val="28"/>
                 <w:szCs w:val="28"/>
                 <w:lang w:bidi="ta-IN"/>
@@ -8422,7 +7801,6 @@
             <w:r>
               <w:rPr>
                 <w:rFonts w:ascii="Latha" w:hAnsi="Latha" w:cs="Latha"/>
-                <w:color w:val="EE0000"/>
                 <w:sz w:val="28"/>
                 <w:szCs w:val="28"/>
                 <w:cs/>
@@ -8434,17 +7812,15 @@
               <w:rPr>
                 <w:rFonts w:ascii="BRH Tamil Tab Extra" w:hAnsi="BRH Tamil Tab Extra" w:cs="Latha"/>
                 <w:b/>
-                <w:color w:val="EE0000"/>
-                <w:sz w:val="32"/>
-                <w:szCs w:val="28"/>
-                <w:lang w:bidi="ta-IN"/>
-              </w:rPr>
-              <w:t>…</w:t>
-            </w:r>
-            <w:r>
-              <w:rPr>
-                <w:rFonts w:ascii="Latha" w:hAnsi="Latha" w:cs="Latha"/>
-                <w:color w:val="EE0000"/>
+                <w:sz w:val="32"/>
+                <w:szCs w:val="28"/>
+                <w:lang w:bidi="ta-IN"/>
+              </w:rPr>
+              <w:t>…</w:t>
+            </w:r>
+            <w:r>
+              <w:rPr>
+                <w:rFonts w:ascii="Latha" w:hAnsi="Latha" w:cs="Latha"/>
                 <w:sz w:val="28"/>
                 <w:szCs w:val="28"/>
                 <w:lang w:bidi="ta-IN"/>
@@ -8454,7 +7830,6 @@
             <w:r>
               <w:rPr>
                 <w:rFonts w:ascii="Latha" w:hAnsi="Latha" w:cs="Latha"/>
-                <w:color w:val="EE0000"/>
                 <w:sz w:val="28"/>
                 <w:szCs w:val="28"/>
                 <w:cs/>
@@ -8465,7 +7840,6 @@
             <w:r>
               <w:rPr>
                 <w:rFonts w:ascii="Latha" w:hAnsi="Latha" w:cs="Latha"/>
-                <w:color w:val="EE0000"/>
                 <w:sz w:val="28"/>
                 <w:szCs w:val="28"/>
                 <w:lang w:bidi="ta-IN"/>
@@ -8509,27 +7883,7 @@
                 <w:szCs w:val="32"/>
                 <w:lang w:val="en-IN" w:eastAsia="en-IN" w:bidi="ml-IN"/>
               </w:rPr>
-              <w:t>T.S.1.7.</w:t>
-            </w:r>
-            <w:r>
-              <w:rPr>
-                <w:rFonts w:eastAsia="Times New Roman" w:cs="Arial"/>
-                <w:b/>
-                <w:sz w:val="32"/>
-                <w:szCs w:val="32"/>
-                <w:lang w:val="en-IN" w:eastAsia="en-IN" w:bidi="ml-IN"/>
-              </w:rPr>
-              <w:t>13.5</w:t>
-            </w:r>
-            <w:r>
-              <w:rPr>
-                <w:rFonts w:eastAsia="Times New Roman" w:cs="Arial"/>
-                <w:b/>
-                <w:sz w:val="32"/>
-                <w:szCs w:val="32"/>
-                <w:lang w:val="en-IN" w:eastAsia="en-IN" w:bidi="ml-IN"/>
-              </w:rPr>
-              <w:t xml:space="preserve"> - Kramam</w:t>
+              <w:t>T.S.1.7.13.5 - Kramam</w:t>
             </w:r>
           </w:p>
           <w:p>
@@ -8587,18 +7941,7 @@
                 <w:szCs w:val="36"/>
                 <w:lang w:val="it-IT" w:bidi="ml-IN"/>
               </w:rPr>
-              <w:t xml:space="preserve">Panchaati No. </w:t>
-            </w:r>
-            <w:r>
-              <w:rPr>
-                <w:rFonts w:cs="Arial"/>
-                <w:b/>
-                <w:bCs/>
-                <w:sz w:val="28"/>
-                <w:szCs w:val="36"/>
-                <w:lang w:val="it-IT" w:bidi="ml-IN"/>
-              </w:rPr>
-              <w:t>51</w:t>
+              <w:t>Panchaati No. 51</w:t>
             </w:r>
           </w:p>
         </w:tc>
@@ -9891,7 +9234,6 @@
           <w:szCs w:val="32"/>
           <w:u w:val="single"/>
         </w:rPr>
-        <w:lastRenderedPageBreak/>
         <w:t>============</w:t>
       </w:r>
     </w:p>
@@ -9926,6 +9268,7 @@
           <w:szCs w:val="32"/>
           <w:u w:val="single"/>
         </w:rPr>
+        <w:lastRenderedPageBreak/>
         <w:t xml:space="preserve">Krama </w:t>
       </w:r>
       <w:r>
@@ -11394,6 +10737,16 @@
           <w:u w:val="single"/>
         </w:rPr>
       </w:pPr>
+      <w:r>
+        <w:rPr>
+          <w:b/>
+          <w:bCs/>
+          <w:sz w:val="32"/>
+          <w:szCs w:val="32"/>
+          <w:u w:val="single"/>
+        </w:rPr>
+        <w:t>===========</w:t>
+      </w:r>
     </w:p>
     <w:p>
       <w:pPr>
@@ -11672,7 +11025,6 @@
                 <w:szCs w:val="32"/>
                 <w:lang w:val="en-IN" w:eastAsia="en-IN" w:bidi="ml-IN"/>
               </w:rPr>
-              <w:lastRenderedPageBreak/>
               <w:t>T.S.1.7.1.4 - Kramam</w:t>
             </w:r>
           </w:p>
@@ -12201,6 +11553,7 @@
                 <w:szCs w:val="32"/>
                 <w:lang w:val="en-IN" w:eastAsia="en-IN" w:bidi="ml-IN"/>
               </w:rPr>
+              <w:lastRenderedPageBreak/>
               <w:t>T.S.1.7.1.6 - Kramam</w:t>
             </w:r>
           </w:p>
@@ -15053,7 +14406,6 @@
                 <w:szCs w:val="32"/>
                 <w:lang w:val="en-IN" w:eastAsia="en-IN" w:bidi="ml-IN"/>
               </w:rPr>
-              <w:lastRenderedPageBreak/>
               <w:t>T.S.1.7.8.3 - Kramam</w:t>
             </w:r>
           </w:p>
@@ -16413,6 +15765,7 @@
                 <w:szCs w:val="32"/>
                 <w:lang w:val="en-IN" w:eastAsia="en-IN" w:bidi="ml-IN"/>
               </w:rPr>
+              <w:lastRenderedPageBreak/>
               <w:t>T.S.1.7.</w:t>
             </w:r>
             <w:r>
@@ -17070,29 +16423,7 @@
           <w:szCs w:val="32"/>
           <w:u w:val="single"/>
         </w:rPr>
-        <w:t>===========================</w:t>
-      </w:r>
-    </w:p>
-    <w:p>
-      <w:pPr>
-        <w:spacing w:before="0" w:line="240" w:lineRule="auto"/>
-        <w:rPr>
-          <w:b/>
-          <w:bCs/>
-          <w:sz w:val="32"/>
-          <w:szCs w:val="32"/>
-          <w:u w:val="single"/>
-        </w:rPr>
-      </w:pPr>
-      <w:r>
-        <w:rPr>
-          <w:b/>
-          <w:bCs/>
-          <w:sz w:val="32"/>
-          <w:szCs w:val="32"/>
-          <w:u w:val="single"/>
-        </w:rPr>
-        <w:br w:type="page"/>
+        <w:t>===========</w:t>
       </w:r>
     </w:p>
     <w:p>
@@ -17114,7 +16445,6 @@
           <w:szCs w:val="32"/>
           <w:u w:val="single"/>
         </w:rPr>
-        <w:lastRenderedPageBreak/>
         <w:t xml:space="preserve">TS </w:t>
       </w:r>
       <w:r>
@@ -18794,6 +18124,7 @@
                 <w:cs/>
                 <w:lang w:bidi="ta-IN"/>
               </w:rPr>
+              <w:lastRenderedPageBreak/>
               <w:t>பூ</w:t>
             </w:r>
             <w:r>
@@ -19377,6 +18708,7 @@
                 <w:cs/>
                 <w:lang w:bidi="ta-IN"/>
               </w:rPr>
+              <w:lastRenderedPageBreak/>
               <w:t>வை தே</w:t>
             </w:r>
             <w:r>
@@ -19621,6 +18953,7 @@
                 <w:cs/>
                 <w:lang w:bidi="ta-IN"/>
               </w:rPr>
+              <w:lastRenderedPageBreak/>
               <w:t>பூ</w:t>
             </w:r>
             <w:r>
@@ -22439,6 +21772,7 @@
                 <w:sz w:val="28"/>
                 <w:szCs w:val="28"/>
               </w:rPr>
+              <w:lastRenderedPageBreak/>
               <w:t xml:space="preserve">T.S.1.7.13.3 - </w:t>
             </w:r>
           </w:p>
@@ -23013,6 +22347,28 @@
         </w:tc>
       </w:tr>
     </w:tbl>
+    <w:p>
+      <w:pPr>
+        <w:jc w:val="center"/>
+        <w:rPr>
+          <w:b/>
+          <w:bCs/>
+          <w:sz w:val="32"/>
+          <w:szCs w:val="32"/>
+          <w:u w:val="single"/>
+        </w:rPr>
+      </w:pPr>
+      <w:r>
+        <w:rPr>
+          <w:b/>
+          <w:bCs/>
+          <w:sz w:val="32"/>
+          <w:szCs w:val="32"/>
+          <w:u w:val="single"/>
+        </w:rPr>
+        <w:t>===========</w:t>
+      </w:r>
+    </w:p>
     <w:p>
       <w:pPr>
         <w:jc w:val="center"/>

--- a/TS-Kramam/TS-1.7/TS 1.7 Tamil Krama Paatam Corrections.docx
+++ b/TS-Kramam/TS-1.7/TS 1.7 Tamil Krama Paatam Corrections.docx
@@ -4185,6 +4185,7 @@
                 <w:rFonts w:ascii="Latha" w:hAnsi="Latha" w:cs="Latha"/>
                 <w:sz w:val="28"/>
                 <w:szCs w:val="28"/>
+                <w:highlight w:val="yellow"/>
                 <w:cs/>
                 <w:lang w:bidi="ta-IN"/>
               </w:rPr>
@@ -4198,6 +4199,7 @@
                 <w:position w:val="-12"/>
                 <w:sz w:val="28"/>
                 <w:szCs w:val="28"/>
+                <w:highlight w:val="yellow"/>
                 <w:cs/>
                 <w:lang w:bidi="ta-IN"/>
               </w:rPr>
@@ -12420,12 +12422,21 @@
               </w:rPr>
               <w:t xml:space="preserve"> </w:t>
             </w:r>
-            <w:r>
-              <w:rPr>
-                <w:b/>
-                <w:bCs/>
-              </w:rPr>
-              <w:t>hraswam)</w:t>
+            <w:proofErr w:type="spellStart"/>
+            <w:r>
+              <w:rPr>
+                <w:b/>
+                <w:bCs/>
+              </w:rPr>
+              <w:t>hraswam</w:t>
+            </w:r>
+            <w:proofErr w:type="spellEnd"/>
+            <w:r>
+              <w:rPr>
+                <w:b/>
+                <w:bCs/>
+              </w:rPr>
+              <w:t>)</w:t>
             </w:r>
           </w:p>
         </w:tc>
@@ -13854,12 +13865,21 @@
               </w:rPr>
               <w:t xml:space="preserve"> </w:t>
             </w:r>
-            <w:r>
-              <w:rPr>
-                <w:b/>
-                <w:bCs/>
-              </w:rPr>
-              <w:t>hraswam)</w:t>
+            <w:proofErr w:type="spellStart"/>
+            <w:r>
+              <w:rPr>
+                <w:b/>
+                <w:bCs/>
+              </w:rPr>
+              <w:t>hraswam</w:t>
+            </w:r>
+            <w:proofErr w:type="spellEnd"/>
+            <w:r>
+              <w:rPr>
+                <w:b/>
+                <w:bCs/>
+              </w:rPr>
+              <w:t>)</w:t>
             </w:r>
           </w:p>
         </w:tc>
@@ -17740,6 +17760,7 @@
                 <w:sz w:val="28"/>
                 <w:szCs w:val="28"/>
               </w:rPr>
+              <w:lastRenderedPageBreak/>
               <w:t>TS 1.</w:t>
             </w:r>
             <w:r>
@@ -18124,7 +18145,6 @@
                 <w:cs/>
                 <w:lang w:bidi="ta-IN"/>
               </w:rPr>
-              <w:lastRenderedPageBreak/>
               <w:t>பூ</w:t>
             </w:r>
             <w:r>
@@ -18708,7 +18728,6 @@
                 <w:cs/>
                 <w:lang w:bidi="ta-IN"/>
               </w:rPr>
-              <w:lastRenderedPageBreak/>
               <w:t>வை தே</w:t>
             </w:r>
             <w:r>
@@ -18953,7 +18972,6 @@
                 <w:cs/>
                 <w:lang w:bidi="ta-IN"/>
               </w:rPr>
-              <w:lastRenderedPageBreak/>
               <w:t>பூ</w:t>
             </w:r>
             <w:r>
@@ -19539,7 +19557,6 @@
                 <w:sz w:val="28"/>
                 <w:szCs w:val="28"/>
               </w:rPr>
-              <w:lastRenderedPageBreak/>
               <w:t>T.S.1.7.6.3 - Kramam</w:t>
             </w:r>
           </w:p>
@@ -19558,6 +19575,7 @@
                 <w:szCs w:val="28"/>
               </w:rPr>
             </w:pPr>
+            <w:proofErr w:type="spellStart"/>
             <w:r>
               <w:rPr>
                 <w:rFonts w:cs="Arial"/>
@@ -19565,7 +19583,17 @@
                 <w:sz w:val="28"/>
                 <w:szCs w:val="28"/>
               </w:rPr>
-              <w:t>KramaVaakyam No. 7</w:t>
+              <w:t>KramaVaakyam</w:t>
+            </w:r>
+            <w:proofErr w:type="spellEnd"/>
+            <w:r>
+              <w:rPr>
+                <w:rFonts w:cs="Arial"/>
+                <w:b/>
+                <w:sz w:val="28"/>
+                <w:szCs w:val="28"/>
+              </w:rPr>
+              <w:t xml:space="preserve"> No. 7</w:t>
             </w:r>
             <w:r>
               <w:rPr>
@@ -21391,6 +21419,7 @@
                 <w:szCs w:val="28"/>
                 <w:lang w:val="it-IT"/>
               </w:rPr>
+              <w:lastRenderedPageBreak/>
               <w:t>T.S.1.7.12.2 - Kramam</w:t>
             </w:r>
           </w:p>
@@ -21772,7 +21801,6 @@
                 <w:sz w:val="28"/>
                 <w:szCs w:val="28"/>
               </w:rPr>
-              <w:lastRenderedPageBreak/>
               <w:t xml:space="preserve">T.S.1.7.13.3 - </w:t>
             </w:r>
           </w:p>
